--- a/featureDetail.docx
+++ b/featureDetail.docx
@@ -585,7 +585,7 @@
               <w:jc w:val="left"/>
             </w:pPr>
             <w:r>
-              <w:t xml:space="preserve">❌ Not built</w:t>
+              <w:t xml:space="preserve">✅ Implemented</w:t>
             </w:r>
           </w:p>
         </w:tc>
@@ -597,7 +597,7 @@
               <w:jc w:val="left"/>
             </w:pPr>
             <w:r>
-              <w:t xml:space="preserve">Demo only / planned</w:t>
+              <w:t xml:space="preserve">Standard map pool (12 maps), favorites system (localStorage), workshop map support, map cycle editor, RCON integration (changelevel, host_workshop_map)</w:t>
             </w:r>
           </w:p>
         </w:tc>
@@ -7676,6 +7676,379 @@
       </w:r>
       <w:r>
         <w:t xml:space="preserve">button (writes the cycle to mapcycle.txt).</w:t>
+      </w:r>
+    </w:p>
+    <w:p>
+      <w:pPr>
+        <w:pStyle w:val="BlockText"/>
+      </w:pPr>
+      <w:r>
+        <w:rPr>
+          <w:bCs/>
+          <w:b/>
+        </w:rPr>
+        <w:t xml:space="preserve">✅ Current implementation status (this fork):</w:t>
+      </w:r>
+      <w:r>
+        <w:t xml:space="preserve"> </w:t>
+      </w:r>
+      <w:r>
+        <w:t xml:space="preserve">The Maps panel is fully built as a functional page. The component lives in</w:t>
+      </w:r>
+      <w:r>
+        <w:t xml:space="preserve"> </w:t>
+      </w:r>
+      <w:r>
+        <w:rPr>
+          <w:rStyle w:val="VerbatimChar"/>
+        </w:rPr>
+        <w:t xml:space="preserve">web/src/pages/maps-page.tsx</w:t>
+      </w:r>
+      <w:r>
+        <w:t xml:space="preserve"> </w:t>
+      </w:r>
+      <w:r>
+        <w:t xml:space="preserve">(exported as</w:t>
+      </w:r>
+      <w:r>
+        <w:t xml:space="preserve"> </w:t>
+      </w:r>
+      <w:r>
+        <w:rPr>
+          <w:rStyle w:val="VerbatimChar"/>
+        </w:rPr>
+        <w:t xml:space="preserve">MapsPage</w:t>
+      </w:r>
+      <w:r>
+        <w:t xml:space="preserve">) and is rendered from the</w:t>
+      </w:r>
+      <w:r>
+        <w:t xml:space="preserve"> </w:t>
+      </w:r>
+      <w:r>
+        <w:rPr>
+          <w:rStyle w:val="VerbatimChar"/>
+        </w:rPr>
+        <w:t xml:space="preserve">/servers/:id/maps</w:t>
+      </w:r>
+      <w:r>
+        <w:t xml:space="preserve"> </w:t>
+      </w:r>
+      <w:r>
+        <w:t xml:space="preserve">route in</w:t>
+      </w:r>
+      <w:r>
+        <w:t xml:space="preserve"> </w:t>
+      </w:r>
+      <w:r>
+        <w:rPr>
+          <w:rStyle w:val="VerbatimChar"/>
+        </w:rPr>
+        <w:t xml:space="preserve">App.tsx</w:t>
+      </w:r>
+      <w:r>
+        <w:t xml:space="preserve">. It uses the existing</w:t>
+      </w:r>
+      <w:r>
+        <w:t xml:space="preserve"> </w:t>
+      </w:r>
+      <w:r>
+        <w:rPr>
+          <w:rStyle w:val="VerbatimChar"/>
+        </w:rPr>
+        <w:t xml:space="preserve">POST /api/servers/:id/rcon</w:t>
+      </w:r>
+      <w:r>
+        <w:t xml:space="preserve"> </w:t>
+      </w:r>
+      <w:r>
+        <w:t xml:space="preserve">endpoint for map changes — no new backend routes were added.</w:t>
+      </w:r>
+      <w:r>
+        <w:t xml:space="preserve"> </w:t>
+      </w:r>
+      <w:r>
+        <w:t xml:space="preserve">-</w:t>
+      </w:r>
+      <w:r>
+        <w:t xml:space="preserve"> </w:t>
+      </w:r>
+      <w:r>
+        <w:rPr>
+          <w:bCs/>
+          <w:b/>
+        </w:rPr>
+        <w:t xml:space="preserve">Standard map pool</w:t>
+      </w:r>
+      <w:r>
+        <w:t xml:space="preserve">: 12 CS2 maps loaded from</w:t>
+      </w:r>
+      <w:r>
+        <w:t xml:space="preserve"> </w:t>
+      </w:r>
+      <w:r>
+        <w:rPr>
+          <w:rStyle w:val="VerbatimChar"/>
+        </w:rPr>
+        <w:t xml:space="preserve">web/src/data/cs2-maps.json</w:t>
+      </w:r>
+      <w:r>
+        <w:t xml:space="preserve"> </w:t>
+      </w:r>
+      <w:r>
+        <w:t xml:space="preserve">(Mirage, Inferno, Dust II, Nuke, Overpass, Anubis, Vertigo, Ancient, Train, Office, Italy, aim_botz) with categorization by mode (comp, hostage, practice).</w:t>
+      </w:r>
+      <w:r>
+        <w:t xml:space="preserve"> </w:t>
+      </w:r>
+      <w:r>
+        <w:t xml:space="preserve">-</w:t>
+      </w:r>
+      <w:r>
+        <w:t xml:space="preserve"> </w:t>
+      </w:r>
+      <w:r>
+        <w:rPr>
+          <w:bCs/>
+          <w:b/>
+        </w:rPr>
+        <w:t xml:space="preserve">Favorites system</w:t>
+      </w:r>
+      <w:r>
+        <w:t xml:space="preserve">: Users can star/unstar maps; favorites are persisted in</w:t>
+      </w:r>
+      <w:r>
+        <w:t xml:space="preserve"> </w:t>
+      </w:r>
+      <w:r>
+        <w:rPr>
+          <w:rStyle w:val="VerbatimChar"/>
+        </w:rPr>
+        <w:t xml:space="preserve">localStorage</w:t>
+      </w:r>
+      <w:r>
+        <w:t xml:space="preserve"> </w:t>
+      </w:r>
+      <w:r>
+        <w:t xml:space="preserve">under</w:t>
+      </w:r>
+      <w:r>
+        <w:t xml:space="preserve"> </w:t>
+      </w:r>
+      <w:r>
+        <w:rPr>
+          <w:rStyle w:val="VerbatimChar"/>
+        </w:rPr>
+        <w:t xml:space="preserve">nokit_map_favorites</w:t>
+      </w:r>
+      <w:r>
+        <w:t xml:space="preserve">. A</w:t>
+      </w:r>
+      <w:r>
+        <w:t xml:space="preserve"> </w:t>
+      </w:r>
+      <w:r>
+        <w:t xml:space="preserve">“</w:t>
+      </w:r>
+      <w:r>
+        <w:t xml:space="preserve">show favs only</w:t>
+      </w:r>
+      <w:r>
+        <w:t xml:space="preserve">”</w:t>
+      </w:r>
+      <w:r>
+        <w:t xml:space="preserve"> </w:t>
+      </w:r>
+      <w:r>
+        <w:t xml:space="preserve">toggle filters the grid to show only favorited maps. Favorite maps are displayed in a compact horizontal row at the top for quick access.</w:t>
+      </w:r>
+      <w:r>
+        <w:t xml:space="preserve"> </w:t>
+      </w:r>
+      <w:r>
+        <w:t xml:space="preserve">-</w:t>
+      </w:r>
+      <w:r>
+        <w:t xml:space="preserve"> </w:t>
+      </w:r>
+      <w:r>
+        <w:rPr>
+          <w:bCs/>
+          <w:b/>
+        </w:rPr>
+        <w:t xml:space="preserve">Active map tracking</w:t>
+      </w:r>
+      <w:r>
+        <w:t xml:space="preserve">: The currently active map is highlighted with a green border and</w:t>
+      </w:r>
+      <w:r>
+        <w:t xml:space="preserve"> </w:t>
+      </w:r>
+      <w:r>
+        <w:t xml:space="preserve">“</w:t>
+      </w:r>
+      <w:r>
+        <w:t xml:space="preserve">● active</w:t>
+      </w:r>
+      <w:r>
+        <w:t xml:space="preserve">”</w:t>
+      </w:r>
+      <w:r>
+        <w:t xml:space="preserve"> </w:t>
+      </w:r>
+      <w:r>
+        <w:t xml:space="preserve">badge. Map changes are triggered via RCON</w:t>
+      </w:r>
+      <w:r>
+        <w:t xml:space="preserve"> </w:t>
+      </w:r>
+      <w:r>
+        <w:rPr>
+          <w:rStyle w:val="VerbatimChar"/>
+        </w:rPr>
+        <w:t xml:space="preserve">changelevel &lt;mapid&gt;</w:t>
+      </w:r>
+      <w:r>
+        <w:t xml:space="preserve"> </w:t>
+      </w:r>
+      <w:r>
+        <w:t xml:space="preserve">command.</w:t>
+      </w:r>
+      <w:r>
+        <w:t xml:space="preserve"> </w:t>
+      </w:r>
+      <w:r>
+        <w:t xml:space="preserve">-</w:t>
+      </w:r>
+      <w:r>
+        <w:t xml:space="preserve"> </w:t>
+      </w:r>
+      <w:r>
+        <w:rPr>
+          <w:bCs/>
+          <w:b/>
+        </w:rPr>
+        <w:t xml:space="preserve">Workshop maps</w:t>
+      </w:r>
+      <w:r>
+        <w:t xml:space="preserve">: Demo section displays 4 workshop maps (de_cache_redux, awp_lego, surf_kitsune_ksf, de_season) with author, subscriber count, and workshop ID. Users can input a workshop ID and load it via RCON</w:t>
+      </w:r>
+      <w:r>
+        <w:t xml:space="preserve"> </w:t>
+      </w:r>
+      <w:r>
+        <w:rPr>
+          <w:rStyle w:val="VerbatimChar"/>
+        </w:rPr>
+        <w:t xml:space="preserve">host_workshop_map &lt;workshopid&gt;</w:t>
+      </w:r>
+      <w:r>
+        <w:t xml:space="preserve"> </w:t>
+      </w:r>
+      <w:r>
+        <w:t xml:space="preserve">command.</w:t>
+      </w:r>
+      <w:r>
+        <w:t xml:space="preserve"> </w:t>
+      </w:r>
+      <w:r>
+        <w:t xml:space="preserve">-</w:t>
+      </w:r>
+      <w:r>
+        <w:t xml:space="preserve"> </w:t>
+      </w:r>
+      <w:r>
+        <w:rPr>
+          <w:bCs/>
+          <w:b/>
+        </w:rPr>
+        <w:t xml:space="preserve">Map cycle editor</w:t>
+      </w:r>
+      <w:r>
+        <w:t xml:space="preserve">: Displays an ordered list of maps in the rotation (persisted in</w:t>
+      </w:r>
+      <w:r>
+        <w:t xml:space="preserve"> </w:t>
+      </w:r>
+      <w:r>
+        <w:rPr>
+          <w:rStyle w:val="VerbatimChar"/>
+        </w:rPr>
+        <w:t xml:space="preserve">localStorage</w:t>
+      </w:r>
+      <w:r>
+        <w:t xml:space="preserve"> </w:t>
+      </w:r>
+      <w:r>
+        <w:t xml:space="preserve">under</w:t>
+      </w:r>
+      <w:r>
+        <w:t xml:space="preserve"> </w:t>
+      </w:r>
+      <w:r>
+        <w:rPr>
+          <w:rStyle w:val="VerbatimChar"/>
+        </w:rPr>
+        <w:t xml:space="preserve">nokit_map_cycle</w:t>
+      </w:r>
+      <w:r>
+        <w:t xml:space="preserve">). Users can remove maps from the cycle; the default cycle includes 7 competitive maps.</w:t>
+      </w:r>
+      <w:r>
+        <w:t xml:space="preserve"> </w:t>
+      </w:r>
+      <w:r>
+        <w:t xml:space="preserve">“</w:t>
+      </w:r>
+      <w:r>
+        <w:t xml:space="preserve">Save mapcycle.txt</w:t>
+      </w:r>
+      <w:r>
+        <w:t xml:space="preserve">”</w:t>
+      </w:r>
+      <w:r>
+        <w:t xml:space="preserve"> </w:t>
+      </w:r>
+      <w:r>
+        <w:t xml:space="preserve">button is ready for backend integration to write the cycle to the server’s mapcycle.txt file.</w:t>
+      </w:r>
+      <w:r>
+        <w:t xml:space="preserve"> </w:t>
+      </w:r>
+      <w:r>
+        <w:t xml:space="preserve">-</w:t>
+      </w:r>
+      <w:r>
+        <w:t xml:space="preserve"> </w:t>
+      </w:r>
+      <w:r>
+        <w:rPr>
+          <w:bCs/>
+          <w:b/>
+        </w:rPr>
+        <w:t xml:space="preserve">Responsive grid</w:t>
+      </w:r>
+      <w:r>
+        <w:t xml:space="preserve">: Map cards display in a 4-column grid (responsive: 1 col mobile, 2 col tablet, 3 col desktop, 4 col wide) with hover states and click-to-change functionality.</w:t>
+      </w:r>
+      <w:r>
+        <w:t xml:space="preserve"> </w:t>
+      </w:r>
+      <w:r>
+        <w:t xml:space="preserve">-</w:t>
+      </w:r>
+      <w:r>
+        <w:t xml:space="preserve"> </w:t>
+      </w:r>
+      <w:r>
+        <w:rPr>
+          <w:bCs/>
+          <w:b/>
+        </w:rPr>
+        <w:t xml:space="preserve">TODO</w:t>
+      </w:r>
+      <w:r>
+        <w:t xml:space="preserve">: Map thumbnail images (currently showing placeholder gradients), drag-and-drop reordering for map cycle, Steam Workshop API integration for fetching workshop map metadata and thumbnails.</w:t>
       </w:r>
     </w:p>
     <w:p>

--- a/featureDetail.docx
+++ b/featureDetail.docx
@@ -2,7 +2,7 @@
 <file path=word/document.xml><?xml version="1.0" encoding="utf-8"?>
 <w:document xmlns:w="http://schemas.openxmlformats.org/wordprocessingml/2006/main" xmlns:m="http://schemas.openxmlformats.org/officeDocument/2006/math" xmlns:r="http://schemas.openxmlformats.org/officeDocument/2006/relationships" xmlns:o="urn:schemas-microsoft-com:office:office" xmlns:v="urn:schemas-microsoft-com:vml" xmlns:w10="urn:schemas-microsoft-com:office:word" xmlns:a="http://schemas.openxmlformats.org/drawingml/2006/main" xmlns:pic="http://schemas.openxmlformats.org/drawingml/2006/picture" xmlns:wp="http://schemas.openxmlformats.org/drawingml/2006/wordprocessingDrawing">
   <w:body>
-    <w:bookmarkStart w:id="85" w:name="feature-detail-demo-reference"/>
+    <w:bookmarkStart w:id="86" w:name="feature-detail-demo-reference"/>
     <w:p>
       <w:pPr>
         <w:pStyle w:val="Heading1"/>
@@ -421,7 +421,7 @@
               <w:jc w:val="left"/>
             </w:pPr>
             <w:r>
-              <w:t xml:space="preserve">Full terminal UI: timestamps, color-coded output, ↑↓ history, Ctrl+L clear, Tab autocomplete (CS2 CVARs), RCON macros sidebar with localStorage persistence, clickable history panel, live/paused scroll toggle, Copy session &amp; Export</w:t>
+              <w:t xml:space="preserve">Full terminal UI: timestamps, color-coded output, ↑↓ history, Ctrl+L clear, Tab autocomplete (5000+ CS2 CVARs/commands), RCON macros sidebar with localStorage persistence, clickable history panel, live/paused scroll toggle, Copy session &amp; Export</w:t>
             </w:r>
           </w:p>
         </w:tc>
@@ -661,7 +661,7 @@
               <w:jc w:val="left"/>
             </w:pPr>
             <w:r>
-              <w:t xml:space="preserve">❌ Not built</w:t>
+              <w:t xml:space="preserve">✅ Implemented</w:t>
             </w:r>
           </w:p>
         </w:tc>
@@ -673,7 +673,7 @@
               <w:jc w:val="left"/>
             </w:pPr>
             <w:r>
-              <w:t xml:space="preserve">Demo only / planned</w:t>
+              <w:t xml:space="preserve">File browser tree view, code editor with line numbers, unsaved changes tracking, save/reload/exec via RCON, support for .cfg and .json files</w:t>
             </w:r>
           </w:p>
         </w:tc>
@@ -801,7 +801,7 @@
       </w:r>
     </w:p>
     <w:bookmarkEnd w:id="22"/>
-    <w:bookmarkStart w:id="83" w:name="Xdae9c888683b0c901a881bea1d864a479c2ddb5"/>
+    <w:bookmarkStart w:id="84" w:name="Xdae9c888683b0c901a881bea1d864a479c2ddb5"/>
     <w:p>
       <w:pPr>
         <w:pStyle w:val="Heading2"/>
@@ -3406,7 +3406,7 @@
     </w:p>
     <w:bookmarkEnd w:id="32"/>
     <w:bookmarkEnd w:id="33"/>
-    <w:bookmarkStart w:id="38" w:name="rcon-console"/>
+    <w:bookmarkStart w:id="39" w:name="rcon-console"/>
     <w:p>
       <w:pPr>
         <w:pStyle w:val="Heading3"/>
@@ -3959,7 +3959,7 @@
       </w:r>
     </w:p>
     <w:bookmarkEnd w:id="36"/>
-    <w:bookmarkStart w:id="37" w:name="history-panel-right-sidebar-below-macros"/>
+    <w:bookmarkStart w:id="38" w:name="history-panel-right-sidebar-below-macros"/>
     <w:p>
       <w:pPr>
         <w:pStyle w:val="Heading4"/>
@@ -4244,7 +4244,49 @@
         <w:t xml:space="preserve"> </w:t>
       </w:r>
       <w:r>
-        <w:t xml:space="preserve">with shell-style keyboard shortcuts — ↑↓ navigate command history, Ctrl+L clears the terminal, and Tab triggers autocomplete with a dropdown covering 30+ common CS2 CVARs/commands.</w:t>
+        <w:t xml:space="preserve">with shell-style keyboard shortcuts — ↑↓ navigate command history, Ctrl+L clears the terminal, and Tab triggers autocomplete with a dropdown covering</w:t>
+      </w:r>
+      <w:r>
+        <w:t xml:space="preserve"> </w:t>
+      </w:r>
+      <w:r>
+        <w:rPr>
+          <w:bCs/>
+          <w:b/>
+        </w:rPr>
+        <w:t xml:space="preserve">5000+ CS2 CVARs/commands</w:t>
+      </w:r>
+      <w:r>
+        <w:t xml:space="preserve"> </w:t>
+      </w:r>
+      <w:r>
+        <w:t xml:space="preserve">(loaded from</w:t>
+      </w:r>
+      <w:r>
+        <w:t xml:space="preserve"> </w:t>
+      </w:r>
+      <w:r>
+        <w:rPr>
+          <w:rStyle w:val="VerbatimChar"/>
+        </w:rPr>
+        <w:t xml:space="preserve">web/src/data/cs2-commands.json</w:t>
+      </w:r>
+      <w:r>
+        <w:t xml:space="preserve">, sourced from</w:t>
+      </w:r>
+      <w:r>
+        <w:t xml:space="preserve"> </w:t>
+      </w:r>
+      <w:hyperlink r:id="rId37">
+        <w:r>
+          <w:rPr>
+            <w:rStyle w:val="Hyperlink"/>
+          </w:rPr>
+          <w:t xml:space="preserve">ArminC-CS2-Cvars</w:t>
+        </w:r>
+      </w:hyperlink>
+      <w:r>
+        <w:t xml:space="preserve">). The autocomplete is capped at 50 suggestions per prefix for performance.</w:t>
       </w:r>
       <w:r>
         <w:t xml:space="preserve"> </w:t>
@@ -4450,9 +4492,9 @@
         </w:pict>
       </w:r>
     </w:p>
-    <w:bookmarkEnd w:id="37"/>
     <w:bookmarkEnd w:id="38"/>
-    <w:bookmarkStart w:id="43" w:name="live-logs"/>
+    <w:bookmarkEnd w:id="39"/>
+    <w:bookmarkStart w:id="44" w:name="live-logs"/>
     <w:p>
       <w:pPr>
         <w:pStyle w:val="Heading3"/>
@@ -4551,7 +4593,7 @@
         <w:t xml:space="preserve">button.</w:t>
       </w:r>
     </w:p>
-    <w:bookmarkStart w:id="39" w:name="filter-tabs-with-count-badges"/>
+    <w:bookmarkStart w:id="40" w:name="filter-tabs-with-count-badges"/>
     <w:p>
       <w:pPr>
         <w:pStyle w:val="Heading4"/>
@@ -4686,8 +4728,8 @@
         <w:t xml:space="preserve">count (verified — Chat tab showed only the 3 chat lines).</w:t>
       </w:r>
     </w:p>
-    <w:bookmarkEnd w:id="39"/>
-    <w:bookmarkStart w:id="40" w:name="search-grep-bar"/>
+    <w:bookmarkEnd w:id="40"/>
+    <w:bookmarkStart w:id="41" w:name="search-grep-bar"/>
     <w:p>
       <w:pPr>
         <w:pStyle w:val="Heading4"/>
@@ -4790,8 +4832,8 @@
         <w:t xml:space="preserve">throughput label.</w:t>
       </w:r>
     </w:p>
-    <w:bookmarkEnd w:id="40"/>
-    <w:bookmarkStart w:id="41" w:name="X83fd1569fedee2698301e9ebdc89729d7a65092"/>
+    <w:bookmarkEnd w:id="41"/>
+    <w:bookmarkStart w:id="42" w:name="X83fd1569fedee2698301e9ebdc89729d7a65092"/>
     <w:p>
       <w:pPr>
         <w:pStyle w:val="Heading4"/>
@@ -5219,8 +5261,8 @@
         <w:t xml:space="preserve">12:53:01  rcon   &gt; changelevel de_inferno</w:t>
       </w:r>
     </w:p>
-    <w:bookmarkEnd w:id="41"/>
-    <w:bookmarkStart w:id="42" w:name="stream-footer"/>
+    <w:bookmarkEnd w:id="42"/>
+    <w:bookmarkStart w:id="43" w:name="stream-footer"/>
     <w:p>
       <w:pPr>
         <w:pStyle w:val="Heading4"/>
@@ -5318,9 +5360,9 @@
         </w:pict>
       </w:r>
     </w:p>
-    <w:bookmarkEnd w:id="42"/>
     <w:bookmarkEnd w:id="43"/>
-    <w:bookmarkStart w:id="50" w:name="players"/>
+    <w:bookmarkEnd w:id="44"/>
+    <w:bookmarkStart w:id="51" w:name="players"/>
     <w:p>
       <w:pPr>
         <w:pStyle w:val="Heading3"/>
@@ -5404,7 +5446,7 @@
         <w:t xml:space="preserve">.</w:t>
       </w:r>
     </w:p>
-    <w:bookmarkStart w:id="44" w:name="tabs-with-count-badges"/>
+    <w:bookmarkStart w:id="45" w:name="tabs-with-count-badges"/>
     <w:p>
       <w:pPr>
         <w:pStyle w:val="Heading4"/>
@@ -5469,8 +5511,8 @@
         <w:t xml:space="preserve">Session history</w:t>
       </w:r>
     </w:p>
-    <w:bookmarkEnd w:id="44"/>
-    <w:bookmarkStart w:id="45" w:name="common-controls"/>
+    <w:bookmarkEnd w:id="45"/>
+    <w:bookmarkStart w:id="46" w:name="common-controls"/>
     <w:p>
       <w:pPr>
         <w:pStyle w:val="Heading4"/>
@@ -5551,8 +5593,8 @@
         <w:t xml:space="preserve">button (right).</w:t>
       </w:r>
     </w:p>
-    <w:bookmarkEnd w:id="45"/>
-    <w:bookmarkStart w:id="46" w:name="live-tab-table-columns"/>
+    <w:bookmarkEnd w:id="46"/>
+    <w:bookmarkStart w:id="47" w:name="live-tab-table-columns"/>
     <w:p>
       <w:pPr>
         <w:pStyle w:val="Heading4"/>
@@ -6810,8 +6852,8 @@
         <w:t xml:space="preserve">(red/danger).</w:t>
       </w:r>
     </w:p>
-    <w:bookmarkEnd w:id="46"/>
-    <w:bookmarkStart w:id="47" w:name="watchlist-tab-table-columns"/>
+    <w:bookmarkEnd w:id="47"/>
+    <w:bookmarkStart w:id="48" w:name="watchlist-tab-table-columns"/>
     <w:p>
       <w:pPr>
         <w:pStyle w:val="Heading4"/>
@@ -6873,8 +6915,8 @@
         <w:t xml:space="preserve">- Each row has an amber flag icon. STATUS is a colored pill (green online / grey offline).</w:t>
       </w:r>
     </w:p>
-    <w:bookmarkEnd w:id="47"/>
-    <w:bookmarkStart w:id="48" w:name="bans-tab-table-columns"/>
+    <w:bookmarkEnd w:id="48"/>
+    <w:bookmarkStart w:id="49" w:name="bans-tab-table-columns"/>
     <w:p>
       <w:pPr>
         <w:pStyle w:val="Heading4"/>
@@ -6951,8 +6993,8 @@
         <w:t xml:space="preserve">pill.</w:t>
       </w:r>
     </w:p>
-    <w:bookmarkEnd w:id="48"/>
-    <w:bookmarkStart w:id="49" w:name="session-history-tab"/>
+    <w:bookmarkEnd w:id="49"/>
+    <w:bookmarkStart w:id="50" w:name="session-history-tab"/>
     <w:p>
       <w:pPr>
         <w:pStyle w:val="Heading4"/>
@@ -7015,9 +7057,9 @@
         </w:pict>
       </w:r>
     </w:p>
-    <w:bookmarkEnd w:id="49"/>
     <w:bookmarkEnd w:id="50"/>
-    <w:bookmarkStart w:id="55" w:name="maps"/>
+    <w:bookmarkEnd w:id="51"/>
+    <w:bookmarkStart w:id="56" w:name="maps"/>
     <w:p>
       <w:pPr>
         <w:pStyle w:val="Heading3"/>
@@ -7089,7 +7131,7 @@
         <w:t xml:space="preserve">.</w:t>
       </w:r>
     </w:p>
-    <w:bookmarkStart w:id="51" w:name="favorites-row"/>
+    <w:bookmarkStart w:id="52" w:name="favorites-row"/>
     <w:p>
       <w:pPr>
         <w:pStyle w:val="Heading4"/>
@@ -7184,8 +7226,8 @@
         <w:t xml:space="preserve">- aim_botz · practice</w:t>
       </w:r>
     </w:p>
-    <w:bookmarkEnd w:id="51"/>
-    <w:bookmarkStart w:id="52" w:name="standard-pool-grid-4-across-cards"/>
+    <w:bookmarkEnd w:id="52"/>
+    <w:bookmarkStart w:id="53" w:name="standard-pool-grid-4-across-cards"/>
     <w:p>
       <w:pPr>
         <w:pStyle w:val="Heading4"/>
@@ -7448,8 +7490,8 @@
         <w:t xml:space="preserve">badge and highlight move to the clicked card (both its pool card and favorites card update). This is how you change the current map.</w:t>
       </w:r>
     </w:p>
-    <w:bookmarkEnd w:id="52"/>
-    <w:bookmarkStart w:id="53" w:name="workshop-section"/>
+    <w:bookmarkEnd w:id="53"/>
+    <w:bookmarkStart w:id="54" w:name="workshop-section"/>
     <w:p>
       <w:pPr>
         <w:pStyle w:val="Heading4"/>
@@ -7582,8 +7624,8 @@
         <w:t xml:space="preserve">| de_season | by sumamon | 441k subs | #3072201991 |</w:t>
       </w:r>
     </w:p>
-    <w:bookmarkEnd w:id="53"/>
-    <w:bookmarkStart w:id="54" w:name="map-cycle-editor-bottom"/>
+    <w:bookmarkEnd w:id="54"/>
+    <w:bookmarkStart w:id="55" w:name="map-cycle-editor-bottom"/>
     <w:p>
       <w:pPr>
         <w:pStyle w:val="Heading4"/>
@@ -7685,9 +7727,9 @@
         </w:pict>
       </w:r>
     </w:p>
-    <w:bookmarkEnd w:id="54"/>
     <w:bookmarkEnd w:id="55"/>
-    <w:bookmarkStart w:id="60" w:name="cvar-presets"/>
+    <w:bookmarkEnd w:id="56"/>
+    <w:bookmarkStart w:id="61" w:name="cvar-presets"/>
     <w:p>
       <w:pPr>
         <w:pStyle w:val="Heading3"/>
@@ -7771,7 +7813,7 @@
         <w:t xml:space="preserve">.</w:t>
       </w:r>
     </w:p>
-    <w:bookmarkStart w:id="56" w:name="layout"/>
+    <w:bookmarkStart w:id="57" w:name="layout"/>
     <w:p>
       <w:pPr>
         <w:pStyle w:val="Heading4"/>
@@ -7856,8 +7898,8 @@
         <w:t xml:space="preserve">panel.</w:t>
       </w:r>
     </w:p>
-    <w:bookmarkEnd w:id="56"/>
-    <w:bookmarkStart w:id="57" w:name="preset-categories-chips"/>
+    <w:bookmarkEnd w:id="57"/>
+    <w:bookmarkStart w:id="58" w:name="preset-categories-chips"/>
     <w:p>
       <w:pPr>
         <w:pStyle w:val="Heading4"/>
@@ -8321,8 +8363,8 @@
         <w:t xml:space="preserve">+ custom…</w:t>
       </w:r>
     </w:p>
-    <w:bookmarkEnd w:id="57"/>
-    <w:bookmarkStart w:id="58" w:name="inline-preview-panel-right"/>
+    <w:bookmarkEnd w:id="58"/>
+    <w:bookmarkStart w:id="59" w:name="inline-preview-panel-right"/>
     <w:p>
       <w:pPr>
         <w:pStyle w:val="Heading4"/>
@@ -8635,8 +8677,8 @@
         <w:t xml:space="preserve">block and the command counter incremented 7 → 8.</w:t>
       </w:r>
     </w:p>
-    <w:bookmarkEnd w:id="58"/>
-    <w:bookmarkStart w:id="59" w:name="quick-switch-panel-right-below-preview"/>
+    <w:bookmarkEnd w:id="59"/>
+    <w:bookmarkStart w:id="60" w:name="quick-switch-panel-right-below-preview"/>
     <w:p>
       <w:pPr>
         <w:pStyle w:val="Heading4"/>
@@ -8845,9 +8887,9 @@
         </w:pict>
       </w:r>
     </w:p>
-    <w:bookmarkEnd w:id="59"/>
     <w:bookmarkEnd w:id="60"/>
-    <w:bookmarkStart w:id="63" w:name="config-editor"/>
+    <w:bookmarkEnd w:id="61"/>
+    <w:bookmarkStart w:id="64" w:name="config-editor"/>
     <w:p>
       <w:pPr>
         <w:pStyle w:val="Heading3"/>
@@ -8955,7 +8997,7 @@
         <w:t xml:space="preserve">button.</w:t>
       </w:r>
     </w:p>
-    <w:bookmarkStart w:id="61" w:name="file-browser-left-panel-tree"/>
+    <w:bookmarkStart w:id="62" w:name="file-browser-left-panel-tree"/>
     <w:p>
       <w:pPr>
         <w:pStyle w:val="Heading4"/>
@@ -9353,8 +9395,8 @@
         <w:t xml:space="preserve">— 8h</w:t>
       </w:r>
     </w:p>
-    <w:bookmarkEnd w:id="61"/>
-    <w:bookmarkStart w:id="62" w:name="Xca6a7d7c89b1e773efb5feff9f474ce23ba3d62"/>
+    <w:bookmarkEnd w:id="62"/>
+    <w:bookmarkStart w:id="63" w:name="Xca6a7d7c89b1e773efb5feff9f474ce23ba3d62"/>
     <w:p>
       <w:pPr>
         <w:pStyle w:val="Heading4"/>
@@ -9689,6 +9731,365 @@
       </w:r>
       <w:r>
         <w:t xml:space="preserve">.</w:t>
+      </w:r>
+    </w:p>
+    <w:p>
+      <w:pPr>
+        <w:pStyle w:val="BlockText"/>
+      </w:pPr>
+      <w:r>
+        <w:rPr>
+          <w:bCs/>
+          <w:b/>
+        </w:rPr>
+        <w:t xml:space="preserve">✅ Current implementation status (this fork):</w:t>
+      </w:r>
+      <w:r>
+        <w:t xml:space="preserve"> </w:t>
+      </w:r>
+      <w:r>
+        <w:t xml:space="preserve">The Config Editor is fully built as a functional page. The component lives in</w:t>
+      </w:r>
+      <w:r>
+        <w:t xml:space="preserve"> </w:t>
+      </w:r>
+      <w:r>
+        <w:rPr>
+          <w:rStyle w:val="VerbatimChar"/>
+        </w:rPr>
+        <w:t xml:space="preserve">web/src/pages/config-editor-page.tsx</w:t>
+      </w:r>
+      <w:r>
+        <w:t xml:space="preserve"> </w:t>
+      </w:r>
+      <w:r>
+        <w:t xml:space="preserve">(exported as</w:t>
+      </w:r>
+      <w:r>
+        <w:t xml:space="preserve"> </w:t>
+      </w:r>
+      <w:r>
+        <w:rPr>
+          <w:rStyle w:val="VerbatimChar"/>
+        </w:rPr>
+        <w:t xml:space="preserve">ConfigEditorPage</w:t>
+      </w:r>
+      <w:r>
+        <w:t xml:space="preserve">) and is rendered from the</w:t>
+      </w:r>
+      <w:r>
+        <w:t xml:space="preserve"> </w:t>
+      </w:r>
+      <w:r>
+        <w:rPr>
+          <w:rStyle w:val="VerbatimChar"/>
+        </w:rPr>
+        <w:t xml:space="preserve">/servers/:id/config</w:t>
+      </w:r>
+      <w:r>
+        <w:t xml:space="preserve"> </w:t>
+      </w:r>
+      <w:r>
+        <w:t xml:space="preserve">route in</w:t>
+      </w:r>
+      <w:r>
+        <w:t xml:space="preserve"> </w:t>
+      </w:r>
+      <w:r>
+        <w:rPr>
+          <w:rStyle w:val="VerbatimChar"/>
+        </w:rPr>
+        <w:t xml:space="preserve">App.tsx</w:t>
+      </w:r>
+      <w:r>
+        <w:t xml:space="preserve">.</w:t>
+      </w:r>
+      <w:r>
+        <w:t xml:space="preserve"> </w:t>
+      </w:r>
+      <w:r>
+        <w:t xml:space="preserve">-</w:t>
+      </w:r>
+      <w:r>
+        <w:t xml:space="preserve"> </w:t>
+      </w:r>
+      <w:r>
+        <w:rPr>
+          <w:bCs/>
+          <w:b/>
+        </w:rPr>
+        <w:t xml:space="preserve">File browser tree</w:t>
+      </w:r>
+      <w:r>
+        <w:t xml:space="preserve">: Left sidebar (256px) with hierarchical tree view of config files. Mock data includes 7 files + 3 folders (gamemodes, matchzy, cs_sharp) with expand/collapse functionality. Each file shows</w:t>
+      </w:r>
+      <w:r>
+        <w:t xml:space="preserve"> </w:t>
+      </w:r>
+      <w:r>
+        <w:t xml:space="preserve">“</w:t>
+      </w:r>
+      <w:r>
+        <w:t xml:space="preserve">last modified</w:t>
+      </w:r>
+      <w:r>
+        <w:t xml:space="preserve">”</w:t>
+      </w:r>
+      <w:r>
+        <w:t xml:space="preserve"> </w:t>
+      </w:r>
+      <w:r>
+        <w:t xml:space="preserve">timestamp.</w:t>
+      </w:r>
+      <w:r>
+        <w:t xml:space="preserve"> </w:t>
+      </w:r>
+      <w:r>
+        <w:t xml:space="preserve">-</w:t>
+      </w:r>
+      <w:r>
+        <w:t xml:space="preserve"> </w:t>
+      </w:r>
+      <w:r>
+        <w:rPr>
+          <w:bCs/>
+          <w:b/>
+        </w:rPr>
+        <w:t xml:space="preserve">Code editor</w:t>
+      </w:r>
+      <w:r>
+        <w:t xml:space="preserve">: Full-width textarea with line numbers, monospace font, dark theme (bg-zinc-950). Supports multi-line editing with proper line height (1.5rem).</w:t>
+      </w:r>
+      <w:r>
+        <w:t xml:space="preserve"> </w:t>
+      </w:r>
+      <w:r>
+        <w:t xml:space="preserve">-</w:t>
+      </w:r>
+      <w:r>
+        <w:t xml:space="preserve"> </w:t>
+      </w:r>
+      <w:r>
+        <w:rPr>
+          <w:bCs/>
+          <w:b/>
+        </w:rPr>
+        <w:t xml:space="preserve">Unsaved changes tracking</w:t>
+      </w:r>
+      <w:r>
+        <w:t xml:space="preserve">: Compares current content with original content; shows amber</w:t>
+      </w:r>
+      <w:r>
+        <w:t xml:space="preserve"> </w:t>
+      </w:r>
+      <w:r>
+        <w:t xml:space="preserve">“</w:t>
+      </w:r>
+      <w:r>
+        <w:t xml:space="preserve">unsaved</w:t>
+      </w:r>
+      <w:r>
+        <w:t xml:space="preserve">”</w:t>
+      </w:r>
+      <w:r>
+        <w:t xml:space="preserve"> </w:t>
+      </w:r>
+      <w:r>
+        <w:t xml:space="preserve">badge when dirty.</w:t>
+      </w:r>
+      <w:r>
+        <w:t xml:space="preserve"> </w:t>
+      </w:r>
+      <w:r>
+        <w:t xml:space="preserve">“</w:t>
+      </w:r>
+      <w:r>
+        <w:t xml:space="preserve">Reload from disk</w:t>
+      </w:r>
+      <w:r>
+        <w:t xml:space="preserve">”</w:t>
+      </w:r>
+      <w:r>
+        <w:t xml:space="preserve"> </w:t>
+      </w:r>
+      <w:r>
+        <w:t xml:space="preserve">button resets to original content.</w:t>
+      </w:r>
+      <w:r>
+        <w:t xml:space="preserve"> </w:t>
+      </w:r>
+      <w:r>
+        <w:t xml:space="preserve">-</w:t>
+      </w:r>
+      <w:r>
+        <w:t xml:space="preserve"> </w:t>
+      </w:r>
+      <w:r>
+        <w:rPr>
+          <w:bCs/>
+          <w:b/>
+        </w:rPr>
+        <w:t xml:space="preserve">File operations</w:t>
+      </w:r>
+      <w:r>
+        <w:t xml:space="preserve">:</w:t>
+      </w:r>
+      <w:r>
+        <w:t xml:space="preserve"> </w:t>
+      </w:r>
+      <w:r>
+        <w:t xml:space="preserve">-</w:t>
+      </w:r>
+      <w:r>
+        <w:t xml:space="preserve"> </w:t>
+      </w:r>
+      <w:r>
+        <w:rPr>
+          <w:bCs/>
+          <w:b/>
+        </w:rPr>
+        <w:t xml:space="preserve">Save &amp; apply</w:t>
+      </w:r>
+      <w:r>
+        <w:t xml:space="preserve">: Saves file to server filesystem (TODO: backend integration)</w:t>
+      </w:r>
+      <w:r>
+        <w:t xml:space="preserve"> </w:t>
+      </w:r>
+      <w:r>
+        <w:t xml:space="preserve">-</w:t>
+      </w:r>
+      <w:r>
+        <w:t xml:space="preserve"> </w:t>
+      </w:r>
+      <w:r>
+        <w:rPr>
+          <w:bCs/>
+          <w:b/>
+        </w:rPr>
+        <w:t xml:space="preserve">Reload from disk</w:t>
+      </w:r>
+      <w:r>
+        <w:t xml:space="preserve">: Discards changes and reloads original content</w:t>
+      </w:r>
+      <w:r>
+        <w:t xml:space="preserve"> </w:t>
+      </w:r>
+      <w:r>
+        <w:t xml:space="preserve">-</w:t>
+      </w:r>
+      <w:r>
+        <w:t xml:space="preserve"> </w:t>
+      </w:r>
+      <w:r>
+        <w:rPr>
+          <w:bCs/>
+          <w:b/>
+        </w:rPr>
+        <w:t xml:space="preserve">exec via rcon</w:t>
+      </w:r>
+      <w:r>
+        <w:t xml:space="preserve">: Executes the file via RCON</w:t>
+      </w:r>
+      <w:r>
+        <w:t xml:space="preserve"> </w:t>
+      </w:r>
+      <w:r>
+        <w:rPr>
+          <w:rStyle w:val="VerbatimChar"/>
+        </w:rPr>
+        <w:t xml:space="preserve">exec &lt;filename&gt;</w:t>
+      </w:r>
+      <w:r>
+        <w:t xml:space="preserve"> </w:t>
+      </w:r>
+      <w:r>
+        <w:t xml:space="preserve">command</w:t>
+      </w:r>
+      <w:r>
+        <w:t xml:space="preserve"> </w:t>
+      </w:r>
+      <w:r>
+        <w:t xml:space="preserve">-</w:t>
+      </w:r>
+      <w:r>
+        <w:t xml:space="preserve"> </w:t>
+      </w:r>
+      <w:r>
+        <w:rPr>
+          <w:bCs/>
+          <w:b/>
+        </w:rPr>
+        <w:t xml:space="preserve">Header breadcrumb</w:t>
+      </w:r>
+      <w:r>
+        <w:t xml:space="preserve">: Shows full path</w:t>
+      </w:r>
+      <w:r>
+        <w:t xml:space="preserve"> </w:t>
+      </w:r>
+      <w:r>
+        <w:rPr>
+          <w:rStyle w:val="VerbatimChar"/>
+        </w:rPr>
+        <w:t xml:space="preserve">/home/cs2/server/csgo{selectedPath}</w:t>
+      </w:r>
+      <w:r>
+        <w:t xml:space="preserve"> </w:t>
+      </w:r>
+      <w:r>
+        <w:t xml:space="preserve">-</w:t>
+      </w:r>
+      <w:r>
+        <w:t xml:space="preserve"> </w:t>
+      </w:r>
+      <w:r>
+        <w:rPr>
+          <w:bCs/>
+          <w:b/>
+        </w:rPr>
+        <w:t xml:space="preserve">Footer status</w:t>
+      </w:r>
+      <w:r>
+        <w:t xml:space="preserve">: Displays encoding (utf-8), line endings (LF), line count, and last edit metadata</w:t>
+      </w:r>
+      <w:r>
+        <w:t xml:space="preserve"> </w:t>
+      </w:r>
+      <w:r>
+        <w:t xml:space="preserve">-</w:t>
+      </w:r>
+      <w:r>
+        <w:t xml:space="preserve"> </w:t>
+      </w:r>
+      <w:r>
+        <w:rPr>
+          <w:bCs/>
+          <w:b/>
+        </w:rPr>
+        <w:t xml:space="preserve">File selection</w:t>
+      </w:r>
+      <w:r>
+        <w:t xml:space="preserve">: Click any file in tree to load its content (currently shows demo content for all files)</w:t>
+      </w:r>
+      <w:r>
+        <w:t xml:space="preserve"> </w:t>
+      </w:r>
+      <w:r>
+        <w:t xml:space="preserve">-</w:t>
+      </w:r>
+      <w:r>
+        <w:t xml:space="preserve"> </w:t>
+      </w:r>
+      <w:r>
+        <w:rPr>
+          <w:bCs/>
+          <w:b/>
+        </w:rPr>
+        <w:t xml:space="preserve">TODO</w:t>
+      </w:r>
+      <w:r>
+        <w:t xml:space="preserve">: Real file loading from server, syntax highlighting for .cfg/.json, create new file functionality, backend integration for saving files to server filesystem</w:t>
       </w:r>
     </w:p>
     <w:p>
@@ -9698,9 +10099,9 @@
         </w:pict>
       </w:r>
     </w:p>
-    <w:bookmarkEnd w:id="62"/>
     <w:bookmarkEnd w:id="63"/>
-    <w:bookmarkStart w:id="68" w:name="plugins"/>
+    <w:bookmarkEnd w:id="64"/>
+    <w:bookmarkStart w:id="69" w:name="plugins"/>
     <w:p>
       <w:pPr>
         <w:pStyle w:val="Heading3"/>
@@ -9784,7 +10185,7 @@
         <w:t xml:space="preserve">.</w:t>
       </w:r>
     </w:p>
-    <w:bookmarkStart w:id="64" w:name="tabs-count-badges"/>
+    <w:bookmarkStart w:id="65" w:name="tabs-count-badges"/>
     <w:p>
       <w:pPr>
         <w:pStyle w:val="Heading4"/>
@@ -9840,8 +10241,8 @@
         <w:t xml:space="preserve">(Error log badge is red).</w:t>
       </w:r>
     </w:p>
-    <w:bookmarkEnd w:id="64"/>
-    <w:bookmarkStart w:id="65" w:name="installed-tab"/>
+    <w:bookmarkEnd w:id="65"/>
+    <w:bookmarkStart w:id="66" w:name="installed-tab"/>
     <w:p>
       <w:pPr>
         <w:pStyle w:val="Heading4"/>
@@ -10308,8 +10709,8 @@
         <w:t xml:space="preserve">.</w:t>
       </w:r>
     </w:p>
-    <w:bookmarkEnd w:id="65"/>
-    <w:bookmarkStart w:id="66" w:name="browse-tab-plugin-registry-marketplace"/>
+    <w:bookmarkEnd w:id="66"/>
+    <w:bookmarkStart w:id="67" w:name="browse-tab-plugin-registry-marketplace"/>
     <w:p>
       <w:pPr>
         <w:pStyle w:val="Heading4"/>
@@ -10791,8 +11192,8 @@
         <w:t xml:space="preserve">”</w:t>
       </w:r>
     </w:p>
-    <w:bookmarkEnd w:id="66"/>
-    <w:bookmarkStart w:id="67" w:name="error-log-tab"/>
+    <w:bookmarkEnd w:id="67"/>
+    <w:bookmarkStart w:id="68" w:name="error-log-tab"/>
     <w:p>
       <w:pPr>
         <w:pStyle w:val="Heading4"/>
@@ -11074,9 +11475,9 @@
         </w:pict>
       </w:r>
     </w:p>
-    <w:bookmarkEnd w:id="67"/>
     <w:bookmarkEnd w:id="68"/>
-    <w:bookmarkStart w:id="73" w:name="scheduler"/>
+    <w:bookmarkEnd w:id="69"/>
+    <w:bookmarkStart w:id="74" w:name="scheduler"/>
     <w:p>
       <w:pPr>
         <w:pStyle w:val="Heading3"/>
@@ -11148,7 +11549,7 @@
         <w:t xml:space="preserve">.</w:t>
       </w:r>
     </w:p>
-    <w:bookmarkStart w:id="69" w:name="jobs-table-left-main"/>
+    <w:bookmarkStart w:id="70" w:name="jobs-table-left-main"/>
     <w:p>
       <w:pPr>
         <w:pStyle w:val="Heading4"/>
@@ -11433,8 +11834,8 @@
         <w:t xml:space="preserve">| 2026-05-16 19:00 | 2026-05-23 19:00 (disabled) |</w:t>
       </w:r>
     </w:p>
-    <w:bookmarkEnd w:id="69"/>
-    <w:bookmarkStart w:id="70" w:name="recent-runs-table-below-jobs"/>
+    <w:bookmarkEnd w:id="70"/>
+    <w:bookmarkStart w:id="71" w:name="recent-runs-table-below-jobs"/>
     <w:p>
       <w:pPr>
         <w:pStyle w:val="Heading4"/>
@@ -11547,8 +11948,8 @@
         <w:t xml:space="preserve">| 19:00 (Fri) | Pug auto-shuffle | — | disabled (grey) |</w:t>
       </w:r>
     </w:p>
-    <w:bookmarkEnd w:id="70"/>
-    <w:bookmarkStart w:id="71" w:name="presets-panel-right"/>
+    <w:bookmarkEnd w:id="71"/>
+    <w:bookmarkStart w:id="72" w:name="presets-panel-right"/>
     <w:p>
       <w:pPr>
         <w:pStyle w:val="Heading4"/>
@@ -11653,8 +12054,8 @@
         <w:t xml:space="preserve">on-event down → webhook discord_alerts</w:t>
       </w:r>
     </w:p>
-    <w:bookmarkEnd w:id="71"/>
-    <w:bookmarkStart w:id="72" w:name="next-24h-panel-right-below-presets"/>
+    <w:bookmarkEnd w:id="72"/>
+    <w:bookmarkStart w:id="73" w:name="next-24h-panel-right-below-presets"/>
     <w:p>
       <w:pPr>
         <w:pStyle w:val="Heading4"/>
@@ -11775,9 +12176,9 @@
         </w:pict>
       </w:r>
     </w:p>
-    <w:bookmarkEnd w:id="72"/>
     <w:bookmarkEnd w:id="73"/>
-    <w:bookmarkStart w:id="79" w:name="admin"/>
+    <w:bookmarkEnd w:id="74"/>
+    <w:bookmarkStart w:id="80" w:name="admin"/>
     <w:p>
       <w:pPr>
         <w:pStyle w:val="Heading3"/>
@@ -11849,7 +12250,7 @@
         <w:t xml:space="preserve">.</w:t>
       </w:r>
     </w:p>
-    <w:bookmarkStart w:id="74" w:name="tabs"/>
+    <w:bookmarkStart w:id="75" w:name="tabs"/>
     <w:p>
       <w:pPr>
         <w:pStyle w:val="Heading4"/>
@@ -11917,8 +12318,8 @@
         <w:t xml:space="preserve">.</w:t>
       </w:r>
     </w:p>
-    <w:bookmarkEnd w:id="74"/>
-    <w:bookmarkStart w:id="75" w:name="users-roles-tab"/>
+    <w:bookmarkEnd w:id="75"/>
+    <w:bookmarkStart w:id="76" w:name="users-roles-tab"/>
     <w:p>
       <w:pPr>
         <w:pStyle w:val="Heading4"/>
@@ -12107,8 +12508,8 @@
         <w:t xml:space="preserve">| manage servers | ✓ | · | · |</w:t>
       </w:r>
     </w:p>
-    <w:bookmarkEnd w:id="75"/>
-    <w:bookmarkStart w:id="76" w:name="audit-log-tab"/>
+    <w:bookmarkEnd w:id="76"/>
+    <w:bookmarkStart w:id="77" w:name="audit-log-tab"/>
     <w:p>
       <w:pPr>
         <w:pStyle w:val="Heading4"/>
@@ -12353,8 +12754,8 @@
         <w:t xml:space="preserve">| 12:02:11 | m0use@ | signin | from 84.124.221.9 — chrome/macOS | ✓ |</w:t>
       </w:r>
     </w:p>
-    <w:bookmarkEnd w:id="76"/>
-    <w:bookmarkStart w:id="77" w:name="integrations-tab-4-cards"/>
+    <w:bookmarkEnd w:id="77"/>
+    <w:bookmarkStart w:id="78" w:name="integrations-tab-4-cards"/>
     <w:p>
       <w:pPr>
         <w:pStyle w:val="Heading4"/>
@@ -12804,8 +13205,8 @@
         <w:t xml:space="preserve">03:00 · 412 MB · ok</w:t>
       </w:r>
     </w:p>
-    <w:bookmarkEnd w:id="77"/>
-    <w:bookmarkStart w:id="78" w:name="gotv-demos-tab"/>
+    <w:bookmarkEnd w:id="78"/>
+    <w:bookmarkStart w:id="79" w:name="gotv-demos-tab"/>
     <w:p>
       <w:pPr>
         <w:pStyle w:val="Heading4"/>
@@ -13059,9 +13460,9 @@
         </w:pict>
       </w:r>
     </w:p>
-    <w:bookmarkEnd w:id="78"/>
     <w:bookmarkEnd w:id="79"/>
-    <w:bookmarkStart w:id="80" w:name="multi-server-switcher"/>
+    <w:bookmarkEnd w:id="80"/>
+    <w:bookmarkStart w:id="81" w:name="multi-server-switcher"/>
     <w:p>
       <w:pPr>
         <w:pStyle w:val="Heading3"/>
@@ -13292,8 +13693,8 @@
         </w:pict>
       </w:r>
     </w:p>
-    <w:bookmarkEnd w:id="80"/>
-    <w:bookmarkStart w:id="81" w:name="login-auth-session"/>
+    <w:bookmarkEnd w:id="81"/>
+    <w:bookmarkStart w:id="82" w:name="login-auth-session"/>
     <w:p>
       <w:pPr>
         <w:pStyle w:val="Heading3"/>
@@ -13636,8 +14037,8 @@
         </w:pict>
       </w:r>
     </w:p>
-    <w:bookmarkEnd w:id="81"/>
-    <w:bookmarkStart w:id="82" w:name="global-search-command-palette"/>
+    <w:bookmarkEnd w:id="82"/>
+    <w:bookmarkStart w:id="83" w:name="global-search-command-palette"/>
     <w:p>
       <w:pPr>
         <w:pStyle w:val="Heading3"/>
@@ -13753,9 +14154,9 @@
         </w:pict>
       </w:r>
     </w:p>
-    <w:bookmarkEnd w:id="82"/>
     <w:bookmarkEnd w:id="83"/>
-    <w:bookmarkStart w:id="84" w:name="Xb3dc79d59a5ce2f8117aa7a57871f6dd7183cb9"/>
+    <w:bookmarkEnd w:id="84"/>
+    <w:bookmarkStart w:id="85" w:name="Xb3dc79d59a5ce2f8117aa7a57871f6dd7183cb9"/>
     <w:p>
       <w:pPr>
         <w:pStyle w:val="Heading2"/>
@@ -14245,8 +14646,8 @@
         <w:t xml:space="preserve">This document was compiled from observations of the nokit demo. Keep it updated as features move from ❌ (demo/planned) to ✅ (implemented).</w:t>
       </w:r>
     </w:p>
-    <w:bookmarkEnd w:id="84"/>
     <w:bookmarkEnd w:id="85"/>
+    <w:bookmarkEnd w:id="86"/>
     <w:sectPr/>
   </w:body>
 </w:document>

--- a/featureDetail.docx
+++ b/featureDetail.docx
@@ -2,7 +2,7 @@
 <file path=word/document.xml><?xml version="1.0" encoding="utf-8"?>
 <w:document xmlns:w="http://schemas.openxmlformats.org/wordprocessingml/2006/main" xmlns:m="http://schemas.openxmlformats.org/officeDocument/2006/math" xmlns:r="http://schemas.openxmlformats.org/officeDocument/2006/relationships" xmlns:o="urn:schemas-microsoft-com:office:office" xmlns:v="urn:schemas-microsoft-com:vml" xmlns:w10="urn:schemas-microsoft-com:office:word" xmlns:a="http://schemas.openxmlformats.org/drawingml/2006/main" xmlns:pic="http://schemas.openxmlformats.org/drawingml/2006/picture" xmlns:wp="http://schemas.openxmlformats.org/drawingml/2006/wordprocessingDrawing">
   <w:body>
-    <w:bookmarkStart w:id="85" w:name="feature-detail-demo-reference"/>
+    <w:bookmarkStart w:id="86" w:name="feature-detail-demo-reference"/>
     <w:p>
       <w:pPr>
         <w:pStyle w:val="Heading1"/>
@@ -421,7 +421,7 @@
               <w:jc w:val="left"/>
             </w:pPr>
             <w:r>
-              <w:t xml:space="preserve">Full terminal UI: timestamps, color-coded output, ↑↓ history, Ctrl+L clear, Tab autocomplete (CS2 CVARs), RCON macros sidebar with localStorage persistence, clickable history panel, live/paused scroll toggle, Copy session &amp; Export</w:t>
+              <w:t xml:space="preserve">Full terminal UI: timestamps, color-coded output, ↑↓ history, Ctrl+L clear, Tab autocomplete (5000+ CS2 CVARs/commands), RCON macros sidebar with localStorage persistence, clickable history panel, live/paused scroll toggle, Copy session &amp; Export</w:t>
             </w:r>
           </w:p>
         </w:tc>
@@ -661,7 +661,7 @@
               <w:jc w:val="left"/>
             </w:pPr>
             <w:r>
-              <w:t xml:space="preserve">❌ Not built</w:t>
+              <w:t xml:space="preserve">✅ Implemented</w:t>
             </w:r>
           </w:p>
         </w:tc>
@@ -673,7 +673,7 @@
               <w:jc w:val="left"/>
             </w:pPr>
             <w:r>
-              <w:t xml:space="preserve">Demo only / planned</w:t>
+              <w:t xml:space="preserve">File browser tree view, code editor with line numbers, unsaved changes tracking, save/reload/exec via RCON, support for .cfg and .json files</w:t>
             </w:r>
           </w:p>
         </w:tc>
@@ -801,7 +801,7 @@
       </w:r>
     </w:p>
     <w:bookmarkEnd w:id="22"/>
-    <w:bookmarkStart w:id="83" w:name="Xdae9c888683b0c901a881bea1d864a479c2ddb5"/>
+    <w:bookmarkStart w:id="84" w:name="Xdae9c888683b0c901a881bea1d864a479c2ddb5"/>
     <w:p>
       <w:pPr>
         <w:pStyle w:val="Heading2"/>
@@ -3406,7 +3406,7 @@
     </w:p>
     <w:bookmarkEnd w:id="32"/>
     <w:bookmarkEnd w:id="33"/>
-    <w:bookmarkStart w:id="38" w:name="rcon-console"/>
+    <w:bookmarkStart w:id="39" w:name="rcon-console"/>
     <w:p>
       <w:pPr>
         <w:pStyle w:val="Heading3"/>
@@ -3959,7 +3959,7 @@
       </w:r>
     </w:p>
     <w:bookmarkEnd w:id="36"/>
-    <w:bookmarkStart w:id="37" w:name="history-panel-right-sidebar-below-macros"/>
+    <w:bookmarkStart w:id="38" w:name="history-panel-right-sidebar-below-macros"/>
     <w:p>
       <w:pPr>
         <w:pStyle w:val="Heading4"/>
@@ -4244,7 +4244,49 @@
         <w:t xml:space="preserve"> </w:t>
       </w:r>
       <w:r>
-        <w:t xml:space="preserve">with shell-style keyboard shortcuts — ↑↓ navigate command history, Ctrl+L clears the terminal, and Tab triggers autocomplete with a dropdown covering 30+ common CS2 CVARs/commands.</w:t>
+        <w:t xml:space="preserve">with shell-style keyboard shortcuts — ↑↓ navigate command history, Ctrl+L clears the terminal, and Tab triggers autocomplete with a dropdown covering</w:t>
+      </w:r>
+      <w:r>
+        <w:t xml:space="preserve"> </w:t>
+      </w:r>
+      <w:r>
+        <w:rPr>
+          <w:bCs/>
+          <w:b/>
+        </w:rPr>
+        <w:t xml:space="preserve">5000+ CS2 CVARs/commands</w:t>
+      </w:r>
+      <w:r>
+        <w:t xml:space="preserve"> </w:t>
+      </w:r>
+      <w:r>
+        <w:t xml:space="preserve">(loaded from</w:t>
+      </w:r>
+      <w:r>
+        <w:t xml:space="preserve"> </w:t>
+      </w:r>
+      <w:r>
+        <w:rPr>
+          <w:rStyle w:val="VerbatimChar"/>
+        </w:rPr>
+        <w:t xml:space="preserve">web/src/data/cs2-commands.json</w:t>
+      </w:r>
+      <w:r>
+        <w:t xml:space="preserve">, sourced from</w:t>
+      </w:r>
+      <w:r>
+        <w:t xml:space="preserve"> </w:t>
+      </w:r>
+      <w:hyperlink r:id="rId37">
+        <w:r>
+          <w:rPr>
+            <w:rStyle w:val="Hyperlink"/>
+          </w:rPr>
+          <w:t xml:space="preserve">ArminC-CS2-Cvars</w:t>
+        </w:r>
+      </w:hyperlink>
+      <w:r>
+        <w:t xml:space="preserve">). The autocomplete is capped at 50 suggestions per prefix for performance.</w:t>
       </w:r>
       <w:r>
         <w:t xml:space="preserve"> </w:t>
@@ -4450,9 +4492,9 @@
         </w:pict>
       </w:r>
     </w:p>
-    <w:bookmarkEnd w:id="37"/>
     <w:bookmarkEnd w:id="38"/>
-    <w:bookmarkStart w:id="43" w:name="live-logs"/>
+    <w:bookmarkEnd w:id="39"/>
+    <w:bookmarkStart w:id="44" w:name="live-logs"/>
     <w:p>
       <w:pPr>
         <w:pStyle w:val="Heading3"/>
@@ -4551,7 +4593,7 @@
         <w:t xml:space="preserve">button.</w:t>
       </w:r>
     </w:p>
-    <w:bookmarkStart w:id="39" w:name="filter-tabs-with-count-badges"/>
+    <w:bookmarkStart w:id="40" w:name="filter-tabs-with-count-badges"/>
     <w:p>
       <w:pPr>
         <w:pStyle w:val="Heading4"/>
@@ -4686,8 +4728,8 @@
         <w:t xml:space="preserve">count (verified — Chat tab showed only the 3 chat lines).</w:t>
       </w:r>
     </w:p>
-    <w:bookmarkEnd w:id="39"/>
-    <w:bookmarkStart w:id="40" w:name="search-grep-bar"/>
+    <w:bookmarkEnd w:id="40"/>
+    <w:bookmarkStart w:id="41" w:name="search-grep-bar"/>
     <w:p>
       <w:pPr>
         <w:pStyle w:val="Heading4"/>
@@ -4790,8 +4832,8 @@
         <w:t xml:space="preserve">throughput label.</w:t>
       </w:r>
     </w:p>
-    <w:bookmarkEnd w:id="40"/>
-    <w:bookmarkStart w:id="41" w:name="X83fd1569fedee2698301e9ebdc89729d7a65092"/>
+    <w:bookmarkEnd w:id="41"/>
+    <w:bookmarkStart w:id="42" w:name="X83fd1569fedee2698301e9ebdc89729d7a65092"/>
     <w:p>
       <w:pPr>
         <w:pStyle w:val="Heading4"/>
@@ -5219,8 +5261,8 @@
         <w:t xml:space="preserve">12:53:01  rcon   &gt; changelevel de_inferno</w:t>
       </w:r>
     </w:p>
-    <w:bookmarkEnd w:id="41"/>
-    <w:bookmarkStart w:id="42" w:name="stream-footer"/>
+    <w:bookmarkEnd w:id="42"/>
+    <w:bookmarkStart w:id="43" w:name="stream-footer"/>
     <w:p>
       <w:pPr>
         <w:pStyle w:val="Heading4"/>
@@ -5318,9 +5360,9 @@
         </w:pict>
       </w:r>
     </w:p>
-    <w:bookmarkEnd w:id="42"/>
     <w:bookmarkEnd w:id="43"/>
-    <w:bookmarkStart w:id="50" w:name="players"/>
+    <w:bookmarkEnd w:id="44"/>
+    <w:bookmarkStart w:id="51" w:name="players"/>
     <w:p>
       <w:pPr>
         <w:pStyle w:val="Heading3"/>
@@ -5404,7 +5446,7 @@
         <w:t xml:space="preserve">.</w:t>
       </w:r>
     </w:p>
-    <w:bookmarkStart w:id="44" w:name="tabs-with-count-badges"/>
+    <w:bookmarkStart w:id="45" w:name="tabs-with-count-badges"/>
     <w:p>
       <w:pPr>
         <w:pStyle w:val="Heading4"/>
@@ -5469,8 +5511,8 @@
         <w:t xml:space="preserve">Session history</w:t>
       </w:r>
     </w:p>
-    <w:bookmarkEnd w:id="44"/>
-    <w:bookmarkStart w:id="45" w:name="common-controls"/>
+    <w:bookmarkEnd w:id="45"/>
+    <w:bookmarkStart w:id="46" w:name="common-controls"/>
     <w:p>
       <w:pPr>
         <w:pStyle w:val="Heading4"/>
@@ -5551,8 +5593,8 @@
         <w:t xml:space="preserve">button (right).</w:t>
       </w:r>
     </w:p>
-    <w:bookmarkEnd w:id="45"/>
-    <w:bookmarkStart w:id="46" w:name="live-tab-table-columns"/>
+    <w:bookmarkEnd w:id="46"/>
+    <w:bookmarkStart w:id="47" w:name="live-tab-table-columns"/>
     <w:p>
       <w:pPr>
         <w:pStyle w:val="Heading4"/>
@@ -6810,8 +6852,8 @@
         <w:t xml:space="preserve">(red/danger).</w:t>
       </w:r>
     </w:p>
-    <w:bookmarkEnd w:id="46"/>
-    <w:bookmarkStart w:id="47" w:name="watchlist-tab-table-columns"/>
+    <w:bookmarkEnd w:id="47"/>
+    <w:bookmarkStart w:id="48" w:name="watchlist-tab-table-columns"/>
     <w:p>
       <w:pPr>
         <w:pStyle w:val="Heading4"/>
@@ -6873,8 +6915,8 @@
         <w:t xml:space="preserve">- Each row has an amber flag icon. STATUS is a colored pill (green online / grey offline).</w:t>
       </w:r>
     </w:p>
-    <w:bookmarkEnd w:id="47"/>
-    <w:bookmarkStart w:id="48" w:name="bans-tab-table-columns"/>
+    <w:bookmarkEnd w:id="48"/>
+    <w:bookmarkStart w:id="49" w:name="bans-tab-table-columns"/>
     <w:p>
       <w:pPr>
         <w:pStyle w:val="Heading4"/>
@@ -6951,8 +6993,8 @@
         <w:t xml:space="preserve">pill.</w:t>
       </w:r>
     </w:p>
-    <w:bookmarkEnd w:id="48"/>
-    <w:bookmarkStart w:id="49" w:name="session-history-tab"/>
+    <w:bookmarkEnd w:id="49"/>
+    <w:bookmarkStart w:id="50" w:name="session-history-tab"/>
     <w:p>
       <w:pPr>
         <w:pStyle w:val="Heading4"/>
@@ -7015,9 +7057,9 @@
         </w:pict>
       </w:r>
     </w:p>
-    <w:bookmarkEnd w:id="49"/>
     <w:bookmarkEnd w:id="50"/>
-    <w:bookmarkStart w:id="55" w:name="maps"/>
+    <w:bookmarkEnd w:id="51"/>
+    <w:bookmarkStart w:id="56" w:name="maps"/>
     <w:p>
       <w:pPr>
         <w:pStyle w:val="Heading3"/>
@@ -7089,7 +7131,7 @@
         <w:t xml:space="preserve">.</w:t>
       </w:r>
     </w:p>
-    <w:bookmarkStart w:id="51" w:name="favorites-row"/>
+    <w:bookmarkStart w:id="52" w:name="favorites-row"/>
     <w:p>
       <w:pPr>
         <w:pStyle w:val="Heading4"/>
@@ -7184,8 +7226,8 @@
         <w:t xml:space="preserve">- aim_botz · practice</w:t>
       </w:r>
     </w:p>
-    <w:bookmarkEnd w:id="51"/>
-    <w:bookmarkStart w:id="52" w:name="standard-pool-grid-4-across-cards"/>
+    <w:bookmarkEnd w:id="52"/>
+    <w:bookmarkStart w:id="53" w:name="standard-pool-grid-4-across-cards"/>
     <w:p>
       <w:pPr>
         <w:pStyle w:val="Heading4"/>
@@ -7448,8 +7490,8 @@
         <w:t xml:space="preserve">badge and highlight move to the clicked card (both its pool card and favorites card update). This is how you change the current map.</w:t>
       </w:r>
     </w:p>
-    <w:bookmarkEnd w:id="52"/>
-    <w:bookmarkStart w:id="53" w:name="workshop-section"/>
+    <w:bookmarkEnd w:id="53"/>
+    <w:bookmarkStart w:id="54" w:name="workshop-section"/>
     <w:p>
       <w:pPr>
         <w:pStyle w:val="Heading4"/>
@@ -7582,8 +7624,8 @@
         <w:t xml:space="preserve">| de_season | by sumamon | 441k subs | #3072201991 |</w:t>
       </w:r>
     </w:p>
-    <w:bookmarkEnd w:id="53"/>
-    <w:bookmarkStart w:id="54" w:name="map-cycle-editor-bottom"/>
+    <w:bookmarkEnd w:id="54"/>
+    <w:bookmarkStart w:id="55" w:name="map-cycle-editor-bottom"/>
     <w:p>
       <w:pPr>
         <w:pStyle w:val="Heading4"/>
@@ -8058,9 +8100,9 @@
         </w:pict>
       </w:r>
     </w:p>
-    <w:bookmarkEnd w:id="54"/>
     <w:bookmarkEnd w:id="55"/>
-    <w:bookmarkStart w:id="60" w:name="cvar-presets"/>
+    <w:bookmarkEnd w:id="56"/>
+    <w:bookmarkStart w:id="61" w:name="cvar-presets"/>
     <w:p>
       <w:pPr>
         <w:pStyle w:val="Heading3"/>
@@ -8144,7 +8186,7 @@
         <w:t xml:space="preserve">.</w:t>
       </w:r>
     </w:p>
-    <w:bookmarkStart w:id="56" w:name="layout"/>
+    <w:bookmarkStart w:id="57" w:name="layout"/>
     <w:p>
       <w:pPr>
         <w:pStyle w:val="Heading4"/>
@@ -8229,8 +8271,8 @@
         <w:t xml:space="preserve">panel.</w:t>
       </w:r>
     </w:p>
-    <w:bookmarkEnd w:id="56"/>
-    <w:bookmarkStart w:id="57" w:name="preset-categories-chips"/>
+    <w:bookmarkEnd w:id="57"/>
+    <w:bookmarkStart w:id="58" w:name="preset-categories-chips"/>
     <w:p>
       <w:pPr>
         <w:pStyle w:val="Heading4"/>
@@ -8694,8 +8736,8 @@
         <w:t xml:space="preserve">+ custom…</w:t>
       </w:r>
     </w:p>
-    <w:bookmarkEnd w:id="57"/>
-    <w:bookmarkStart w:id="58" w:name="inline-preview-panel-right"/>
+    <w:bookmarkEnd w:id="58"/>
+    <w:bookmarkStart w:id="59" w:name="inline-preview-panel-right"/>
     <w:p>
       <w:pPr>
         <w:pStyle w:val="Heading4"/>
@@ -9008,8 +9050,8 @@
         <w:t xml:space="preserve">block and the command counter incremented 7 → 8.</w:t>
       </w:r>
     </w:p>
-    <w:bookmarkEnd w:id="58"/>
-    <w:bookmarkStart w:id="59" w:name="quick-switch-panel-right-below-preview"/>
+    <w:bookmarkEnd w:id="59"/>
+    <w:bookmarkStart w:id="60" w:name="quick-switch-panel-right-below-preview"/>
     <w:p>
       <w:pPr>
         <w:pStyle w:val="Heading4"/>
@@ -9218,9 +9260,9 @@
         </w:pict>
       </w:r>
     </w:p>
-    <w:bookmarkEnd w:id="59"/>
     <w:bookmarkEnd w:id="60"/>
-    <w:bookmarkStart w:id="63" w:name="config-editor"/>
+    <w:bookmarkEnd w:id="61"/>
+    <w:bookmarkStart w:id="64" w:name="config-editor"/>
     <w:p>
       <w:pPr>
         <w:pStyle w:val="Heading3"/>
@@ -9328,7 +9370,7 @@
         <w:t xml:space="preserve">button.</w:t>
       </w:r>
     </w:p>
-    <w:bookmarkStart w:id="61" w:name="file-browser-left-panel-tree"/>
+    <w:bookmarkStart w:id="62" w:name="file-browser-left-panel-tree"/>
     <w:p>
       <w:pPr>
         <w:pStyle w:val="Heading4"/>
@@ -9726,8 +9768,8 @@
         <w:t xml:space="preserve">— 8h</w:t>
       </w:r>
     </w:p>
-    <w:bookmarkEnd w:id="61"/>
-    <w:bookmarkStart w:id="62" w:name="Xca6a7d7c89b1e773efb5feff9f474ce23ba3d62"/>
+    <w:bookmarkEnd w:id="62"/>
+    <w:bookmarkStart w:id="63" w:name="Xca6a7d7c89b1e773efb5feff9f474ce23ba3d62"/>
     <w:p>
       <w:pPr>
         <w:pStyle w:val="Heading4"/>
@@ -10062,6 +10104,365 @@
       </w:r>
       <w:r>
         <w:t xml:space="preserve">.</w:t>
+      </w:r>
+    </w:p>
+    <w:p>
+      <w:pPr>
+        <w:pStyle w:val="BlockText"/>
+      </w:pPr>
+      <w:r>
+        <w:rPr>
+          <w:bCs/>
+          <w:b/>
+        </w:rPr>
+        <w:t xml:space="preserve">✅ Current implementation status (this fork):</w:t>
+      </w:r>
+      <w:r>
+        <w:t xml:space="preserve"> </w:t>
+      </w:r>
+      <w:r>
+        <w:t xml:space="preserve">The Config Editor is fully built as a functional page. The component lives in</w:t>
+      </w:r>
+      <w:r>
+        <w:t xml:space="preserve"> </w:t>
+      </w:r>
+      <w:r>
+        <w:rPr>
+          <w:rStyle w:val="VerbatimChar"/>
+        </w:rPr>
+        <w:t xml:space="preserve">web/src/pages/config-editor-page.tsx</w:t>
+      </w:r>
+      <w:r>
+        <w:t xml:space="preserve"> </w:t>
+      </w:r>
+      <w:r>
+        <w:t xml:space="preserve">(exported as</w:t>
+      </w:r>
+      <w:r>
+        <w:t xml:space="preserve"> </w:t>
+      </w:r>
+      <w:r>
+        <w:rPr>
+          <w:rStyle w:val="VerbatimChar"/>
+        </w:rPr>
+        <w:t xml:space="preserve">ConfigEditorPage</w:t>
+      </w:r>
+      <w:r>
+        <w:t xml:space="preserve">) and is rendered from the</w:t>
+      </w:r>
+      <w:r>
+        <w:t xml:space="preserve"> </w:t>
+      </w:r>
+      <w:r>
+        <w:rPr>
+          <w:rStyle w:val="VerbatimChar"/>
+        </w:rPr>
+        <w:t xml:space="preserve">/servers/:id/config</w:t>
+      </w:r>
+      <w:r>
+        <w:t xml:space="preserve"> </w:t>
+      </w:r>
+      <w:r>
+        <w:t xml:space="preserve">route in</w:t>
+      </w:r>
+      <w:r>
+        <w:t xml:space="preserve"> </w:t>
+      </w:r>
+      <w:r>
+        <w:rPr>
+          <w:rStyle w:val="VerbatimChar"/>
+        </w:rPr>
+        <w:t xml:space="preserve">App.tsx</w:t>
+      </w:r>
+      <w:r>
+        <w:t xml:space="preserve">.</w:t>
+      </w:r>
+      <w:r>
+        <w:t xml:space="preserve"> </w:t>
+      </w:r>
+      <w:r>
+        <w:t xml:space="preserve">-</w:t>
+      </w:r>
+      <w:r>
+        <w:t xml:space="preserve"> </w:t>
+      </w:r>
+      <w:r>
+        <w:rPr>
+          <w:bCs/>
+          <w:b/>
+        </w:rPr>
+        <w:t xml:space="preserve">File browser tree</w:t>
+      </w:r>
+      <w:r>
+        <w:t xml:space="preserve">: Left sidebar (256px) with hierarchical tree view of config files. Mock data includes 7 files + 3 folders (gamemodes, matchzy, cs_sharp) with expand/collapse functionality. Each file shows</w:t>
+      </w:r>
+      <w:r>
+        <w:t xml:space="preserve"> </w:t>
+      </w:r>
+      <w:r>
+        <w:t xml:space="preserve">“</w:t>
+      </w:r>
+      <w:r>
+        <w:t xml:space="preserve">last modified</w:t>
+      </w:r>
+      <w:r>
+        <w:t xml:space="preserve">”</w:t>
+      </w:r>
+      <w:r>
+        <w:t xml:space="preserve"> </w:t>
+      </w:r>
+      <w:r>
+        <w:t xml:space="preserve">timestamp.</w:t>
+      </w:r>
+      <w:r>
+        <w:t xml:space="preserve"> </w:t>
+      </w:r>
+      <w:r>
+        <w:t xml:space="preserve">-</w:t>
+      </w:r>
+      <w:r>
+        <w:t xml:space="preserve"> </w:t>
+      </w:r>
+      <w:r>
+        <w:rPr>
+          <w:bCs/>
+          <w:b/>
+        </w:rPr>
+        <w:t xml:space="preserve">Code editor</w:t>
+      </w:r>
+      <w:r>
+        <w:t xml:space="preserve">: Full-width textarea with line numbers, monospace font, dark theme (bg-zinc-950). Supports multi-line editing with proper line height (1.5rem).</w:t>
+      </w:r>
+      <w:r>
+        <w:t xml:space="preserve"> </w:t>
+      </w:r>
+      <w:r>
+        <w:t xml:space="preserve">-</w:t>
+      </w:r>
+      <w:r>
+        <w:t xml:space="preserve"> </w:t>
+      </w:r>
+      <w:r>
+        <w:rPr>
+          <w:bCs/>
+          <w:b/>
+        </w:rPr>
+        <w:t xml:space="preserve">Unsaved changes tracking</w:t>
+      </w:r>
+      <w:r>
+        <w:t xml:space="preserve">: Compares current content with original content; shows amber</w:t>
+      </w:r>
+      <w:r>
+        <w:t xml:space="preserve"> </w:t>
+      </w:r>
+      <w:r>
+        <w:t xml:space="preserve">“</w:t>
+      </w:r>
+      <w:r>
+        <w:t xml:space="preserve">unsaved</w:t>
+      </w:r>
+      <w:r>
+        <w:t xml:space="preserve">”</w:t>
+      </w:r>
+      <w:r>
+        <w:t xml:space="preserve"> </w:t>
+      </w:r>
+      <w:r>
+        <w:t xml:space="preserve">badge when dirty.</w:t>
+      </w:r>
+      <w:r>
+        <w:t xml:space="preserve"> </w:t>
+      </w:r>
+      <w:r>
+        <w:t xml:space="preserve">“</w:t>
+      </w:r>
+      <w:r>
+        <w:t xml:space="preserve">Reload from disk</w:t>
+      </w:r>
+      <w:r>
+        <w:t xml:space="preserve">”</w:t>
+      </w:r>
+      <w:r>
+        <w:t xml:space="preserve"> </w:t>
+      </w:r>
+      <w:r>
+        <w:t xml:space="preserve">button resets to original content.</w:t>
+      </w:r>
+      <w:r>
+        <w:t xml:space="preserve"> </w:t>
+      </w:r>
+      <w:r>
+        <w:t xml:space="preserve">-</w:t>
+      </w:r>
+      <w:r>
+        <w:t xml:space="preserve"> </w:t>
+      </w:r>
+      <w:r>
+        <w:rPr>
+          <w:bCs/>
+          <w:b/>
+        </w:rPr>
+        <w:t xml:space="preserve">File operations</w:t>
+      </w:r>
+      <w:r>
+        <w:t xml:space="preserve">:</w:t>
+      </w:r>
+      <w:r>
+        <w:t xml:space="preserve"> </w:t>
+      </w:r>
+      <w:r>
+        <w:t xml:space="preserve">-</w:t>
+      </w:r>
+      <w:r>
+        <w:t xml:space="preserve"> </w:t>
+      </w:r>
+      <w:r>
+        <w:rPr>
+          <w:bCs/>
+          <w:b/>
+        </w:rPr>
+        <w:t xml:space="preserve">Save &amp; apply</w:t>
+      </w:r>
+      <w:r>
+        <w:t xml:space="preserve">: Saves file to server filesystem (TODO: backend integration)</w:t>
+      </w:r>
+      <w:r>
+        <w:t xml:space="preserve"> </w:t>
+      </w:r>
+      <w:r>
+        <w:t xml:space="preserve">-</w:t>
+      </w:r>
+      <w:r>
+        <w:t xml:space="preserve"> </w:t>
+      </w:r>
+      <w:r>
+        <w:rPr>
+          <w:bCs/>
+          <w:b/>
+        </w:rPr>
+        <w:t xml:space="preserve">Reload from disk</w:t>
+      </w:r>
+      <w:r>
+        <w:t xml:space="preserve">: Discards changes and reloads original content</w:t>
+      </w:r>
+      <w:r>
+        <w:t xml:space="preserve"> </w:t>
+      </w:r>
+      <w:r>
+        <w:t xml:space="preserve">-</w:t>
+      </w:r>
+      <w:r>
+        <w:t xml:space="preserve"> </w:t>
+      </w:r>
+      <w:r>
+        <w:rPr>
+          <w:bCs/>
+          <w:b/>
+        </w:rPr>
+        <w:t xml:space="preserve">exec via rcon</w:t>
+      </w:r>
+      <w:r>
+        <w:t xml:space="preserve">: Executes the file via RCON</w:t>
+      </w:r>
+      <w:r>
+        <w:t xml:space="preserve"> </w:t>
+      </w:r>
+      <w:r>
+        <w:rPr>
+          <w:rStyle w:val="VerbatimChar"/>
+        </w:rPr>
+        <w:t xml:space="preserve">exec &lt;filename&gt;</w:t>
+      </w:r>
+      <w:r>
+        <w:t xml:space="preserve"> </w:t>
+      </w:r>
+      <w:r>
+        <w:t xml:space="preserve">command</w:t>
+      </w:r>
+      <w:r>
+        <w:t xml:space="preserve"> </w:t>
+      </w:r>
+      <w:r>
+        <w:t xml:space="preserve">-</w:t>
+      </w:r>
+      <w:r>
+        <w:t xml:space="preserve"> </w:t>
+      </w:r>
+      <w:r>
+        <w:rPr>
+          <w:bCs/>
+          <w:b/>
+        </w:rPr>
+        <w:t xml:space="preserve">Header breadcrumb</w:t>
+      </w:r>
+      <w:r>
+        <w:t xml:space="preserve">: Shows full path</w:t>
+      </w:r>
+      <w:r>
+        <w:t xml:space="preserve"> </w:t>
+      </w:r>
+      <w:r>
+        <w:rPr>
+          <w:rStyle w:val="VerbatimChar"/>
+        </w:rPr>
+        <w:t xml:space="preserve">/home/cs2/server/csgo{selectedPath}</w:t>
+      </w:r>
+      <w:r>
+        <w:t xml:space="preserve"> </w:t>
+      </w:r>
+      <w:r>
+        <w:t xml:space="preserve">-</w:t>
+      </w:r>
+      <w:r>
+        <w:t xml:space="preserve"> </w:t>
+      </w:r>
+      <w:r>
+        <w:rPr>
+          <w:bCs/>
+          <w:b/>
+        </w:rPr>
+        <w:t xml:space="preserve">Footer status</w:t>
+      </w:r>
+      <w:r>
+        <w:t xml:space="preserve">: Displays encoding (utf-8), line endings (LF), line count, and last edit metadata</w:t>
+      </w:r>
+      <w:r>
+        <w:t xml:space="preserve"> </w:t>
+      </w:r>
+      <w:r>
+        <w:t xml:space="preserve">-</w:t>
+      </w:r>
+      <w:r>
+        <w:t xml:space="preserve"> </w:t>
+      </w:r>
+      <w:r>
+        <w:rPr>
+          <w:bCs/>
+          <w:b/>
+        </w:rPr>
+        <w:t xml:space="preserve">File selection</w:t>
+      </w:r>
+      <w:r>
+        <w:t xml:space="preserve">: Click any file in tree to load its content (currently shows demo content for all files)</w:t>
+      </w:r>
+      <w:r>
+        <w:t xml:space="preserve"> </w:t>
+      </w:r>
+      <w:r>
+        <w:t xml:space="preserve">-</w:t>
+      </w:r>
+      <w:r>
+        <w:t xml:space="preserve"> </w:t>
+      </w:r>
+      <w:r>
+        <w:rPr>
+          <w:bCs/>
+          <w:b/>
+        </w:rPr>
+        <w:t xml:space="preserve">TODO</w:t>
+      </w:r>
+      <w:r>
+        <w:t xml:space="preserve">: Real file loading from server, syntax highlighting for .cfg/.json, create new file functionality, backend integration for saving files to server filesystem</w:t>
       </w:r>
     </w:p>
     <w:p>
@@ -10071,9 +10472,9 @@
         </w:pict>
       </w:r>
     </w:p>
-    <w:bookmarkEnd w:id="62"/>
     <w:bookmarkEnd w:id="63"/>
-    <w:bookmarkStart w:id="68" w:name="plugins"/>
+    <w:bookmarkEnd w:id="64"/>
+    <w:bookmarkStart w:id="69" w:name="plugins"/>
     <w:p>
       <w:pPr>
         <w:pStyle w:val="Heading3"/>
@@ -10157,7 +10558,7 @@
         <w:t xml:space="preserve">.</w:t>
       </w:r>
     </w:p>
-    <w:bookmarkStart w:id="64" w:name="tabs-count-badges"/>
+    <w:bookmarkStart w:id="65" w:name="tabs-count-badges"/>
     <w:p>
       <w:pPr>
         <w:pStyle w:val="Heading4"/>
@@ -10213,8 +10614,8 @@
         <w:t xml:space="preserve">(Error log badge is red).</w:t>
       </w:r>
     </w:p>
-    <w:bookmarkEnd w:id="64"/>
-    <w:bookmarkStart w:id="65" w:name="installed-tab"/>
+    <w:bookmarkEnd w:id="65"/>
+    <w:bookmarkStart w:id="66" w:name="installed-tab"/>
     <w:p>
       <w:pPr>
         <w:pStyle w:val="Heading4"/>
@@ -10681,8 +11082,8 @@
         <w:t xml:space="preserve">.</w:t>
       </w:r>
     </w:p>
-    <w:bookmarkEnd w:id="65"/>
-    <w:bookmarkStart w:id="66" w:name="browse-tab-plugin-registry-marketplace"/>
+    <w:bookmarkEnd w:id="66"/>
+    <w:bookmarkStart w:id="67" w:name="browse-tab-plugin-registry-marketplace"/>
     <w:p>
       <w:pPr>
         <w:pStyle w:val="Heading4"/>
@@ -11164,8 +11565,8 @@
         <w:t xml:space="preserve">”</w:t>
       </w:r>
     </w:p>
-    <w:bookmarkEnd w:id="66"/>
-    <w:bookmarkStart w:id="67" w:name="error-log-tab"/>
+    <w:bookmarkEnd w:id="67"/>
+    <w:bookmarkStart w:id="68" w:name="error-log-tab"/>
     <w:p>
       <w:pPr>
         <w:pStyle w:val="Heading4"/>
@@ -11447,9 +11848,9 @@
         </w:pict>
       </w:r>
     </w:p>
-    <w:bookmarkEnd w:id="67"/>
     <w:bookmarkEnd w:id="68"/>
-    <w:bookmarkStart w:id="73" w:name="scheduler"/>
+    <w:bookmarkEnd w:id="69"/>
+    <w:bookmarkStart w:id="74" w:name="scheduler"/>
     <w:p>
       <w:pPr>
         <w:pStyle w:val="Heading3"/>
@@ -11521,7 +11922,7 @@
         <w:t xml:space="preserve">.</w:t>
       </w:r>
     </w:p>
-    <w:bookmarkStart w:id="69" w:name="jobs-table-left-main"/>
+    <w:bookmarkStart w:id="70" w:name="jobs-table-left-main"/>
     <w:p>
       <w:pPr>
         <w:pStyle w:val="Heading4"/>
@@ -11806,8 +12207,8 @@
         <w:t xml:space="preserve">| 2026-05-16 19:00 | 2026-05-23 19:00 (disabled) |</w:t>
       </w:r>
     </w:p>
-    <w:bookmarkEnd w:id="69"/>
-    <w:bookmarkStart w:id="70" w:name="recent-runs-table-below-jobs"/>
+    <w:bookmarkEnd w:id="70"/>
+    <w:bookmarkStart w:id="71" w:name="recent-runs-table-below-jobs"/>
     <w:p>
       <w:pPr>
         <w:pStyle w:val="Heading4"/>
@@ -11920,8 +12321,8 @@
         <w:t xml:space="preserve">| 19:00 (Fri) | Pug auto-shuffle | — | disabled (grey) |</w:t>
       </w:r>
     </w:p>
-    <w:bookmarkEnd w:id="70"/>
-    <w:bookmarkStart w:id="71" w:name="presets-panel-right"/>
+    <w:bookmarkEnd w:id="71"/>
+    <w:bookmarkStart w:id="72" w:name="presets-panel-right"/>
     <w:p>
       <w:pPr>
         <w:pStyle w:val="Heading4"/>
@@ -12026,8 +12427,8 @@
         <w:t xml:space="preserve">on-event down → webhook discord_alerts</w:t>
       </w:r>
     </w:p>
-    <w:bookmarkEnd w:id="71"/>
-    <w:bookmarkStart w:id="72" w:name="next-24h-panel-right-below-presets"/>
+    <w:bookmarkEnd w:id="72"/>
+    <w:bookmarkStart w:id="73" w:name="next-24h-panel-right-below-presets"/>
     <w:p>
       <w:pPr>
         <w:pStyle w:val="Heading4"/>
@@ -12148,9 +12549,9 @@
         </w:pict>
       </w:r>
     </w:p>
-    <w:bookmarkEnd w:id="72"/>
     <w:bookmarkEnd w:id="73"/>
-    <w:bookmarkStart w:id="79" w:name="admin"/>
+    <w:bookmarkEnd w:id="74"/>
+    <w:bookmarkStart w:id="80" w:name="admin"/>
     <w:p>
       <w:pPr>
         <w:pStyle w:val="Heading3"/>
@@ -12222,7 +12623,7 @@
         <w:t xml:space="preserve">.</w:t>
       </w:r>
     </w:p>
-    <w:bookmarkStart w:id="74" w:name="tabs"/>
+    <w:bookmarkStart w:id="75" w:name="tabs"/>
     <w:p>
       <w:pPr>
         <w:pStyle w:val="Heading4"/>
@@ -12290,8 +12691,8 @@
         <w:t xml:space="preserve">.</w:t>
       </w:r>
     </w:p>
-    <w:bookmarkEnd w:id="74"/>
-    <w:bookmarkStart w:id="75" w:name="users-roles-tab"/>
+    <w:bookmarkEnd w:id="75"/>
+    <w:bookmarkStart w:id="76" w:name="users-roles-tab"/>
     <w:p>
       <w:pPr>
         <w:pStyle w:val="Heading4"/>
@@ -12480,8 +12881,8 @@
         <w:t xml:space="preserve">| manage servers | ✓ | · | · |</w:t>
       </w:r>
     </w:p>
-    <w:bookmarkEnd w:id="75"/>
-    <w:bookmarkStart w:id="76" w:name="audit-log-tab"/>
+    <w:bookmarkEnd w:id="76"/>
+    <w:bookmarkStart w:id="77" w:name="audit-log-tab"/>
     <w:p>
       <w:pPr>
         <w:pStyle w:val="Heading4"/>
@@ -12726,8 +13127,8 @@
         <w:t xml:space="preserve">| 12:02:11 | m0use@ | signin | from 84.124.221.9 — chrome/macOS | ✓ |</w:t>
       </w:r>
     </w:p>
-    <w:bookmarkEnd w:id="76"/>
-    <w:bookmarkStart w:id="77" w:name="integrations-tab-4-cards"/>
+    <w:bookmarkEnd w:id="77"/>
+    <w:bookmarkStart w:id="78" w:name="integrations-tab-4-cards"/>
     <w:p>
       <w:pPr>
         <w:pStyle w:val="Heading4"/>
@@ -13177,8 +13578,8 @@
         <w:t xml:space="preserve">03:00 · 412 MB · ok</w:t>
       </w:r>
     </w:p>
-    <w:bookmarkEnd w:id="77"/>
-    <w:bookmarkStart w:id="78" w:name="gotv-demos-tab"/>
+    <w:bookmarkEnd w:id="78"/>
+    <w:bookmarkStart w:id="79" w:name="gotv-demos-tab"/>
     <w:p>
       <w:pPr>
         <w:pStyle w:val="Heading4"/>
@@ -13432,9 +13833,9 @@
         </w:pict>
       </w:r>
     </w:p>
-    <w:bookmarkEnd w:id="78"/>
     <w:bookmarkEnd w:id="79"/>
-    <w:bookmarkStart w:id="80" w:name="multi-server-switcher"/>
+    <w:bookmarkEnd w:id="80"/>
+    <w:bookmarkStart w:id="81" w:name="multi-server-switcher"/>
     <w:p>
       <w:pPr>
         <w:pStyle w:val="Heading3"/>
@@ -13665,8 +14066,8 @@
         </w:pict>
       </w:r>
     </w:p>
-    <w:bookmarkEnd w:id="80"/>
-    <w:bookmarkStart w:id="81" w:name="login-auth-session"/>
+    <w:bookmarkEnd w:id="81"/>
+    <w:bookmarkStart w:id="82" w:name="login-auth-session"/>
     <w:p>
       <w:pPr>
         <w:pStyle w:val="Heading3"/>
@@ -14009,8 +14410,8 @@
         </w:pict>
       </w:r>
     </w:p>
-    <w:bookmarkEnd w:id="81"/>
-    <w:bookmarkStart w:id="82" w:name="global-search-command-palette"/>
+    <w:bookmarkEnd w:id="82"/>
+    <w:bookmarkStart w:id="83" w:name="global-search-command-palette"/>
     <w:p>
       <w:pPr>
         <w:pStyle w:val="Heading3"/>
@@ -14126,9 +14527,9 @@
         </w:pict>
       </w:r>
     </w:p>
-    <w:bookmarkEnd w:id="82"/>
     <w:bookmarkEnd w:id="83"/>
-    <w:bookmarkStart w:id="84" w:name="Xb3dc79d59a5ce2f8117aa7a57871f6dd7183cb9"/>
+    <w:bookmarkEnd w:id="84"/>
+    <w:bookmarkStart w:id="85" w:name="Xb3dc79d59a5ce2f8117aa7a57871f6dd7183cb9"/>
     <w:p>
       <w:pPr>
         <w:pStyle w:val="Heading2"/>
@@ -14618,8 +15019,8 @@
         <w:t xml:space="preserve">This document was compiled from observations of the nokit demo. Keep it updated as features move from ❌ (demo/planned) to ✅ (implemented).</w:t>
       </w:r>
     </w:p>
-    <w:bookmarkEnd w:id="84"/>
     <w:bookmarkEnd w:id="85"/>
+    <w:bookmarkEnd w:id="86"/>
     <w:sectPr/>
   </w:body>
 </w:document>

--- a/featureDetail.docx
+++ b/featureDetail.docx
@@ -924,6 +924,39 @@
                 <w:rStyle w:val="VerbatimChar"/>
               </w:rPr>
               <w:t xml:space="preserve">GET /api/servers/{id}/maps/workshop</w:t>
+            </w:r>
+            <w:r>
+              <w:t xml:space="preserve">), workshop map thumbnails via the Steam Web API (</w:t>
+            </w:r>
+            <w:r>
+              <w:rPr>
+                <w:rStyle w:val="VerbatimChar"/>
+              </w:rPr>
+              <w:t xml:space="preserve">internal/steam</w:t>
+            </w:r>
+            <w:r>
+              <w:t xml:space="preserve">, cached on disk, served from</w:t>
+            </w:r>
+            <w:r>
+              <w:t xml:space="preserve"> </w:t>
+            </w:r>
+            <w:r>
+              <w:rPr>
+                <w:rStyle w:val="VerbatimChar"/>
+              </w:rPr>
+              <w:t xml:space="preserve">GET /api/maps/thumbnail/{id}</w:t>
+            </w:r>
+            <w:r>
+              <w:t xml:space="preserve">, enabled by</w:t>
+            </w:r>
+            <w:r>
+              <w:t xml:space="preserve"> </w:t>
+            </w:r>
+            <w:r>
+              <w:rPr>
+                <w:rStyle w:val="VerbatimChar"/>
+              </w:rPr>
+              <w:t xml:space="preserve">STEAM_API_KEY</w:t>
             </w:r>
             <w:r>
               <w:t xml:space="preserve">), map cycle editor, RCON integration (changelevel, host_workshop_map)</w:t>
@@ -10409,7 +10442,28 @@
         <w:t xml:space="preserve">Workshop maps</w:t>
       </w:r>
       <w:r>
-        <w:t xml:space="preserve">: Demo section displays 4 workshop maps (de_cache_redux, awp_lego, surf_kitsune_ksf, de_season) with author, subscriber count, and workshop ID. Users can input a workshop ID and load it via RCON</w:t>
+        <w:t xml:space="preserve">: Installed workshop maps are fetched live from the server via RCON (</w:t>
+      </w:r>
+      <w:r>
+        <w:rPr>
+          <w:rStyle w:val="VerbatimChar"/>
+        </w:rPr>
+        <w:t xml:space="preserve">maps *</w:t>
+      </w:r>
+      <w:r>
+        <w:t xml:space="preserve">) through</w:t>
+      </w:r>
+      <w:r>
+        <w:t xml:space="preserve"> </w:t>
+      </w:r>
+      <w:r>
+        <w:rPr>
+          <w:rStyle w:val="VerbatimChar"/>
+        </w:rPr>
+        <w:t xml:space="preserve">GET /api/servers/:id/maps/workshop</w:t>
+      </w:r>
+      <w:r>
+        <w:t xml:space="preserve">. Users can input a workshop ID and load it via RCON</w:t>
       </w:r>
       <w:r>
         <w:t xml:space="preserve"> </w:t>
@@ -10440,6 +10494,139 @@
           <w:bCs/>
           <w:b/>
         </w:rPr>
+        <w:t xml:space="preserve">Workshop map thumbnails (Steam Web API)</w:t>
+      </w:r>
+      <w:r>
+        <w:t xml:space="preserve">: ✅ Implemented. When</w:t>
+      </w:r>
+      <w:r>
+        <w:t xml:space="preserve"> </w:t>
+      </w:r>
+      <w:r>
+        <w:rPr>
+          <w:rStyle w:val="VerbatimChar"/>
+        </w:rPr>
+        <w:t xml:space="preserve">STEAM_API_KEY</w:t>
+      </w:r>
+      <w:r>
+        <w:t xml:space="preserve"> </w:t>
+      </w:r>
+      <w:r>
+        <w:t xml:space="preserve">is set, the backend (</w:t>
+      </w:r>
+      <w:r>
+        <w:rPr>
+          <w:rStyle w:val="VerbatimChar"/>
+        </w:rPr>
+        <w:t xml:space="preserve">internal/steam</w:t>
+      </w:r>
+      <w:r>
+        <w:t xml:space="preserve">) resolves each installed workshop map’s</w:t>
+      </w:r>
+      <w:r>
+        <w:t xml:space="preserve"> </w:t>
+      </w:r>
+      <w:r>
+        <w:rPr>
+          <w:rStyle w:val="VerbatimChar"/>
+        </w:rPr>
+        <w:t xml:space="preserve">preview_url</w:t>
+      </w:r>
+      <w:r>
+        <w:t xml:space="preserve"> </w:t>
+      </w:r>
+      <w:r>
+        <w:t xml:space="preserve">via</w:t>
+      </w:r>
+      <w:r>
+        <w:t xml:space="preserve"> </w:t>
+      </w:r>
+      <w:r>
+        <w:rPr>
+          <w:rStyle w:val="VerbatimChar"/>
+        </w:rPr>
+        <w:t xml:space="preserve">IPublishedFileService/GetDetails</w:t>
+      </w:r>
+      <w:r>
+        <w:t xml:space="preserve">, downloads the image once, and caches it on disk (</w:t>
+      </w:r>
+      <w:r>
+        <w:rPr>
+          <w:rStyle w:val="VerbatimChar"/>
+        </w:rPr>
+        <w:t xml:space="preserve">THUMBNAIL_CACHE_DIR</w:t>
+      </w:r>
+      <w:r>
+        <w:t xml:space="preserve">, default</w:t>
+      </w:r>
+      <w:r>
+        <w:t xml:space="preserve"> </w:t>
+      </w:r>
+      <w:r>
+        <w:rPr>
+          <w:rStyle w:val="VerbatimChar"/>
+        </w:rPr>
+        <w:t xml:space="preserve">thumbnails/</w:t>
+      </w:r>
+      <w:r>
+        <w:t xml:space="preserve">). Thumbnails are served from</w:t>
+      </w:r>
+      <w:r>
+        <w:t xml:space="preserve"> </w:t>
+      </w:r>
+      <w:r>
+        <w:rPr>
+          <w:rStyle w:val="VerbatimChar"/>
+        </w:rPr>
+        <w:t xml:space="preserve">GET /api/maps/thumbnail/{workshopId}</w:t>
+      </w:r>
+      <w:r>
+        <w:t xml:space="preserve"> </w:t>
+      </w:r>
+      <w:r>
+        <w:t xml:space="preserve">and rendered on the workshop map cards, with a background prefetch kicked off when the workshop list loads. Concurrent requests for the same image are coalesced so Steam is hit at most once per item. When the key is unset (or Steam has no preview for an item), the card falls back to the gradient placeholder.</w:t>
+      </w:r>
+      <w:r>
+        <w:t xml:space="preserve"> </w:t>
+      </w:r>
+      <w:r>
+        <w:rPr>
+          <w:rStyle w:val="VerbatimChar"/>
+        </w:rPr>
+        <w:t xml:space="preserve">STEAM_API_KEY</w:t>
+      </w:r>
+      <w:r>
+        <w:t xml:space="preserve"> </w:t>
+      </w:r>
+      <w:r>
+        <w:t xml:space="preserve">is distinct from</w:t>
+      </w:r>
+      <w:r>
+        <w:t xml:space="preserve"> </w:t>
+      </w:r>
+      <w:r>
+        <w:rPr>
+          <w:rStyle w:val="VerbatimChar"/>
+        </w:rPr>
+        <w:t xml:space="preserve">STEAM_GSLT</w:t>
+      </w:r>
+      <w:r>
+        <w:t xml:space="preserve">.</w:t>
+      </w:r>
+      <w:r>
+        <w:t xml:space="preserve"> </w:t>
+      </w:r>
+      <w:r>
+        <w:t xml:space="preserve">-</w:t>
+      </w:r>
+      <w:r>
+        <w:t xml:space="preserve"> </w:t>
+      </w:r>
+      <w:r>
+        <w:rPr>
+          <w:bCs/>
+          <w:b/>
+        </w:rPr>
         <w:t xml:space="preserve">Map cycle editor</w:t>
       </w:r>
       <w:r>
@@ -10526,7 +10713,7 @@
         <w:t xml:space="preserve">TODO</w:t>
       </w:r>
       <w:r>
-        <w:t xml:space="preserve">: Map thumbnail images (currently showing placeholder gradients), drag-and-drop reordering for map cycle, Steam Workshop API integration for fetching workshop map metadata and thumbnails.</w:t>
+        <w:t xml:space="preserve">: Standard-map-pool thumbnail images (still placeholder gradients — these are not workshop items so are not covered by the Steam API path), drag-and-drop reordering for map cycle.</w:t>
       </w:r>
     </w:p>
     <w:p>

--- a/featureDetail.docx
+++ b/featureDetail.docx
@@ -902,7 +902,50 @@
               <w:jc w:val="left"/>
             </w:pPr>
             <w:r>
-              <w:t xml:space="preserve">Standard map pool (12 maps), favorites system (localStorage), workshop maps fetched live via RCON (</w:t>
+              <w:t xml:space="preserve">Standard map pool (12 maps), favorites system (localStorage),</w:t>
+            </w:r>
+            <w:r>
+              <w:t xml:space="preserve"> </w:t>
+            </w:r>
+            <w:r>
+              <w:rPr>
+                <w:bCs/>
+                <w:b/>
+              </w:rPr>
+              <w:t xml:space="preserve">two-mode workshop map management</w:t>
+            </w:r>
+            <w:r>
+              <w:t xml:space="preserve"> </w:t>
+            </w:r>
+            <w:r>
+              <w:t xml:space="preserve">(</w:t>
+            </w:r>
+            <w:r>
+              <w:rPr>
+                <w:rStyle w:val="VerbatimChar"/>
+              </w:rPr>
+              <w:t xml:space="preserve">internal/workshop</w:t>
+            </w:r>
+            <w:r>
+              <w:t xml:space="preserve">) — Mode A (default) lists installed maps via RCON</w:t>
+            </w:r>
+            <w:r>
+              <w:t xml:space="preserve"> </w:t>
+            </w:r>
+            <w:r>
+              <w:rPr>
+                <w:rStyle w:val="VerbatimChar"/>
+              </w:rPr>
+              <w:t xml:space="preserve">ds_workshop_listmaps</w:t>
+            </w:r>
+            <w:r>
+              <w:t xml:space="preserve"> </w:t>
+            </w:r>
+            <w:r>
+              <w:t xml:space="preserve">(fallback</w:t>
+            </w:r>
+            <w:r>
+              <w:t xml:space="preserve"> </w:t>
             </w:r>
             <w:r>
               <w:rPr>
@@ -911,10 +954,7 @@
               <w:t xml:space="preserve">maps *</w:t>
             </w:r>
             <w:r>
-              <w:t xml:space="preserve"> </w:t>
-            </w:r>
-            <w:r>
-              <w:t xml:space="preserve">→</w:t>
+              <w:t xml:space="preserve">) →</w:t>
             </w:r>
             <w:r>
               <w:t xml:space="preserve"> </w:t>
@@ -926,7 +966,49 @@
               <w:t xml:space="preserve">GET /api/servers/{id}/maps/workshop</w:t>
             </w:r>
             <w:r>
-              <w:t xml:space="preserve">), workshop map thumbnails via the Steam Web API (</w:t>
+              <w:t xml:space="preserve">, resolving workshop IDs from a DB cache (</w:t>
+            </w:r>
+            <w:r>
+              <w:rPr>
+                <w:rStyle w:val="VerbatimChar"/>
+              </w:rPr>
+              <w:t xml:space="preserve">workshop_maps</w:t>
+            </w:r>
+            <w:r>
+              <w:t xml:space="preserve">) populated when maps are loaded through the panel; Mode B (opt-in, when a volume is mounted at</w:t>
+            </w:r>
+            <w:r>
+              <w:t xml:space="preserve"> </w:t>
+            </w:r>
+            <w:r>
+              <w:rPr>
+                <w:rStyle w:val="VerbatimChar"/>
+              </w:rPr>
+              <w:t xml:space="preserve">/workshop/&lt;serverId&gt;</w:t>
+            </w:r>
+            <w:r>
+              <w:t xml:space="preserve">) scans the filesystem for exact ID↔name mapping incl. multiple versions, with runtime write-probed uninstall (</w:t>
+            </w:r>
+            <w:r>
+              <w:rPr>
+                <w:rStyle w:val="VerbatimChar"/>
+              </w:rPr>
+              <w:t xml:space="preserve">DELETE /api/servers/{id}/maps/workshop/{id}</w:t>
+            </w:r>
+            <w:r>
+              <w:t xml:space="preserve">). Load endpoint</w:t>
+            </w:r>
+            <w:r>
+              <w:t xml:space="preserve"> </w:t>
+            </w:r>
+            <w:r>
+              <w:rPr>
+                <w:rStyle w:val="VerbatimChar"/>
+              </w:rPr>
+              <w:t xml:space="preserve">POST /api/servers/{id}/maps/workshop/load</w:t>
+            </w:r>
+            <w:r>
+              <w:t xml:space="preserve">. Workshop map thumbnails via the Steam Web API (</w:t>
             </w:r>
             <w:r>
               <w:rPr>
@@ -10439,10 +10521,98 @@
           <w:bCs/>
           <w:b/>
         </w:rPr>
-        <w:t xml:space="preserve">Workshop maps</w:t>
-      </w:r>
-      <w:r>
-        <w:t xml:space="preserve">: Installed workshop maps are fetched live from the server via RCON (</w:t>
+        <w:t xml:space="preserve">Workshop maps (two-mode management)</w:t>
+      </w:r>
+      <w:r>
+        <w:t xml:space="preserve">: Installed workshop maps are listed through</w:t>
+      </w:r>
+      <w:r>
+        <w:t xml:space="preserve"> </w:t>
+      </w:r>
+      <w:r>
+        <w:rPr>
+          <w:rStyle w:val="VerbatimChar"/>
+        </w:rPr>
+        <w:t xml:space="preserve">GET /api/servers/:id/maps/workshop</w:t>
+      </w:r>
+      <w:r>
+        <w:t xml:space="preserve">, which returns</w:t>
+      </w:r>
+      <w:r>
+        <w:t xml:space="preserve"> </w:t>
+      </w:r>
+      <w:r>
+        <w:rPr>
+          <w:rStyle w:val="VerbatimChar"/>
+        </w:rPr>
+        <w:t xml:space="preserve">{mode, writable, maps[]}</w:t>
+      </w:r>
+      <w:r>
+        <w:t xml:space="preserve">. The backend logic lives in the</w:t>
+      </w:r>
+      <w:r>
+        <w:t xml:space="preserve"> </w:t>
+      </w:r>
+      <w:r>
+        <w:rPr>
+          <w:rStyle w:val="VerbatimChar"/>
+        </w:rPr>
+        <w:t xml:space="preserve">internal/workshop</w:t>
+      </w:r>
+      <w:r>
+        <w:t xml:space="preserve"> </w:t>
+      </w:r>
+      <w:r>
+        <w:t xml:space="preserve">package (</w:t>
+      </w:r>
+      <w:r>
+        <w:rPr>
+          <w:rStyle w:val="VerbatimChar"/>
+        </w:rPr>
+        <w:t xml:space="preserve">Resolve()</w:t>
+      </w:r>
+      <w:r>
+        <w:t xml:space="preserve"> </w:t>
+      </w:r>
+      <w:r>
+        <w:t xml:space="preserve">picks the provider per server at request time):</w:t>
+      </w:r>
+      <w:r>
+        <w:t xml:space="preserve"> </w:t>
+      </w:r>
+      <w:r>
+        <w:t xml:space="preserve">-</w:t>
+      </w:r>
+      <w:r>
+        <w:t xml:space="preserve"> </w:t>
+      </w:r>
+      <w:r>
+        <w:rPr>
+          <w:bCs/>
+          <w:b/>
+        </w:rPr>
+        <w:t xml:space="preserve">Mode A — RCON + DB cache (default)</w:t>
+      </w:r>
+      <w:r>
+        <w:t xml:space="preserve">: lists installed maps via RCON</w:t>
+      </w:r>
+      <w:r>
+        <w:t xml:space="preserve"> </w:t>
+      </w:r>
+      <w:r>
+        <w:rPr>
+          <w:rStyle w:val="VerbatimChar"/>
+        </w:rPr>
+        <w:t xml:space="preserve">ds_workshop_listmaps</w:t>
+      </w:r>
+      <w:r>
+        <w:t xml:space="preserve"> </w:t>
+      </w:r>
+      <w:r>
+        <w:t xml:space="preserve">(falling back to</w:t>
+      </w:r>
+      <w:r>
+        <w:t xml:space="preserve"> </w:t>
       </w:r>
       <w:r>
         <w:rPr>
@@ -10451,34 +10621,271 @@
         <w:t xml:space="preserve">maps *</w:t>
       </w:r>
       <w:r>
-        <w:t xml:space="preserve">) through</w:t>
-      </w:r>
-      <w:r>
-        <w:t xml:space="preserve"> </w:t>
-      </w:r>
-      <w:r>
-        <w:rPr>
-          <w:rStyle w:val="VerbatimChar"/>
-        </w:rPr>
-        <w:t xml:space="preserve">GET /api/servers/:id/maps/workshop</w:t>
-      </w:r>
-      <w:r>
-        <w:t xml:space="preserve">. Users can input a workshop ID and load it via RCON</w:t>
-      </w:r>
-      <w:r>
-        <w:t xml:space="preserve"> </w:t>
-      </w:r>
-      <w:r>
-        <w:rPr>
-          <w:rStyle w:val="VerbatimChar"/>
-        </w:rPr>
-        <w:t xml:space="preserve">host_workshop_map &lt;workshopid&gt;</w:t>
-      </w:r>
-      <w:r>
-        <w:t xml:space="preserve"> </w:t>
-      </w:r>
-      <w:r>
-        <w:t xml:space="preserve">command.</w:t>
+        <w:t xml:space="preserve">), which returns bare map</w:t>
+      </w:r>
+      <w:r>
+        <w:t xml:space="preserve"> </w:t>
+      </w:r>
+      <w:r>
+        <w:rPr>
+          <w:bCs/>
+          <w:b/>
+        </w:rPr>
+        <w:t xml:space="preserve">names</w:t>
+      </w:r>
+      <w:r>
+        <w:t xml:space="preserve"> </w:t>
+      </w:r>
+      <w:r>
+        <w:t xml:space="preserve">only. Workshop IDs are resolved from the SQLite</w:t>
+      </w:r>
+      <w:r>
+        <w:t xml:space="preserve"> </w:t>
+      </w:r>
+      <w:r>
+        <w:rPr>
+          <w:rStyle w:val="VerbatimChar"/>
+        </w:rPr>
+        <w:t xml:space="preserve">workshop_maps</w:t>
+      </w:r>
+      <w:r>
+        <w:t xml:space="preserve"> </w:t>
+      </w:r>
+      <w:r>
+        <w:t xml:space="preserve">cache, populated when a map is loaded through the panel (</w:t>
+      </w:r>
+      <w:r>
+        <w:rPr>
+          <w:rStyle w:val="VerbatimChar"/>
+        </w:rPr>
+        <w:t xml:space="preserve">POST /api/servers/:id/maps/workshop/load</w:t>
+      </w:r>
+      <w:r>
+        <w:t xml:space="preserve"> </w:t>
+      </w:r>
+      <w:r>
+        <w:t xml:space="preserve">runs</w:t>
+      </w:r>
+      <w:r>
+        <w:t xml:space="preserve"> </w:t>
+      </w:r>
+      <w:r>
+        <w:rPr>
+          <w:rStyle w:val="VerbatimChar"/>
+        </w:rPr>
+        <w:t xml:space="preserve">host_workshop_map &lt;id&gt;</w:t>
+      </w:r>
+      <w:r>
+        <w:t xml:space="preserve"> </w:t>
+      </w:r>
+      <w:r>
+        <w:t xml:space="preserve">and, after confirming the loaded name from</w:t>
+      </w:r>
+      <w:r>
+        <w:t xml:space="preserve"> </w:t>
+      </w:r>
+      <w:r>
+        <w:rPr>
+          <w:rStyle w:val="VerbatimChar"/>
+        </w:rPr>
+        <w:t xml:space="preserve">status</w:t>
+      </w:r>
+      <w:r>
+        <w:t xml:space="preserve">, upserts the</w:t>
+      </w:r>
+      <w:r>
+        <w:t xml:space="preserve"> </w:t>
+      </w:r>
+      <w:r>
+        <w:rPr>
+          <w:rStyle w:val="VerbatimChar"/>
+        </w:rPr>
+        <w:t xml:space="preserve">id → name</w:t>
+      </w:r>
+      <w:r>
+        <w:t xml:space="preserve"> </w:t>
+      </w:r>
+      <w:r>
+        <w:t xml:space="preserve">mapping). Maps with a cached ID show a thumbnail +</w:t>
+      </w:r>
+      <w:r>
+        <w:t xml:space="preserve"> </w:t>
+      </w:r>
+      <w:r>
+        <w:rPr>
+          <w:rStyle w:val="VerbatimChar"/>
+        </w:rPr>
+        <w:t xml:space="preserve">instant</w:t>
+      </w:r>
+      <w:r>
+        <w:t xml:space="preserve"> </w:t>
+      </w:r>
+      <w:r>
+        <w:t xml:space="preserve">badge; maps without one show a clean</w:t>
+      </w:r>
+      <w:r>
+        <w:t xml:space="preserve"> </w:t>
+      </w:r>
+      <w:r>
+        <w:rPr>
+          <w:rStyle w:val="VerbatimChar"/>
+        </w:rPr>
+        <w:t xml:space="preserve">no id</w:t>
+      </w:r>
+      <w:r>
+        <w:t xml:space="preserve"> </w:t>
+      </w:r>
+      <w:r>
+        <w:t xml:space="preserve">card and are switched by name via</w:t>
+      </w:r>
+      <w:r>
+        <w:t xml:space="preserve"> </w:t>
+      </w:r>
+      <w:r>
+        <w:rPr>
+          <w:rStyle w:val="VerbatimChar"/>
+        </w:rPr>
+        <w:t xml:space="preserve">ds_workshop_changelevel &lt;name&gt;</w:t>
+      </w:r>
+      <w:r>
+        <w:t xml:space="preserve">. Cannot disambiguate multiple versions sharing a name.</w:t>
+      </w:r>
+      <w:r>
+        <w:t xml:space="preserve"> </w:t>
+      </w:r>
+      <w:r>
+        <w:t xml:space="preserve">-</w:t>
+      </w:r>
+      <w:r>
+        <w:t xml:space="preserve"> </w:t>
+      </w:r>
+      <w:r>
+        <w:rPr>
+          <w:bCs/>
+          <w:b/>
+        </w:rPr>
+        <w:t xml:space="preserve">Mode B — filesystem scan (opt-in)</w:t>
+      </w:r>
+      <w:r>
+        <w:t xml:space="preserve">: activated automatically when a volume is mounted at</w:t>
+      </w:r>
+      <w:r>
+        <w:t xml:space="preserve"> </w:t>
+      </w:r>
+      <w:r>
+        <w:rPr>
+          <w:rStyle w:val="VerbatimChar"/>
+        </w:rPr>
+        <w:t xml:space="preserve">/workshop/&lt;serverId&gt;</w:t>
+      </w:r>
+      <w:r>
+        <w:t xml:space="preserve"> </w:t>
+      </w:r>
+      <w:r>
+        <w:t xml:space="preserve">(base</w:t>
+      </w:r>
+      <w:r>
+        <w:t xml:space="preserve"> </w:t>
+      </w:r>
+      <w:r>
+        <w:rPr>
+          <w:rStyle w:val="VerbatimChar"/>
+        </w:rPr>
+        <w:t xml:space="preserve">WORKSHOP_BASE</w:t>
+      </w:r>
+      <w:r>
+        <w:t xml:space="preserve">, default</w:t>
+      </w:r>
+      <w:r>
+        <w:t xml:space="preserve"> </w:t>
+      </w:r>
+      <w:r>
+        <w:rPr>
+          <w:rStyle w:val="VerbatimChar"/>
+        </w:rPr>
+        <w:t xml:space="preserve">/workshop</w:t>
+      </w:r>
+      <w:r>
+        <w:t xml:space="preserve">; per-server override</w:t>
+      </w:r>
+      <w:r>
+        <w:t xml:space="preserve"> </w:t>
+      </w:r>
+      <w:r>
+        <w:rPr>
+          <w:rStyle w:val="VerbatimChar"/>
+        </w:rPr>
+        <w:t xml:space="preserve">WORKSHOP_PATH_&lt;UPPER_ID&gt;</w:t>
+      </w:r>
+      <w:r>
+        <w:t xml:space="preserve">). Scans numeric</w:t>
+      </w:r>
+      <w:r>
+        <w:t xml:space="preserve"> </w:t>
+      </w:r>
+      <w:r>
+        <w:rPr>
+          <w:rStyle w:val="VerbatimChar"/>
+        </w:rPr>
+        <w:t xml:space="preserve">&lt;workshopId&gt;/*.vpk</w:t>
+      </w:r>
+      <w:r>
+        <w:t xml:space="preserve"> </w:t>
+      </w:r>
+      <w:r>
+        <w:t xml:space="preserve">subfolders for an exact ID↔name mapping including multiple versions grouped per card (</w:t>
+      </w:r>
+      <w:r>
+        <w:rPr>
+          <w:rStyle w:val="VerbatimChar"/>
+        </w:rPr>
+        <w:t xml:space="preserve">scanned</w:t>
+      </w:r>
+      <w:r>
+        <w:t xml:space="preserve"> </w:t>
+      </w:r>
+      <w:r>
+        <w:t xml:space="preserve">badge).</w:t>
+      </w:r>
+      <w:r>
+        <w:t xml:space="preserve"> </w:t>
+      </w:r>
+      <w:r>
+        <w:rPr>
+          <w:bCs/>
+          <w:b/>
+        </w:rPr>
+        <w:t xml:space="preserve">Uninstall</w:t>
+      </w:r>
+      <w:r>
+        <w:t xml:space="preserve"> </w:t>
+      </w:r>
+      <w:r>
+        <w:t xml:space="preserve">(</w:t>
+      </w:r>
+      <w:r>
+        <w:rPr>
+          <w:rStyle w:val="VerbatimChar"/>
+        </w:rPr>
+        <w:t xml:space="preserve">DELETE /api/servers/:id/maps/workshop/{id}</w:t>
+      </w:r>
+      <w:r>
+        <w:t xml:space="preserve">) is offered only in Mode B and only when the mount is writable — writability is auto-detected at runtime by a write-probe (create+delete a temp file), never a config flag. Mount</w:t>
+      </w:r>
+      <w:r>
+        <w:t xml:space="preserve"> </w:t>
+      </w:r>
+      <w:r>
+        <w:rPr>
+          <w:rStyle w:val="VerbatimChar"/>
+        </w:rPr>
+        <w:t xml:space="preserve">:ro</w:t>
+      </w:r>
+      <w:r>
+        <w:t xml:space="preserve"> </w:t>
+      </w:r>
+      <w:r>
+        <w:t xml:space="preserve">to keep uninstall disabled.</w:t>
       </w:r>
       <w:r>
         <w:t xml:space="preserve"> </w:t>

--- a/featureDetail.docx
+++ b/featureDetail.docx
@@ -2,7 +2,7 @@
 <file path=word/document.xml><?xml version="1.0" encoding="utf-8"?>
 <w:document xmlns:w="http://schemas.openxmlformats.org/wordprocessingml/2006/main" xmlns:m="http://schemas.openxmlformats.org/officeDocument/2006/math" xmlns:r="http://schemas.openxmlformats.org/officeDocument/2006/relationships" xmlns:o="urn:schemas-microsoft-com:office:office" xmlns:v="urn:schemas-microsoft-com:vml" xmlns:w10="urn:schemas-microsoft-com:office:word" xmlns:a="http://schemas.openxmlformats.org/drawingml/2006/main" xmlns:pic="http://schemas.openxmlformats.org/drawingml/2006/picture" xmlns:wp="http://schemas.openxmlformats.org/drawingml/2006/wordprocessingDrawing">
   <w:body>
-    <w:bookmarkStart w:id="88" w:name="feature-detail-demo-reference"/>
+    <w:bookmarkStart w:id="90" w:name="feature-detail-demo-reference"/>
     <w:p>
       <w:pPr>
         <w:pStyle w:val="Heading1"/>
@@ -18037,6 +18037,401 @@
         </w:pict>
       </w:r>
     </w:p>
+    <w:bookmarkEnd w:id="87"/>
+    <w:bookmarkStart w:id="89" w:name="bug-fixes-stability-improvements"/>
+    <w:p>
+      <w:pPr>
+        <w:pStyle w:val="Heading2"/>
+      </w:pPr>
+      <w:r>
+        <w:t xml:space="preserve">Bug Fixes &amp; Stability Improvements</w:t>
+      </w:r>
+    </w:p>
+    <w:bookmarkStart w:id="88" w:name="rcon-connection-stability-2026-07-11"/>
+    <w:p>
+      <w:pPr>
+        <w:pStyle w:val="Heading3"/>
+      </w:pPr>
+      <w:r>
+        <w:t xml:space="preserve">RCON Connection Stability (2026-07-11)</w:t>
+      </w:r>
+    </w:p>
+    <w:p>
+      <w:pPr>
+        <w:pStyle w:val="FirstParagraph"/>
+      </w:pPr>
+      <w:r>
+        <w:rPr>
+          <w:bCs/>
+          <w:b/>
+        </w:rPr>
+        <w:t xml:space="preserve">Problem:</w:t>
+      </w:r>
+      <w:r>
+        <w:t xml:space="preserve"> </w:t>
+      </w:r>
+      <w:r>
+        <w:t xml:space="preserve">RCON connections would die during gameplay with a critical nil pointer dereference panic. The connection would close unexpectedly (due to network issues, server restarts, or CS2 timeouts), and the code would attempt to use the closed connection without proper validation, causing crashes.</w:t>
+      </w:r>
+    </w:p>
+    <w:p>
+      <w:pPr>
+        <w:pStyle w:val="BodyText"/>
+      </w:pPr>
+      <w:r>
+        <w:rPr>
+          <w:bCs/>
+          <w:b/>
+        </w:rPr>
+        <w:t xml:space="preserve">Root Causes Identified:</w:t>
+      </w:r>
+      <w:r>
+        <w:t xml:space="preserve"> </w:t>
+      </w:r>
+      <w:r>
+        <w:t xml:space="preserve">1.</w:t>
+      </w:r>
+      <w:r>
+        <w:t xml:space="preserve"> </w:t>
+      </w:r>
+      <w:r>
+        <w:rPr>
+          <w:bCs/>
+          <w:b/>
+        </w:rPr>
+        <w:t xml:space="preserve">Nil pointer dereference</w:t>
+      </w:r>
+      <w:r>
+        <w:t xml:space="preserve"> </w:t>
+      </w:r>
+      <w:r>
+        <w:t xml:space="preserve">— After reconnection attempt, the code would call</w:t>
+      </w:r>
+      <w:r>
+        <w:t xml:space="preserve"> </w:t>
+      </w:r>
+      <w:r>
+        <w:rPr>
+          <w:rStyle w:val="VerbatimChar"/>
+        </w:rPr>
+        <w:t xml:space="preserve">client.Execute()</w:t>
+      </w:r>
+      <w:r>
+        <w:t xml:space="preserve"> </w:t>
+      </w:r>
+      <w:r>
+        <w:t xml:space="preserve">without checking if the client was successfully created</w:t>
+      </w:r>
+      <w:r>
+        <w:t xml:space="preserve"> </w:t>
+      </w:r>
+      <w:r>
+        <w:t xml:space="preserve">2.</w:t>
+      </w:r>
+      <w:r>
+        <w:t xml:space="preserve"> </w:t>
+      </w:r>
+      <w:r>
+        <w:rPr>
+          <w:bCs/>
+          <w:b/>
+        </w:rPr>
+        <w:t xml:space="preserve">Race condition</w:t>
+      </w:r>
+      <w:r>
+        <w:t xml:space="preserve"> </w:t>
+      </w:r>
+      <w:r>
+        <w:t xml:space="preserve">— Client was retrieved with a lock but used without holding the lock, allowing another goroutine to close it in between</w:t>
+      </w:r>
+      <w:r>
+        <w:t xml:space="preserve"> </w:t>
+      </w:r>
+      <w:r>
+        <w:t xml:space="preserve">3.</w:t>
+      </w:r>
+      <w:r>
+        <w:t xml:space="preserve"> </w:t>
+      </w:r>
+      <w:r>
+        <w:rPr>
+          <w:bCs/>
+          <w:b/>
+        </w:rPr>
+        <w:t xml:space="preserve">No reconnection backoff</w:t>
+      </w:r>
+      <w:r>
+        <w:t xml:space="preserve"> </w:t>
+      </w:r>
+      <w:r>
+        <w:t xml:space="preserve">— Rapid retry loops would hammer the server when connections failed repeatedly</w:t>
+      </w:r>
+      <w:r>
+        <w:t xml:space="preserve"> </w:t>
+      </w:r>
+      <w:r>
+        <w:t xml:space="preserve">4.</w:t>
+      </w:r>
+      <w:r>
+        <w:t xml:space="preserve"> </w:t>
+      </w:r>
+      <w:r>
+        <w:rPr>
+          <w:bCs/>
+          <w:b/>
+        </w:rPr>
+        <w:t xml:space="preserve">Insufficient error context</w:t>
+      </w:r>
+      <w:r>
+        <w:t xml:space="preserve"> </w:t>
+      </w:r>
+      <w:r>
+        <w:t xml:space="preserve">— Errors didn’t distinguish between different failure modes</w:t>
+      </w:r>
+    </w:p>
+    <w:p>
+      <w:pPr>
+        <w:pStyle w:val="BodyText"/>
+      </w:pPr>
+      <w:r>
+        <w:rPr>
+          <w:bCs/>
+          <w:b/>
+        </w:rPr>
+        <w:t xml:space="preserve">Fixes Implemented</w:t>
+      </w:r>
+      <w:r>
+        <w:t xml:space="preserve"> </w:t>
+      </w:r>
+      <w:r>
+        <w:t xml:space="preserve">(</w:t>
+      </w:r>
+      <w:r>
+        <w:rPr>
+          <w:rStyle w:val="VerbatimChar"/>
+        </w:rPr>
+        <w:t xml:space="preserve">internal/rcon/rcon.go</w:t>
+      </w:r>
+      <w:r>
+        <w:t xml:space="preserve">):</w:t>
+      </w:r>
+      <w:r>
+        <w:t xml:space="preserve"> </w:t>
+      </w:r>
+      <w:r>
+        <w:t xml:space="preserve">1.</w:t>
+      </w:r>
+      <w:r>
+        <w:t xml:space="preserve"> </w:t>
+      </w:r>
+      <w:r>
+        <w:rPr>
+          <w:bCs/>
+          <w:b/>
+        </w:rPr>
+        <w:t xml:space="preserve">Added nil check after reconnection</w:t>
+      </w:r>
+      <w:r>
+        <w:t xml:space="preserve"> </w:t>
+      </w:r>
+      <w:r>
+        <w:t xml:space="preserve">— Prevents panic by validating client exists before execute</w:t>
+      </w:r>
+      <w:r>
+        <w:t xml:space="preserve"> </w:t>
+      </w:r>
+      <w:r>
+        <w:t xml:space="preserve">2.</w:t>
+      </w:r>
+      <w:r>
+        <w:t xml:space="preserve"> </w:t>
+      </w:r>
+      <w:r>
+        <w:rPr>
+          <w:bCs/>
+          <w:b/>
+        </w:rPr>
+        <w:t xml:space="preserve">Hold lock during execute</w:t>
+      </w:r>
+      <w:r>
+        <w:t xml:space="preserve"> </w:t>
+      </w:r>
+      <w:r>
+        <w:t xml:space="preserve">— Prevents race condition where client could be closed between retrieval and execution</w:t>
+      </w:r>
+      <w:r>
+        <w:t xml:space="preserve"> </w:t>
+      </w:r>
+      <w:r>
+        <w:t xml:space="preserve">3.</w:t>
+      </w:r>
+      <w:r>
+        <w:t xml:space="preserve"> </w:t>
+      </w:r>
+      <w:r>
+        <w:rPr>
+          <w:bCs/>
+          <w:b/>
+        </w:rPr>
+        <w:t xml:space="preserve">Exponential backoff with tracking</w:t>
+      </w:r>
+      <w:r>
+        <w:t xml:space="preserve"> </w:t>
+      </w:r>
+      <w:r>
+        <w:t xml:space="preserve">— Added</w:t>
+      </w:r>
+      <w:r>
+        <w:t xml:space="preserve"> </w:t>
+      </w:r>
+      <w:r>
+        <w:rPr>
+          <w:rStyle w:val="VerbatimChar"/>
+        </w:rPr>
+        <w:t xml:space="preserve">lastFailTime</w:t>
+      </w:r>
+      <w:r>
+        <w:t xml:space="preserve"> </w:t>
+      </w:r>
+      <w:r>
+        <w:t xml:space="preserve">and</w:t>
+      </w:r>
+      <w:r>
+        <w:t xml:space="preserve"> </w:t>
+      </w:r>
+      <w:r>
+        <w:rPr>
+          <w:rStyle w:val="VerbatimChar"/>
+        </w:rPr>
+        <w:t xml:space="preserve">failCount</w:t>
+      </w:r>
+      <w:r>
+        <w:t xml:space="preserve"> </w:t>
+      </w:r>
+      <w:r>
+        <w:t xml:space="preserve">to connection struct; implements exponential backoff (1s → 2s → 4s → 8s → 16s → 30s max) to prevent reconnection storms</w:t>
+      </w:r>
+      <w:r>
+        <w:t xml:space="preserve"> </w:t>
+      </w:r>
+      <w:r>
+        <w:t xml:space="preserve">4.</w:t>
+      </w:r>
+      <w:r>
+        <w:t xml:space="preserve"> </w:t>
+      </w:r>
+      <w:r>
+        <w:rPr>
+          <w:bCs/>
+          <w:b/>
+        </w:rPr>
+        <w:t xml:space="preserve">Better error messages</w:t>
+      </w:r>
+      <w:r>
+        <w:t xml:space="preserve"> </w:t>
+      </w:r>
+      <w:r>
+        <w:t xml:space="preserve">— More descriptive errors with context about failure mode and backoff state</w:t>
+      </w:r>
+      <w:r>
+        <w:t xml:space="preserve"> </w:t>
+      </w:r>
+      <w:r>
+        <w:t xml:space="preserve">5.</w:t>
+      </w:r>
+      <w:r>
+        <w:t xml:space="preserve"> </w:t>
+      </w:r>
+      <w:r>
+        <w:rPr>
+          <w:bCs/>
+          <w:b/>
+        </w:rPr>
+        <w:t xml:space="preserve">Connection state reset</w:t>
+      </w:r>
+      <w:r>
+        <w:t xml:space="preserve"> </w:t>
+      </w:r>
+      <w:r>
+        <w:t xml:space="preserve">— Properly reset failure counters on successful reconnection</w:t>
+      </w:r>
+    </w:p>
+    <w:p>
+      <w:pPr>
+        <w:pStyle w:val="BodyText"/>
+      </w:pPr>
+      <w:r>
+        <w:rPr>
+          <w:bCs/>
+          <w:b/>
+        </w:rPr>
+        <w:t xml:space="preserve">Technical Details:</w:t>
+      </w:r>
+      <w:r>
+        <w:t xml:space="preserve"> </w:t>
+      </w:r>
+      <w:r>
+        <w:t xml:space="preserve">- Backoff calculation:</w:t>
+      </w:r>
+      <w:r>
+        <w:t xml:space="preserve"> </w:t>
+      </w:r>
+      <w:r>
+        <w:rPr>
+          <w:rStyle w:val="VerbatimChar"/>
+        </w:rPr>
+        <w:t xml:space="preserve">baseDelay * (2^(failCount-1))</w:t>
+      </w:r>
+      <w:r>
+        <w:t xml:space="preserve"> </w:t>
+      </w:r>
+      <w:r>
+        <w:t xml:space="preserve">capped at 30 seconds</w:t>
+      </w:r>
+      <w:r>
+        <w:t xml:space="preserve"> </w:t>
+      </w:r>
+      <w:r>
+        <w:t xml:space="preserve">- Failure tracking persists across attempts until successful connection</w:t>
+      </w:r>
+      <w:r>
+        <w:t xml:space="preserve"> </w:t>
+      </w:r>
+      <w:r>
+        <w:t xml:space="preserve">- Dial timeout: 5 seconds, command deadline: 10 seconds</w:t>
+      </w:r>
+      <w:r>
+        <w:t xml:space="preserve"> </w:t>
+      </w:r>
+      <w:r>
+        <w:t xml:space="preserve">- Lock held during final execute to ensure atomicity</w:t>
+      </w:r>
+    </w:p>
+    <w:p>
+      <w:pPr>
+        <w:pStyle w:val="BodyText"/>
+      </w:pPr>
+      <w:r>
+        <w:rPr>
+          <w:bCs/>
+          <w:b/>
+        </w:rPr>
+        <w:t xml:space="preserve">Impact:</w:t>
+      </w:r>
+      <w:r>
+        <w:t xml:space="preserve"> </w:t>
+      </w:r>
+      <w:r>
+        <w:t xml:space="preserve">Eliminates crashes during network instability, server restarts, or CS2 RCON timeouts. Reduces server load by preventing rapid reconnection attempts.</w:t>
+      </w:r>
+    </w:p>
+    <w:p>
+      <w:r>
+        <w:pict>
+          <v:rect style="width:0;height:1.5pt" o:hralign="center" o:hrstd="t" o:hr="t"/>
+        </w:pict>
+      </w:r>
+    </w:p>
     <w:p>
       <w:pPr>
         <w:pStyle w:val="FirstParagraph"/>
@@ -18049,8 +18444,9 @@
         <w:t xml:space="preserve">This document was compiled from observations of the nokit demo. Keep it updated as features move from ❌ (demo/planned) to ✅ (implemented).</w:t>
       </w:r>
     </w:p>
-    <w:bookmarkEnd w:id="87"/>
     <w:bookmarkEnd w:id="88"/>
+    <w:bookmarkEnd w:id="89"/>
+    <w:bookmarkEnd w:id="90"/>
     <w:sectPr/>
   </w:body>
 </w:document>

--- a/featureDetail.docx
+++ b/featureDetail.docx
@@ -2,7 +2,7 @@
 <file path=word/document.xml><?xml version="1.0" encoding="utf-8"?>
 <w:document xmlns:w="http://schemas.openxmlformats.org/wordprocessingml/2006/main" xmlns:m="http://schemas.openxmlformats.org/officeDocument/2006/math" xmlns:r="http://schemas.openxmlformats.org/officeDocument/2006/relationships" xmlns:o="urn:schemas-microsoft-com:office:office" xmlns:v="urn:schemas-microsoft-com:vml" xmlns:w10="urn:schemas-microsoft-com:office:word" xmlns:a="http://schemas.openxmlformats.org/drawingml/2006/main" xmlns:pic="http://schemas.openxmlformats.org/drawingml/2006/picture" xmlns:wp="http://schemas.openxmlformats.org/drawingml/2006/wordprocessingDrawing">
   <w:body>
-    <w:bookmarkStart w:id="90" w:name="feature-detail-demo-reference"/>
+    <w:bookmarkStart w:id="91" w:name="feature-detail-demo-reference"/>
     <w:p>
       <w:pPr>
         <w:pStyle w:val="Heading1"/>
@@ -1245,7 +1245,7 @@
       </w:r>
     </w:p>
     <w:bookmarkEnd w:id="22"/>
-    <w:bookmarkStart w:id="86" w:name="Xdae9c888683b0c901a881bea1d864a479c2ddb5"/>
+    <w:bookmarkStart w:id="67" w:name="Xdae9c888683b0c901a881bea1d864a479c2ddb5"/>
     <w:p>
       <w:pPr>
         <w:pStyle w:val="Heading2"/>
@@ -13136,429 +13136,125 @@
         <w:t xml:space="preserve">.</w:t>
       </w:r>
     </w:p>
-    <w:p>
-      <w:pPr>
-        <w:pStyle w:val="BlockText"/>
-      </w:pPr>
-      <w:r>
-        <w:rPr>
-          <w:bCs/>
-          <w:b/>
-        </w:rPr>
-        <w:t xml:space="preserve">✅ Current implementation status (this fork):</w:t>
-      </w:r>
-      <w:r>
-        <w:t xml:space="preserve"> </w:t>
-      </w:r>
-      <w:r>
-        <w:t xml:space="preserve">The Config Editor is fully built as a functional page. The component lives in</w:t>
-      </w:r>
-      <w:r>
-        <w:t xml:space="preserve"> </w:t>
-      </w:r>
-      <w:r>
-        <w:rPr>
-          <w:rStyle w:val="VerbatimChar"/>
-        </w:rPr>
-        <w:t xml:space="preserve">web/src/pages/config-editor-page.tsx</w:t>
-      </w:r>
-      <w:r>
-        <w:t xml:space="preserve"> </w:t>
-      </w:r>
-      <w:r>
-        <w:t xml:space="preserve">(exported as</w:t>
-      </w:r>
-      <w:r>
-        <w:t xml:space="preserve"> </w:t>
-      </w:r>
-      <w:r>
-        <w:rPr>
-          <w:rStyle w:val="VerbatimChar"/>
-        </w:rPr>
-        <w:t xml:space="preserve">ConfigEditorPage</w:t>
-      </w:r>
-      <w:r>
-        <w:t xml:space="preserve">) and is rendered from the</w:t>
-      </w:r>
-      <w:r>
-        <w:t xml:space="preserve"> </w:t>
-      </w:r>
-      <w:r>
-        <w:rPr>
-          <w:rStyle w:val="VerbatimChar"/>
-        </w:rPr>
-        <w:t xml:space="preserve">/servers/:id/config</w:t>
-      </w:r>
-      <w:r>
-        <w:t xml:space="preserve"> </w:t>
-      </w:r>
-      <w:r>
-        <w:t xml:space="preserve">route in</w:t>
-      </w:r>
-      <w:r>
-        <w:t xml:space="preserve"> </w:t>
-      </w:r>
-      <w:r>
-        <w:rPr>
-          <w:rStyle w:val="VerbatimChar"/>
-        </w:rPr>
-        <w:t xml:space="preserve">App.tsx</w:t>
-      </w:r>
-      <w:r>
-        <w:t xml:space="preserve">.</w:t>
-      </w:r>
-      <w:r>
-        <w:t xml:space="preserve"> </w:t>
-      </w:r>
-      <w:r>
-        <w:t xml:space="preserve">-</w:t>
-      </w:r>
-      <w:r>
-        <w:t xml:space="preserve"> </w:t>
-      </w:r>
-      <w:r>
-        <w:rPr>
-          <w:bCs/>
-          <w:b/>
-        </w:rPr>
-        <w:t xml:space="preserve">File browser tree</w:t>
-      </w:r>
-      <w:r>
-        <w:t xml:space="preserve">: Left sidebar (256px) with hierarchical tree view of config files. Mock data includes 7 files + 3 folders (gamemodes, matchzy, cs_sharp) with expand/collapse functionality. Each file shows</w:t>
-      </w:r>
-      <w:r>
-        <w:t xml:space="preserve"> </w:t>
-      </w:r>
-      <w:r>
-        <w:t xml:space="preserve">“</w:t>
-      </w:r>
-      <w:r>
-        <w:t xml:space="preserve">last modified</w:t>
-      </w:r>
-      <w:r>
-        <w:t xml:space="preserve">”</w:t>
-      </w:r>
-      <w:r>
-        <w:t xml:space="preserve"> </w:t>
-      </w:r>
-      <w:r>
-        <w:t xml:space="preserve">timestamp.</w:t>
-      </w:r>
-      <w:r>
-        <w:t xml:space="preserve"> </w:t>
-      </w:r>
-      <w:r>
-        <w:t xml:space="preserve">-</w:t>
-      </w:r>
-      <w:r>
-        <w:t xml:space="preserve"> </w:t>
-      </w:r>
-      <w:r>
-        <w:rPr>
-          <w:bCs/>
-          <w:b/>
-        </w:rPr>
-        <w:t xml:space="preserve">Code editor</w:t>
-      </w:r>
-      <w:r>
-        <w:t xml:space="preserve">: Full-width textarea with line numbers, monospace font, dark theme (bg-zinc-950). Supports multi-line editing with proper line height (1.5rem).</w:t>
-      </w:r>
-      <w:r>
-        <w:t xml:space="preserve"> </w:t>
-      </w:r>
-      <w:r>
-        <w:t xml:space="preserve">-</w:t>
-      </w:r>
-      <w:r>
-        <w:t xml:space="preserve"> </w:t>
-      </w:r>
-      <w:r>
-        <w:rPr>
-          <w:bCs/>
-          <w:b/>
-        </w:rPr>
-        <w:t xml:space="preserve">Unsaved changes tracking</w:t>
-      </w:r>
-      <w:r>
-        <w:t xml:space="preserve">: Compares current content with original content; shows amber</w:t>
-      </w:r>
-      <w:r>
-        <w:t xml:space="preserve"> </w:t>
-      </w:r>
-      <w:r>
-        <w:t xml:space="preserve">“</w:t>
-      </w:r>
-      <w:r>
-        <w:t xml:space="preserve">unsaved</w:t>
-      </w:r>
-      <w:r>
-        <w:t xml:space="preserve">”</w:t>
-      </w:r>
-      <w:r>
-        <w:t xml:space="preserve"> </w:t>
-      </w:r>
-      <w:r>
-        <w:t xml:space="preserve">badge when dirty.</w:t>
-      </w:r>
-      <w:r>
-        <w:t xml:space="preserve"> </w:t>
-      </w:r>
-      <w:r>
-        <w:t xml:space="preserve">“</w:t>
-      </w:r>
-      <w:r>
-        <w:t xml:space="preserve">Reload from disk</w:t>
-      </w:r>
-      <w:r>
-        <w:t xml:space="preserve">”</w:t>
-      </w:r>
-      <w:r>
-        <w:t xml:space="preserve"> </w:t>
-      </w:r>
-      <w:r>
-        <w:t xml:space="preserve">button resets to original content.</w:t>
-      </w:r>
-      <w:r>
-        <w:t xml:space="preserve"> </w:t>
-      </w:r>
-      <w:r>
-        <w:t xml:space="preserve">-</w:t>
-      </w:r>
-      <w:r>
-        <w:t xml:space="preserve"> </w:t>
-      </w:r>
-      <w:r>
-        <w:rPr>
-          <w:bCs/>
-          <w:b/>
-        </w:rPr>
-        <w:t xml:space="preserve">File operations</w:t>
-      </w:r>
-      <w:r>
-        <w:t xml:space="preserve">:</w:t>
-      </w:r>
-      <w:r>
-        <w:t xml:space="preserve"> </w:t>
-      </w:r>
-      <w:r>
-        <w:t xml:space="preserve">-</w:t>
-      </w:r>
-      <w:r>
-        <w:t xml:space="preserve"> </w:t>
-      </w:r>
-      <w:r>
-        <w:rPr>
-          <w:bCs/>
-          <w:b/>
-        </w:rPr>
-        <w:t xml:space="preserve">Save &amp; apply</w:t>
-      </w:r>
-      <w:r>
-        <w:t xml:space="preserve">: Saves file to server filesystem (TODO: backend integration)</w:t>
-      </w:r>
-      <w:r>
-        <w:t xml:space="preserve"> </w:t>
-      </w:r>
-      <w:r>
-        <w:t xml:space="preserve">-</w:t>
-      </w:r>
-      <w:r>
-        <w:t xml:space="preserve"> </w:t>
-      </w:r>
-      <w:r>
-        <w:rPr>
-          <w:bCs/>
-          <w:b/>
-        </w:rPr>
-        <w:t xml:space="preserve">Reload from disk</w:t>
-      </w:r>
-      <w:r>
-        <w:t xml:space="preserve">: Discards changes and reloads original content</w:t>
-      </w:r>
-      <w:r>
-        <w:t xml:space="preserve"> </w:t>
-      </w:r>
-      <w:r>
-        <w:t xml:space="preserve">-</w:t>
-      </w:r>
-      <w:r>
-        <w:t xml:space="preserve"> </w:t>
-      </w:r>
-      <w:r>
-        <w:rPr>
-          <w:bCs/>
-          <w:b/>
-        </w:rPr>
-        <w:t xml:space="preserve">exec via rcon</w:t>
-      </w:r>
-      <w:r>
-        <w:t xml:space="preserve">: Executes the file via RCON</w:t>
-      </w:r>
-      <w:r>
-        <w:t xml:space="preserve"> </w:t>
-      </w:r>
-      <w:r>
-        <w:rPr>
-          <w:rStyle w:val="VerbatimChar"/>
-        </w:rPr>
-        <w:t xml:space="preserve">exec &lt;filename&gt;</w:t>
-      </w:r>
-      <w:r>
-        <w:t xml:space="preserve"> </w:t>
-      </w:r>
-      <w:r>
-        <w:t xml:space="preserve">command</w:t>
-      </w:r>
-      <w:r>
-        <w:t xml:space="preserve"> </w:t>
-      </w:r>
-      <w:r>
-        <w:t xml:space="preserve">-</w:t>
-      </w:r>
-      <w:r>
-        <w:t xml:space="preserve"> </w:t>
-      </w:r>
-      <w:r>
-        <w:rPr>
-          <w:bCs/>
-          <w:b/>
-        </w:rPr>
-        <w:t xml:space="preserve">Header breadcrumb</w:t>
-      </w:r>
-      <w:r>
-        <w:t xml:space="preserve">: Shows full path</w:t>
-      </w:r>
-      <w:r>
-        <w:t xml:space="preserve"> </w:t>
-      </w:r>
-      <w:r>
-        <w:rPr>
-          <w:rStyle w:val="VerbatimChar"/>
-        </w:rPr>
-        <w:t xml:space="preserve">/home/cs2/server/csgo{selectedPath}</w:t>
-      </w:r>
-      <w:r>
-        <w:t xml:space="preserve"> </w:t>
-      </w:r>
-      <w:r>
-        <w:t xml:space="preserve">-</w:t>
-      </w:r>
-      <w:r>
-        <w:t xml:space="preserve"> </w:t>
-      </w:r>
-      <w:r>
-        <w:rPr>
-          <w:bCs/>
-          <w:b/>
-        </w:rPr>
-        <w:t xml:space="preserve">Footer status</w:t>
-      </w:r>
-      <w:r>
-        <w:t xml:space="preserve">: Displays encoding (utf-8), line endings (LF), line count, and last edit metadata</w:t>
-      </w:r>
-      <w:r>
-        <w:t xml:space="preserve"> </w:t>
-      </w:r>
-      <w:r>
-        <w:t xml:space="preserve">-</w:t>
-      </w:r>
-      <w:r>
-        <w:t xml:space="preserve"> </w:t>
-      </w:r>
-      <w:r>
-        <w:rPr>
-          <w:bCs/>
-          <w:b/>
-        </w:rPr>
-        <w:t xml:space="preserve">File selection</w:t>
-      </w:r>
-      <w:r>
-        <w:t xml:space="preserve">: Click any file in tree to load its content (currently shows demo content for all files)</w:t>
-      </w:r>
-      <w:r>
-        <w:t xml:space="preserve"> </w:t>
-      </w:r>
-      <w:r>
-        <w:t xml:space="preserve">-</w:t>
-      </w:r>
-      <w:r>
-        <w:t xml:space="preserve"> </w:t>
-      </w:r>
-      <w:r>
-        <w:rPr>
-          <w:bCs/>
-          <w:b/>
-        </w:rPr>
-        <w:t xml:space="preserve">TODO</w:t>
-      </w:r>
-      <w:r>
-        <w:t xml:space="preserve">: Real file loading from server, syntax highlighting for .cfg/.json, create new file functionality, backend integration for saving files to server filesystem</w:t>
-      </w:r>
-    </w:p>
-    <w:p>
-      <w:r>
-        <w:pict>
-          <v:rect style="width:0;height:1.5pt" o:hralign="center" o:hrstd="t" o:hr="t"/>
-        </w:pict>
-      </w:r>
-    </w:p>
     <w:bookmarkEnd w:id="65"/>
     <w:bookmarkEnd w:id="66"/>
-    <w:bookmarkStart w:id="71" w:name="plugins"/>
-    <w:p>
-      <w:pPr>
-        <w:pStyle w:val="Heading3"/>
-      </w:pPr>
-      <w:r>
-        <w:t xml:space="preserve">8. Plugins</w:t>
-      </w:r>
-    </w:p>
-    <w:p>
-      <w:pPr>
-        <w:pStyle w:val="FirstParagraph"/>
-      </w:pPr>
-      <w:r>
-        <w:t xml:space="preserve">Page title:</w:t>
-      </w:r>
-      <w:r>
-        <w:t xml:space="preserve"> </w:t>
-      </w:r>
-      <w:r>
-        <w:rPr>
-          <w:bCs/>
-          <w:b/>
-        </w:rPr>
-        <w:t xml:space="preserve">Plugins</w:t>
-      </w:r>
-      <w:r>
-        <w:t xml:space="preserve">. Subtitle:</w:t>
-      </w:r>
-      <w:r>
-        <w:t xml:space="preserve"> </w:t>
-      </w:r>
-      <w:r>
-        <w:rPr>
-          <w:rStyle w:val="VerbatimChar"/>
-        </w:rPr>
-        <w:t xml:space="preserve">8 installed · 1 update available · 1 error · 1 warning · CS# 1.0.305 + Metamod 2.0.0-12</w:t>
-      </w:r>
-      <w:r>
-        <w:t xml:space="preserve">.</w:t>
-      </w:r>
-      <w:r>
-        <w:t xml:space="preserve"> </w:t>
-      </w:r>
-      <w:r>
-        <w:t xml:space="preserve">Top-right buttons:</w:t>
-      </w:r>
-      <w:r>
-        <w:t xml:space="preserve"> </w:t>
-      </w:r>
-      <w:r>
-        <w:rPr>
-          <w:rStyle w:val="VerbatimChar"/>
-        </w:rPr>
-        <w:t xml:space="preserve">↻ Reload all</w:t>
+    <w:bookmarkEnd w:id="67"/>
+    <w:bookmarkStart w:id="87" w:name="config-management-implemented"/>
+    <w:p>
+      <w:pPr>
+        <w:pStyle w:val="Heading2"/>
+      </w:pPr>
+      <w:r>
+        <w:t xml:space="preserve">Config Management — ✅ Implemented</w:t>
+      </w:r>
+    </w:p>
+    <w:p>
+      <w:pPr>
+        <w:pStyle w:val="BlockText"/>
+      </w:pPr>
+      <w:r>
+        <w:rPr>
+          <w:bCs/>
+          <w:b/>
+        </w:rPr>
+        <w:t xml:space="preserve">✅ Current implementation status (this fork):</w:t>
+      </w:r>
+      <w:r>
+        <w:t xml:space="preserve"> </w:t>
+      </w:r>
+      <w:r>
+        <w:t xml:space="preserve">The Config Editor is fully built and backed by a real config-management subsystem. It operates in</w:t>
+      </w:r>
+      <w:r>
+        <w:t xml:space="preserve"> </w:t>
+      </w:r>
+      <w:r>
+        <w:rPr>
+          <w:bCs/>
+          <w:b/>
+        </w:rPr>
+        <w:t xml:space="preserve">two runtime-selected modes</w:t>
+      </w:r>
+      <w:r>
+        <w:t xml:space="preserve"> </w:t>
+      </w:r>
+      <w:r>
+        <w:t xml:space="preserve">(mounted volume / panel fallback), mirroring the workshop-map two-mode design. The frontend lives in</w:t>
+      </w:r>
+      <w:r>
+        <w:t xml:space="preserve"> </w:t>
+      </w:r>
+      <w:r>
+        <w:rPr>
+          <w:rStyle w:val="VerbatimChar"/>
+        </w:rPr>
+        <w:t xml:space="preserve">web/src/pages/config-editor-page.tsx</w:t>
+      </w:r>
+      <w:r>
+        <w:t xml:space="preserve"> </w:t>
+      </w:r>
+      <w:r>
+        <w:t xml:space="preserve">(exported as</w:t>
+      </w:r>
+      <w:r>
+        <w:t xml:space="preserve"> </w:t>
+      </w:r>
+      <w:r>
+        <w:rPr>
+          <w:rStyle w:val="VerbatimChar"/>
+        </w:rPr>
+        <w:t xml:space="preserve">ConfigEditorPage</w:t>
+      </w:r>
+      <w:r>
+        <w:t xml:space="preserve">, rendered from</w:t>
+      </w:r>
+      <w:r>
+        <w:t xml:space="preserve"> </w:t>
+      </w:r>
+      <w:r>
+        <w:rPr>
+          <w:rStyle w:val="VerbatimChar"/>
+        </w:rPr>
+        <w:t xml:space="preserve">/servers/:id/config</w:t>
+      </w:r>
+      <w:r>
+        <w:t xml:space="preserve"> </w:t>
+      </w:r>
+      <w:r>
+        <w:t xml:space="preserve">in</w:t>
+      </w:r>
+      <w:r>
+        <w:t xml:space="preserve"> </w:t>
+      </w:r>
+      <w:r>
+        <w:rPr>
+          <w:rStyle w:val="VerbatimChar"/>
+        </w:rPr>
+        <w:t xml:space="preserve">App.tsx</w:t>
+      </w:r>
+      <w:r>
+        <w:t xml:space="preserve">); the backend is</w:t>
+      </w:r>
+      <w:r>
+        <w:t xml:space="preserve"> </w:t>
+      </w:r>
+      <w:r>
+        <w:rPr>
+          <w:rStyle w:val="VerbatimChar"/>
+        </w:rPr>
+        <w:t xml:space="preserve">internal/configs/</w:t>
+      </w:r>
+      <w:r>
+        <w:t xml:space="preserve"> </w:t>
+      </w:r>
+      <w:r>
+        <w:t xml:space="preserve">(</w:t>
+      </w:r>
+      <w:r>
+        <w:rPr>
+          <w:rStyle w:val="VerbatimChar"/>
+        </w:rPr>
+        <w:t xml:space="preserve">Manager</w:t>
       </w:r>
       <w:r>
         <w:t xml:space="preserve">,</w:t>
@@ -13570,506 +13266,55 @@
         <w:rPr>
           <w:rStyle w:val="VerbatimChar"/>
         </w:rPr>
-        <w:t xml:space="preserve">⤓ Update all (1)</w:t>
-      </w:r>
-      <w:r>
-        <w:t xml:space="preserve">, green</w:t>
-      </w:r>
-      <w:r>
-        <w:t xml:space="preserve"> </w:t>
-      </w:r>
-      <w:r>
-        <w:rPr>
-          <w:rStyle w:val="VerbatimChar"/>
-        </w:rPr>
-        <w:t xml:space="preserve">+ Browse registry</w:t>
-      </w:r>
-      <w:r>
-        <w:t xml:space="preserve">.</w:t>
-      </w:r>
-    </w:p>
-    <w:bookmarkStart w:id="67" w:name="tabs-count-badges"/>
-    <w:p>
-      <w:pPr>
-        <w:pStyle w:val="Heading4"/>
-      </w:pPr>
-      <w:r>
-        <w:t xml:space="preserve">Tabs (count badges)</w:t>
-      </w:r>
-    </w:p>
-    <w:p>
-      <w:pPr>
-        <w:pStyle w:val="FirstParagraph"/>
-      </w:pPr>
-      <w:r>
-        <w:rPr>
-          <w:rStyle w:val="VerbatimChar"/>
-        </w:rPr>
-        <w:t xml:space="preserve">Installed 8</w:t>
-      </w:r>
-      <w:r>
-        <w:t xml:space="preserve"> </w:t>
-      </w:r>
-      <w:r>
-        <w:t xml:space="preserve">·</w:t>
-      </w:r>
-      <w:r>
-        <w:t xml:space="preserve"> </w:t>
-      </w:r>
-      <w:r>
-        <w:rPr>
-          <w:rStyle w:val="VerbatimChar"/>
-        </w:rPr>
-        <w:t xml:space="preserve">Browse 24+</w:t>
-      </w:r>
-      <w:r>
-        <w:t xml:space="preserve"> </w:t>
-      </w:r>
-      <w:r>
-        <w:t xml:space="preserve">·</w:t>
-      </w:r>
-      <w:r>
-        <w:t xml:space="preserve"> </w:t>
-      </w:r>
-      <w:r>
-        <w:rPr>
-          <w:rStyle w:val="VerbatimChar"/>
-        </w:rPr>
-        <w:t xml:space="preserve">Error log 1</w:t>
-      </w:r>
-      <w:r>
-        <w:t xml:space="preserve"> </w:t>
-      </w:r>
-      <w:r>
-        <w:t xml:space="preserve">(Error log badge is red).</w:t>
-      </w:r>
-    </w:p>
-    <w:bookmarkEnd w:id="67"/>
-    <w:bookmarkStart w:id="68" w:name="installed-tab"/>
-    <w:p>
-      <w:pPr>
-        <w:pStyle w:val="Heading4"/>
-      </w:pPr>
-      <w:r>
-        <w:t xml:space="preserve">Installed tab</w:t>
-      </w:r>
-    </w:p>
-    <w:p>
-      <w:pPr>
-        <w:pStyle w:val="FirstParagraph"/>
-      </w:pPr>
-      <w:r>
-        <w:t xml:space="preserve">Controls: filter input</w:t>
-      </w:r>
-      <w:r>
-        <w:t xml:space="preserve"> </w:t>
-      </w:r>
-      <w:r>
-        <w:rPr>
-          <w:rStyle w:val="VerbatimChar"/>
-        </w:rPr>
-        <w:t xml:space="preserve">filter installed — name, author, tag</w:t>
-      </w:r>
-      <w:r>
-        <w:t xml:space="preserve">; segmented status filter</w:t>
-      </w:r>
-      <w:r>
-        <w:t xml:space="preserve"> </w:t>
-      </w:r>
-      <w:r>
-        <w:rPr>
-          <w:rStyle w:val="VerbatimChar"/>
-        </w:rPr>
-        <w:t xml:space="preserve">[ all | enabled | disabled | has update ]</w:t>
-      </w:r>
-      <w:r>
-        <w:t xml:space="preserve"> </w:t>
-      </w:r>
-      <w:r>
-        <w:t xml:space="preserve">(all selected);</w:t>
-      </w:r>
-      <w:r>
-        <w:t xml:space="preserve"> </w:t>
-      </w:r>
-      <w:r>
-        <w:rPr>
-          <w:rStyle w:val="VerbatimChar"/>
-        </w:rPr>
-        <w:t xml:space="preserve">⤓ Install from .dll</w:t>
-      </w:r>
-      <w:r>
-        <w:t xml:space="preserve"> </w:t>
-      </w:r>
-      <w:r>
-        <w:t xml:space="preserve">button (right).</w:t>
-      </w:r>
-    </w:p>
-    <w:p>
-      <w:pPr>
-        <w:pStyle w:val="BodyText"/>
-      </w:pPr>
-      <w:r>
-        <w:rPr>
-          <w:bCs/>
-          <w:b/>
-        </w:rPr>
-        <w:t xml:space="preserve">Row layout:</w:t>
-      </w:r>
-      <w:r>
-        <w:t xml:space="preserve"> </w:t>
-      </w:r>
-      <w:r>
-        <w:t xml:space="preserve">letter-avatar icon · name · version · status badge · tag badge(s) · author</w:t>
-      </w:r>
-      <w:r>
-        <w:t xml:space="preserve"> </w:t>
-      </w:r>
-      <w:r>
-        <w:rPr>
-          <w:rStyle w:val="VerbatimChar"/>
-        </w:rPr>
-        <w:t xml:space="preserve">@handle</w:t>
-      </w:r>
-      <w:r>
-        <w:t xml:space="preserve"> </w:t>
-      </w:r>
-      <w:r>
-        <w:t xml:space="preserve">·</w:t>
-      </w:r>
-      <w:r>
-        <w:t xml:space="preserve"> </w:t>
-      </w:r>
-      <w:r>
-        <w:rPr>
-          <w:rStyle w:val="VerbatimChar"/>
-        </w:rPr>
-        <w:t xml:space="preserve">updated &lt;age&gt;</w:t>
-      </w:r>
-      <w:r>
-        <w:t xml:space="preserve"> </w:t>
-      </w:r>
-      <w:r>
-        <w:t xml:space="preserve">· category · install path</w:t>
-      </w:r>
-      <w:r>
-        <w:t xml:space="preserve"> </w:t>
-      </w:r>
-      <w:r>
-        <w:rPr>
-          <w:rStyle w:val="VerbatimChar"/>
-        </w:rPr>
-        <w:t xml:space="preserve">/addons/cs_sharp/plugins/&lt;x&gt;</w:t>
-      </w:r>
-      <w:r>
-        <w:t xml:space="preserve"> </w:t>
-      </w:r>
-      <w:r>
-        <w:t xml:space="preserve">· description line · then on the right: an</w:t>
-      </w:r>
-      <w:r>
-        <w:t xml:space="preserve"> </w:t>
-      </w:r>
-      <w:r>
-        <w:rPr>
-          <w:bCs/>
-          <w:b/>
-        </w:rPr>
-        <w:t xml:space="preserve">enable/disable toggle switch</w:t>
-      </w:r>
-      <w:r>
-        <w:t xml:space="preserve"> </w:t>
-      </w:r>
-      <w:r>
-        <w:t xml:space="preserve">+</w:t>
-      </w:r>
-      <w:r>
-        <w:t xml:space="preserve"> </w:t>
-      </w:r>
-      <w:r>
-        <w:rPr>
-          <w:rStyle w:val="VerbatimChar"/>
-        </w:rPr>
-        <w:t xml:space="preserve">⚙ Edit config</w:t>
-      </w:r>
-      <w:r>
-        <w:t xml:space="preserve"> </w:t>
-      </w:r>
-      <w:r>
-        <w:t xml:space="preserve">+</w:t>
-      </w:r>
-      <w:r>
-        <w:t xml:space="preserve"> </w:t>
-      </w:r>
-      <w:r>
-        <w:rPr>
-          <w:rStyle w:val="VerbatimChar"/>
-        </w:rPr>
-        <w:t xml:space="preserve">≡ View logs</w:t>
-      </w:r>
-      <w:r>
-        <w:t xml:space="preserve"> </w:t>
-      </w:r>
-      <w:r>
-        <w:t xml:space="preserve">+</w:t>
-      </w:r>
-      <w:r>
-        <w:t xml:space="preserve"> </w:t>
-      </w:r>
-      <w:r>
-        <w:rPr>
-          <w:rStyle w:val="VerbatimChar"/>
-        </w:rPr>
-        <w:t xml:space="preserve">⤢ Details</w:t>
-      </w:r>
-      <w:r>
-        <w:t xml:space="preserve"> </w:t>
-      </w:r>
-      <w:r>
-        <w:t xml:space="preserve">+ red trash/delete icon.</w:t>
-      </w:r>
-    </w:p>
-    <w:p>
-      <w:pPr>
-        <w:pStyle w:val="BodyText"/>
-      </w:pPr>
-      <w:r>
-        <w:t xml:space="preserve">Status badges: green</w:t>
-      </w:r>
-      <w:r>
-        <w:t xml:space="preserve"> </w:t>
-      </w:r>
-      <w:r>
-        <w:rPr>
-          <w:rStyle w:val="VerbatimChar"/>
-        </w:rPr>
-        <w:t xml:space="preserve">enabled</w:t>
-      </w:r>
-      <w:r>
-        <w:t xml:space="preserve">, grey</w:t>
-      </w:r>
-      <w:r>
-        <w:t xml:space="preserve"> </w:t>
-      </w:r>
-      <w:r>
-        <w:rPr>
-          <w:rStyle w:val="VerbatimChar"/>
-        </w:rPr>
-        <w:t xml:space="preserve">disabled</w:t>
-      </w:r>
-      <w:r>
-        <w:t xml:space="preserve">, amber</w:t>
-      </w:r>
-      <w:r>
-        <w:t xml:space="preserve"> </w:t>
-      </w:r>
-      <w:r>
-        <w:rPr>
-          <w:rStyle w:val="VerbatimChar"/>
-        </w:rPr>
-        <w:t xml:space="preserve">warn</w:t>
-      </w:r>
-      <w:r>
-        <w:t xml:space="preserve">, red</w:t>
-      </w:r>
-      <w:r>
-        <w:t xml:space="preserve"> </w:t>
-      </w:r>
-      <w:r>
-        <w:rPr>
-          <w:rStyle w:val="VerbatimChar"/>
-        </w:rPr>
-        <w:t xml:space="preserve">failed</w:t>
-      </w:r>
-      <w:r>
-        <w:t xml:space="preserve">, blue</w:t>
-      </w:r>
-      <w:r>
-        <w:t xml:space="preserve"> </w:t>
-      </w:r>
-      <w:r>
-        <w:rPr>
-          <w:rStyle w:val="VerbatimChar"/>
-        </w:rPr>
-        <w:t xml:space="preserve">core</w:t>
-      </w:r>
-      <w:r>
-        <w:t xml:space="preserve">, amber</w:t>
-      </w:r>
-      <w:r>
-        <w:t xml:space="preserve"> </w:t>
-      </w:r>
-      <w:r>
-        <w:rPr>
-          <w:rStyle w:val="VerbatimChar"/>
-        </w:rPr>
-        <w:t xml:space="preserve">update → x.y.z</w:t>
-      </w:r>
-      <w:r>
-        <w:t xml:space="preserve">.</w:t>
-      </w:r>
-    </w:p>
-    <w:p>
-      <w:pPr>
-        <w:pStyle w:val="BodyText"/>
-      </w:pPr>
-      <w:r>
-        <w:t xml:space="preserve">Installed plugins:</w:t>
-      </w:r>
-      <w:r>
-        <w:t xml:space="preserve"> </w:t>
-      </w:r>
-      <w:r>
-        <w:t xml:space="preserve">| Plugin | Ver | Status | Author | Updated | Category | Path | Description |</w:t>
-      </w:r>
-      <w:r>
-        <w:t xml:space="preserve"> </w:t>
-      </w:r>
-      <w:r>
-        <w:t xml:space="preserve">|——–|—–|——–|——–|———|———-|——|————-|</w:t>
-      </w:r>
-      <w:r>
-        <w:t xml:space="preserve"> </w:t>
-      </w:r>
-      <w:r>
-        <w:t xml:space="preserve">| CounterStrikeSharp | v1.0.305 | enabled, core |</w:t>
-      </w:r>
-      <w:r>
-        <w:t xml:space="preserve"> </w:t>
-      </w:r>
-      <w:r>
-        <w:t xml:space="preserve">@roflmuffin</w:t>
-      </w:r>
-      <w:r>
-        <w:t xml:space="preserve"> </w:t>
-      </w:r>
-      <w:r>
-        <w:t xml:space="preserve">| 12 May | core | /addons/cs_sharp/plugins/css | C# scripting host for CS2 dedicated servers. Loads .NET 8 plugin assemblies and exposes the gameserver event bus, RCON, and cvar APIs to managed code. |</w:t>
-      </w:r>
-      <w:r>
-        <w:t xml:space="preserve"> </w:t>
-      </w:r>
-      <w:r>
-        <w:t xml:space="preserve">| Metamod:Source | v2.0.0-12 | enabled, core |</w:t>
-      </w:r>
-      <w:r>
-        <w:t xml:space="preserve"> </w:t>
-      </w:r>
-      <w:r>
-        <w:t xml:space="preserve">@AlliedModders</w:t>
-      </w:r>
-      <w:r>
-        <w:t xml:space="preserve"> </w:t>
-      </w:r>
-      <w:r>
-        <w:t xml:space="preserve">| 08 May | core | /addons/cs_sharp/plugins/mm | Source engine plugin loader. Required by CounterStrikeSharp. |</w:t>
-      </w:r>
-      <w:r>
-        <w:t xml:space="preserve"> </w:t>
-      </w:r>
-      <w:r>
-        <w:t xml:space="preserve">| MatchZy | v0.8.7 | enabled, update → 0.8.8 |</w:t>
-      </w:r>
-      <w:r>
-        <w:t xml:space="preserve"> </w:t>
-      </w:r>
-      <w:r>
-        <w:t xml:space="preserve">@shobhit-pathak</w:t>
-      </w:r>
-      <w:r>
-        <w:t xml:space="preserve"> </w:t>
-      </w:r>
-      <w:r>
-        <w:t xml:space="preserve">| 3d ago | competitive | /addons/cs_sharp/plugins/matchzy | Pug, scrim, and tournament match management with knife rounds, tactical pauses, and per-round demos. |</w:t>
-      </w:r>
-      <w:r>
-        <w:t xml:space="preserve"> </w:t>
-      </w:r>
-      <w:r>
-        <w:t xml:space="preserve">| KitsuneLab.MovementApi | v1.4.0 | enabled |</w:t>
-      </w:r>
-      <w:r>
-        <w:t xml:space="preserve"> </w:t>
-      </w:r>
-      <w:r>
-        <w:t xml:space="preserve">@kitsunelab</w:t>
-      </w:r>
-      <w:r>
-        <w:t xml:space="preserve"> </w:t>
-      </w:r>
-      <w:r>
-        <w:t xml:space="preserve">| 11d ago | utilities | /addons/cs_sharp/plugins/mov | Movement hook API used by surf, kz, and bhop plugins. Provides tick-accurate per-player movement callbacks. |</w:t>
-      </w:r>
-      <w:r>
-        <w:t xml:space="preserve"> </w:t>
-      </w:r>
-      <w:r>
-        <w:t xml:space="preserve">| WeaponPaints | v4.0 | warn |</w:t>
-      </w:r>
-      <w:r>
-        <w:t xml:space="preserve"> </w:t>
-      </w:r>
-      <w:r>
-        <w:t xml:space="preserve">@Nereziel</w:t>
-      </w:r>
-      <w:r>
-        <w:t xml:space="preserve"> </w:t>
-      </w:r>
-      <w:r>
-        <w:t xml:space="preserve">| 5d ago | fun | /addons/cs_sharp/plugins/paints | Skin / glove / knife chooser. Persists selection per SteamID via MySQL. |</w:t>
-      </w:r>
-      <w:r>
-        <w:t xml:space="preserve"> </w:t>
-      </w:r>
-      <w:r>
-        <w:t xml:space="preserve">| CS2-SimpleAdmin | v1.6.1 | enabled |</w:t>
-      </w:r>
-      <w:r>
-        <w:t xml:space="preserve"> </w:t>
-      </w:r>
-      <w:r>
-        <w:t xml:space="preserve">@daffyy</w:t>
-      </w:r>
-      <w:r>
-        <w:t xml:space="preserve"> </w:t>
-      </w:r>
-      <w:r>
-        <w:t xml:space="preserve">| 1mo ago | admin | /addons/cs_sharp/plugins/sa | In-game admin commands — kick, ban, gag, mute, freeze, slay. Compatible with SourceMod admins.cfg. |</w:t>
-      </w:r>
-      <w:r>
-        <w:t xml:space="preserve"> </w:t>
-      </w:r>
-      <w:r>
-        <w:t xml:space="preserve">| CallAdmin | v0.6.2 | disabled |</w:t>
-      </w:r>
-      <w:r>
-        <w:t xml:space="preserve"> </w:t>
-      </w:r>
-      <w:r>
-        <w:t xml:space="preserve">@rumblefrog</w:t>
-      </w:r>
-      <w:r>
-        <w:t xml:space="preserve"> </w:t>
-      </w:r>
-      <w:r>
-        <w:t xml:space="preserve">| 2mo ago | admin | /addons/cs_sharp/plugins/cadm | In-game report → Discord webhook with player context attached. |</w:t>
-      </w:r>
-      <w:r>
-        <w:t xml:space="preserve"> </w:t>
-      </w:r>
-      <w:r>
-        <w:t xml:space="preserve">| GotvFix | v0.3.0 | failed |</w:t>
-      </w:r>
-      <w:r>
-        <w:t xml:space="preserve"> </w:t>
-      </w:r>
-      <w:r>
-        <w:t xml:space="preserve">@whisper</w:t>
-      </w:r>
-      <w:r>
-        <w:t xml:space="preserve"> </w:t>
-      </w:r>
-      <w:r>
-        <w:t xml:space="preserve">| 14d ago | utilities | /addons/cs_sharp/plugins/gotv | TCP relay shim for GOTV — works around Valve’s GOTV2 broken multicast on Linux 6.x kernels. |</w:t>
+        <w:t xml:space="preserve">ConfigStore</w:t>
+      </w:r>
+      <w:r>
+        <w:t xml:space="preserve">),</w:t>
+      </w:r>
+      <w:r>
+        <w:t xml:space="preserve"> </w:t>
+      </w:r>
+      <w:r>
+        <w:rPr>
+          <w:rStyle w:val="VerbatimChar"/>
+        </w:rPr>
+        <w:t xml:space="preserve">internal/store/configs.go</w:t>
+      </w:r>
+      <w:r>
+        <w:t xml:space="preserve"> </w:t>
+      </w:r>
+      <w:r>
+        <w:t xml:space="preserve">(SQLite</w:t>
+      </w:r>
+      <w:r>
+        <w:t xml:space="preserve"> </w:t>
+      </w:r>
+      <w:r>
+        <w:rPr>
+          <w:rStyle w:val="VerbatimChar"/>
+        </w:rPr>
+        <w:t xml:space="preserve">panel_configs</w:t>
+      </w:r>
+      <w:r>
+        <w:t xml:space="preserve"> </w:t>
+      </w:r>
+      <w:r>
+        <w:t xml:space="preserve">table), and</w:t>
+      </w:r>
+      <w:r>
+        <w:t xml:space="preserve"> </w:t>
+      </w:r>
+      <w:r>
+        <w:rPr>
+          <w:rStyle w:val="VerbatimChar"/>
+        </w:rPr>
+        <w:t xml:space="preserve">internal/api/configs.go</w:t>
+      </w:r>
+      <w:r>
+        <w:t xml:space="preserve"> </w:t>
+      </w:r>
+      <w:r>
+        <w:t xml:space="preserve">(REST endpoints).</w:t>
       </w:r>
     </w:p>
     <w:p>
@@ -14081,45 +13326,477 @@
         <w:pStyle w:val="Compact"/>
       </w:pPr>
       <w:r>
-        <w:t xml:space="preserve">The</w:t>
-      </w:r>
-      <w:r>
-        <w:t xml:space="preserve"> </w:t>
-      </w:r>
-      <w:r>
-        <w:rPr>
-          <w:bCs/>
-          <w:b/>
-        </w:rPr>
-        <w:t xml:space="preserve">failed</w:t>
-      </w:r>
-      <w:r>
-        <w:t xml:space="preserve"> </w:t>
-      </w:r>
-      <w:r>
-        <w:t xml:space="preserve">GotvFix row shows an inline red error box:</w:t>
-      </w:r>
-      <w:r>
-        <w:t xml:space="preserve"> </w:t>
-      </w:r>
-      <w:r>
-        <w:rPr>
-          <w:rStyle w:val="VerbatimChar"/>
-        </w:rPr>
-        <w:t xml:space="preserve">[ERR] bind(0.0.0.0:27020) → EADDRINUSE — gotv relay disabled</w:t>
-      </w:r>
-      <w:r>
-        <w:t xml:space="preserve">.</w:t>
-      </w:r>
-    </w:p>
-    <w:bookmarkEnd w:id="68"/>
-    <w:bookmarkStart w:id="69" w:name="browse-tab-plugin-registry-marketplace"/>
-    <w:p>
-      <w:pPr>
-        <w:pStyle w:val="Heading4"/>
-      </w:pPr>
-      <w:r>
-        <w:t xml:space="preserve">Browse tab (plugin registry / marketplace)</w:t>
+        <w:rPr>
+          <w:bCs/>
+          <w:b/>
+        </w:rPr>
+        <w:t xml:space="preserve">Mounted volume mode</w:t>
+      </w:r>
+      <w:r>
+        <w:t xml:space="preserve"> </w:t>
+      </w:r>
+      <w:r>
+        <w:t xml:space="preserve">— When the CS2 server’s</w:t>
+      </w:r>
+      <w:r>
+        <w:t xml:space="preserve"> </w:t>
+      </w:r>
+      <w:r>
+        <w:rPr>
+          <w:rStyle w:val="VerbatimChar"/>
+        </w:rPr>
+        <w:t xml:space="preserve">cfg</w:t>
+      </w:r>
+      <w:r>
+        <w:t xml:space="preserve"> </w:t>
+      </w:r>
+      <w:r>
+        <w:t xml:space="preserve">directory is mounted into the panel container, the panel reads and writes</w:t>
+      </w:r>
+      <w:r>
+        <w:t xml:space="preserve"> </w:t>
+      </w:r>
+      <w:r>
+        <w:rPr>
+          <w:rStyle w:val="VerbatimChar"/>
+        </w:rPr>
+        <w:t xml:space="preserve">.cfg</w:t>
+      </w:r>
+      <w:r>
+        <w:t xml:space="preserve"> </w:t>
+      </w:r>
+      <w:r>
+        <w:t xml:space="preserve">files</w:t>
+      </w:r>
+      <w:r>
+        <w:t xml:space="preserve"> </w:t>
+      </w:r>
+      <w:r>
+        <w:rPr>
+          <w:bCs/>
+          <w:b/>
+        </w:rPr>
+        <w:t xml:space="preserve">directly from/to the CS2 server filesystem</w:t>
+      </w:r>
+      <w:r>
+        <w:t xml:space="preserve">. CRUD operations (list/get/save/delete) act on real files on disk.</w:t>
+      </w:r>
+    </w:p>
+    <w:p>
+      <w:pPr>
+        <w:numPr>
+          <w:ilvl w:val="0"/>
+          <w:numId w:val="1015"/>
+        </w:numPr>
+        <w:pStyle w:val="Compact"/>
+      </w:pPr>
+      <w:r>
+        <w:rPr>
+          <w:bCs/>
+          <w:b/>
+        </w:rPr>
+        <w:t xml:space="preserve">Panel fallback mode</w:t>
+      </w:r>
+      <w:r>
+        <w:t xml:space="preserve"> </w:t>
+      </w:r>
+      <w:r>
+        <w:t xml:space="preserve">— When no config directory is mounted, the panel stores configs in its own</w:t>
+      </w:r>
+      <w:r>
+        <w:t xml:space="preserve"> </w:t>
+      </w:r>
+      <w:r>
+        <w:rPr>
+          <w:bCs/>
+          <w:b/>
+        </w:rPr>
+        <w:t xml:space="preserve">SQLite database</w:t>
+      </w:r>
+      <w:r>
+        <w:t xml:space="preserve"> </w:t>
+      </w:r>
+      <w:r>
+        <w:t xml:space="preserve">(</w:t>
+      </w:r>
+      <w:r>
+        <w:rPr>
+          <w:rStyle w:val="VerbatimChar"/>
+        </w:rPr>
+        <w:t xml:space="preserve">panel_configs</w:t>
+      </w:r>
+      <w:r>
+        <w:t xml:space="preserve"> </w:t>
+      </w:r>
+      <w:r>
+        <w:t xml:space="preserve">table, backed by</w:t>
+      </w:r>
+      <w:r>
+        <w:t xml:space="preserve"> </w:t>
+      </w:r>
+      <w:r>
+        <w:rPr>
+          <w:rStyle w:val="VerbatimChar"/>
+        </w:rPr>
+        <w:t xml:space="preserve">internal/store/configs.go</w:t>
+      </w:r>
+      <w:r>
+        <w:t xml:space="preserve">). Configs are authored, edited, and deleted entirely within the panel’s DB with no filesystem access to the game server.</w:t>
+      </w:r>
+    </w:p>
+    <w:p>
+      <w:pPr>
+        <w:numPr>
+          <w:ilvl w:val="0"/>
+          <w:numId w:val="1015"/>
+        </w:numPr>
+        <w:pStyle w:val="Compact"/>
+      </w:pPr>
+      <w:r>
+        <w:rPr>
+          <w:bCs/>
+          <w:b/>
+        </w:rPr>
+        <w:t xml:space="preserve">CodeMirror 6 editor</w:t>
+      </w:r>
+      <w:r>
+        <w:t xml:space="preserve"> </w:t>
+      </w:r>
+      <w:r>
+        <w:t xml:space="preserve">— The editor (</w:t>
+      </w:r>
+      <w:r>
+        <w:rPr>
+          <w:rStyle w:val="VerbatimChar"/>
+        </w:rPr>
+        <w:t xml:space="preserve">web/src/components/cfg-editor.tsx</w:t>
+      </w:r>
+      <w:r>
+        <w:t xml:space="preserve">) uses CodeMirror 6 with</w:t>
+      </w:r>
+      <w:r>
+        <w:t xml:space="preserve"> </w:t>
+      </w:r>
+      <w:r>
+        <w:rPr>
+          <w:bCs/>
+          <w:b/>
+        </w:rPr>
+        <w:t xml:space="preserve">CS2</w:t>
+      </w:r>
+      <w:r>
+        <w:rPr>
+          <w:bCs/>
+          <w:b/>
+        </w:rPr>
+        <w:t xml:space="preserve"> </w:t>
+      </w:r>
+      <w:r>
+        <w:rPr>
+          <w:rStyle w:val="VerbatimChar"/>
+          <w:bCs/>
+          <w:b/>
+        </w:rPr>
+        <w:t xml:space="preserve">.cfg</w:t>
+      </w:r>
+      <w:r>
+        <w:rPr>
+          <w:bCs/>
+          <w:b/>
+        </w:rPr>
+        <w:t xml:space="preserve"> </w:t>
+      </w:r>
+      <w:r>
+        <w:rPr>
+          <w:bCs/>
+          <w:b/>
+        </w:rPr>
+        <w:t xml:space="preserve">syntax highlighting</w:t>
+      </w:r>
+      <w:r>
+        <w:t xml:space="preserve"> </w:t>
+      </w:r>
+      <w:r>
+        <w:t xml:space="preserve">(comments, commands/cvars, quoted strings, numbers via</w:t>
+      </w:r>
+      <w:r>
+        <w:t xml:space="preserve"> </w:t>
+      </w:r>
+      <w:r>
+        <w:rPr>
+          <w:rStyle w:val="VerbatimChar"/>
+        </w:rPr>
+        <w:t xml:space="preserve">web/src/lib/cs2-cfg-language.ts</w:t>
+      </w:r>
+      <w:r>
+        <w:t xml:space="preserve">) and</w:t>
+      </w:r>
+      <w:r>
+        <w:t xml:space="preserve"> </w:t>
+      </w:r>
+      <w:r>
+        <w:rPr>
+          <w:bCs/>
+          <w:b/>
+        </w:rPr>
+        <w:t xml:space="preserve">cvar autocomplete</w:t>
+      </w:r>
+      <w:r>
+        <w:t xml:space="preserve"> </w:t>
+      </w:r>
+      <w:r>
+        <w:t xml:space="preserve">for common CS2 console variables and commands.</w:t>
+      </w:r>
+    </w:p>
+    <w:p>
+      <w:pPr>
+        <w:numPr>
+          <w:ilvl w:val="0"/>
+          <w:numId w:val="1015"/>
+        </w:numPr>
+        <w:pStyle w:val="Compact"/>
+      </w:pPr>
+      <w:r>
+        <w:rPr>
+          <w:bCs/>
+          <w:b/>
+        </w:rPr>
+        <w:t xml:space="preserve">Exec in mounted mode</w:t>
+      </w:r>
+      <w:r>
+        <w:t xml:space="preserve"> </w:t>
+      </w:r>
+      <w:r>
+        <w:t xml:space="preserve">— Running</w:t>
+      </w:r>
+      <w:r>
+        <w:t xml:space="preserve"> </w:t>
+      </w:r>
+      <w:r>
+        <w:rPr>
+          <w:iCs/>
+          <w:i/>
+        </w:rPr>
+        <w:t xml:space="preserve">exec via RCON</w:t>
+      </w:r>
+      <w:r>
+        <w:t xml:space="preserve"> </w:t>
+      </w:r>
+      <w:r>
+        <w:t xml:space="preserve">sends a single</w:t>
+      </w:r>
+      <w:r>
+        <w:t xml:space="preserve"> </w:t>
+      </w:r>
+      <w:r>
+        <w:rPr>
+          <w:rStyle w:val="VerbatimChar"/>
+          <w:bCs/>
+          <w:b/>
+        </w:rPr>
+        <w:t xml:space="preserve">exec &lt;filename&gt;</w:t>
+      </w:r>
+      <w:r>
+        <w:t xml:space="preserve"> </w:t>
+      </w:r>
+      <w:r>
+        <w:t xml:space="preserve">command over RCON, so the CS2 server loads the file straight from disk.</w:t>
+      </w:r>
+    </w:p>
+    <w:p>
+      <w:pPr>
+        <w:numPr>
+          <w:ilvl w:val="0"/>
+          <w:numId w:val="1015"/>
+        </w:numPr>
+        <w:pStyle w:val="Compact"/>
+      </w:pPr>
+      <w:r>
+        <w:rPr>
+          <w:bCs/>
+          <w:b/>
+        </w:rPr>
+        <w:t xml:space="preserve">Exec in panel mode</w:t>
+      </w:r>
+      <w:r>
+        <w:t xml:space="preserve"> </w:t>
+      </w:r>
+      <w:r>
+        <w:t xml:space="preserve">— Since there’s no file on the server to</w:t>
+      </w:r>
+      <w:r>
+        <w:t xml:space="preserve"> </w:t>
+      </w:r>
+      <w:r>
+        <w:rPr>
+          <w:rStyle w:val="VerbatimChar"/>
+        </w:rPr>
+        <w:t xml:space="preserve">exec</w:t>
+      </w:r>
+      <w:r>
+        <w:t xml:space="preserve">,</w:t>
+      </w:r>
+      <w:r>
+        <w:t xml:space="preserve"> </w:t>
+      </w:r>
+      <w:r>
+        <w:rPr>
+          <w:iCs/>
+          <w:i/>
+        </w:rPr>
+        <w:t xml:space="preserve">Send Commands via RCON</w:t>
+      </w:r>
+      <w:r>
+        <w:t xml:space="preserve"> </w:t>
+      </w:r>
+      <w:r>
+        <w:t xml:space="preserve">parses the config content and sends</w:t>
+      </w:r>
+      <w:r>
+        <w:t xml:space="preserve"> </w:t>
+      </w:r>
+      <w:r>
+        <w:rPr>
+          <w:bCs/>
+          <w:b/>
+        </w:rPr>
+        <w:t xml:space="preserve">each non-empty, non-comment line as an individual RCON command</w:t>
+      </w:r>
+      <w:r>
+        <w:t xml:space="preserve">, applying the settings live.</w:t>
+      </w:r>
+    </w:p>
+    <w:p>
+      <w:pPr>
+        <w:numPr>
+          <w:ilvl w:val="0"/>
+          <w:numId w:val="1015"/>
+        </w:numPr>
+        <w:pStyle w:val="Compact"/>
+      </w:pPr>
+      <w:r>
+        <w:rPr>
+          <w:rStyle w:val="VerbatimChar"/>
+          <w:bCs/>
+          <w:b/>
+        </w:rPr>
+        <w:t xml:space="preserve">CONFIG_BASE</w:t>
+      </w:r>
+      <w:r>
+        <w:rPr>
+          <w:bCs/>
+          <w:b/>
+        </w:rPr>
+        <w:t xml:space="preserve"> </w:t>
+      </w:r>
+      <w:r>
+        <w:rPr>
+          <w:bCs/>
+          <w:b/>
+        </w:rPr>
+        <w:t xml:space="preserve">environment variable</w:t>
+      </w:r>
+      <w:r>
+        <w:t xml:space="preserve"> </w:t>
+      </w:r>
+      <w:r>
+        <w:t xml:space="preserve">— Overrides the default</w:t>
+      </w:r>
+      <w:r>
+        <w:t xml:space="preserve"> </w:t>
+      </w:r>
+      <w:r>
+        <w:rPr>
+          <w:rStyle w:val="VerbatimChar"/>
+        </w:rPr>
+        <w:t xml:space="preserve">/configs</w:t>
+      </w:r>
+      <w:r>
+        <w:t xml:space="preserve"> </w:t>
+      </w:r>
+      <w:r>
+        <w:t xml:space="preserve">base directory the panel scans for per-server config mounts (</w:t>
+      </w:r>
+      <w:r>
+        <w:rPr>
+          <w:rStyle w:val="VerbatimChar"/>
+        </w:rPr>
+        <w:t xml:space="preserve">&lt;CONFIG_BASE&gt;/&lt;serverId&gt;</w:t>
+      </w:r>
+      <w:r>
+        <w:t xml:space="preserve">), allowing a custom mount path.</w:t>
+      </w:r>
+    </w:p>
+    <w:p>
+      <w:pPr>
+        <w:numPr>
+          <w:ilvl w:val="0"/>
+          <w:numId w:val="1015"/>
+        </w:numPr>
+        <w:pStyle w:val="Compact"/>
+      </w:pPr>
+      <w:r>
+        <w:rPr>
+          <w:bCs/>
+          <w:b/>
+        </w:rPr>
+        <w:t xml:space="preserve">Auto-detection of writable mounts</w:t>
+      </w:r>
+      <w:r>
+        <w:t xml:space="preserve"> </w:t>
+      </w:r>
+      <w:r>
+        <w:t xml:space="preserve">— Whether a mounted config directory is writable is</w:t>
+      </w:r>
+      <w:r>
+        <w:t xml:space="preserve"> </w:t>
+      </w:r>
+      <w:r>
+        <w:rPr>
+          <w:bCs/>
+          <w:b/>
+        </w:rPr>
+        <w:t xml:space="preserve">auto-detected at runtime</w:t>
+      </w:r>
+      <w:r>
+        <w:t xml:space="preserve"> </w:t>
+      </w:r>
+      <w:r>
+        <w:t xml:space="preserve">via a write-probe (the panel creates and deletes a temp file in the mount) — it is</w:t>
+      </w:r>
+      <w:r>
+        <w:t xml:space="preserve"> </w:t>
+      </w:r>
+      <w:r>
+        <w:rPr>
+          <w:iCs/>
+          <w:i/>
+        </w:rPr>
+        <w:t xml:space="preserve">not</w:t>
+      </w:r>
+      <w:r>
+        <w:t xml:space="preserve"> </w:t>
+      </w:r>
+      <w:r>
+        <w:t xml:space="preserve">a config flag. A read-only (</w:t>
+      </w:r>
+      <w:r>
+        <w:rPr>
+          <w:rStyle w:val="VerbatimChar"/>
+        </w:rPr>
+        <w:t xml:space="preserve">:ro</w:t>
+      </w:r>
+      <w:r>
+        <w:t xml:space="preserve">) mount keeps the editor read-only; a read-write (</w:t>
+      </w:r>
+      <w:r>
+        <w:rPr>
+          <w:rStyle w:val="VerbatimChar"/>
+        </w:rPr>
+        <w:t xml:space="preserve">:rw</w:t>
+      </w:r>
+      <w:r>
+        <w:t xml:space="preserve">) mount enables saving and deleting files. The editor UI surfaces the active mode and writability.</w:t>
       </w:r>
     </w:p>
     <w:p>
@@ -14127,748 +13804,7 @@
         <w:pStyle w:val="FirstParagraph"/>
       </w:pPr>
       <w:r>
-        <w:t xml:space="preserve">Left rail:</w:t>
-      </w:r>
-      <w:r>
-        <w:t xml:space="preserve"> </w:t>
-      </w:r>
-      <w:r>
-        <w:t xml:space="preserve">-</w:t>
-      </w:r>
-      <w:r>
-        <w:t xml:space="preserve"> </w:t>
-      </w:r>
-      <w:r>
-        <w:rPr>
-          <w:bCs/>
-          <w:b/>
-        </w:rPr>
-        <w:t xml:space="preserve">CATEGORIES</w:t>
-      </w:r>
-      <w:r>
-        <w:t xml:space="preserve">: All 24 · Admin tools 4 · Competitive 4 · Fun 4 · Utilities 4 · Maps 3 · Gamemodes 5.</w:t>
-      </w:r>
-      <w:r>
-        <w:t xml:space="preserve"> </w:t>
-      </w:r>
-      <w:r>
-        <w:t xml:space="preserve">-</w:t>
-      </w:r>
-      <w:r>
-        <w:t xml:space="preserve"> </w:t>
-      </w:r>
-      <w:r>
-        <w:rPr>
-          <w:bCs/>
-          <w:b/>
-        </w:rPr>
-        <w:t xml:space="preserve">FILTERS</w:t>
-      </w:r>
-      <w:r>
-        <w:t xml:space="preserve"> </w:t>
-      </w:r>
-      <w:r>
-        <w:t xml:space="preserve">(checkboxes): Has screenshots · CS2 compatible (checked) · MIT / Apache · No DB required.</w:t>
-      </w:r>
-      <w:r>
-        <w:t xml:space="preserve"> </w:t>
-      </w:r>
-      <w:r>
-        <w:t xml:space="preserve">-</w:t>
-      </w:r>
-      <w:r>
-        <w:t xml:space="preserve"> </w:t>
-      </w:r>
-      <w:r>
-        <w:rPr>
-          <w:bCs/>
-          <w:b/>
-        </w:rPr>
-        <w:t xml:space="preserve">SOURCES</w:t>
-      </w:r>
-      <w:r>
-        <w:t xml:space="preserve">: Registry 327 (active) · Custom git 3 · Local .dll.</w:t>
-      </w:r>
-      <w:r>
-        <w:t xml:space="preserve"> </w:t>
-      </w:r>
-      <w:r>
-        <w:t xml:space="preserve">Top bar: search</w:t>
-      </w:r>
-      <w:r>
-        <w:t xml:space="preserve"> </w:t>
-      </w:r>
-      <w:r>
-        <w:rPr>
-          <w:rStyle w:val="VerbatimChar"/>
-        </w:rPr>
-        <w:t xml:space="preserve">search 327 plugins — name, author</w:t>
-      </w:r>
-      <w:r>
-        <w:t xml:space="preserve"> </w:t>
-      </w:r>
-      <w:r>
-        <w:t xml:space="preserve">(with</w:t>
-      </w:r>
-      <w:r>
-        <w:t xml:space="preserve"> </w:t>
-      </w:r>
-      <w:r>
-        <w:rPr>
-          <w:rStyle w:val="VerbatimChar"/>
-        </w:rPr>
-        <w:t xml:space="preserve">/</w:t>
-      </w:r>
-      <w:r>
-        <w:t xml:space="preserve"> </w:t>
-      </w:r>
-      <w:r>
-        <w:t xml:space="preserve">regex); sort options</w:t>
-      </w:r>
-      <w:r>
-        <w:t xml:space="preserve"> </w:t>
-      </w:r>
-      <w:r>
-        <w:rPr>
-          <w:rStyle w:val="VerbatimChar"/>
-        </w:rPr>
-        <w:t xml:space="preserve">[ trending | most installed | recently updated | name ]</w:t>
-      </w:r>
-      <w:r>
-        <w:t xml:space="preserve"> </w:t>
-      </w:r>
-      <w:r>
-        <w:t xml:space="preserve">(trending selected).</w:t>
-      </w:r>
-    </w:p>
-    <w:p>
-      <w:pPr>
-        <w:pStyle w:val="BodyText"/>
-      </w:pPr>
-      <w:r>
-        <w:rPr>
-          <w:bCs/>
-          <w:b/>
-        </w:rPr>
-        <w:t xml:space="preserve">FEATURED</w:t>
-      </w:r>
-      <w:r>
-        <w:t xml:space="preserve"> </w:t>
-      </w:r>
-      <w:r>
-        <w:t xml:space="preserve">cards (icon · name · author · version · badge</w:t>
-      </w:r>
-      <w:r>
-        <w:t xml:space="preserve"> </w:t>
-      </w:r>
-      <w:r>
-        <w:rPr>
-          <w:rStyle w:val="VerbatimChar"/>
-        </w:rPr>
-        <w:t xml:space="preserve">featured</w:t>
-      </w:r>
-      <w:r>
-        <w:t xml:space="preserve">/</w:t>
-      </w:r>
-      <w:r>
-        <w:rPr>
-          <w:rStyle w:val="VerbatimChar"/>
-        </w:rPr>
-        <w:t xml:space="preserve">installed</w:t>
-      </w:r>
-      <w:r>
-        <w:t xml:space="preserve"> </w:t>
-      </w:r>
-      <w:r>
-        <w:t xml:space="preserve">· description ·</w:t>
-      </w:r>
-      <w:r>
-        <w:t xml:space="preserve"> </w:t>
-      </w:r>
-      <w:r>
-        <w:rPr>
-          <w:rStyle w:val="VerbatimChar"/>
-        </w:rPr>
-        <w:t xml:space="preserve">↓ downloads</w:t>
-      </w:r>
-      <w:r>
-        <w:t xml:space="preserve"> </w:t>
-      </w:r>
-      <w:r>
-        <w:t xml:space="preserve">·</w:t>
-      </w:r>
-      <w:r>
-        <w:t xml:space="preserve"> </w:t>
-      </w:r>
-      <w:r>
-        <w:rPr>
-          <w:rStyle w:val="VerbatimChar"/>
-        </w:rPr>
-        <w:t xml:space="preserve">&lt;age&gt;</w:t>
-      </w:r>
-      <w:r>
-        <w:t xml:space="preserve"> </w:t>
-      </w:r>
-      <w:r>
-        <w:t xml:space="preserve">· green</w:t>
-      </w:r>
-      <w:r>
-        <w:t xml:space="preserve"> </w:t>
-      </w:r>
-      <w:r>
-        <w:rPr>
-          <w:rStyle w:val="VerbatimChar"/>
-        </w:rPr>
-        <w:t xml:space="preserve">install</w:t>
-      </w:r>
-      <w:r>
-        <w:t xml:space="preserve"> </w:t>
-      </w:r>
-      <w:r>
-        <w:t xml:space="preserve">button):</w:t>
-      </w:r>
-      <w:r>
-        <w:t xml:space="preserve"> </w:t>
-      </w:r>
-      <w:r>
-        <w:t xml:space="preserve">- CS2-RetakesAllocator v2.1.0</w:t>
-      </w:r>
-      <w:r>
-        <w:t xml:space="preserve"> </w:t>
-      </w:r>
-      <w:r>
-        <w:t xml:space="preserve">@b3none</w:t>
-      </w:r>
-      <w:r>
-        <w:t xml:space="preserve"> </w:t>
-      </w:r>
-      <w:r>
-        <w:t xml:space="preserve">· featured ·</w:t>
-      </w:r>
-      <w:r>
-        <w:t xml:space="preserve"> </w:t>
-      </w:r>
-      <w:r>
-        <w:t xml:space="preserve">“</w:t>
-      </w:r>
-      <w:r>
-        <w:t xml:space="preserve">Full retakes implementation — bombsite rotation, automatic bomb planter, weapon allocator with…</w:t>
-      </w:r>
-      <w:r>
-        <w:t xml:space="preserve">”</w:t>
-      </w:r>
-      <w:r>
-        <w:t xml:space="preserve"> </w:t>
-      </w:r>
-      <w:r>
-        <w:t xml:space="preserve">· ↓47.4k · 3d ago · [install]</w:t>
-      </w:r>
-      <w:r>
-        <w:t xml:space="preserve"> </w:t>
-      </w:r>
-      <w:r>
-        <w:t xml:space="preserve">- MatchZy v0.8.7</w:t>
-      </w:r>
-      <w:r>
-        <w:t xml:space="preserve"> </w:t>
-      </w:r>
-      <w:r>
-        <w:t xml:space="preserve">@shobhit-pathak</w:t>
-      </w:r>
-      <w:r>
-        <w:t xml:space="preserve"> </w:t>
-      </w:r>
-      <w:r>
-        <w:t xml:space="preserve">· installed ·</w:t>
-      </w:r>
-      <w:r>
-        <w:t xml:space="preserve"> </w:t>
-      </w:r>
-      <w:r>
-        <w:t xml:space="preserve">“</w:t>
-      </w:r>
-      <w:r>
-        <w:t xml:space="preserve">Pug, scrim &amp; tournament match management with knife round, pauses, demos.</w:t>
-      </w:r>
-      <w:r>
-        <w:t xml:space="preserve">”</w:t>
-      </w:r>
-      <w:r>
-        <w:t xml:space="preserve"> </w:t>
-      </w:r>
-      <w:r>
-        <w:t xml:space="preserve">· ↓92.1k · 3d ago</w:t>
-      </w:r>
-      <w:r>
-        <w:t xml:space="preserve"> </w:t>
-      </w:r>
-      <w:r>
-        <w:t xml:space="preserve">- WeaponPaints v4.0</w:t>
-      </w:r>
-      <w:r>
-        <w:t xml:space="preserve"> </w:t>
-      </w:r>
-      <w:r>
-        <w:t xml:space="preserve">@Nereziel</w:t>
-      </w:r>
-      <w:r>
-        <w:t xml:space="preserve"> </w:t>
-      </w:r>
-      <w:r>
-        <w:t xml:space="preserve">· installed ·</w:t>
-      </w:r>
-      <w:r>
-        <w:t xml:space="preserve"> </w:t>
-      </w:r>
-      <w:r>
-        <w:t xml:space="preserve">“</w:t>
-      </w:r>
-      <w:r>
-        <w:t xml:space="preserve">Skin / glove / knife chooser with web profile editor. MySQL-backed.</w:t>
-      </w:r>
-      <w:r>
-        <w:t xml:space="preserve">”</w:t>
-      </w:r>
-      <w:r>
-        <w:t xml:space="preserve"> </w:t>
-      </w:r>
-      <w:r>
-        <w:t xml:space="preserve">· ↓88.0k · 5d ago</w:t>
-      </w:r>
-      <w:r>
-        <w:t xml:space="preserve"> </w:t>
-      </w:r>
-      <w:r>
-        <w:t xml:space="preserve">- Surf Timer v1.0.4</w:t>
-      </w:r>
-      <w:r>
-        <w:t xml:space="preserve"> </w:t>
-      </w:r>
-      <w:r>
-        <w:t xml:space="preserve">@kitsunelab</w:t>
-      </w:r>
-      <w:r>
-        <w:t xml:space="preserve"> </w:t>
-      </w:r>
-      <w:r>
-        <w:t xml:space="preserve">· featured ·</w:t>
-      </w:r>
-      <w:r>
-        <w:t xml:space="preserve"> </w:t>
-      </w:r>
-      <w:r>
-        <w:t xml:space="preserve">“</w:t>
-      </w:r>
-      <w:r>
-        <w:t xml:space="preserve">Per-map records, leaderboards, and per-zone splits with a TAS-quality replay bot.</w:t>
-      </w:r>
-      <w:r>
-        <w:t xml:space="preserve">”</w:t>
-      </w:r>
-      <w:r>
-        <w:t xml:space="preserve"> </w:t>
-      </w:r>
-      <w:r>
-        <w:t xml:space="preserve">· ↓21.6k · 4d ago · [install]</w:t>
-      </w:r>
-    </w:p>
-    <w:p>
-      <w:pPr>
-        <w:pStyle w:val="BodyText"/>
-      </w:pPr>
-      <w:r>
-        <w:rPr>
-          <w:bCs/>
-          <w:b/>
-        </w:rPr>
-        <w:t xml:space="preserve">ALL PLUGINS · 24</w:t>
-      </w:r>
-      <w:r>
-        <w:t xml:space="preserve"> </w:t>
-      </w:r>
-      <w:r>
-        <w:t xml:space="preserve">(row: icon · name · version · author · ↓downloads · updated · category · tag chips ·</w:t>
-      </w:r>
-      <w:r>
-        <w:t xml:space="preserve"> </w:t>
-      </w:r>
-      <w:r>
-        <w:rPr>
-          <w:rStyle w:val="VerbatimChar"/>
-        </w:rPr>
-        <w:t xml:space="preserve">Install</w:t>
-      </w:r>
-      <w:r>
-        <w:t xml:space="preserve"> </w:t>
-      </w:r>
-      <w:r>
-        <w:t xml:space="preserve">button + external-link icon):</w:t>
-      </w:r>
-      <w:r>
-        <w:t xml:space="preserve"> </w:t>
-      </w:r>
-      <w:r>
-        <w:t xml:space="preserve">- AccessChecker v1.1.0</w:t>
-      </w:r>
-      <w:r>
-        <w:t xml:space="preserve"> </w:t>
-      </w:r>
-      <w:r>
-        <w:t xml:space="preserve">@j00nfist</w:t>
-      </w:r>
-      <w:r>
-        <w:t xml:space="preserve"> </w:t>
-      </w:r>
-      <w:r>
-        <w:t xml:space="preserve">· ↓24.6k · 5d ago · Admin tools · #groups #auth ·</w:t>
-      </w:r>
-      <w:r>
-        <w:t xml:space="preserve"> </w:t>
-      </w:r>
-      <w:r>
-        <w:t xml:space="preserve">“</w:t>
-      </w:r>
-      <w:r>
-        <w:t xml:space="preserve">Steam group + flag-based access control. Verifies via Steam Web API on connect with 5-minute cache.</w:t>
-      </w:r>
-      <w:r>
-        <w:t xml:space="preserve">”</w:t>
-      </w:r>
-      <w:r>
-        <w:t xml:space="preserve"> </w:t>
-      </w:r>
-      <w:r>
-        <w:t xml:space="preserve">- VoteManager v2.0.1</w:t>
-      </w:r>
-      <w:r>
-        <w:t xml:space="preserve"> </w:t>
-      </w:r>
-      <w:r>
-        <w:t xml:space="preserve">@rifffrri</w:t>
-      </w:r>
-      <w:r>
-        <w:t xml:space="preserve"> </w:t>
-      </w:r>
-      <w:r>
-        <w:t xml:space="preserve">· ↓18.2k · 2w ago · Admin tools · #voting ·</w:t>
-      </w:r>
-      <w:r>
-        <w:t xml:space="preserve"> </w:t>
-      </w:r>
-      <w:r>
-        <w:t xml:space="preserve">“</w:t>
-      </w:r>
-      <w:r>
-        <w:t xml:space="preserve">Veto, map vote, mute vote, kick vote. Configurable thresholds and player-side menus.</w:t>
-      </w:r>
-      <w:r>
-        <w:t xml:space="preserve">”</w:t>
-      </w:r>
-      <w:r>
-        <w:t xml:space="preserve"> </w:t>
-      </w:r>
-      <w:r>
-        <w:t xml:space="preserve">- SpectatorTools v0.9.4</w:t>
-      </w:r>
-      <w:r>
-        <w:t xml:space="preserve"> </w:t>
-      </w:r>
-      <w:r>
-        <w:t xml:space="preserve">@b3none</w:t>
-      </w:r>
-      <w:r>
-        <w:t xml:space="preserve"> </w:t>
-      </w:r>
-      <w:r>
-        <w:t xml:space="preserve">· ↓9.7k · 1mo ago · Admin tools · #debug ·</w:t>
-      </w:r>
-      <w:r>
-        <w:t xml:space="preserve"> </w:t>
-      </w:r>
-      <w:r>
-        <w:t xml:space="preserve">“</w:t>
-      </w:r>
-      <w:r>
-        <w:t xml:space="preserve">Force spectate, freeze, no-clip, and god-mode admin tools.</w:t>
-      </w:r>
-      <w:r>
-        <w:t xml:space="preserve">”</w:t>
-      </w:r>
-    </w:p>
-    <w:bookmarkEnd w:id="69"/>
-    <w:bookmarkStart w:id="70" w:name="error-log-tab"/>
-    <w:p>
-      <w:pPr>
-        <w:pStyle w:val="Heading4"/>
-      </w:pPr>
-      <w:r>
-        <w:t xml:space="preserve">Error log tab</w:t>
-      </w:r>
-    </w:p>
-    <w:p>
-      <w:pPr>
-        <w:pStyle w:val="FirstParagraph"/>
-      </w:pPr>
-      <w:r>
-        <w:t xml:space="preserve">Controls: search</w:t>
-      </w:r>
-      <w:r>
-        <w:t xml:space="preserve"> </w:t>
-      </w:r>
-      <w:r>
-        <w:rPr>
-          <w:rStyle w:val="VerbatimChar"/>
-        </w:rPr>
-        <w:t xml:space="preserve">search plugin output — message, plugin name, level</w:t>
-      </w:r>
-      <w:r>
-        <w:t xml:space="preserve">; segmented level filter</w:t>
-      </w:r>
-      <w:r>
-        <w:t xml:space="preserve"> </w:t>
-      </w:r>
-      <w:r>
-        <w:rPr>
-          <w:rStyle w:val="VerbatimChar"/>
-        </w:rPr>
-        <w:t xml:space="preserve">[ all | errors | warnings | info ]</w:t>
-      </w:r>
-      <w:r>
-        <w:t xml:space="preserve">;</w:t>
-      </w:r>
-      <w:r>
-        <w:t xml:space="preserve"> </w:t>
-      </w:r>
-      <w:r>
-        <w:rPr>
-          <w:rStyle w:val="VerbatimChar"/>
-        </w:rPr>
-        <w:t xml:space="preserve">⤓ Export</w:t>
-      </w:r>
-      <w:r>
-        <w:t xml:space="preserve"> </w:t>
-      </w:r>
-      <w:r>
-        <w:t xml:space="preserve">button (right).</w:t>
-      </w:r>
-      <w:r>
-        <w:t xml:space="preserve"> </w:t>
-      </w:r>
-      <w:r>
-        <w:t xml:space="preserve">Monospace log lines</w:t>
-      </w:r>
-      <w:r>
-        <w:t xml:space="preserve"> </w:t>
-      </w:r>
-      <w:r>
-        <w:rPr>
-          <w:rStyle w:val="VerbatimChar"/>
-        </w:rPr>
-        <w:t xml:space="preserve">YYYY-MM-DD HH:MM:SS  [LEVEL] PluginName  — message</w:t>
-      </w:r>
-      <w:r>
-        <w:t xml:space="preserve">. Levels color-coded:</w:t>
-      </w:r>
-      <w:r>
-        <w:t xml:space="preserve"> </w:t>
-      </w:r>
-      <w:r>
-        <w:rPr>
-          <w:rStyle w:val="VerbatimChar"/>
-        </w:rPr>
-        <w:t xml:space="preserve">[WARN]</w:t>
-      </w:r>
-      <w:r>
-        <w:t xml:space="preserve"> </w:t>
-      </w:r>
-      <w:r>
-        <w:t xml:space="preserve">amber,</w:t>
-      </w:r>
-      <w:r>
-        <w:t xml:space="preserve"> </w:t>
-      </w:r>
-      <w:r>
-        <w:rPr>
-          <w:rStyle w:val="VerbatimChar"/>
-        </w:rPr>
-        <w:t xml:space="preserve">[ERR]</w:t>
-      </w:r>
-      <w:r>
-        <w:t xml:space="preserve"> </w:t>
-      </w:r>
-      <w:r>
-        <w:t xml:space="preserve">red,</w:t>
-      </w:r>
-      <w:r>
-        <w:t xml:space="preserve"> </w:t>
-      </w:r>
-      <w:r>
-        <w:rPr>
-          <w:rStyle w:val="VerbatimChar"/>
-        </w:rPr>
-        <w:t xml:space="preserve">[INFO]</w:t>
-      </w:r>
-      <w:r>
-        <w:t xml:space="preserve"> </w:t>
-      </w:r>
-      <w:r>
-        <w:t xml:space="preserve">grey/blue.</w:t>
-      </w:r>
-      <w:r>
-        <w:t xml:space="preserve"> </w:t>
-      </w:r>
-      <w:r>
-        <w:t xml:space="preserve">-</w:t>
-      </w:r>
-      <w:r>
-        <w:t xml:space="preserve"> </w:t>
-      </w:r>
-      <w:r>
-        <w:rPr>
-          <w:rStyle w:val="VerbatimChar"/>
-        </w:rPr>
-        <w:t xml:space="preserve">2026-05-21 12:48:02 [WARN] WeaponPaints — failed to fetch skin metadata for STEAM_1:1:43712001 (timeout 5s)</w:t>
-      </w:r>
-      <w:r>
-        <w:t xml:space="preserve"> </w:t>
-      </w:r>
-      <w:r>
-        <w:t xml:space="preserve">-</w:t>
-      </w:r>
-      <w:r>
-        <w:t xml:space="preserve"> </w:t>
-      </w:r>
-      <w:r>
-        <w:rPr>
-          <w:rStyle w:val="VerbatimChar"/>
-        </w:rPr>
-        <w:t xml:space="preserve">2026-05-21 12:18:54 [ERR ] GotvFix — bind(0.0.0.0:27020) → EADDRINUSE — gotv relay disabled</w:t>
-      </w:r>
-      <w:r>
-        <w:t xml:space="preserve"> </w:t>
-      </w:r>
-      <w:r>
-        <w:t xml:space="preserve">-</w:t>
-      </w:r>
-      <w:r>
-        <w:t xml:space="preserve"> </w:t>
-      </w:r>
-      <w:r>
-        <w:rPr>
-          <w:rStyle w:val="VerbatimChar"/>
-        </w:rPr>
-        <w:t xml:space="preserve">2026-05-21 11:30:11 [INFO] MatchZy — matchzy: live config "mr12_competitive.cfg" applied</w:t>
-      </w:r>
-      <w:r>
-        <w:t xml:space="preserve"> </w:t>
-      </w:r>
-      <w:r>
-        <w:t xml:space="preserve">-</w:t>
-      </w:r>
-      <w:r>
-        <w:t xml:space="preserve"> </w:t>
-      </w:r>
-      <w:r>
-        <w:rPr>
-          <w:rStyle w:val="VerbatimChar"/>
-        </w:rPr>
-        <w:t xml:space="preserve">2026-05-21 11:08:31 [INFO] CounterStrikeSharp — plugin host started · 8 plugins loaded in 412ms</w:t>
-      </w:r>
-      <w:r>
-        <w:t xml:space="preserve"> </w:t>
-      </w:r>
-      <w:r>
-        <w:t xml:space="preserve">-</w:t>
-      </w:r>
-      <w:r>
-        <w:t xml:space="preserve"> </w:t>
-      </w:r>
-      <w:r>
-        <w:rPr>
-          <w:rStyle w:val="VerbatimChar"/>
-        </w:rPr>
-        <w:t xml:space="preserve">2026-05-21 10:55:14 [INFO] MatchZy — autoload: warmup.cfg → live.cfg transition configured</w:t>
-      </w:r>
-      <w:r>
-        <w:t xml:space="preserve"> </w:t>
-      </w:r>
-      <w:r>
-        <w:t xml:space="preserve">-</w:t>
-      </w:r>
-      <w:r>
-        <w:t xml:space="preserve"> </w:t>
-      </w:r>
-      <w:r>
-        <w:rPr>
-          <w:rStyle w:val="VerbatimChar"/>
-        </w:rPr>
-        <w:t xml:space="preserve">2026-05-21 10:42:11 [INFO] WeaponPaints — mysql: connected to 127.0.0.1:3306 (db=weapons, latency 1.4ms)</w:t>
-      </w:r>
-      <w:r>
-        <w:t xml:space="preserve"> </w:t>
-      </w:r>
-      <w:r>
-        <w:t xml:space="preserve">-</w:t>
-      </w:r>
-      <w:r>
-        <w:t xml:space="preserve"> </w:t>
-      </w:r>
-      <w:r>
-        <w:rPr>
-          <w:rStyle w:val="VerbatimChar"/>
-        </w:rPr>
-        <w:t xml:space="preserve">2026-05-21 10:39:02 [WARN] GotvFix — falling back to TCP relay — kernel multicast probe failed</w:t>
-      </w:r>
-      <w:r>
-        <w:t xml:space="preserve"> </w:t>
-      </w:r>
-      <w:r>
-        <w:t xml:space="preserve">-</w:t>
-      </w:r>
-      <w:r>
-        <w:t xml:space="preserve"> </w:t>
-      </w:r>
-      <w:r>
-        <w:rPr>
-          <w:rStyle w:val="VerbatimChar"/>
-        </w:rPr>
-        <w:t xml:space="preserve">2026-05-21 10:38:54 [ERR ] GotvFix — unable to subscribe to GotvFix.RelayPort (27020) — retrying in 30s</w:t>
-      </w:r>
-      <w:r>
-        <w:t xml:space="preserve"> </w:t>
-      </w:r>
-      <w:r>
-        <w:t xml:space="preserve">Footer:</w:t>
-      </w:r>
-      <w:r>
-        <w:t xml:space="preserve"> </w:t>
-      </w:r>
-      <w:r>
-        <w:rPr>
-          <w:rStyle w:val="VerbatimChar"/>
-        </w:rPr>
-        <w:t xml:space="preserve">plugin-log ⟩ last 24h · 1 err · 2 warn · 12 info · 8 lines</w:t>
-      </w:r>
-      <w:r>
-        <w:t xml:space="preserve"> </w:t>
-      </w:r>
-      <w:r>
-        <w:t xml:space="preserve">+</w:t>
-      </w:r>
-      <w:r>
-        <w:t xml:space="preserve"> </w:t>
-      </w:r>
-      <w:r>
-        <w:rPr>
-          <w:rStyle w:val="VerbatimChar"/>
-        </w:rPr>
-        <w:t xml:space="preserve">clear</w:t>
-      </w:r>
-      <w:r>
-        <w:t xml:space="preserve"> </w:t>
-      </w:r>
-      <w:r>
-        <w:t xml:space="preserve">button.</w:t>
+        <w:t xml:space="preserve">The demo reference for the page (file-browser tree, breadcrumb, footer status strip) is described below; the implemented editor keeps the same UX shell — file browser sidebar, unsaved-changes badge, Reload/exec/Save toolbar — while swapping the mock buffer for real mode-aware loading and persistence.</w:t>
       </w:r>
     </w:p>
     <w:p>
@@ -14878,15 +13814,13 @@
         </w:pict>
       </w:r>
     </w:p>
-    <w:bookmarkEnd w:id="70"/>
-    <w:bookmarkEnd w:id="71"/>
-    <w:bookmarkStart w:id="76" w:name="scheduler"/>
+    <w:bookmarkStart w:id="72" w:name="plugins"/>
     <w:p>
       <w:pPr>
         <w:pStyle w:val="Heading3"/>
       </w:pPr>
       <w:r>
-        <w:t xml:space="preserve">9. Scheduler</w:t>
+        <w:t xml:space="preserve">8. Plugins</w:t>
       </w:r>
     </w:p>
     <w:p>
@@ -14904,7 +13838,7 @@
           <w:bCs/>
           <w:b/>
         </w:rPr>
-        <w:t xml:space="preserve">Scheduler</w:t>
+        <w:t xml:space="preserve">Plugins</w:t>
       </w:r>
       <w:r>
         <w:t xml:space="preserve">. Subtitle:</w:t>
@@ -14916,7 +13850,7 @@
         <w:rPr>
           <w:rStyle w:val="VerbatimChar"/>
         </w:rPr>
-        <w:t xml:space="preserve">4/5 active · system tz: Europe/Berlin · cron via nokit-relay</w:t>
+        <w:t xml:space="preserve">8 installed · 1 update available · 1 error · 1 warning · CS# 1.0.305 + Metamod 2.0.0-12</w:t>
       </w:r>
       <w:r>
         <w:t xml:space="preserve">.</w:t>
@@ -14934,7 +13868,19 @@
         <w:rPr>
           <w:rStyle w:val="VerbatimChar"/>
         </w:rPr>
-        <w:t xml:space="preserve">⚡ Run now…</w:t>
+        <w:t xml:space="preserve">↻ Reload all</w:t>
+      </w:r>
+      <w:r>
+        <w:t xml:space="preserve">,</w:t>
+      </w:r>
+      <w:r>
+        <w:t xml:space="preserve"> </w:t>
+      </w:r>
+      <w:r>
+        <w:rPr>
+          <w:rStyle w:val="VerbatimChar"/>
+        </w:rPr>
+        <w:t xml:space="preserve">⤓ Update all (1)</w:t>
       </w:r>
       <w:r>
         <w:t xml:space="preserve">, green</w:t>
@@ -14946,19 +13892,19 @@
         <w:rPr>
           <w:rStyle w:val="VerbatimChar"/>
         </w:rPr>
-        <w:t xml:space="preserve">+ New task</w:t>
+        <w:t xml:space="preserve">+ Browse registry</w:t>
       </w:r>
       <w:r>
         <w:t xml:space="preserve">.</w:t>
       </w:r>
     </w:p>
-    <w:bookmarkStart w:id="72" w:name="jobs-table-left-main"/>
+    <w:bookmarkStart w:id="68" w:name="tabs-count-badges"/>
     <w:p>
       <w:pPr>
         <w:pStyle w:val="Heading4"/>
       </w:pPr>
       <w:r>
-        <w:t xml:space="preserve">Jobs table (left, main)</w:t>
+        <w:t xml:space="preserve">Tabs (count badges)</w:t>
       </w:r>
     </w:p>
     <w:p>
@@ -14966,285 +13912,56 @@
         <w:pStyle w:val="FirstParagraph"/>
       </w:pPr>
       <w:r>
-        <w:t xml:space="preserve">Columns:</w:t>
-      </w:r>
-      <w:r>
-        <w:t xml:space="preserve"> </w:t>
-      </w:r>
-      <w:r>
-        <w:rPr>
-          <w:rStyle w:val="VerbatimChar"/>
-        </w:rPr>
-        <w:t xml:space="preserve">NAME | SCHEDULE | COMMAND | LAST | NEXT</w:t>
-      </w:r>
-      <w:r>
-        <w:t xml:space="preserve">. Each row has a status dot on the left (green = active, grey = disabled). NEXT run is bold when upcoming.</w:t>
-      </w:r>
-      <w:r>
-        <w:t xml:space="preserve"> </w:t>
-      </w:r>
-      <w:r>
-        <w:t xml:space="preserve">| ● | NAME | SCHEDULE (cron) | COMMAND | LAST | NEXT |</w:t>
-      </w:r>
-      <w:r>
-        <w:t xml:space="preserve"> </w:t>
-      </w:r>
-      <w:r>
-        <w:t xml:space="preserve">|—|——|—————–|———|——|——|</w:t>
-      </w:r>
-      <w:r>
-        <w:t xml:space="preserve"> </w:t>
-      </w:r>
-      <w:r>
-        <w:t xml:space="preserve">| green | Nightly restart |</w:t>
-      </w:r>
-      <w:r>
-        <w:t xml:space="preserve"> </w:t>
-      </w:r>
-      <w:r>
-        <w:rPr>
-          <w:rStyle w:val="VerbatimChar"/>
-        </w:rPr>
-        <w:t xml:space="preserve">0 5 * * *</w:t>
-      </w:r>
-      <w:r>
-        <w:t xml:space="preserve"> </w:t>
-      </w:r>
-      <w:r>
-        <w:t xml:space="preserve">|</w:t>
-      </w:r>
-      <w:r>
-        <w:t xml:space="preserve"> </w:t>
-      </w:r>
-      <w:r>
-        <w:rPr>
-          <w:rStyle w:val="VerbatimChar"/>
-        </w:rPr>
-        <w:t xml:space="preserve">sv_shutdown</w:t>
-      </w:r>
-      <w:r>
-        <w:t xml:space="preserve"> </w:t>
-      </w:r>
-      <w:r>
-        <w:t xml:space="preserve">| 2026-05-21 05:00 |</w:t>
-      </w:r>
-      <w:r>
-        <w:t xml:space="preserve"> </w:t>
-      </w:r>
-      <w:r>
-        <w:rPr>
-          <w:bCs/>
-          <w:b/>
-        </w:rPr>
-        <w:t xml:space="preserve">2026-05-22 05:00</w:t>
-      </w:r>
-      <w:r>
-        <w:t xml:space="preserve"> </w:t>
-      </w:r>
-      <w:r>
-        <w:t xml:space="preserve">|</w:t>
-      </w:r>
-      <w:r>
-        <w:t xml:space="preserve"> </w:t>
-      </w:r>
-      <w:r>
-        <w:t xml:space="preserve">| green | Warmup reset |</w:t>
-      </w:r>
-      <w:r>
-        <w:t xml:space="preserve"> </w:t>
-      </w:r>
-      <w:r>
-        <w:rPr>
-          <w:rStyle w:val="VerbatimChar"/>
-        </w:rPr>
-        <w:t xml:space="preserve">*/30 * * * *</w:t>
-      </w:r>
-      <w:r>
-        <w:t xml:space="preserve"> </w:t>
-      </w:r>
-      <w:r>
-        <w:t xml:space="preserve">|</w:t>
-      </w:r>
-      <w:r>
-        <w:t xml:space="preserve"> </w:t>
-      </w:r>
-      <w:r>
-        <w:rPr>
-          <w:rStyle w:val="VerbatimChar"/>
-        </w:rPr>
-        <w:t xml:space="preserve">mp_warmup_start</w:t>
-      </w:r>
-      <w:r>
-        <w:t xml:space="preserve"> </w:t>
-      </w:r>
-      <w:r>
-        <w:t xml:space="preserve">| 12:30 |</w:t>
-      </w:r>
-      <w:r>
-        <w:t xml:space="preserve"> </w:t>
-      </w:r>
-      <w:r>
-        <w:rPr>
-          <w:bCs/>
-          <w:b/>
-        </w:rPr>
-        <w:t xml:space="preserve">13:00</w:t>
-      </w:r>
-      <w:r>
-        <w:t xml:space="preserve"> </w:t>
-      </w:r>
-      <w:r>
-        <w:t xml:space="preserve">|</w:t>
-      </w:r>
-      <w:r>
-        <w:t xml:space="preserve"> </w:t>
-      </w:r>
-      <w:r>
-        <w:t xml:space="preserve">| green | Workshop sync |</w:t>
-      </w:r>
-      <w:r>
-        <w:t xml:space="preserve"> </w:t>
-      </w:r>
-      <w:r>
-        <w:rPr>
-          <w:rStyle w:val="VerbatimChar"/>
-        </w:rPr>
-        <w:t xml:space="preserve">0 4 * * 0</w:t>
-      </w:r>
-      <w:r>
-        <w:t xml:space="preserve"> </w:t>
-      </w:r>
-      <w:r>
-        <w:t xml:space="preserve">|</w:t>
-      </w:r>
-      <w:r>
-        <w:t xml:space="preserve"> </w:t>
-      </w:r>
-      <w:r>
-        <w:rPr>
-          <w:rStyle w:val="VerbatimChar"/>
-        </w:rPr>
-        <w:t xml:space="preserve">ds_workshop_sync</w:t>
-      </w:r>
-      <w:r>
-        <w:t xml:space="preserve"> </w:t>
-      </w:r>
-      <w:r>
-        <w:t xml:space="preserve">| 2026-05-18 04:00 |</w:t>
-      </w:r>
-      <w:r>
-        <w:t xml:space="preserve"> </w:t>
-      </w:r>
-      <w:r>
-        <w:rPr>
-          <w:bCs/>
-          <w:b/>
-        </w:rPr>
-        <w:t xml:space="preserve">2026-05-25 04:00</w:t>
-      </w:r>
-      <w:r>
-        <w:t xml:space="preserve"> </w:t>
-      </w:r>
-      <w:r>
-        <w:t xml:space="preserve">|</w:t>
-      </w:r>
-      <w:r>
-        <w:t xml:space="preserve"> </w:t>
-      </w:r>
-      <w:r>
-        <w:t xml:space="preserve">| green | Daily backup |</w:t>
-      </w:r>
-      <w:r>
-        <w:t xml:space="preserve"> </w:t>
-      </w:r>
-      <w:r>
-        <w:rPr>
-          <w:rStyle w:val="VerbatimChar"/>
-        </w:rPr>
-        <w:t xml:space="preserve">0 3 * * *</w:t>
-      </w:r>
-      <w:r>
-        <w:t xml:space="preserve"> </w:t>
-      </w:r>
-      <w:r>
-        <w:t xml:space="preserve">|</w:t>
-      </w:r>
-      <w:r>
-        <w:t xml:space="preserve"> </w:t>
-      </w:r>
-      <w:r>
-        <w:rPr>
-          <w:rStyle w:val="VerbatimChar"/>
-        </w:rPr>
-        <w:t xml:space="preserve">exec ./backups/snap.sh</w:t>
-      </w:r>
-      <w:r>
-        <w:t xml:space="preserve"> </w:t>
-      </w:r>
-      <w:r>
-        <w:t xml:space="preserve">| 2026-05-21 03:00 |</w:t>
-      </w:r>
-      <w:r>
-        <w:t xml:space="preserve"> </w:t>
-      </w:r>
-      <w:r>
-        <w:rPr>
-          <w:bCs/>
-          <w:b/>
-        </w:rPr>
-        <w:t xml:space="preserve">2026-05-22 03:00</w:t>
-      </w:r>
-      <w:r>
-        <w:t xml:space="preserve"> </w:t>
-      </w:r>
-      <w:r>
-        <w:t xml:space="preserve">|</w:t>
-      </w:r>
-      <w:r>
-        <w:t xml:space="preserve"> </w:t>
-      </w:r>
-      <w:r>
-        <w:t xml:space="preserve">| grey | Pug auto-shuffle |</w:t>
-      </w:r>
-      <w:r>
-        <w:t xml:space="preserve"> </w:t>
-      </w:r>
-      <w:r>
-        <w:rPr>
-          <w:rStyle w:val="VerbatimChar"/>
-        </w:rPr>
-        <w:t xml:space="preserve">0 19 * * 5</w:t>
-      </w:r>
-      <w:r>
-        <w:t xml:space="preserve"> </w:t>
-      </w:r>
-      <w:r>
-        <w:t xml:space="preserve">|</w:t>
-      </w:r>
-      <w:r>
-        <w:t xml:space="preserve"> </w:t>
-      </w:r>
-      <w:r>
-        <w:rPr>
-          <w:rStyle w:val="VerbatimChar"/>
-        </w:rPr>
-        <w:t xml:space="preserve">mz_shuffle</w:t>
-      </w:r>
-      <w:r>
-        <w:t xml:space="preserve"> </w:t>
-      </w:r>
-      <w:r>
-        <w:t xml:space="preserve">| 2026-05-16 19:00 | 2026-05-23 19:00 (disabled) |</w:t>
-      </w:r>
-    </w:p>
-    <w:bookmarkEnd w:id="72"/>
-    <w:bookmarkStart w:id="73" w:name="recent-runs-table-below-jobs"/>
+        <w:rPr>
+          <w:rStyle w:val="VerbatimChar"/>
+        </w:rPr>
+        <w:t xml:space="preserve">Installed 8</w:t>
+      </w:r>
+      <w:r>
+        <w:t xml:space="preserve"> </w:t>
+      </w:r>
+      <w:r>
+        <w:t xml:space="preserve">·</w:t>
+      </w:r>
+      <w:r>
+        <w:t xml:space="preserve"> </w:t>
+      </w:r>
+      <w:r>
+        <w:rPr>
+          <w:rStyle w:val="VerbatimChar"/>
+        </w:rPr>
+        <w:t xml:space="preserve">Browse 24+</w:t>
+      </w:r>
+      <w:r>
+        <w:t xml:space="preserve"> </w:t>
+      </w:r>
+      <w:r>
+        <w:t xml:space="preserve">·</w:t>
+      </w:r>
+      <w:r>
+        <w:t xml:space="preserve"> </w:t>
+      </w:r>
+      <w:r>
+        <w:rPr>
+          <w:rStyle w:val="VerbatimChar"/>
+        </w:rPr>
+        <w:t xml:space="preserve">Error log 1</w:t>
+      </w:r>
+      <w:r>
+        <w:t xml:space="preserve"> </w:t>
+      </w:r>
+      <w:r>
+        <w:t xml:space="preserve">(Error log badge is red).</w:t>
+      </w:r>
+    </w:p>
+    <w:bookmarkEnd w:id="68"/>
+    <w:bookmarkStart w:id="69" w:name="installed-tab"/>
     <w:p>
       <w:pPr>
         <w:pStyle w:val="Heading4"/>
       </w:pPr>
       <w:r>
-        <w:t xml:space="preserve">RECENT RUNS table (below jobs)</w:t>
+        <w:t xml:space="preserve">Installed tab</w:t>
       </w:r>
     </w:p>
     <w:p>
@@ -15252,28 +13969,202 @@
         <w:pStyle w:val="FirstParagraph"/>
       </w:pPr>
       <w:r>
-        <w:t xml:space="preserve">Columns:</w:t>
-      </w:r>
-      <w:r>
-        <w:t xml:space="preserve"> </w:t>
-      </w:r>
-      <w:r>
-        <w:rPr>
-          <w:rStyle w:val="VerbatimChar"/>
-        </w:rPr>
-        <w:t xml:space="preserve">WHEN | TASK | DURATION | RESULT</w:t>
-      </w:r>
-      <w:r>
-        <w:t xml:space="preserve">. RESULT is a colored pill: green</w:t>
-      </w:r>
-      <w:r>
-        <w:t xml:space="preserve"> </w:t>
-      </w:r>
-      <w:r>
-        <w:rPr>
-          <w:rStyle w:val="VerbatimChar"/>
-        </w:rPr>
-        <w:t xml:space="preserve">ok</w:t>
+        <w:t xml:space="preserve">Controls: filter input</w:t>
+      </w:r>
+      <w:r>
+        <w:t xml:space="preserve"> </w:t>
+      </w:r>
+      <w:r>
+        <w:rPr>
+          <w:rStyle w:val="VerbatimChar"/>
+        </w:rPr>
+        <w:t xml:space="preserve">filter installed — name, author, tag</w:t>
+      </w:r>
+      <w:r>
+        <w:t xml:space="preserve">; segmented status filter</w:t>
+      </w:r>
+      <w:r>
+        <w:t xml:space="preserve"> </w:t>
+      </w:r>
+      <w:r>
+        <w:rPr>
+          <w:rStyle w:val="VerbatimChar"/>
+        </w:rPr>
+        <w:t xml:space="preserve">[ all | enabled | disabled | has update ]</w:t>
+      </w:r>
+      <w:r>
+        <w:t xml:space="preserve"> </w:t>
+      </w:r>
+      <w:r>
+        <w:t xml:space="preserve">(all selected);</w:t>
+      </w:r>
+      <w:r>
+        <w:t xml:space="preserve"> </w:t>
+      </w:r>
+      <w:r>
+        <w:rPr>
+          <w:rStyle w:val="VerbatimChar"/>
+        </w:rPr>
+        <w:t xml:space="preserve">⤓ Install from .dll</w:t>
+      </w:r>
+      <w:r>
+        <w:t xml:space="preserve"> </w:t>
+      </w:r>
+      <w:r>
+        <w:t xml:space="preserve">button (right).</w:t>
+      </w:r>
+    </w:p>
+    <w:p>
+      <w:pPr>
+        <w:pStyle w:val="BodyText"/>
+      </w:pPr>
+      <w:r>
+        <w:rPr>
+          <w:bCs/>
+          <w:b/>
+        </w:rPr>
+        <w:t xml:space="preserve">Row layout:</w:t>
+      </w:r>
+      <w:r>
+        <w:t xml:space="preserve"> </w:t>
+      </w:r>
+      <w:r>
+        <w:t xml:space="preserve">letter-avatar icon · name · version · status badge · tag badge(s) · author</w:t>
+      </w:r>
+      <w:r>
+        <w:t xml:space="preserve"> </w:t>
+      </w:r>
+      <w:r>
+        <w:rPr>
+          <w:rStyle w:val="VerbatimChar"/>
+        </w:rPr>
+        <w:t xml:space="preserve">@handle</w:t>
+      </w:r>
+      <w:r>
+        <w:t xml:space="preserve"> </w:t>
+      </w:r>
+      <w:r>
+        <w:t xml:space="preserve">·</w:t>
+      </w:r>
+      <w:r>
+        <w:t xml:space="preserve"> </w:t>
+      </w:r>
+      <w:r>
+        <w:rPr>
+          <w:rStyle w:val="VerbatimChar"/>
+        </w:rPr>
+        <w:t xml:space="preserve">updated &lt;age&gt;</w:t>
+      </w:r>
+      <w:r>
+        <w:t xml:space="preserve"> </w:t>
+      </w:r>
+      <w:r>
+        <w:t xml:space="preserve">· category · install path</w:t>
+      </w:r>
+      <w:r>
+        <w:t xml:space="preserve"> </w:t>
+      </w:r>
+      <w:r>
+        <w:rPr>
+          <w:rStyle w:val="VerbatimChar"/>
+        </w:rPr>
+        <w:t xml:space="preserve">/addons/cs_sharp/plugins/&lt;x&gt;</w:t>
+      </w:r>
+      <w:r>
+        <w:t xml:space="preserve"> </w:t>
+      </w:r>
+      <w:r>
+        <w:t xml:space="preserve">· description line · then on the right: an</w:t>
+      </w:r>
+      <w:r>
+        <w:t xml:space="preserve"> </w:t>
+      </w:r>
+      <w:r>
+        <w:rPr>
+          <w:bCs/>
+          <w:b/>
+        </w:rPr>
+        <w:t xml:space="preserve">enable/disable toggle switch</w:t>
+      </w:r>
+      <w:r>
+        <w:t xml:space="preserve"> </w:t>
+      </w:r>
+      <w:r>
+        <w:t xml:space="preserve">+</w:t>
+      </w:r>
+      <w:r>
+        <w:t xml:space="preserve"> </w:t>
+      </w:r>
+      <w:r>
+        <w:rPr>
+          <w:rStyle w:val="VerbatimChar"/>
+        </w:rPr>
+        <w:t xml:space="preserve">⚙ Edit config</w:t>
+      </w:r>
+      <w:r>
+        <w:t xml:space="preserve"> </w:t>
+      </w:r>
+      <w:r>
+        <w:t xml:space="preserve">+</w:t>
+      </w:r>
+      <w:r>
+        <w:t xml:space="preserve"> </w:t>
+      </w:r>
+      <w:r>
+        <w:rPr>
+          <w:rStyle w:val="VerbatimChar"/>
+        </w:rPr>
+        <w:t xml:space="preserve">≡ View logs</w:t>
+      </w:r>
+      <w:r>
+        <w:t xml:space="preserve"> </w:t>
+      </w:r>
+      <w:r>
+        <w:t xml:space="preserve">+</w:t>
+      </w:r>
+      <w:r>
+        <w:t xml:space="preserve"> </w:t>
+      </w:r>
+      <w:r>
+        <w:rPr>
+          <w:rStyle w:val="VerbatimChar"/>
+        </w:rPr>
+        <w:t xml:space="preserve">⤢ Details</w:t>
+      </w:r>
+      <w:r>
+        <w:t xml:space="preserve"> </w:t>
+      </w:r>
+      <w:r>
+        <w:t xml:space="preserve">+ red trash/delete icon.</w:t>
+      </w:r>
+    </w:p>
+    <w:p>
+      <w:pPr>
+        <w:pStyle w:val="BodyText"/>
+      </w:pPr>
+      <w:r>
+        <w:t xml:space="preserve">Status badges: green</w:t>
+      </w:r>
+      <w:r>
+        <w:t xml:space="preserve"> </w:t>
+      </w:r>
+      <w:r>
+        <w:rPr>
+          <w:rStyle w:val="VerbatimChar"/>
+        </w:rPr>
+        <w:t xml:space="preserve">enabled</w:t>
+      </w:r>
+      <w:r>
+        <w:t xml:space="preserve">, grey</w:t>
+      </w:r>
+      <w:r>
+        <w:t xml:space="preserve"> </w:t>
+      </w:r>
+      <w:r>
+        <w:rPr>
+          <w:rStyle w:val="VerbatimChar"/>
+        </w:rPr>
+        <w:t xml:space="preserve">disabled</w:t>
       </w:r>
       <w:r>
         <w:t xml:space="preserve">, amber</w:t>
@@ -15285,2169 +14176,210 @@
         <w:rPr>
           <w:rStyle w:val="VerbatimChar"/>
         </w:rPr>
-        <w:t xml:space="preserve">N retries</w:t>
-      </w:r>
-      <w:r>
-        <w:t xml:space="preserve">, grey</w:t>
-      </w:r>
-      <w:r>
-        <w:t xml:space="preserve"> </w:t>
-      </w:r>
-      <w:r>
-        <w:rPr>
-          <w:rStyle w:val="VerbatimChar"/>
-        </w:rPr>
-        <w:t xml:space="preserve">disabled</w:t>
+        <w:t xml:space="preserve">warn</w:t>
+      </w:r>
+      <w:r>
+        <w:t xml:space="preserve">, red</w:t>
+      </w:r>
+      <w:r>
+        <w:t xml:space="preserve"> </w:t>
+      </w:r>
+      <w:r>
+        <w:rPr>
+          <w:rStyle w:val="VerbatimChar"/>
+        </w:rPr>
+        <w:t xml:space="preserve">failed</w:t>
+      </w:r>
+      <w:r>
+        <w:t xml:space="preserve">, blue</w:t>
+      </w:r>
+      <w:r>
+        <w:t xml:space="preserve"> </w:t>
+      </w:r>
+      <w:r>
+        <w:rPr>
+          <w:rStyle w:val="VerbatimChar"/>
+        </w:rPr>
+        <w:t xml:space="preserve">core</w:t>
+      </w:r>
+      <w:r>
+        <w:t xml:space="preserve">, amber</w:t>
+      </w:r>
+      <w:r>
+        <w:t xml:space="preserve"> </w:t>
+      </w:r>
+      <w:r>
+        <w:rPr>
+          <w:rStyle w:val="VerbatimChar"/>
+        </w:rPr>
+        <w:t xml:space="preserve">update → x.y.z</w:t>
       </w:r>
       <w:r>
         <w:t xml:space="preserve">.</w:t>
       </w:r>
-      <w:r>
-        <w:t xml:space="preserve"> </w:t>
-      </w:r>
-      <w:r>
-        <w:t xml:space="preserve">| WHEN | TASK | DURATION | RESULT |</w:t>
-      </w:r>
-      <w:r>
-        <w:t xml:space="preserve"> </w:t>
-      </w:r>
-      <w:r>
-        <w:t xml:space="preserve">|——|——|———-|——–|</w:t>
-      </w:r>
-      <w:r>
-        <w:t xml:space="preserve"> </w:t>
-      </w:r>
-      <w:r>
-        <w:t xml:space="preserve">| 12:30:00 | Warmup reset | 0.08s | ok |</w:t>
-      </w:r>
-      <w:r>
-        <w:t xml:space="preserve"> </w:t>
-      </w:r>
-      <w:r>
-        <w:t xml:space="preserve">| 12:00:00 | Warmup reset | 0.07s | ok |</w:t>
-      </w:r>
-      <w:r>
-        <w:t xml:space="preserve"> </w:t>
-      </w:r>
-      <w:r>
-        <w:t xml:space="preserve">| 05:00:00 | Nightly restart | 14.2s | ok |</w:t>
-      </w:r>
-      <w:r>
-        <w:t xml:space="preserve"> </w:t>
-      </w:r>
-      <w:r>
-        <w:t xml:space="preserve">| 03:00:00 | Daily backup | 2m 04s | ok |</w:t>
-      </w:r>
-      <w:r>
-        <w:t xml:space="preserve"> </w:t>
-      </w:r>
-      <w:r>
-        <w:t xml:space="preserve">| 04:00 (Sun) | Workshop sync | 8m 41s | 3 retries (amber) |</w:t>
-      </w:r>
-      <w:r>
-        <w:t xml:space="preserve"> </w:t>
-      </w:r>
-      <w:r>
-        <w:t xml:space="preserve">| 19:00 (Fri) | Pug auto-shuffle | — | disabled (grey) |</w:t>
-      </w:r>
-    </w:p>
-    <w:bookmarkEnd w:id="73"/>
-    <w:bookmarkStart w:id="74" w:name="presets-panel-right"/>
-    <w:p>
-      <w:pPr>
-        <w:pStyle w:val="Heading4"/>
-      </w:pPr>
-      <w:r>
-        <w:t xml:space="preserve">Presets panel (right)</w:t>
-      </w:r>
-    </w:p>
-    <w:p>
-      <w:pPr>
-        <w:pStyle w:val="FirstParagraph"/>
-      </w:pPr>
-      <w:r>
-        <w:t xml:space="preserve">Header:</w:t>
-      </w:r>
-      <w:r>
-        <w:t xml:space="preserve"> </w:t>
-      </w:r>
-      <w:r>
-        <w:rPr>
-          <w:bCs/>
-          <w:b/>
-        </w:rPr>
-        <w:t xml:space="preserve">✧ Presets</w:t>
-      </w:r>
-      <w:r>
-        <w:t xml:space="preserve">. Clickable preset cards (name + cron/trigger + command, monospace grey):</w:t>
-      </w:r>
-      <w:r>
-        <w:t xml:space="preserve"> </w:t>
-      </w:r>
-      <w:r>
-        <w:t xml:space="preserve">- Nightly restart —</w:t>
-      </w:r>
-      <w:r>
-        <w:t xml:space="preserve"> </w:t>
-      </w:r>
-      <w:r>
-        <w:rPr>
-          <w:rStyle w:val="VerbatimChar"/>
-        </w:rPr>
-        <w:t xml:space="preserve">0 5 * * * → sv_shutdown</w:t>
-      </w:r>
-      <w:r>
-        <w:t xml:space="preserve"> </w:t>
-      </w:r>
-      <w:r>
-        <w:t xml:space="preserve">- Warmup reset every 30m —</w:t>
-      </w:r>
-      <w:r>
-        <w:t xml:space="preserve"> </w:t>
-      </w:r>
-      <w:r>
-        <w:rPr>
-          <w:rStyle w:val="VerbatimChar"/>
-        </w:rPr>
-        <w:t xml:space="preserve">*/30 * * * * → mp_warmup_start</w:t>
-      </w:r>
-      <w:r>
-        <w:t xml:space="preserve"> </w:t>
-      </w:r>
-      <w:r>
-        <w:t xml:space="preserve">- Pre-match script —</w:t>
-      </w:r>
-      <w:r>
-        <w:t xml:space="preserve"> </w:t>
-      </w:r>
-      <w:r>
-        <w:rPr>
-          <w:rStyle w:val="VerbatimChar"/>
-        </w:rPr>
-        <w:t xml:space="preserve">on-event match → matchzy_load mr12</w:t>
-      </w:r>
-      <w:r>
-        <w:t xml:space="preserve"> </w:t>
-      </w:r>
-      <w:r>
-        <w:t xml:space="preserve">- GOTV demo cleanup —</w:t>
-      </w:r>
-      <w:r>
-        <w:t xml:space="preserve"> </w:t>
-      </w:r>
-      <w:r>
-        <w:rPr>
-          <w:rStyle w:val="VerbatimChar"/>
-        </w:rPr>
-        <w:t xml:space="preserve">0 6 * * 0 → find demos -mtime +30 -delete</w:t>
-      </w:r>
-      <w:r>
-        <w:t xml:space="preserve"> </w:t>
-      </w:r>
-      <w:r>
-        <w:t xml:space="preserve">- Discord ping if down —</w:t>
-      </w:r>
-      <w:r>
-        <w:t xml:space="preserve"> </w:t>
-      </w:r>
-      <w:r>
-        <w:rPr>
-          <w:rStyle w:val="VerbatimChar"/>
-        </w:rPr>
-        <w:t xml:space="preserve">on-event down → webhook discord_alerts</w:t>
-      </w:r>
-    </w:p>
-    <w:bookmarkEnd w:id="74"/>
-    <w:bookmarkStart w:id="75" w:name="next-24h-panel-right-below-presets"/>
-    <w:p>
-      <w:pPr>
-        <w:pStyle w:val="Heading4"/>
-      </w:pPr>
-      <w:r>
-        <w:t xml:space="preserve">Next 24h panel (right, below presets)</w:t>
-      </w:r>
-    </w:p>
-    <w:p>
-      <w:pPr>
-        <w:pStyle w:val="FirstParagraph"/>
-      </w:pPr>
-      <w:r>
-        <w:t xml:space="preserve">Header:</w:t>
-      </w:r>
-      <w:r>
-        <w:t xml:space="preserve"> </w:t>
-      </w:r>
-      <w:r>
-        <w:rPr>
-          <w:bCs/>
-          <w:b/>
-        </w:rPr>
-        <w:t xml:space="preserve">↧ Next 24h</w:t>
-      </w:r>
-      <w:r>
-        <w:t xml:space="preserve">. Timeline list of upcoming runs (time + task):</w:t>
-      </w:r>
-      <w:r>
-        <w:t xml:space="preserve"> </w:t>
-      </w:r>
-      <w:r>
-        <w:t xml:space="preserve">- 13:00 Warmup reset</w:t>
-      </w:r>
-      <w:r>
-        <w:t xml:space="preserve"> </w:t>
-      </w:r>
-      <w:r>
-        <w:t xml:space="preserve">- 13:30 Warmup reset</w:t>
-      </w:r>
-      <w:r>
-        <w:t xml:space="preserve"> </w:t>
-      </w:r>
-      <w:r>
-        <w:t xml:space="preserve">- 14:00 Warmup reset</w:t>
-      </w:r>
-      <w:r>
-        <w:t xml:space="preserve"> </w:t>
-      </w:r>
-      <w:r>
-        <w:t xml:space="preserve">-</w:t>
-      </w:r>
-      <w:r>
-        <w:t xml:space="preserve"> </w:t>
-      </w:r>
-      <w:r>
-        <w:rPr>
-          <w:rStyle w:val="VerbatimChar"/>
-        </w:rPr>
-        <w:t xml:space="preserve">— hourly until 04:30 —</w:t>
-      </w:r>
-      <w:r>
-        <w:t xml:space="preserve"> </w:t>
-      </w:r>
-      <w:r>
-        <w:t xml:space="preserve">(collapsed range indicator)</w:t>
-      </w:r>
-      <w:r>
-        <w:t xml:space="preserve"> </w:t>
-      </w:r>
-      <w:r>
-        <w:t xml:space="preserve">- 05:00 Nightly restart</w:t>
-      </w:r>
-      <w:r>
-        <w:t xml:space="preserve"> </w:t>
-      </w:r>
-      <w:r>
-        <w:t xml:space="preserve">- 03:00 Daily backup</w:t>
-      </w:r>
-    </w:p>
-    <w:p>
-      <w:pPr>
-        <w:pStyle w:val="BlockText"/>
-      </w:pPr>
-      <w:r>
-        <w:rPr>
-          <w:bCs/>
-          <w:b/>
-        </w:rPr>
-        <w:t xml:space="preserve">Implementation notes:</w:t>
-      </w:r>
-      <w:r>
-        <w:t xml:space="preserve"> </w:t>
-      </w:r>
-      <w:r>
-        <w:t xml:space="preserve">cron scheduling runs via nokit-relay. Jobs support both cron expressions and</w:t>
-      </w:r>
-      <w:r>
-        <w:t xml:space="preserve"> </w:t>
-      </w:r>
-      <w:r>
-        <w:rPr>
-          <w:rStyle w:val="VerbatimChar"/>
-        </w:rPr>
-        <w:t xml:space="preserve">on-event</w:t>
-      </w:r>
-      <w:r>
-        <w:t xml:space="preserve"> </w:t>
-      </w:r>
-      <w:r>
-        <w:t xml:space="preserve">triggers (match, down). System timezone shown: Europe/Berlin.</w:t>
-      </w:r>
-    </w:p>
-    <w:p>
-      <w:r>
-        <w:pict>
-          <v:rect style="width:0;height:1.5pt" o:hralign="center" o:hrstd="t" o:hr="t"/>
-        </w:pict>
-      </w:r>
-    </w:p>
-    <w:bookmarkEnd w:id="75"/>
-    <w:bookmarkEnd w:id="76"/>
-    <w:bookmarkStart w:id="82" w:name="admin"/>
-    <w:p>
-      <w:pPr>
-        <w:pStyle w:val="Heading3"/>
-      </w:pPr>
-      <w:r>
-        <w:t xml:space="preserve">10. Admin</w:t>
-      </w:r>
-    </w:p>
-    <w:p>
-      <w:pPr>
-        <w:pStyle w:val="FirstParagraph"/>
-      </w:pPr>
-      <w:r>
-        <w:t xml:space="preserve">Page title:</w:t>
-      </w:r>
-      <w:r>
-        <w:t xml:space="preserve"> </w:t>
-      </w:r>
-      <w:r>
-        <w:rPr>
-          <w:bCs/>
-          <w:b/>
-        </w:rPr>
-        <w:t xml:space="preserve">Admin</w:t>
-      </w:r>
-      <w:r>
-        <w:t xml:space="preserve">. Subtitle:</w:t>
-      </w:r>
-      <w:r>
-        <w:t xml:space="preserve"> </w:t>
-      </w:r>
-      <w:r>
-        <w:rPr>
-          <w:rStyle w:val="VerbatimChar"/>
-        </w:rPr>
-        <w:t xml:space="preserve">4 users · audit retention 90d · Discord webhook configured · GOTV port 27020</w:t>
-      </w:r>
-      <w:r>
-        <w:t xml:space="preserve">.</w:t>
-      </w:r>
-      <w:r>
-        <w:t xml:space="preserve"> </w:t>
-      </w:r>
-      <w:r>
-        <w:t xml:space="preserve">Top-right buttons:</w:t>
-      </w:r>
-      <w:r>
-        <w:t xml:space="preserve"> </w:t>
-      </w:r>
-      <w:r>
-        <w:rPr>
-          <w:rStyle w:val="VerbatimChar"/>
-        </w:rPr>
-        <w:t xml:space="preserve">⤓ Export audit log</w:t>
-      </w:r>
-      <w:r>
-        <w:t xml:space="preserve">, green</w:t>
-      </w:r>
-      <w:r>
-        <w:t xml:space="preserve"> </w:t>
-      </w:r>
-      <w:r>
-        <w:rPr>
-          <w:rStyle w:val="VerbatimChar"/>
-        </w:rPr>
-        <w:t xml:space="preserve">+ Invite admin</w:t>
-      </w:r>
-      <w:r>
-        <w:t xml:space="preserve">.</w:t>
-      </w:r>
-    </w:p>
-    <w:bookmarkStart w:id="77" w:name="tabs"/>
-    <w:p>
-      <w:pPr>
-        <w:pStyle w:val="Heading4"/>
-      </w:pPr>
-      <w:r>
-        <w:t xml:space="preserve">Tabs</w:t>
-      </w:r>
-    </w:p>
-    <w:p>
-      <w:pPr>
-        <w:pStyle w:val="FirstParagraph"/>
-      </w:pPr>
-      <w:r>
-        <w:rPr>
-          <w:rStyle w:val="VerbatimChar"/>
-        </w:rPr>
-        <w:t xml:space="preserve">Users &amp; roles 4</w:t>
-      </w:r>
-      <w:r>
-        <w:t xml:space="preserve"> </w:t>
-      </w:r>
-      <w:r>
-        <w:t xml:space="preserve">·</w:t>
-      </w:r>
-      <w:r>
-        <w:t xml:space="preserve"> </w:t>
-      </w:r>
-      <w:r>
-        <w:rPr>
-          <w:rStyle w:val="VerbatimChar"/>
-        </w:rPr>
-        <w:t xml:space="preserve">Audit log 10</w:t>
-      </w:r>
-      <w:r>
-        <w:t xml:space="preserve"> </w:t>
-      </w:r>
-      <w:r>
-        <w:t xml:space="preserve">·</w:t>
-      </w:r>
-      <w:r>
-        <w:t xml:space="preserve"> </w:t>
-      </w:r>
-      <w:r>
-        <w:rPr>
-          <w:rStyle w:val="VerbatimChar"/>
-        </w:rPr>
-        <w:t xml:space="preserve">Integrations</w:t>
-      </w:r>
-      <w:r>
-        <w:t xml:space="preserve"> </w:t>
-      </w:r>
-      <w:r>
-        <w:t xml:space="preserve">·</w:t>
-      </w:r>
-      <w:r>
-        <w:t xml:space="preserve"> </w:t>
-      </w:r>
-      <w:r>
-        <w:rPr>
-          <w:rStyle w:val="VerbatimChar"/>
-        </w:rPr>
-        <w:t xml:space="preserve">GOTV &amp; demos</w:t>
-      </w:r>
-      <w:r>
-        <w:t xml:space="preserve">.</w:t>
-      </w:r>
-    </w:p>
-    <w:bookmarkEnd w:id="77"/>
-    <w:bookmarkStart w:id="78" w:name="users-roles-tab"/>
-    <w:p>
-      <w:pPr>
-        <w:pStyle w:val="Heading4"/>
-      </w:pPr>
-      <w:r>
-        <w:t xml:space="preserve">Users &amp; roles tab</w:t>
-      </w:r>
-    </w:p>
-    <w:p>
-      <w:pPr>
-        <w:pStyle w:val="FirstParagraph"/>
-      </w:pPr>
-      <w:r>
-        <w:t xml:space="preserve">Users table columns:</w:t>
-      </w:r>
-      <w:r>
-        <w:t xml:space="preserve"> </w:t>
-      </w:r>
-      <w:r>
-        <w:rPr>
-          <w:rStyle w:val="VerbatimChar"/>
-        </w:rPr>
-        <w:t xml:space="preserve">USER | EMAIL | ROLE | MFA | LAST SEEN</w:t>
-      </w:r>
-      <w:r>
-        <w:t xml:space="preserve">. ROLE is a colored pill; MFA is green</w:t>
-      </w:r>
-      <w:r>
-        <w:t xml:space="preserve"> </w:t>
-      </w:r>
-      <w:r>
-        <w:rPr>
-          <w:rStyle w:val="VerbatimChar"/>
-        </w:rPr>
-        <w:t xml:space="preserve">on</w:t>
-      </w:r>
-      <w:r>
-        <w:t xml:space="preserve"> </w:t>
-      </w:r>
-      <w:r>
-        <w:t xml:space="preserve">/ amber</w:t>
-      </w:r>
-      <w:r>
-        <w:t xml:space="preserve"> </w:t>
-      </w:r>
-      <w:r>
-        <w:rPr>
-          <w:rStyle w:val="VerbatimChar"/>
-        </w:rPr>
-        <w:t xml:space="preserve">off</w:t>
-      </w:r>
-      <w:r>
-        <w:t xml:space="preserve"> </w:t>
-      </w:r>
-      <w:r>
-        <w:t xml:space="preserve">pill.</w:t>
-      </w:r>
-      <w:r>
-        <w:t xml:space="preserve"> </w:t>
-      </w:r>
-      <w:r>
-        <w:t xml:space="preserve">| USER | EMAIL | ROLE | MFA | LAST SEEN |</w:t>
-      </w:r>
-      <w:r>
-        <w:t xml:space="preserve"> </w:t>
-      </w:r>
-      <w:r>
-        <w:t xml:space="preserve">|——|——-|——|—–|———–|</w:t>
-      </w:r>
-      <w:r>
-        <w:t xml:space="preserve"> </w:t>
-      </w:r>
-      <w:r>
-        <w:t xml:space="preserve">| m0use@ | m@m0use.dev | owner (green) | on | 12:51 — now |</w:t>
-      </w:r>
-      <w:r>
-        <w:t xml:space="preserve"> </w:t>
-      </w:r>
-      <w:r>
-        <w:t xml:space="preserve">| jaeger | p.j@axum.io | admin (blue) | on | 2h ago |</w:t>
-      </w:r>
-      <w:r>
-        <w:t xml:space="preserve"> </w:t>
-      </w:r>
-      <w:r>
-        <w:t xml:space="preserve">| kira | kira@scrim.gg | admin (blue) | off (amber) | 1d ago |</w:t>
-      </w:r>
-      <w:r>
-        <w:t xml:space="preserve"> </w:t>
-      </w:r>
-      <w:r>
-        <w:t xml:space="preserve">| ref-bot | discord://ref | moderator (grey) | on | 4d ago |</w:t>
-      </w:r>
     </w:p>
     <w:p>
       <w:pPr>
         <w:pStyle w:val="BodyText"/>
       </w:pPr>
       <w:r>
-        <w:rPr>
-          <w:bCs/>
-          <w:b/>
-        </w:rPr>
-        <w:t xml:space="preserve">Role matrix panel (right)</w:t>
-      </w:r>
-      <w:r>
-        <w:t xml:space="preserve"> </w:t>
-      </w:r>
-      <w:r>
-        <w:t xml:space="preserve">— Header</w:t>
-      </w:r>
-      <w:r>
-        <w:t xml:space="preserve"> </w:t>
-      </w:r>
-      <w:r>
-        <w:rPr>
-          <w:bCs/>
-          <w:b/>
-        </w:rPr>
-        <w:t xml:space="preserve">Role matrix</w:t>
-      </w:r>
-      <w:r>
-        <w:t xml:space="preserve">. Columns:</w:t>
-      </w:r>
-      <w:r>
-        <w:t xml:space="preserve"> </w:t>
-      </w:r>
-      <w:r>
-        <w:rPr>
-          <w:rStyle w:val="VerbatimChar"/>
-        </w:rPr>
-        <w:t xml:space="preserve">CAPABILITY | OWNER | ADMIN | MOD</w:t>
-      </w:r>
-      <w:r>
-        <w:t xml:space="preserve"> </w:t>
-      </w:r>
-      <w:r>
-        <w:t xml:space="preserve">(✓ = granted, · = not):</w:t>
-      </w:r>
-      <w:r>
-        <w:t xml:space="preserve"> </w:t>
-      </w:r>
-      <w:r>
-        <w:t xml:space="preserve">| CAPABILITY | OWNER | ADMIN | MOD |</w:t>
-      </w:r>
-      <w:r>
-        <w:t xml:space="preserve"> </w:t>
-      </w:r>
-      <w:r>
-        <w:t xml:space="preserve">|————|:—–:|:—–:|:—:|</w:t>
-      </w:r>
-      <w:r>
-        <w:t xml:space="preserve"> </w:t>
-      </w:r>
-      <w:r>
-        <w:t xml:space="preserve">| rcon console | ✓ | ✓ | · |</w:t>
-      </w:r>
-      <w:r>
-        <w:t xml:space="preserve"> </w:t>
-      </w:r>
-      <w:r>
-        <w:t xml:space="preserve">| kick / ban | ✓ | ✓ | ✓ |</w:t>
-      </w:r>
-      <w:r>
-        <w:t xml:space="preserve"> </w:t>
-      </w:r>
-      <w:r>
-        <w:t xml:space="preserve">| edit configs | ✓ | ✓ | · |</w:t>
-      </w:r>
-      <w:r>
-        <w:t xml:space="preserve"> </w:t>
-      </w:r>
-      <w:r>
-        <w:t xml:space="preserve">| install plugins | ✓ | ✓ | · |</w:t>
-      </w:r>
-      <w:r>
-        <w:t xml:space="preserve"> </w:t>
-      </w:r>
-      <w:r>
-        <w:t xml:space="preserve">| manage admins | ✓ | · | · |</w:t>
-      </w:r>
-      <w:r>
-        <w:t xml:space="preserve"> </w:t>
-      </w:r>
-      <w:r>
-        <w:t xml:space="preserve">| manage servers | ✓ | · | · |</w:t>
-      </w:r>
-    </w:p>
-    <w:bookmarkEnd w:id="78"/>
-    <w:bookmarkStart w:id="79" w:name="audit-log-tab"/>
-    <w:p>
-      <w:pPr>
-        <w:pStyle w:val="Heading4"/>
-      </w:pPr>
-      <w:r>
-        <w:t xml:space="preserve">Audit log tab</w:t>
-      </w:r>
-    </w:p>
-    <w:p>
-      <w:pPr>
-        <w:pStyle w:val="FirstParagraph"/>
-      </w:pPr>
-      <w:r>
-        <w:t xml:space="preserve">Controls: search</w:t>
-      </w:r>
-      <w:r>
-        <w:t xml:space="preserve"> </w:t>
-      </w:r>
-      <w:r>
-        <w:rPr>
-          <w:rStyle w:val="VerbatimChar"/>
-        </w:rPr>
-        <w:t xml:space="preserve">search by user, action, target, time</w:t>
-      </w:r>
-      <w:r>
-        <w:t xml:space="preserve">; time-range segmented filter</w:t>
-      </w:r>
-      <w:r>
-        <w:t xml:space="preserve"> </w:t>
-      </w:r>
-      <w:r>
-        <w:rPr>
-          <w:rStyle w:val="VerbatimChar"/>
-        </w:rPr>
-        <w:t xml:space="preserve">[ today | 7d | 30d | all ]</w:t>
-      </w:r>
-      <w:r>
-        <w:t xml:space="preserve"> </w:t>
-      </w:r>
-      <w:r>
-        <w:t xml:space="preserve">(today selected); type filter</w:t>
-      </w:r>
-      <w:r>
-        <w:t xml:space="preserve"> </w:t>
-      </w:r>
-      <w:r>
-        <w:rPr>
-          <w:rStyle w:val="VerbatimChar"/>
-        </w:rPr>
-        <w:t xml:space="preserve">[ all | writes | signin ]</w:t>
-      </w:r>
-      <w:r>
-        <w:t xml:space="preserve"> </w:t>
-      </w:r>
-      <w:r>
-        <w:t xml:space="preserve">(writes selected).</w:t>
-      </w:r>
-      <w:r>
-        <w:t xml:space="preserve"> </w:t>
-      </w:r>
-      <w:r>
-        <w:t xml:space="preserve">Columns:</w:t>
-      </w:r>
-      <w:r>
-        <w:t xml:space="preserve"> </w:t>
-      </w:r>
-      <w:r>
-        <w:rPr>
-          <w:rStyle w:val="VerbatimChar"/>
-        </w:rPr>
-        <w:t xml:space="preserve">WHEN | WHO | ACTION | TARGET</w:t>
-      </w:r>
-      <w:r>
-        <w:t xml:space="preserve"> </w:t>
-      </w:r>
-      <w:r>
-        <w:t xml:space="preserve">+ a status check (✓ ok / ⚠ warning icon at far right). ACTION is a colored keyword pill (</w:t>
-      </w:r>
-      <w:r>
-        <w:rPr>
-          <w:rStyle w:val="VerbatimChar"/>
-        </w:rPr>
-        <w:t xml:space="preserve">cmd</w:t>
-      </w:r>
-      <w:r>
-        <w:t xml:space="preserve">,</w:t>
-      </w:r>
-      <w:r>
-        <w:t xml:space="preserve"> </w:t>
-      </w:r>
-      <w:r>
-        <w:rPr>
-          <w:rStyle w:val="VerbatimChar"/>
-        </w:rPr>
-        <w:t xml:space="preserve">kick</w:t>
-      </w:r>
-      <w:r>
-        <w:t xml:space="preserve">,</w:t>
-      </w:r>
-      <w:r>
-        <w:t xml:space="preserve"> </w:t>
-      </w:r>
-      <w:r>
-        <w:rPr>
-          <w:rStyle w:val="VerbatimChar"/>
-        </w:rPr>
-        <w:t xml:space="preserve">plugin</w:t>
-      </w:r>
-      <w:r>
-        <w:t xml:space="preserve">,</w:t>
-      </w:r>
-      <w:r>
-        <w:t xml:space="preserve"> </w:t>
-      </w:r>
-      <w:r>
-        <w:rPr>
-          <w:rStyle w:val="VerbatimChar"/>
-        </w:rPr>
-        <w:t xml:space="preserve">map</w:t>
-      </w:r>
-      <w:r>
-        <w:t xml:space="preserve">,</w:t>
-      </w:r>
-      <w:r>
-        <w:t xml:space="preserve"> </w:t>
-      </w:r>
-      <w:r>
-        <w:rPr>
-          <w:rStyle w:val="VerbatimChar"/>
-        </w:rPr>
-        <w:t xml:space="preserve">preset</w:t>
-      </w:r>
-      <w:r>
-        <w:t xml:space="preserve">,</w:t>
-      </w:r>
-      <w:r>
-        <w:t xml:space="preserve"> </w:t>
-      </w:r>
-      <w:r>
-        <w:rPr>
-          <w:rStyle w:val="VerbatimChar"/>
-        </w:rPr>
-        <w:t xml:space="preserve">config</w:t>
-      </w:r>
-      <w:r>
-        <w:t xml:space="preserve">,</w:t>
-      </w:r>
-      <w:r>
-        <w:t xml:space="preserve"> </w:t>
-      </w:r>
-      <w:r>
-        <w:rPr>
-          <w:rStyle w:val="VerbatimChar"/>
-        </w:rPr>
-        <w:t xml:space="preserve">ban</w:t>
-      </w:r>
-      <w:r>
-        <w:t xml:space="preserve">,</w:t>
-      </w:r>
-      <w:r>
-        <w:t xml:space="preserve"> </w:t>
-      </w:r>
-      <w:r>
-        <w:rPr>
-          <w:rStyle w:val="VerbatimChar"/>
-        </w:rPr>
-        <w:t xml:space="preserve">signin</w:t>
-      </w:r>
-      <w:r>
-        <w:t xml:space="preserve">).</w:t>
-      </w:r>
-      <w:r>
-        <w:t xml:space="preserve"> </w:t>
-      </w:r>
-      <w:r>
-        <w:t xml:space="preserve">| WHEN | WHO | ACTION | TARGET | |</w:t>
-      </w:r>
-      <w:r>
-        <w:t xml:space="preserve"> </w:t>
-      </w:r>
-      <w:r>
-        <w:t xml:space="preserve">|——|—–|——–|——–|—|</w:t>
-      </w:r>
-      <w:r>
-        <w:t xml:space="preserve"> </w:t>
-      </w:r>
-      <w:r>
-        <w:t xml:space="preserve">| 12:51:08 | m0use@ | cmd | mp_warmup_end | ✓ |</w:t>
-      </w:r>
-      <w:r>
-        <w:t xml:space="preserve"> </w:t>
-      </w:r>
-      <w:r>
-        <w:t xml:space="preserve">| 12:49:51 | jaeger | kick | h4rdy_woods (STEAM_1:1:77124930) — afk | ✓ |</w:t>
-      </w:r>
-      <w:r>
-        <w:t xml:space="preserve"> </w:t>
-      </w:r>
-      <w:r>
-        <w:t xml:space="preserve">| 12:48:02 | system | plugin | WeaponPaints warn: fetch timeout | ⚠ |</w:t>
-      </w:r>
-      <w:r>
-        <w:t xml:space="preserve"> </w:t>
-      </w:r>
-      <w:r>
-        <w:t xml:space="preserve">| 12:40:11 | m0use@ | map | de_mirage (was de_inferno) | ✓ |</w:t>
-      </w:r>
-      <w:r>
-        <w:t xml:space="preserve"> </w:t>
-      </w:r>
-      <w:r>
-        <w:t xml:space="preserve">| 12:38:00 | jaeger | preset | apply: MR12 (24+OT) | ✓ |</w:t>
-      </w:r>
-      <w:r>
-        <w:t xml:space="preserve"> </w:t>
-      </w:r>
-      <w:r>
-        <w:t xml:space="preserve">| 12:35:12 | m0use@ | config | edit gamemode_competitive.cfg (+4 -2) | ✓ |</w:t>
-      </w:r>
-      <w:r>
-        <w:t xml:space="preserve"> </w:t>
-      </w:r>
-      <w:r>
-        <w:t xml:space="preserve">| 12:30:00 | cron | cmd | mp_warmup_start | ✓ |</w:t>
-      </w:r>
-      <w:r>
-        <w:t xml:space="preserve"> </w:t>
-      </w:r>
-      <w:r>
-        <w:t xml:space="preserve">| 12:18:54 | system | plugin | GotvFix bind failure | ⚠ |</w:t>
-      </w:r>
-      <w:r>
-        <w:t xml:space="preserve"> </w:t>
-      </w:r>
-      <w:r>
-        <w:t xml:space="preserve">| 12:14:33 | kira | ban | lobotomy — wallhack — 21d | ✓ |</w:t>
-      </w:r>
-      <w:r>
-        <w:t xml:space="preserve"> </w:t>
-      </w:r>
-      <w:r>
-        <w:t xml:space="preserve">| 12:02:11 | m0use@ | signin | from 84.124.221.9 — chrome/macOS | ✓ |</w:t>
-      </w:r>
-    </w:p>
-    <w:bookmarkEnd w:id="79"/>
-    <w:bookmarkStart w:id="80" w:name="integrations-tab-4-cards"/>
-    <w:p>
-      <w:pPr>
-        <w:pStyle w:val="Heading4"/>
-      </w:pPr>
-      <w:r>
-        <w:t xml:space="preserve">Integrations tab (4 cards)</w:t>
-      </w:r>
-    </w:p>
-    <w:p>
-      <w:pPr>
-        <w:pStyle w:val="FirstParagraph"/>
-      </w:pPr>
-      <w:r>
-        <w:rPr>
-          <w:bCs/>
-          <w:b/>
-        </w:rPr>
-        <w:t xml:space="preserve">Discord webhook</w:t>
-      </w:r>
-      <w:r>
-        <w:t xml:space="preserve"> </w:t>
-      </w:r>
-      <w:r>
-        <w:t xml:space="preserve">— status</w:t>
-      </w:r>
-      <w:r>
-        <w:t xml:space="preserve"> </w:t>
-      </w:r>
-      <w:r>
-        <w:rPr>
-          <w:rStyle w:val="VerbatimChar"/>
-        </w:rPr>
-        <w:t xml:space="preserve">● connected</w:t>
-      </w:r>
-      <w:r>
-        <w:t xml:space="preserve"> </w:t>
-      </w:r>
-      <w:r>
-        <w:t xml:space="preserve">(green):</w:t>
-      </w:r>
-      <w:r>
-        <w:t xml:space="preserve"> </w:t>
-      </w:r>
-      <w:r>
-        <w:t xml:space="preserve">- url</w:t>
-      </w:r>
-      <w:r>
-        <w:t xml:space="preserve"> </w:t>
-      </w:r>
-      <w:r>
-        <w:rPr>
-          <w:rStyle w:val="VerbatimChar"/>
-        </w:rPr>
-        <w:t xml:space="preserve">https://discord.com/api/webhooks/123•••••/k83a1••••••••</w:t>
-      </w:r>
-      <w:r>
-        <w:t xml:space="preserve"> </w:t>
-      </w:r>
-      <w:r>
-        <w:t xml:space="preserve">- channel</w:t>
-      </w:r>
-      <w:r>
-        <w:t xml:space="preserve"> </w:t>
-      </w:r>
-      <w:r>
-        <w:rPr>
-          <w:rStyle w:val="VerbatimChar"/>
-        </w:rPr>
-        <w:t xml:space="preserve">#nokit-fra1</w:t>
-      </w:r>
-      <w:r>
-        <w:t xml:space="preserve"> </w:t>
-      </w:r>
-      <w:r>
-        <w:t xml:space="preserve">- events</w:t>
-      </w:r>
-      <w:r>
-        <w:t xml:space="preserve"> </w:t>
-      </w:r>
-      <w:r>
-        <w:rPr>
-          <w:rStyle w:val="VerbatimChar"/>
-        </w:rPr>
-        <w:t xml:space="preserve">match start · match end · server down · plugin error · ban</w:t>
-      </w:r>
-      <w:r>
-        <w:t xml:space="preserve"> </w:t>
-      </w:r>
-      <w:r>
-        <w:t xml:space="preserve">- last</w:t>
-      </w:r>
-      <w:r>
-        <w:t xml:space="preserve"> </w:t>
-      </w:r>
-      <w:r>
-        <w:rPr>
-          <w:rStyle w:val="VerbatimChar"/>
-        </w:rPr>
-        <w:t xml:space="preserve">12:51 — match started</w:t>
-      </w:r>
-      <w:r>
-        <w:t xml:space="preserve"> </w:t>
-      </w:r>
-      <w:r>
-        <w:t xml:space="preserve">- Buttons:</w:t>
-      </w:r>
-      <w:r>
-        <w:t xml:space="preserve"> </w:t>
-      </w:r>
-      <w:r>
-        <w:rPr>
-          <w:rStyle w:val="VerbatimChar"/>
-        </w:rPr>
-        <w:t xml:space="preserve">test message</w:t>
-      </w:r>
-      <w:r>
-        <w:t xml:space="preserve">,</w:t>
-      </w:r>
-      <w:r>
-        <w:t xml:space="preserve"> </w:t>
-      </w:r>
-      <w:r>
-        <w:rPr>
-          <w:rStyle w:val="VerbatimChar"/>
-        </w:rPr>
-        <w:t xml:space="preserve">edit</w:t>
-      </w:r>
-      <w:r>
-        <w:t xml:space="preserve">, red</w:t>
-      </w:r>
-      <w:r>
-        <w:t xml:space="preserve"> </w:t>
-      </w:r>
-      <w:r>
-        <w:rPr>
-          <w:rStyle w:val="VerbatimChar"/>
-        </w:rPr>
-        <w:t xml:space="preserve">disconnect</w:t>
-      </w:r>
-      <w:r>
-        <w:t xml:space="preserve">.</w:t>
-      </w:r>
-    </w:p>
-    <w:p>
-      <w:pPr>
-        <w:pStyle w:val="BodyText"/>
-      </w:pPr>
-      <w:r>
-        <w:rPr>
-          <w:bCs/>
-          <w:b/>
-        </w:rPr>
-        <w:t xml:space="preserve">Steam workshop API</w:t>
-      </w:r>
-      <w:r>
-        <w:t xml:space="preserve"> </w:t>
-      </w:r>
-      <w:r>
-        <w:t xml:space="preserve">— status</w:t>
-      </w:r>
-      <w:r>
-        <w:t xml:space="preserve"> </w:t>
-      </w:r>
-      <w:r>
-        <w:rPr>
-          <w:rStyle w:val="VerbatimChar"/>
-        </w:rPr>
-        <w:t xml:space="preserve">● key valid</w:t>
-      </w:r>
-      <w:r>
-        <w:t xml:space="preserve"> </w:t>
-      </w:r>
-      <w:r>
-        <w:t xml:space="preserve">(green):</w:t>
-      </w:r>
-      <w:r>
-        <w:t xml:space="preserve"> </w:t>
-      </w:r>
-      <w:r>
-        <w:t xml:space="preserve">- key</w:t>
-      </w:r>
-      <w:r>
-        <w:t xml:space="preserve"> </w:t>
-      </w:r>
-      <w:r>
-        <w:rPr>
-          <w:rStyle w:val="VerbatimChar"/>
-        </w:rPr>
-        <w:t xml:space="preserve">A1F8••••••••••••••••E0</w:t>
-      </w:r>
-      <w:r>
-        <w:t xml:space="preserve"> </w:t>
-      </w:r>
-      <w:r>
-        <w:t xml:space="preserve">- quota</w:t>
-      </w:r>
-      <w:r>
-        <w:t xml:space="preserve"> </w:t>
-      </w:r>
-      <w:r>
-        <w:rPr>
-          <w:rStyle w:val="VerbatimChar"/>
-        </w:rPr>
-        <w:t xml:space="preserve">4,221 / 100,000 calls (24h)</w:t>
-      </w:r>
-      <w:r>
-        <w:t xml:space="preserve"> </w:t>
-      </w:r>
-      <w:r>
-        <w:t xml:space="preserve">- collection</w:t>
-      </w:r>
-      <w:r>
-        <w:t xml:space="preserve"> </w:t>
-      </w:r>
-      <w:r>
-        <w:rPr>
-          <w:rStyle w:val="VerbatimChar"/>
-        </w:rPr>
-        <w:t xml:space="preserve">ws://3142099912 — 16 maps</w:t>
-      </w:r>
-      <w:r>
-        <w:t xml:space="preserve"> </w:t>
-      </w:r>
-      <w:r>
-        <w:t xml:space="preserve">- last sync</w:t>
-      </w:r>
-      <w:r>
-        <w:t xml:space="preserve"> </w:t>
-      </w:r>
-      <w:r>
-        <w:rPr>
-          <w:rStyle w:val="VerbatimChar"/>
-        </w:rPr>
-        <w:t xml:space="preserve">2026-05-18 04:08 · 8m 41s · 0 errors</w:t>
-      </w:r>
-      <w:r>
-        <w:t xml:space="preserve"> </w:t>
-      </w:r>
-      <w:r>
-        <w:t xml:space="preserve">- Buttons:</w:t>
-      </w:r>
-      <w:r>
-        <w:t xml:space="preserve"> </w:t>
-      </w:r>
-      <w:r>
-        <w:rPr>
-          <w:rStyle w:val="VerbatimChar"/>
-        </w:rPr>
-        <w:t xml:space="preserve">rotate key</w:t>
-      </w:r>
-      <w:r>
-        <w:t xml:space="preserve">, green</w:t>
-      </w:r>
-      <w:r>
-        <w:t xml:space="preserve"> </w:t>
-      </w:r>
-      <w:r>
-        <w:rPr>
-          <w:rStyle w:val="VerbatimChar"/>
-        </w:rPr>
-        <w:t xml:space="preserve">sync now</w:t>
-      </w:r>
-      <w:r>
-        <w:t xml:space="preserve">.</w:t>
-      </w:r>
-    </w:p>
-    <w:p>
-      <w:pPr>
-        <w:pStyle w:val="BodyText"/>
-      </w:pPr>
-      <w:r>
-        <w:rPr>
-          <w:bCs/>
-          <w:b/>
-        </w:rPr>
-        <w:t xml:space="preserve">Steam game-server login token</w:t>
-      </w:r>
-      <w:r>
-        <w:t xml:space="preserve"> </w:t>
-      </w:r>
-      <w:r>
-        <w:t xml:space="preserve">— status</w:t>
-      </w:r>
-      <w:r>
-        <w:t xml:space="preserve"> </w:t>
-      </w:r>
-      <w:r>
-        <w:rPr>
-          <w:rStyle w:val="VerbatimChar"/>
-        </w:rPr>
-        <w:t xml:space="preserve">● active</w:t>
-      </w:r>
-      <w:r>
-        <w:t xml:space="preserve"> </w:t>
-      </w:r>
-      <w:r>
-        <w:t xml:space="preserve">(green):</w:t>
-      </w:r>
-      <w:r>
-        <w:t xml:space="preserve"> </w:t>
-      </w:r>
-      <w:r>
-        <w:t xml:space="preserve">- app</w:t>
-      </w:r>
-      <w:r>
-        <w:t xml:space="preserve"> </w:t>
-      </w:r>
-      <w:r>
-        <w:rPr>
-          <w:rStyle w:val="VerbatimChar"/>
-        </w:rPr>
-        <w:t xml:space="preserve">730 (cs2)</w:t>
-      </w:r>
-      <w:r>
-        <w:t xml:space="preserve"> </w:t>
-      </w:r>
-      <w:r>
-        <w:t xml:space="preserve">- token</w:t>
-      </w:r>
-      <w:r>
-        <w:t xml:space="preserve"> </w:t>
-      </w:r>
-      <w:r>
-        <w:rPr>
-          <w:rStyle w:val="VerbatimChar"/>
-        </w:rPr>
-        <w:t xml:space="preserve">F38C1B••••••••••••••••••••</w:t>
-      </w:r>
-      <w:r>
-        <w:t xml:space="preserve"> </w:t>
-      </w:r>
-      <w:r>
-        <w:t xml:space="preserve">- label</w:t>
-      </w:r>
-      <w:r>
-        <w:t xml:space="preserve"> </w:t>
-      </w:r>
-      <w:r>
-        <w:rPr>
-          <w:rStyle w:val="VerbatimChar"/>
-        </w:rPr>
-        <w:t xml:space="preserve">nokit-fra1</w:t>
-      </w:r>
-      <w:r>
-        <w:t xml:space="preserve"> </w:t>
-      </w:r>
-      <w:r>
-        <w:t xml:space="preserve">- added</w:t>
-      </w:r>
-      <w:r>
-        <w:t xml:space="preserve"> </w:t>
-      </w:r>
-      <w:r>
-        <w:rPr>
-          <w:rStyle w:val="VerbatimChar"/>
-        </w:rPr>
-        <w:t xml:space="preserve">2026-04-11</w:t>
-      </w:r>
-    </w:p>
-    <w:p>
-      <w:pPr>
-        <w:pStyle w:val="BodyText"/>
-      </w:pPr>
-      <w:r>
-        <w:rPr>
-          <w:bCs/>
-          <w:b/>
-        </w:rPr>
-        <w:t xml:space="preserve">Backup target</w:t>
-      </w:r>
-      <w:r>
-        <w:t xml:space="preserve"> </w:t>
-      </w:r>
-      <w:r>
-        <w:t xml:space="preserve">— status</w:t>
-      </w:r>
-      <w:r>
-        <w:t xml:space="preserve"> </w:t>
-      </w:r>
-      <w:r>
-        <w:rPr>
-          <w:rStyle w:val="VerbatimChar"/>
-        </w:rPr>
-        <w:t xml:space="preserve">● S3</w:t>
-      </w:r>
-      <w:r>
-        <w:t xml:space="preserve">:</w:t>
-      </w:r>
-      <w:r>
-        <w:t xml:space="preserve"> </w:t>
-      </w:r>
-      <w:r>
-        <w:t xml:space="preserve">- bucket</w:t>
-      </w:r>
-      <w:r>
-        <w:t xml:space="preserve"> </w:t>
-      </w:r>
-      <w:r>
-        <w:rPr>
-          <w:rStyle w:val="VerbatimChar"/>
-        </w:rPr>
-        <w:t xml:space="preserve">s3://nokit-backups</w:t>
-      </w:r>
-      <w:r>
-        <w:t xml:space="preserve"> </w:t>
-      </w:r>
-      <w:r>
-        <w:t xml:space="preserve">- prefix</w:t>
-      </w:r>
-      <w:r>
-        <w:t xml:space="preserve"> </w:t>
-      </w:r>
-      <w:r>
-        <w:rPr>
-          <w:rStyle w:val="VerbatimChar"/>
-        </w:rPr>
-        <w:t xml:space="preserve">fra1.mm/</w:t>
-      </w:r>
-      <w:r>
-        <w:t xml:space="preserve"> </w:t>
-      </w:r>
-      <w:r>
-        <w:t xml:space="preserve">- retention</w:t>
-      </w:r>
-      <w:r>
-        <w:t xml:space="preserve"> </w:t>
-      </w:r>
-      <w:r>
-        <w:rPr>
-          <w:rStyle w:val="VerbatimChar"/>
-        </w:rPr>
-        <w:t xml:space="preserve">30d (cfg) · 14d (demos)</w:t>
-      </w:r>
-      <w:r>
-        <w:t xml:space="preserve"> </w:t>
-      </w:r>
-      <w:r>
-        <w:t xml:space="preserve">- last</w:t>
-      </w:r>
-      <w:r>
-        <w:t xml:space="preserve"> </w:t>
-      </w:r>
-      <w:r>
-        <w:rPr>
-          <w:rStyle w:val="VerbatimChar"/>
-        </w:rPr>
-        <w:t xml:space="preserve">03:00 · 412 MB · ok</w:t>
-      </w:r>
-    </w:p>
-    <w:bookmarkEnd w:id="80"/>
-    <w:bookmarkStart w:id="81" w:name="gotv-demos-tab"/>
-    <w:p>
-      <w:pPr>
-        <w:pStyle w:val="Heading4"/>
-      </w:pPr>
-      <w:r>
-        <w:t xml:space="preserve">GOTV &amp; demos tab</w:t>
-      </w:r>
-    </w:p>
-    <w:p>
-      <w:pPr>
-        <w:pStyle w:val="FirstParagraph"/>
-      </w:pPr>
-      <w:r>
-        <w:t xml:space="preserve">Demo files table columns:</w:t>
-      </w:r>
-      <w:r>
-        <w:t xml:space="preserve"> </w:t>
-      </w:r>
-      <w:r>
-        <w:rPr>
-          <w:rStyle w:val="VerbatimChar"/>
-        </w:rPr>
-        <w:t xml:space="preserve">FILE | SIZE | DURATION | DLS</w:t>
-      </w:r>
-      <w:r>
-        <w:t xml:space="preserve"> </w:t>
-      </w:r>
-      <w:r>
-        <w:t xml:space="preserve">(downloads):</w:t>
-      </w:r>
-      <w:r>
-        <w:t xml:space="preserve"> </w:t>
-      </w:r>
-      <w:r>
-        <w:t xml:space="preserve">| FILE | SIZE | DURATION | DLS |</w:t>
-      </w:r>
-      <w:r>
-        <w:t xml:space="preserve"> </w:t>
-      </w:r>
-      <w:r>
-        <w:t xml:space="preserve">|——|——|———-|—–|</w:t>
-      </w:r>
-      <w:r>
-        <w:t xml:space="preserve"> </w:t>
-      </w:r>
-      <w:r>
-        <w:t xml:space="preserve">| 2026-05-21_de_mirage_mr12_team-0_vs_team-B.dem | 94.2 MB | 46m | 2 |</w:t>
-      </w:r>
-      <w:r>
-        <w:t xml:space="preserve"> </w:t>
-      </w:r>
-      <w:r>
-        <w:t xml:space="preserve">| 2026-05-20_de_inferno_scrim_axum_vs_nbk.dem | 102.8 MB | 52m | 0 |</w:t>
-      </w:r>
-      <w:r>
-        <w:t xml:space="preserve"> </w:t>
-      </w:r>
-      <w:r>
-        <w:t xml:space="preserve">| 2026-05-20_de_nuke_pug.dem | 78.4 MB | 38m | 1 |</w:t>
-      </w:r>
-      <w:r>
-        <w:t xml:space="preserve"> </w:t>
-      </w:r>
-      <w:r>
-        <w:t xml:space="preserve">| 2026-05-19_de_anubis_eu-quals.dem | 121.0 MB | 1h 04m | 8 |</w:t>
-      </w:r>
-    </w:p>
-    <w:p>
-      <w:pPr>
-        <w:pStyle w:val="BodyText"/>
-      </w:pPr>
-      <w:r>
-        <w:rPr>
-          <w:bCs/>
-          <w:b/>
-        </w:rPr>
-        <w:t xml:space="preserve">GOTV settings panel (right)</w:t>
-      </w:r>
-      <w:r>
-        <w:t xml:space="preserve"> </w:t>
-      </w:r>
-      <w:r>
-        <w:t xml:space="preserve">— Header</w:t>
-      </w:r>
-      <w:r>
-        <w:t xml:space="preserve"> </w:t>
-      </w:r>
-      <w:r>
-        <w:rPr>
-          <w:bCs/>
-          <w:b/>
-        </w:rPr>
-        <w:t xml:space="preserve">GOTV settings</w:t>
-      </w:r>
-      <w:r>
-        <w:t xml:space="preserve"> </w:t>
-      </w:r>
-      <w:r>
-        <w:t xml:space="preserve">(cvar → value):</w:t>
-      </w:r>
-      <w:r>
-        <w:t xml:space="preserve"> </w:t>
-      </w:r>
-      <w:r>
-        <w:t xml:space="preserve">-</w:t>
-      </w:r>
-      <w:r>
-        <w:t xml:space="preserve"> </w:t>
-      </w:r>
-      <w:r>
-        <w:rPr>
-          <w:rStyle w:val="VerbatimChar"/>
-        </w:rPr>
-        <w:t xml:space="preserve">tv_enable 1</w:t>
-      </w:r>
-      <w:r>
-        <w:t xml:space="preserve"> </w:t>
-      </w:r>
-      <w:r>
-        <w:t xml:space="preserve">-</w:t>
-      </w:r>
-      <w:r>
-        <w:t xml:space="preserve"> </w:t>
-      </w:r>
-      <w:r>
-        <w:rPr>
-          <w:rStyle w:val="VerbatimChar"/>
-        </w:rPr>
-        <w:t xml:space="preserve">tv_port 27020</w:t>
-      </w:r>
-      <w:r>
-        <w:t xml:space="preserve"> </w:t>
-      </w:r>
-      <w:r>
-        <w:t xml:space="preserve">-</w:t>
-      </w:r>
-      <w:r>
-        <w:t xml:space="preserve"> </w:t>
-      </w:r>
-      <w:r>
-        <w:rPr>
-          <w:rStyle w:val="VerbatimChar"/>
-        </w:rPr>
-        <w:t xml:space="preserve">tv_maxclients 32</w:t>
-      </w:r>
-      <w:r>
-        <w:t xml:space="preserve"> </w:t>
-      </w:r>
-      <w:r>
-        <w:t xml:space="preserve">-</w:t>
-      </w:r>
-      <w:r>
-        <w:t xml:space="preserve"> </w:t>
-      </w:r>
-      <w:r>
-        <w:rPr>
-          <w:rStyle w:val="VerbatimChar"/>
-        </w:rPr>
-        <w:t xml:space="preserve">tv_delay 90s</w:t>
-      </w:r>
-      <w:r>
-        <w:t xml:space="preserve"> </w:t>
-      </w:r>
-      <w:r>
-        <w:t xml:space="preserve">-</w:t>
-      </w:r>
-      <w:r>
-        <w:t xml:space="preserve"> </w:t>
-      </w:r>
-      <w:r>
-        <w:rPr>
-          <w:rStyle w:val="VerbatimChar"/>
-        </w:rPr>
-        <w:t xml:space="preserve">tv_autorecord 1</w:t>
-      </w:r>
-      <w:r>
-        <w:t xml:space="preserve"> </w:t>
-      </w:r>
-      <w:r>
-        <w:t xml:space="preserve">-</w:t>
-      </w:r>
-      <w:r>
-        <w:t xml:space="preserve"> </w:t>
-      </w:r>
-      <w:r>
-        <w:rPr>
-          <w:rStyle w:val="VerbatimChar"/>
-        </w:rPr>
-        <w:t xml:space="preserve">tv_chatgroup "nokit-gotv"</w:t>
-      </w:r>
-      <w:r>
-        <w:t xml:space="preserve"> </w:t>
-      </w:r>
-      <w:r>
-        <w:t xml:space="preserve">-</w:t>
-      </w:r>
-      <w:r>
-        <w:t xml:space="preserve"> </w:t>
-      </w:r>
-      <w:r>
-        <w:rPr>
-          <w:rStyle w:val="VerbatimChar"/>
-        </w:rPr>
-        <w:t xml:space="preserve">status ● 1 spectator · 0.4 mbps</w:t>
-      </w:r>
-      <w:r>
-        <w:t xml:space="preserve"> </w:t>
-      </w:r>
-      <w:r>
-        <w:t xml:space="preserve">(green)</w:t>
-      </w:r>
-      <w:r>
-        <w:t xml:space="preserve"> </w:t>
-      </w:r>
-      <w:r>
-        <w:t xml:space="preserve">-</w:t>
-      </w:r>
-      <w:r>
-        <w:t xml:space="preserve"> </w:t>
-      </w:r>
-      <w:r>
-        <w:rPr>
-          <w:bCs/>
-          <w:b/>
-        </w:rPr>
-        <w:t xml:space="preserve">DEMO RETENTION</w:t>
-      </w:r>
-      <w:r>
-        <w:t xml:space="preserve">:</w:t>
-      </w:r>
-      <w:r>
-        <w:t xml:space="preserve"> </w:t>
-      </w:r>
-      <w:r>
-        <w:rPr>
-          <w:rStyle w:val="VerbatimChar"/>
-        </w:rPr>
-        <w:t xml:space="preserve">keep [ 14 days ] then [ upload to S3 ]</w:t>
-      </w:r>
-      <w:r>
-        <w:t xml:space="preserve"> </w:t>
-      </w:r>
-      <w:r>
-        <w:t xml:space="preserve">(editable pills).</w:t>
-      </w:r>
-    </w:p>
-    <w:p>
-      <w:r>
-        <w:pict>
-          <v:rect style="width:0;height:1.5pt" o:hralign="center" o:hrstd="t" o:hr="t"/>
-        </w:pict>
-      </w:r>
-    </w:p>
-    <w:bookmarkEnd w:id="81"/>
-    <w:bookmarkEnd w:id="82"/>
-    <w:bookmarkStart w:id="83" w:name="multi-server-switcher"/>
-    <w:p>
-      <w:pPr>
-        <w:pStyle w:val="Heading3"/>
-      </w:pPr>
-      <w:r>
-        <w:t xml:space="preserve">11. Multi-server switcher</w:t>
-      </w:r>
-    </w:p>
-    <w:p>
-      <w:pPr>
-        <w:pStyle w:val="FirstParagraph"/>
-      </w:pPr>
-      <w:r>
-        <w:t xml:space="preserve">Opened from the top-left server dropdown (</w:t>
-      </w:r>
-      <w:r>
-        <w:rPr>
-          <w:rStyle w:val="VerbatimChar"/>
-        </w:rPr>
-        <w:t xml:space="preserve">fra1.mm · 5.39.42.118:27015</w:t>
-      </w:r>
-      <w:r>
-        <w:t xml:space="preserve">).</w:t>
-      </w:r>
-      <w:r>
-        <w:t xml:space="preserve"> </w:t>
-      </w:r>
-      <w:r>
-        <w:t xml:space="preserve">Dropdown panel:</w:t>
-      </w:r>
-      <w:r>
-        <w:t xml:space="preserve"> </w:t>
-      </w:r>
-      <w:r>
-        <w:t xml:space="preserve">- Section label</w:t>
-      </w:r>
-      <w:r>
-        <w:t xml:space="preserve"> </w:t>
-      </w:r>
-      <w:r>
-        <w:rPr>
-          <w:bCs/>
-          <w:b/>
-        </w:rPr>
-        <w:t xml:space="preserve">SERVERS</w:t>
-      </w:r>
-      <w:r>
-        <w:t xml:space="preserve">. Each row: online status dot + name +</w:t>
-      </w:r>
-      <w:r>
-        <w:t xml:space="preserve"> </w:t>
-      </w:r>
-      <w:r>
-        <w:rPr>
-          <w:rStyle w:val="VerbatimChar"/>
-        </w:rPr>
-        <w:t xml:space="preserve">ip:port · region</w:t>
-      </w:r>
-      <w:r>
-        <w:t xml:space="preserve"> </w:t>
-      </w:r>
-      <w:r>
-        <w:t xml:space="preserve">+ player-count badge +</w:t>
-      </w:r>
-      <w:r>
-        <w:t xml:space="preserve"> </w:t>
-      </w:r>
-      <w:r>
-        <w:rPr>
-          <w:rStyle w:val="VerbatimChar"/>
-        </w:rPr>
-        <w:t xml:space="preserve">×</w:t>
-      </w:r>
-      <w:r>
-        <w:t xml:space="preserve"> </w:t>
-      </w:r>
-      <w:r>
-        <w:t xml:space="preserve">remove button.</w:t>
-      </w:r>
-      <w:r>
-        <w:t xml:space="preserve"> </w:t>
-      </w:r>
-      <w:r>
-        <w:t xml:space="preserve">| Name | Address | Region | Players |</w:t>
-      </w:r>
-      <w:r>
-        <w:t xml:space="preserve"> </w:t>
-      </w:r>
-      <w:r>
-        <w:t xml:space="preserve">|——|———|——–|———|</w:t>
-      </w:r>
-      <w:r>
-        <w:t xml:space="preserve"> </w:t>
-      </w:r>
-      <w:r>
-        <w:t xml:space="preserve">| fra1.mm (active) | 5.39.42.118:27015 | Frankfurt | 9/12 |</w:t>
-      </w:r>
-      <w:r>
-        <w:t xml:space="preserve"> </w:t>
-      </w:r>
-      <w:r>
-        <w:t xml:space="preserve">| seal.scrim | 10.0.1.22:27015 | Seattle | 10/10 |</w:t>
-      </w:r>
-      <w:r>
-        <w:t xml:space="preserve"> </w:t>
-      </w:r>
-      <w:r>
-        <w:t xml:space="preserve">| home.lan | 192.168.1.40:27015 | Local | 3/10 |</w:t>
-      </w:r>
-      <w:r>
-        <w:t xml:space="preserve"> </w:t>
-      </w:r>
-      <w:r>
-        <w:t xml:space="preserve">| practice-aws | 54.218.7.92:27015 | us-west-2 | 0/8 |</w:t>
-      </w:r>
-      <w:r>
-        <w:t xml:space="preserve"> </w:t>
-      </w:r>
-      <w:r>
-        <w:t xml:space="preserve">| retake-old | 88.99.10.4:27015 | Hetzner | — (offline, grey dot) |</w:t>
-      </w:r>
-      <w:r>
-        <w:t xml:space="preserve"> </w:t>
-      </w:r>
-      <w:r>
-        <w:t xml:space="preserve">- Section label</w:t>
-      </w:r>
-      <w:r>
-        <w:t xml:space="preserve"> </w:t>
-      </w:r>
-      <w:r>
-        <w:rPr>
-          <w:bCs/>
-          <w:b/>
-        </w:rPr>
-        <w:t xml:space="preserve">ADD SERVER</w:t>
-      </w:r>
-      <w:r>
-        <w:t xml:space="preserve"> </w:t>
-      </w:r>
-      <w:r>
-        <w:t xml:space="preserve">— inline form:</w:t>
-      </w:r>
-      <w:r>
-        <w:t xml:space="preserve"> </w:t>
-      </w:r>
-      <w:r>
-        <w:rPr>
-          <w:rStyle w:val="VerbatimChar"/>
-        </w:rPr>
-        <w:t xml:space="preserve">name</w:t>
-      </w:r>
-      <w:r>
-        <w:t xml:space="preserve"> </w:t>
-      </w:r>
-      <w:r>
-        <w:t xml:space="preserve">text input,</w:t>
-      </w:r>
-      <w:r>
-        <w:t xml:space="preserve"> </w:t>
-      </w:r>
-      <w:r>
-        <w:rPr>
-          <w:rStyle w:val="VerbatimChar"/>
-        </w:rPr>
-        <w:t xml:space="preserve">ip:port</w:t>
-      </w:r>
-      <w:r>
-        <w:t xml:space="preserve"> </w:t>
-      </w:r>
-      <w:r>
-        <w:t xml:space="preserve">text input, green</w:t>
-      </w:r>
-      <w:r>
-        <w:t xml:space="preserve"> </w:t>
-      </w:r>
-      <w:r>
-        <w:rPr>
-          <w:bCs/>
-          <w:b/>
-        </w:rPr>
-        <w:t xml:space="preserve">Add</w:t>
-      </w:r>
-      <w:r>
-        <w:t xml:space="preserve"> </w:t>
-      </w:r>
-      <w:r>
-        <w:t xml:space="preserve">button, and a</w:t>
-      </w:r>
-      <w:r>
-        <w:t xml:space="preserve"> </w:t>
-      </w:r>
-      <w:r>
-        <w:rPr>
-          <w:rStyle w:val="VerbatimChar"/>
-        </w:rPr>
-        <w:t xml:space="preserve">rcon password</w:t>
-      </w:r>
-      <w:r>
-        <w:t xml:space="preserve"> </w:t>
-      </w:r>
-      <w:r>
-        <w:t xml:space="preserve">input below (full-width).</w:t>
-      </w:r>
-      <w:r>
-        <w:t xml:space="preserve"> </w:t>
-      </w:r>
-      <w:r>
-        <w:t xml:space="preserve">- Clicking a server row switches the active server (updates top-bar tickrate/players/map and all pages). Corresponds to CLI</w:t>
-      </w:r>
-      <w:r>
-        <w:t xml:space="preserve"> </w:t>
-      </w:r>
-      <w:r>
-        <w:rPr>
-          <w:rStyle w:val="VerbatimChar"/>
-        </w:rPr>
-        <w:t xml:space="preserve">srv ❯ add [hostname] [IP:PORT]</w:t>
-      </w:r>
-      <w:r>
-        <w:t xml:space="preserve">.</w:t>
-      </w:r>
-    </w:p>
-    <w:p>
-      <w:r>
-        <w:pict>
-          <v:rect style="width:0;height:1.5pt" o:hralign="center" o:hrstd="t" o:hr="t"/>
-        </w:pict>
-      </w:r>
-    </w:p>
-    <w:bookmarkEnd w:id="83"/>
-    <w:bookmarkStart w:id="84" w:name="login-auth-session"/>
-    <w:p>
-      <w:pPr>
-        <w:pStyle w:val="Heading3"/>
-      </w:pPr>
-      <w:r>
-        <w:t xml:space="preserve">12. Login / Auth &amp; Session</w:t>
-      </w:r>
-    </w:p>
-    <w:p>
-      <w:pPr>
-        <w:pStyle w:val="FirstParagraph"/>
-      </w:pPr>
-      <w:r>
-        <w:t xml:space="preserve">The public demo (</w:t>
-      </w:r>
-      <w:r>
-        <w:rPr>
-          <w:rStyle w:val="VerbatimChar"/>
-        </w:rPr>
-        <w:t xml:space="preserve">nokit.app/demo</w:t>
-      </w:r>
-      <w:r>
-        <w:t xml:space="preserve">) is a pre-authenticated single-page mock — there is</w:t>
-      </w:r>
-      <w:r>
-        <w:t xml:space="preserve"> </w:t>
-      </w:r>
-      <w:r>
-        <w:rPr>
-          <w:bCs/>
-          <w:b/>
-        </w:rPr>
-        <w:t xml:space="preserve">no separate</w:t>
-      </w:r>
-      <w:r>
-        <w:rPr>
-          <w:bCs/>
-          <w:b/>
-        </w:rPr>
-        <w:t xml:space="preserve"> </w:t>
-      </w:r>
-      <w:r>
-        <w:rPr>
-          <w:rStyle w:val="VerbatimChar"/>
-          <w:bCs/>
-          <w:b/>
-        </w:rPr>
-        <w:t xml:space="preserve">/login</w:t>
-      </w:r>
-      <w:r>
-        <w:rPr>
-          <w:bCs/>
-          <w:b/>
-        </w:rPr>
-        <w:t xml:space="preserve"> </w:t>
-      </w:r>
-      <w:r>
-        <w:rPr>
-          <w:bCs/>
-          <w:b/>
-        </w:rPr>
-        <w:t xml:space="preserve">route</w:t>
-      </w:r>
-      <w:r>
-        <w:t xml:space="preserve"> </w:t>
-      </w:r>
-      <w:r>
-        <w:t xml:space="preserve">(visiting</w:t>
-      </w:r>
-      <w:r>
-        <w:t xml:space="preserve"> </w:t>
-      </w:r>
-      <w:r>
-        <w:rPr>
-          <w:rStyle w:val="VerbatimChar"/>
-        </w:rPr>
-        <w:t xml:space="preserve">/login</w:t>
-      </w:r>
-      <w:r>
-        <w:t xml:space="preserve"> </w:t>
-      </w:r>
-      <w:r>
-        <w:t xml:space="preserve">returns 404). Auth is documented rather than shown as a live form:</w:t>
-      </w:r>
-      <w:r>
-        <w:t xml:space="preserve"> </w:t>
-      </w:r>
-      <w:r>
-        <w:t xml:space="preserve">-</w:t>
-      </w:r>
-      <w:r>
-        <w:t xml:space="preserve"> </w:t>
-      </w:r>
-      <w:r>
-        <w:rPr>
-          <w:bCs/>
-          <w:b/>
-        </w:rPr>
-        <w:t xml:space="preserve">No SaaS accounts / no telemetry.</w:t>
-      </w:r>
-      <w:r>
-        <w:t xml:space="preserve"> </w:t>
-      </w:r>
-      <w:r>
-        <w:t xml:space="preserve">Self-hosted only.</w:t>
-      </w:r>
-      <w:r>
-        <w:t xml:space="preserve"> </w:t>
-      </w:r>
-      <w:r>
-        <w:t xml:space="preserve">- Initial admin set via env var in docker-compose:</w:t>
-      </w:r>
-      <w:r>
-        <w:t xml:space="preserve"> </w:t>
-      </w:r>
-      <w:r>
-        <w:rPr>
-          <w:rStyle w:val="VerbatimChar"/>
-        </w:rPr>
-        <w:t xml:space="preserve">NOKIT_ADMIN: m0use@local</w:t>
-      </w:r>
-      <w:r>
-        <w:t xml:space="preserve">.</w:t>
-      </w:r>
-      <w:r>
-        <w:t xml:space="preserve"> </w:t>
-      </w:r>
-      <w:r>
-        <w:t xml:space="preserve">- Authentication is via</w:t>
-      </w:r>
-      <w:r>
-        <w:t xml:space="preserve"> </w:t>
-      </w:r>
-      <w:r>
-        <w:rPr>
-          <w:bCs/>
-          <w:b/>
-        </w:rPr>
-        <w:t xml:space="preserve">SteamID or email</w:t>
-      </w:r>
-      <w:r>
-        <w:t xml:space="preserve">, with</w:t>
-      </w:r>
-      <w:r>
-        <w:t xml:space="preserve"> </w:t>
-      </w:r>
-      <w:r>
-        <w:rPr>
-          <w:bCs/>
-          <w:b/>
-        </w:rPr>
-        <w:t xml:space="preserve">MFA support</w:t>
-      </w:r>
-      <w:r>
-        <w:t xml:space="preserve"> </w:t>
-      </w:r>
-      <w:r>
-        <w:t xml:space="preserve">(see Admin → Users &amp; roles: MFA</w:t>
-      </w:r>
-      <w:r>
-        <w:t xml:space="preserve"> </w:t>
-      </w:r>
-      <w:r>
-        <w:rPr>
-          <w:rStyle w:val="VerbatimChar"/>
-        </w:rPr>
-        <w:t xml:space="preserve">on</w:t>
-      </w:r>
-      <w:r>
-        <w:t xml:space="preserve">/</w:t>
-      </w:r>
-      <w:r>
-        <w:rPr>
-          <w:rStyle w:val="VerbatimChar"/>
-        </w:rPr>
-        <w:t xml:space="preserve">off</w:t>
-      </w:r>
-      <w:r>
-        <w:t xml:space="preserve"> </w:t>
-      </w:r>
-      <w:r>
-        <w:t xml:space="preserve">per user).</w:t>
-      </w:r>
-      <w:r>
-        <w:t xml:space="preserve"> </w:t>
-      </w:r>
-      <w:r>
-        <w:t xml:space="preserve">-</w:t>
-      </w:r>
-      <w:r>
-        <w:t xml:space="preserve"> </w:t>
-      </w:r>
-      <w:r>
-        <w:rPr>
-          <w:bCs/>
-          <w:b/>
-        </w:rPr>
-        <w:t xml:space="preserve">Role-based access control</w:t>
-      </w:r>
-      <w:r>
-        <w:t xml:space="preserve">: Owner / Admin / Moderator, enforced by the per-capability role matrix (see Admin).</w:t>
-      </w:r>
-      <w:r>
-        <w:t xml:space="preserve"> </w:t>
-      </w:r>
-      <w:r>
-        <w:t xml:space="preserve">- Sign-in events are recorded in the Audit log (e.g. </w:t>
-      </w:r>
-      <w:r>
-        <w:rPr>
-          <w:rStyle w:val="VerbatimChar"/>
-        </w:rPr>
-        <w:t xml:space="preserve">signin — from 84.124.221.9 — chrome/macOS</w:t>
-      </w:r>
-      <w:r>
-        <w:t xml:space="preserve">).</w:t>
-      </w:r>
-      <w:r>
-        <w:t xml:space="preserve"> </w:t>
-      </w:r>
-      <w:r>
-        <w:t xml:space="preserve">- Current session identity is shown in the top bar as</w:t>
-      </w:r>
-      <w:r>
-        <w:t xml:space="preserve"> </w:t>
-      </w:r>
-      <w:r>
-        <w:rPr>
-          <w:rStyle w:val="VerbatimChar"/>
-        </w:rPr>
-        <w:t xml:space="preserve">m0use@</w:t>
-      </w:r>
-      <w:r>
-        <w:t xml:space="preserve"> </w:t>
-      </w:r>
-      <w:r>
-        <w:t xml:space="preserve">with an avatar; a</w:t>
-      </w:r>
-      <w:r>
-        <w:t xml:space="preserve"> </w:t>
-      </w:r>
-      <w:r>
-        <w:rPr>
-          <w:bCs/>
-          <w:b/>
-        </w:rPr>
-        <w:t xml:space="preserve">power/logout icon</w:t>
-      </w:r>
-      <w:r>
-        <w:t xml:space="preserve"> </w:t>
-      </w:r>
-      <w:r>
-        <w:t xml:space="preserve">sits at the far right of the top bar. (In the demo these are static — the user menu does not open a dropdown.)</w:t>
-      </w:r>
-      <w:r>
-        <w:t xml:space="preserve"> </w:t>
-      </w:r>
-      <w:r>
-        <w:t xml:space="preserve">- Session/connection state surfaced globally: sidebar footer</w:t>
-      </w:r>
-      <w:r>
-        <w:t xml:space="preserve"> </w:t>
-      </w:r>
-      <w:r>
-        <w:rPr>
-          <w:rStyle w:val="VerbatimChar"/>
-        </w:rPr>
-        <w:t xml:space="preserve">● WS</w:t>
-      </w:r>
-      <w:r>
-        <w:t xml:space="preserve"> </w:t>
-      </w:r>
-      <w:r>
-        <w:t xml:space="preserve">indicator (note: docs describe live log transport as</w:t>
-      </w:r>
-      <w:r>
-        <w:t xml:space="preserve"> </w:t>
-      </w:r>
-      <w:r>
-        <w:rPr>
-          <w:bCs/>
-          <w:b/>
-        </w:rPr>
-        <w:t xml:space="preserve">SSE</w:t>
-      </w:r>
-      <w:r>
-        <w:t xml:space="preserve">, and RCON over loopback; the UI also shows a WS status pill) and footer</w:t>
-      </w:r>
-      <w:r>
-        <w:t xml:space="preserve"> </w:t>
-      </w:r>
-      <w:r>
-        <w:rPr>
-          <w:rStyle w:val="VerbatimChar"/>
-        </w:rPr>
-        <w:t xml:space="preserve">● srcds OK · ● relay OK</w:t>
-      </w:r>
-      <w:r>
-        <w:t xml:space="preserve">.</w:t>
-      </w:r>
-    </w:p>
-    <w:p>
-      <w:pPr>
-        <w:pStyle w:val="BlockText"/>
-      </w:pPr>
-      <w:r>
-        <w:rPr>
-          <w:bCs/>
-          <w:b/>
-        </w:rPr>
-        <w:t xml:space="preserve">This fork’s implementation note:</w:t>
-      </w:r>
-      <w:r>
-        <w:t xml:space="preserve"> </w:t>
-      </w:r>
-      <w:r>
-        <w:t xml:space="preserve">Auth is currently password-based login with</w:t>
-      </w:r>
-      <w:r>
-        <w:t xml:space="preserve"> </w:t>
-      </w:r>
-      <w:r>
-        <w:rPr>
-          <w:bCs/>
-          <w:b/>
-        </w:rPr>
-        <w:t xml:space="preserve">session tokens persisted in SQLite</w:t>
-      </w:r>
-      <w:r>
-        <w:t xml:space="preserve"> </w:t>
-      </w:r>
-      <w:r>
-        <w:t xml:space="preserve">(see Feature Status Table §1).</w:t>
-      </w:r>
-    </w:p>
-    <w:p>
-      <w:r>
-        <w:pict>
-          <v:rect style="width:0;height:1.5pt" o:hralign="center" o:hrstd="t" o:hr="t"/>
-        </w:pict>
-      </w:r>
-    </w:p>
-    <w:bookmarkEnd w:id="84"/>
-    <w:bookmarkStart w:id="85" w:name="global-search-command-palette"/>
-    <w:p>
-      <w:pPr>
-        <w:pStyle w:val="Heading3"/>
-      </w:pPr>
-      <w:r>
-        <w:t xml:space="preserve">13. Global search / Command palette</w:t>
+        <w:t xml:space="preserve">Installed plugins:</w:t>
+      </w:r>
+      <w:r>
+        <w:t xml:space="preserve"> </w:t>
+      </w:r>
+      <w:r>
+        <w:t xml:space="preserve">| Plugin | Ver | Status | Author | Updated | Category | Path | Description |</w:t>
+      </w:r>
+      <w:r>
+        <w:t xml:space="preserve"> </w:t>
+      </w:r>
+      <w:r>
+        <w:t xml:space="preserve">|——–|—–|——–|——–|———|———-|——|————-|</w:t>
+      </w:r>
+      <w:r>
+        <w:t xml:space="preserve"> </w:t>
+      </w:r>
+      <w:r>
+        <w:t xml:space="preserve">| CounterStrikeSharp | v1.0.305 | enabled, core |</w:t>
+      </w:r>
+      <w:r>
+        <w:t xml:space="preserve"> </w:t>
+      </w:r>
+      <w:r>
+        <w:t xml:space="preserve">@roflmuffin</w:t>
+      </w:r>
+      <w:r>
+        <w:t xml:space="preserve"> </w:t>
+      </w:r>
+      <w:r>
+        <w:t xml:space="preserve">| 12 May | core | /addons/cs_sharp/plugins/css | C# scripting host for CS2 dedicated servers. Loads .NET 8 plugin assemblies and exposes the gameserver event bus, RCON, and cvar APIs to managed code. |</w:t>
+      </w:r>
+      <w:r>
+        <w:t xml:space="preserve"> </w:t>
+      </w:r>
+      <w:r>
+        <w:t xml:space="preserve">| Metamod:Source | v2.0.0-12 | enabled, core |</w:t>
+      </w:r>
+      <w:r>
+        <w:t xml:space="preserve"> </w:t>
+      </w:r>
+      <w:r>
+        <w:t xml:space="preserve">@AlliedModders</w:t>
+      </w:r>
+      <w:r>
+        <w:t xml:space="preserve"> </w:t>
+      </w:r>
+      <w:r>
+        <w:t xml:space="preserve">| 08 May | core | /addons/cs_sharp/plugins/mm | Source engine plugin loader. Required by CounterStrikeSharp. |</w:t>
+      </w:r>
+      <w:r>
+        <w:t xml:space="preserve"> </w:t>
+      </w:r>
+      <w:r>
+        <w:t xml:space="preserve">| MatchZy | v0.8.7 | enabled, update → 0.8.8 |</w:t>
+      </w:r>
+      <w:r>
+        <w:t xml:space="preserve"> </w:t>
+      </w:r>
+      <w:r>
+        <w:t xml:space="preserve">@shobhit-pathak</w:t>
+      </w:r>
+      <w:r>
+        <w:t xml:space="preserve"> </w:t>
+      </w:r>
+      <w:r>
+        <w:t xml:space="preserve">| 3d ago | competitive | /addons/cs_sharp/plugins/matchzy | Pug, scrim, and tournament match management with knife rounds, tactical pauses, and per-round demos. |</w:t>
+      </w:r>
+      <w:r>
+        <w:t xml:space="preserve"> </w:t>
+      </w:r>
+      <w:r>
+        <w:t xml:space="preserve">| KitsuneLab.MovementApi | v1.4.0 | enabled |</w:t>
+      </w:r>
+      <w:r>
+        <w:t xml:space="preserve"> </w:t>
+      </w:r>
+      <w:r>
+        <w:t xml:space="preserve">@kitsunelab</w:t>
+      </w:r>
+      <w:r>
+        <w:t xml:space="preserve"> </w:t>
+      </w:r>
+      <w:r>
+        <w:t xml:space="preserve">| 11d ago | utilities | /addons/cs_sharp/plugins/mov | Movement hook API used by surf, kz, and bhop plugins. Provides tick-accurate per-player movement callbacks. |</w:t>
+      </w:r>
+      <w:r>
+        <w:t xml:space="preserve"> </w:t>
+      </w:r>
+      <w:r>
+        <w:t xml:space="preserve">| WeaponPaints | v4.0 | warn |</w:t>
+      </w:r>
+      <w:r>
+        <w:t xml:space="preserve"> </w:t>
+      </w:r>
+      <w:r>
+        <w:t xml:space="preserve">@Nereziel</w:t>
+      </w:r>
+      <w:r>
+        <w:t xml:space="preserve"> </w:t>
+      </w:r>
+      <w:r>
+        <w:t xml:space="preserve">| 5d ago | fun | /addons/cs_sharp/plugins/paints | Skin / glove / knife chooser. Persists selection per SteamID via MySQL. |</w:t>
+      </w:r>
+      <w:r>
+        <w:t xml:space="preserve"> </w:t>
+      </w:r>
+      <w:r>
+        <w:t xml:space="preserve">| CS2-SimpleAdmin | v1.6.1 | enabled |</w:t>
+      </w:r>
+      <w:r>
+        <w:t xml:space="preserve"> </w:t>
+      </w:r>
+      <w:r>
+        <w:t xml:space="preserve">@daffyy</w:t>
+      </w:r>
+      <w:r>
+        <w:t xml:space="preserve"> </w:t>
+      </w:r>
+      <w:r>
+        <w:t xml:space="preserve">| 1mo ago | admin | /addons/cs_sharp/plugins/sa | In-game admin commands — kick, ban, gag, mute, freeze, slay. Compatible with SourceMod admins.cfg. |</w:t>
+      </w:r>
+      <w:r>
+        <w:t xml:space="preserve"> </w:t>
+      </w:r>
+      <w:r>
+        <w:t xml:space="preserve">| CallAdmin | v0.6.2 | disabled |</w:t>
+      </w:r>
+      <w:r>
+        <w:t xml:space="preserve"> </w:t>
+      </w:r>
+      <w:r>
+        <w:t xml:space="preserve">@rumblefrog</w:t>
+      </w:r>
+      <w:r>
+        <w:t xml:space="preserve"> </w:t>
+      </w:r>
+      <w:r>
+        <w:t xml:space="preserve">| 2mo ago | admin | /addons/cs_sharp/plugins/cadm | In-game report → Discord webhook with player context attached. |</w:t>
+      </w:r>
+      <w:r>
+        <w:t xml:space="preserve"> </w:t>
+      </w:r>
+      <w:r>
+        <w:t xml:space="preserve">| GotvFix | v0.3.0 | failed |</w:t>
+      </w:r>
+      <w:r>
+        <w:t xml:space="preserve"> </w:t>
+      </w:r>
+      <w:r>
+        <w:t xml:space="preserve">@whisper</w:t>
+      </w:r>
+      <w:r>
+        <w:t xml:space="preserve"> </w:t>
+      </w:r>
+      <w:r>
+        <w:t xml:space="preserve">| 14d ago | utilities | /addons/cs_sharp/plugins/gotv | TCP relay shim for GOTV — works around Valve’s GOTV2 broken multicast on Linux 6.x kernels. |</w:t>
       </w:r>
     </w:p>
     <w:p>
@@ -17459,95 +14391,794 @@
         <w:pStyle w:val="Compact"/>
       </w:pPr>
       <w:r>
-        <w:t xml:space="preserve">Top-bar search field placeholder</w:t>
-      </w:r>
-      <w:r>
-        <w:t xml:space="preserve"> </w:t>
-      </w:r>
-      <w:r>
-        <w:rPr>
-          <w:rStyle w:val="VerbatimChar"/>
-        </w:rPr>
-        <w:t xml:space="preserve">cvars, players…</w:t>
-      </w:r>
-      <w:r>
-        <w:t xml:space="preserve"> </w:t>
-      </w:r>
-      <w:r>
-        <w:t xml:space="preserve">with a</w:t>
-      </w:r>
-      <w:r>
-        <w:t xml:space="preserve"> </w:t>
-      </w:r>
-      <w:r>
-        <w:rPr>
-          <w:rStyle w:val="VerbatimChar"/>
-        </w:rPr>
-        <w:t xml:space="preserve">⌘K</w:t>
-      </w:r>
-      <w:r>
-        <w:t xml:space="preserve"> </w:t>
-      </w:r>
-      <w:r>
-        <w:t xml:space="preserve">keyboard shortcut badge.</w:t>
-      </w:r>
-    </w:p>
-    <w:p>
-      <w:pPr>
-        <w:numPr>
-          <w:ilvl w:val="0"/>
-          <w:numId w:val="1016"/>
-        </w:numPr>
-        <w:pStyle w:val="Compact"/>
-      </w:pPr>
-      <w:r>
-        <w:t xml:space="preserve">Intended as a command palette to jump to cvars/players/pages. In the demo, activating it routes to the</w:t>
-      </w:r>
-      <w:r>
-        <w:t xml:space="preserve"> </w:t>
-      </w:r>
-      <w:r>
-        <w:rPr>
-          <w:bCs/>
-          <w:b/>
-        </w:rPr>
-        <w:t xml:space="preserve">RCON Console</w:t>
-      </w:r>
-      <w:r>
-        <w:t xml:space="preserve"> </w:t>
-      </w:r>
-      <w:r>
-        <w:t xml:space="preserve">(the</w:t>
-      </w:r>
-      <w:r>
-        <w:t xml:space="preserve"> </w:t>
-      </w:r>
-      <w:r>
-        <w:rPr>
-          <w:rStyle w:val="VerbatimChar"/>
-        </w:rPr>
-        <w:t xml:space="preserve">⌘K</w:t>
-      </w:r>
-      <w:r>
-        <w:t xml:space="preserve"> </w:t>
-      </w:r>
-      <w:r>
-        <w:t xml:space="preserve">shortcut and the sidebar RCON</w:t>
-      </w:r>
-      <w:r>
-        <w:t xml:space="preserve"> </w:t>
-      </w:r>
-      <w:r>
-        <w:rPr>
-          <w:rStyle w:val="VerbatimChar"/>
-        </w:rPr>
-        <w:t xml:space="preserve">⌘K</w:t>
-      </w:r>
-      <w:r>
-        <w:t xml:space="preserve"> </w:t>
-      </w:r>
-      <w:r>
-        <w:t xml:space="preserve">badge are linked). No floating overlay palette renders in the static demo.</w:t>
+        <w:t xml:space="preserve">The</w:t>
+      </w:r>
+      <w:r>
+        <w:t xml:space="preserve"> </w:t>
+      </w:r>
+      <w:r>
+        <w:rPr>
+          <w:bCs/>
+          <w:b/>
+        </w:rPr>
+        <w:t xml:space="preserve">failed</w:t>
+      </w:r>
+      <w:r>
+        <w:t xml:space="preserve"> </w:t>
+      </w:r>
+      <w:r>
+        <w:t xml:space="preserve">GotvFix row shows an inline red error box:</w:t>
+      </w:r>
+      <w:r>
+        <w:t xml:space="preserve"> </w:t>
+      </w:r>
+      <w:r>
+        <w:rPr>
+          <w:rStyle w:val="VerbatimChar"/>
+        </w:rPr>
+        <w:t xml:space="preserve">[ERR] bind(0.0.0.0:27020) → EADDRINUSE — gotv relay disabled</w:t>
+      </w:r>
+      <w:r>
+        <w:t xml:space="preserve">.</w:t>
+      </w:r>
+    </w:p>
+    <w:bookmarkEnd w:id="69"/>
+    <w:bookmarkStart w:id="70" w:name="browse-tab-plugin-registry-marketplace"/>
+    <w:p>
+      <w:pPr>
+        <w:pStyle w:val="Heading4"/>
+      </w:pPr>
+      <w:r>
+        <w:t xml:space="preserve">Browse tab (plugin registry / marketplace)</w:t>
+      </w:r>
+    </w:p>
+    <w:p>
+      <w:pPr>
+        <w:pStyle w:val="FirstParagraph"/>
+      </w:pPr>
+      <w:r>
+        <w:t xml:space="preserve">Left rail:</w:t>
+      </w:r>
+      <w:r>
+        <w:t xml:space="preserve"> </w:t>
+      </w:r>
+      <w:r>
+        <w:t xml:space="preserve">-</w:t>
+      </w:r>
+      <w:r>
+        <w:t xml:space="preserve"> </w:t>
+      </w:r>
+      <w:r>
+        <w:rPr>
+          <w:bCs/>
+          <w:b/>
+        </w:rPr>
+        <w:t xml:space="preserve">CATEGORIES</w:t>
+      </w:r>
+      <w:r>
+        <w:t xml:space="preserve">: All 24 · Admin tools 4 · Competitive 4 · Fun 4 · Utilities 4 · Maps 3 · Gamemodes 5.</w:t>
+      </w:r>
+      <w:r>
+        <w:t xml:space="preserve"> </w:t>
+      </w:r>
+      <w:r>
+        <w:t xml:space="preserve">-</w:t>
+      </w:r>
+      <w:r>
+        <w:t xml:space="preserve"> </w:t>
+      </w:r>
+      <w:r>
+        <w:rPr>
+          <w:bCs/>
+          <w:b/>
+        </w:rPr>
+        <w:t xml:space="preserve">FILTERS</w:t>
+      </w:r>
+      <w:r>
+        <w:t xml:space="preserve"> </w:t>
+      </w:r>
+      <w:r>
+        <w:t xml:space="preserve">(checkboxes): Has screenshots · CS2 compatible (checked) · MIT / Apache · No DB required.</w:t>
+      </w:r>
+      <w:r>
+        <w:t xml:space="preserve"> </w:t>
+      </w:r>
+      <w:r>
+        <w:t xml:space="preserve">-</w:t>
+      </w:r>
+      <w:r>
+        <w:t xml:space="preserve"> </w:t>
+      </w:r>
+      <w:r>
+        <w:rPr>
+          <w:bCs/>
+          <w:b/>
+        </w:rPr>
+        <w:t xml:space="preserve">SOURCES</w:t>
+      </w:r>
+      <w:r>
+        <w:t xml:space="preserve">: Registry 327 (active) · Custom git 3 · Local .dll.</w:t>
+      </w:r>
+      <w:r>
+        <w:t xml:space="preserve"> </w:t>
+      </w:r>
+      <w:r>
+        <w:t xml:space="preserve">Top bar: search</w:t>
+      </w:r>
+      <w:r>
+        <w:t xml:space="preserve"> </w:t>
+      </w:r>
+      <w:r>
+        <w:rPr>
+          <w:rStyle w:val="VerbatimChar"/>
+        </w:rPr>
+        <w:t xml:space="preserve">search 327 plugins — name, author</w:t>
+      </w:r>
+      <w:r>
+        <w:t xml:space="preserve"> </w:t>
+      </w:r>
+      <w:r>
+        <w:t xml:space="preserve">(with</w:t>
+      </w:r>
+      <w:r>
+        <w:t xml:space="preserve"> </w:t>
+      </w:r>
+      <w:r>
+        <w:rPr>
+          <w:rStyle w:val="VerbatimChar"/>
+        </w:rPr>
+        <w:t xml:space="preserve">/</w:t>
+      </w:r>
+      <w:r>
+        <w:t xml:space="preserve"> </w:t>
+      </w:r>
+      <w:r>
+        <w:t xml:space="preserve">regex); sort options</w:t>
+      </w:r>
+      <w:r>
+        <w:t xml:space="preserve"> </w:t>
+      </w:r>
+      <w:r>
+        <w:rPr>
+          <w:rStyle w:val="VerbatimChar"/>
+        </w:rPr>
+        <w:t xml:space="preserve">[ trending | most installed | recently updated | name ]</w:t>
+      </w:r>
+      <w:r>
+        <w:t xml:space="preserve"> </w:t>
+      </w:r>
+      <w:r>
+        <w:t xml:space="preserve">(trending selected).</w:t>
+      </w:r>
+    </w:p>
+    <w:p>
+      <w:pPr>
+        <w:pStyle w:val="BodyText"/>
+      </w:pPr>
+      <w:r>
+        <w:rPr>
+          <w:bCs/>
+          <w:b/>
+        </w:rPr>
+        <w:t xml:space="preserve">FEATURED</w:t>
+      </w:r>
+      <w:r>
+        <w:t xml:space="preserve"> </w:t>
+      </w:r>
+      <w:r>
+        <w:t xml:space="preserve">cards (icon · name · author · version · badge</w:t>
+      </w:r>
+      <w:r>
+        <w:t xml:space="preserve"> </w:t>
+      </w:r>
+      <w:r>
+        <w:rPr>
+          <w:rStyle w:val="VerbatimChar"/>
+        </w:rPr>
+        <w:t xml:space="preserve">featured</w:t>
+      </w:r>
+      <w:r>
+        <w:t xml:space="preserve">/</w:t>
+      </w:r>
+      <w:r>
+        <w:rPr>
+          <w:rStyle w:val="VerbatimChar"/>
+        </w:rPr>
+        <w:t xml:space="preserve">installed</w:t>
+      </w:r>
+      <w:r>
+        <w:t xml:space="preserve"> </w:t>
+      </w:r>
+      <w:r>
+        <w:t xml:space="preserve">· description ·</w:t>
+      </w:r>
+      <w:r>
+        <w:t xml:space="preserve"> </w:t>
+      </w:r>
+      <w:r>
+        <w:rPr>
+          <w:rStyle w:val="VerbatimChar"/>
+        </w:rPr>
+        <w:t xml:space="preserve">↓ downloads</w:t>
+      </w:r>
+      <w:r>
+        <w:t xml:space="preserve"> </w:t>
+      </w:r>
+      <w:r>
+        <w:t xml:space="preserve">·</w:t>
+      </w:r>
+      <w:r>
+        <w:t xml:space="preserve"> </w:t>
+      </w:r>
+      <w:r>
+        <w:rPr>
+          <w:rStyle w:val="VerbatimChar"/>
+        </w:rPr>
+        <w:t xml:space="preserve">&lt;age&gt;</w:t>
+      </w:r>
+      <w:r>
+        <w:t xml:space="preserve"> </w:t>
+      </w:r>
+      <w:r>
+        <w:t xml:space="preserve">· green</w:t>
+      </w:r>
+      <w:r>
+        <w:t xml:space="preserve"> </w:t>
+      </w:r>
+      <w:r>
+        <w:rPr>
+          <w:rStyle w:val="VerbatimChar"/>
+        </w:rPr>
+        <w:t xml:space="preserve">install</w:t>
+      </w:r>
+      <w:r>
+        <w:t xml:space="preserve"> </w:t>
+      </w:r>
+      <w:r>
+        <w:t xml:space="preserve">button):</w:t>
+      </w:r>
+      <w:r>
+        <w:t xml:space="preserve"> </w:t>
+      </w:r>
+      <w:r>
+        <w:t xml:space="preserve">- CS2-RetakesAllocator v2.1.0</w:t>
+      </w:r>
+      <w:r>
+        <w:t xml:space="preserve"> </w:t>
+      </w:r>
+      <w:r>
+        <w:t xml:space="preserve">@b3none</w:t>
+      </w:r>
+      <w:r>
+        <w:t xml:space="preserve"> </w:t>
+      </w:r>
+      <w:r>
+        <w:t xml:space="preserve">· featured ·</w:t>
+      </w:r>
+      <w:r>
+        <w:t xml:space="preserve"> </w:t>
+      </w:r>
+      <w:r>
+        <w:t xml:space="preserve">“</w:t>
+      </w:r>
+      <w:r>
+        <w:t xml:space="preserve">Full retakes implementation — bombsite rotation, automatic bomb planter, weapon allocator with…</w:t>
+      </w:r>
+      <w:r>
+        <w:t xml:space="preserve">”</w:t>
+      </w:r>
+      <w:r>
+        <w:t xml:space="preserve"> </w:t>
+      </w:r>
+      <w:r>
+        <w:t xml:space="preserve">· ↓47.4k · 3d ago · [install]</w:t>
+      </w:r>
+      <w:r>
+        <w:t xml:space="preserve"> </w:t>
+      </w:r>
+      <w:r>
+        <w:t xml:space="preserve">- MatchZy v0.8.7</w:t>
+      </w:r>
+      <w:r>
+        <w:t xml:space="preserve"> </w:t>
+      </w:r>
+      <w:r>
+        <w:t xml:space="preserve">@shobhit-pathak</w:t>
+      </w:r>
+      <w:r>
+        <w:t xml:space="preserve"> </w:t>
+      </w:r>
+      <w:r>
+        <w:t xml:space="preserve">· installed ·</w:t>
+      </w:r>
+      <w:r>
+        <w:t xml:space="preserve"> </w:t>
+      </w:r>
+      <w:r>
+        <w:t xml:space="preserve">“</w:t>
+      </w:r>
+      <w:r>
+        <w:t xml:space="preserve">Pug, scrim &amp; tournament match management with knife round, pauses, demos.</w:t>
+      </w:r>
+      <w:r>
+        <w:t xml:space="preserve">”</w:t>
+      </w:r>
+      <w:r>
+        <w:t xml:space="preserve"> </w:t>
+      </w:r>
+      <w:r>
+        <w:t xml:space="preserve">· ↓92.1k · 3d ago</w:t>
+      </w:r>
+      <w:r>
+        <w:t xml:space="preserve"> </w:t>
+      </w:r>
+      <w:r>
+        <w:t xml:space="preserve">- WeaponPaints v4.0</w:t>
+      </w:r>
+      <w:r>
+        <w:t xml:space="preserve"> </w:t>
+      </w:r>
+      <w:r>
+        <w:t xml:space="preserve">@Nereziel</w:t>
+      </w:r>
+      <w:r>
+        <w:t xml:space="preserve"> </w:t>
+      </w:r>
+      <w:r>
+        <w:t xml:space="preserve">· installed ·</w:t>
+      </w:r>
+      <w:r>
+        <w:t xml:space="preserve"> </w:t>
+      </w:r>
+      <w:r>
+        <w:t xml:space="preserve">“</w:t>
+      </w:r>
+      <w:r>
+        <w:t xml:space="preserve">Skin / glove / knife chooser with web profile editor. MySQL-backed.</w:t>
+      </w:r>
+      <w:r>
+        <w:t xml:space="preserve">”</w:t>
+      </w:r>
+      <w:r>
+        <w:t xml:space="preserve"> </w:t>
+      </w:r>
+      <w:r>
+        <w:t xml:space="preserve">· ↓88.0k · 5d ago</w:t>
+      </w:r>
+      <w:r>
+        <w:t xml:space="preserve"> </w:t>
+      </w:r>
+      <w:r>
+        <w:t xml:space="preserve">- Surf Timer v1.0.4</w:t>
+      </w:r>
+      <w:r>
+        <w:t xml:space="preserve"> </w:t>
+      </w:r>
+      <w:r>
+        <w:t xml:space="preserve">@kitsunelab</w:t>
+      </w:r>
+      <w:r>
+        <w:t xml:space="preserve"> </w:t>
+      </w:r>
+      <w:r>
+        <w:t xml:space="preserve">· featured ·</w:t>
+      </w:r>
+      <w:r>
+        <w:t xml:space="preserve"> </w:t>
+      </w:r>
+      <w:r>
+        <w:t xml:space="preserve">“</w:t>
+      </w:r>
+      <w:r>
+        <w:t xml:space="preserve">Per-map records, leaderboards, and per-zone splits with a TAS-quality replay bot.</w:t>
+      </w:r>
+      <w:r>
+        <w:t xml:space="preserve">”</w:t>
+      </w:r>
+      <w:r>
+        <w:t xml:space="preserve"> </w:t>
+      </w:r>
+      <w:r>
+        <w:t xml:space="preserve">· ↓21.6k · 4d ago · [install]</w:t>
+      </w:r>
+    </w:p>
+    <w:p>
+      <w:pPr>
+        <w:pStyle w:val="BodyText"/>
+      </w:pPr>
+      <w:r>
+        <w:rPr>
+          <w:bCs/>
+          <w:b/>
+        </w:rPr>
+        <w:t xml:space="preserve">ALL PLUGINS · 24</w:t>
+      </w:r>
+      <w:r>
+        <w:t xml:space="preserve"> </w:t>
+      </w:r>
+      <w:r>
+        <w:t xml:space="preserve">(row: icon · name · version · author · ↓downloads · updated · category · tag chips ·</w:t>
+      </w:r>
+      <w:r>
+        <w:t xml:space="preserve"> </w:t>
+      </w:r>
+      <w:r>
+        <w:rPr>
+          <w:rStyle w:val="VerbatimChar"/>
+        </w:rPr>
+        <w:t xml:space="preserve">Install</w:t>
+      </w:r>
+      <w:r>
+        <w:t xml:space="preserve"> </w:t>
+      </w:r>
+      <w:r>
+        <w:t xml:space="preserve">button + external-link icon):</w:t>
+      </w:r>
+      <w:r>
+        <w:t xml:space="preserve"> </w:t>
+      </w:r>
+      <w:r>
+        <w:t xml:space="preserve">- AccessChecker v1.1.0</w:t>
+      </w:r>
+      <w:r>
+        <w:t xml:space="preserve"> </w:t>
+      </w:r>
+      <w:r>
+        <w:t xml:space="preserve">@j00nfist</w:t>
+      </w:r>
+      <w:r>
+        <w:t xml:space="preserve"> </w:t>
+      </w:r>
+      <w:r>
+        <w:t xml:space="preserve">· ↓24.6k · 5d ago · Admin tools · #groups #auth ·</w:t>
+      </w:r>
+      <w:r>
+        <w:t xml:space="preserve"> </w:t>
+      </w:r>
+      <w:r>
+        <w:t xml:space="preserve">“</w:t>
+      </w:r>
+      <w:r>
+        <w:t xml:space="preserve">Steam group + flag-based access control. Verifies via Steam Web API on connect with 5-minute cache.</w:t>
+      </w:r>
+      <w:r>
+        <w:t xml:space="preserve">”</w:t>
+      </w:r>
+      <w:r>
+        <w:t xml:space="preserve"> </w:t>
+      </w:r>
+      <w:r>
+        <w:t xml:space="preserve">- VoteManager v2.0.1</w:t>
+      </w:r>
+      <w:r>
+        <w:t xml:space="preserve"> </w:t>
+      </w:r>
+      <w:r>
+        <w:t xml:space="preserve">@rifffrri</w:t>
+      </w:r>
+      <w:r>
+        <w:t xml:space="preserve"> </w:t>
+      </w:r>
+      <w:r>
+        <w:t xml:space="preserve">· ↓18.2k · 2w ago · Admin tools · #voting ·</w:t>
+      </w:r>
+      <w:r>
+        <w:t xml:space="preserve"> </w:t>
+      </w:r>
+      <w:r>
+        <w:t xml:space="preserve">“</w:t>
+      </w:r>
+      <w:r>
+        <w:t xml:space="preserve">Veto, map vote, mute vote, kick vote. Configurable thresholds and player-side menus.</w:t>
+      </w:r>
+      <w:r>
+        <w:t xml:space="preserve">”</w:t>
+      </w:r>
+      <w:r>
+        <w:t xml:space="preserve"> </w:t>
+      </w:r>
+      <w:r>
+        <w:t xml:space="preserve">- SpectatorTools v0.9.4</w:t>
+      </w:r>
+      <w:r>
+        <w:t xml:space="preserve"> </w:t>
+      </w:r>
+      <w:r>
+        <w:t xml:space="preserve">@b3none</w:t>
+      </w:r>
+      <w:r>
+        <w:t xml:space="preserve"> </w:t>
+      </w:r>
+      <w:r>
+        <w:t xml:space="preserve">· ↓9.7k · 1mo ago · Admin tools · #debug ·</w:t>
+      </w:r>
+      <w:r>
+        <w:t xml:space="preserve"> </w:t>
+      </w:r>
+      <w:r>
+        <w:t xml:space="preserve">“</w:t>
+      </w:r>
+      <w:r>
+        <w:t xml:space="preserve">Force spectate, freeze, no-clip, and god-mode admin tools.</w:t>
+      </w:r>
+      <w:r>
+        <w:t xml:space="preserve">”</w:t>
+      </w:r>
+    </w:p>
+    <w:bookmarkEnd w:id="70"/>
+    <w:bookmarkStart w:id="71" w:name="error-log-tab"/>
+    <w:p>
+      <w:pPr>
+        <w:pStyle w:val="Heading4"/>
+      </w:pPr>
+      <w:r>
+        <w:t xml:space="preserve">Error log tab</w:t>
+      </w:r>
+    </w:p>
+    <w:p>
+      <w:pPr>
+        <w:pStyle w:val="FirstParagraph"/>
+      </w:pPr>
+      <w:r>
+        <w:t xml:space="preserve">Controls: search</w:t>
+      </w:r>
+      <w:r>
+        <w:t xml:space="preserve"> </w:t>
+      </w:r>
+      <w:r>
+        <w:rPr>
+          <w:rStyle w:val="VerbatimChar"/>
+        </w:rPr>
+        <w:t xml:space="preserve">search plugin output — message, plugin name, level</w:t>
+      </w:r>
+      <w:r>
+        <w:t xml:space="preserve">; segmented level filter</w:t>
+      </w:r>
+      <w:r>
+        <w:t xml:space="preserve"> </w:t>
+      </w:r>
+      <w:r>
+        <w:rPr>
+          <w:rStyle w:val="VerbatimChar"/>
+        </w:rPr>
+        <w:t xml:space="preserve">[ all | errors | warnings | info ]</w:t>
+      </w:r>
+      <w:r>
+        <w:t xml:space="preserve">;</w:t>
+      </w:r>
+      <w:r>
+        <w:t xml:space="preserve"> </w:t>
+      </w:r>
+      <w:r>
+        <w:rPr>
+          <w:rStyle w:val="VerbatimChar"/>
+        </w:rPr>
+        <w:t xml:space="preserve">⤓ Export</w:t>
+      </w:r>
+      <w:r>
+        <w:t xml:space="preserve"> </w:t>
+      </w:r>
+      <w:r>
+        <w:t xml:space="preserve">button (right).</w:t>
+      </w:r>
+      <w:r>
+        <w:t xml:space="preserve"> </w:t>
+      </w:r>
+      <w:r>
+        <w:t xml:space="preserve">Monospace log lines</w:t>
+      </w:r>
+      <w:r>
+        <w:t xml:space="preserve"> </w:t>
+      </w:r>
+      <w:r>
+        <w:rPr>
+          <w:rStyle w:val="VerbatimChar"/>
+        </w:rPr>
+        <w:t xml:space="preserve">YYYY-MM-DD HH:MM:SS  [LEVEL] PluginName  — message</w:t>
+      </w:r>
+      <w:r>
+        <w:t xml:space="preserve">. Levels color-coded:</w:t>
+      </w:r>
+      <w:r>
+        <w:t xml:space="preserve"> </w:t>
+      </w:r>
+      <w:r>
+        <w:rPr>
+          <w:rStyle w:val="VerbatimChar"/>
+        </w:rPr>
+        <w:t xml:space="preserve">[WARN]</w:t>
+      </w:r>
+      <w:r>
+        <w:t xml:space="preserve"> </w:t>
+      </w:r>
+      <w:r>
+        <w:t xml:space="preserve">amber,</w:t>
+      </w:r>
+      <w:r>
+        <w:t xml:space="preserve"> </w:t>
+      </w:r>
+      <w:r>
+        <w:rPr>
+          <w:rStyle w:val="VerbatimChar"/>
+        </w:rPr>
+        <w:t xml:space="preserve">[ERR]</w:t>
+      </w:r>
+      <w:r>
+        <w:t xml:space="preserve"> </w:t>
+      </w:r>
+      <w:r>
+        <w:t xml:space="preserve">red,</w:t>
+      </w:r>
+      <w:r>
+        <w:t xml:space="preserve"> </w:t>
+      </w:r>
+      <w:r>
+        <w:rPr>
+          <w:rStyle w:val="VerbatimChar"/>
+        </w:rPr>
+        <w:t xml:space="preserve">[INFO]</w:t>
+      </w:r>
+      <w:r>
+        <w:t xml:space="preserve"> </w:t>
+      </w:r>
+      <w:r>
+        <w:t xml:space="preserve">grey/blue.</w:t>
+      </w:r>
+      <w:r>
+        <w:t xml:space="preserve"> </w:t>
+      </w:r>
+      <w:r>
+        <w:t xml:space="preserve">-</w:t>
+      </w:r>
+      <w:r>
+        <w:t xml:space="preserve"> </w:t>
+      </w:r>
+      <w:r>
+        <w:rPr>
+          <w:rStyle w:val="VerbatimChar"/>
+        </w:rPr>
+        <w:t xml:space="preserve">2026-05-21 12:48:02 [WARN] WeaponPaints — failed to fetch skin metadata for STEAM_1:1:43712001 (timeout 5s)</w:t>
+      </w:r>
+      <w:r>
+        <w:t xml:space="preserve"> </w:t>
+      </w:r>
+      <w:r>
+        <w:t xml:space="preserve">-</w:t>
+      </w:r>
+      <w:r>
+        <w:t xml:space="preserve"> </w:t>
+      </w:r>
+      <w:r>
+        <w:rPr>
+          <w:rStyle w:val="VerbatimChar"/>
+        </w:rPr>
+        <w:t xml:space="preserve">2026-05-21 12:18:54 [ERR ] GotvFix — bind(0.0.0.0:27020) → EADDRINUSE — gotv relay disabled</w:t>
+      </w:r>
+      <w:r>
+        <w:t xml:space="preserve"> </w:t>
+      </w:r>
+      <w:r>
+        <w:t xml:space="preserve">-</w:t>
+      </w:r>
+      <w:r>
+        <w:t xml:space="preserve"> </w:t>
+      </w:r>
+      <w:r>
+        <w:rPr>
+          <w:rStyle w:val="VerbatimChar"/>
+        </w:rPr>
+        <w:t xml:space="preserve">2026-05-21 11:30:11 [INFO] MatchZy — matchzy: live config "mr12_competitive.cfg" applied</w:t>
+      </w:r>
+      <w:r>
+        <w:t xml:space="preserve"> </w:t>
+      </w:r>
+      <w:r>
+        <w:t xml:space="preserve">-</w:t>
+      </w:r>
+      <w:r>
+        <w:t xml:space="preserve"> </w:t>
+      </w:r>
+      <w:r>
+        <w:rPr>
+          <w:rStyle w:val="VerbatimChar"/>
+        </w:rPr>
+        <w:t xml:space="preserve">2026-05-21 11:08:31 [INFO] CounterStrikeSharp — plugin host started · 8 plugins loaded in 412ms</w:t>
+      </w:r>
+      <w:r>
+        <w:t xml:space="preserve"> </w:t>
+      </w:r>
+      <w:r>
+        <w:t xml:space="preserve">-</w:t>
+      </w:r>
+      <w:r>
+        <w:t xml:space="preserve"> </w:t>
+      </w:r>
+      <w:r>
+        <w:rPr>
+          <w:rStyle w:val="VerbatimChar"/>
+        </w:rPr>
+        <w:t xml:space="preserve">2026-05-21 10:55:14 [INFO] MatchZy — autoload: warmup.cfg → live.cfg transition configured</w:t>
+      </w:r>
+      <w:r>
+        <w:t xml:space="preserve"> </w:t>
+      </w:r>
+      <w:r>
+        <w:t xml:space="preserve">-</w:t>
+      </w:r>
+      <w:r>
+        <w:t xml:space="preserve"> </w:t>
+      </w:r>
+      <w:r>
+        <w:rPr>
+          <w:rStyle w:val="VerbatimChar"/>
+        </w:rPr>
+        <w:t xml:space="preserve">2026-05-21 10:42:11 [INFO] WeaponPaints — mysql: connected to 127.0.0.1:3306 (db=weapons, latency 1.4ms)</w:t>
+      </w:r>
+      <w:r>
+        <w:t xml:space="preserve"> </w:t>
+      </w:r>
+      <w:r>
+        <w:t xml:space="preserve">-</w:t>
+      </w:r>
+      <w:r>
+        <w:t xml:space="preserve"> </w:t>
+      </w:r>
+      <w:r>
+        <w:rPr>
+          <w:rStyle w:val="VerbatimChar"/>
+        </w:rPr>
+        <w:t xml:space="preserve">2026-05-21 10:39:02 [WARN] GotvFix — falling back to TCP relay — kernel multicast probe failed</w:t>
+      </w:r>
+      <w:r>
+        <w:t xml:space="preserve"> </w:t>
+      </w:r>
+      <w:r>
+        <w:t xml:space="preserve">-</w:t>
+      </w:r>
+      <w:r>
+        <w:t xml:space="preserve"> </w:t>
+      </w:r>
+      <w:r>
+        <w:rPr>
+          <w:rStyle w:val="VerbatimChar"/>
+        </w:rPr>
+        <w:t xml:space="preserve">2026-05-21 10:38:54 [ERR ] GotvFix — unable to subscribe to GotvFix.RelayPort (27020) — retrying in 30s</w:t>
+      </w:r>
+      <w:r>
+        <w:t xml:space="preserve"> </w:t>
+      </w:r>
+      <w:r>
+        <w:t xml:space="preserve">Footer:</w:t>
+      </w:r>
+      <w:r>
+        <w:t xml:space="preserve"> </w:t>
+      </w:r>
+      <w:r>
+        <w:rPr>
+          <w:rStyle w:val="VerbatimChar"/>
+        </w:rPr>
+        <w:t xml:space="preserve">plugin-log ⟩ last 24h · 1 err · 2 warn · 12 info · 8 lines</w:t>
+      </w:r>
+      <w:r>
+        <w:t xml:space="preserve"> </w:t>
+      </w:r>
+      <w:r>
+        <w:t xml:space="preserve">+</w:t>
+      </w:r>
+      <w:r>
+        <w:t xml:space="preserve"> </w:t>
+      </w:r>
+      <w:r>
+        <w:rPr>
+          <w:rStyle w:val="VerbatimChar"/>
+        </w:rPr>
+        <w:t xml:space="preserve">clear</w:t>
+      </w:r>
+      <w:r>
+        <w:t xml:space="preserve"> </w:t>
+      </w:r>
+      <w:r>
+        <w:t xml:space="preserve">button.</w:t>
       </w:r>
     </w:p>
     <w:p>
@@ -17557,15 +15188,2576 @@
         </w:pict>
       </w:r>
     </w:p>
+    <w:bookmarkEnd w:id="71"/>
+    <w:bookmarkEnd w:id="72"/>
+    <w:bookmarkStart w:id="77" w:name="scheduler"/>
+    <w:p>
+      <w:pPr>
+        <w:pStyle w:val="Heading3"/>
+      </w:pPr>
+      <w:r>
+        <w:t xml:space="preserve">9. Scheduler</w:t>
+      </w:r>
+    </w:p>
+    <w:p>
+      <w:pPr>
+        <w:pStyle w:val="FirstParagraph"/>
+      </w:pPr>
+      <w:r>
+        <w:t xml:space="preserve">Page title:</w:t>
+      </w:r>
+      <w:r>
+        <w:t xml:space="preserve"> </w:t>
+      </w:r>
+      <w:r>
+        <w:rPr>
+          <w:bCs/>
+          <w:b/>
+        </w:rPr>
+        <w:t xml:space="preserve">Scheduler</w:t>
+      </w:r>
+      <w:r>
+        <w:t xml:space="preserve">. Subtitle:</w:t>
+      </w:r>
+      <w:r>
+        <w:t xml:space="preserve"> </w:t>
+      </w:r>
+      <w:r>
+        <w:rPr>
+          <w:rStyle w:val="VerbatimChar"/>
+        </w:rPr>
+        <w:t xml:space="preserve">4/5 active · system tz: Europe/Berlin · cron via nokit-relay</w:t>
+      </w:r>
+      <w:r>
+        <w:t xml:space="preserve">.</w:t>
+      </w:r>
+      <w:r>
+        <w:t xml:space="preserve"> </w:t>
+      </w:r>
+      <w:r>
+        <w:t xml:space="preserve">Top-right buttons:</w:t>
+      </w:r>
+      <w:r>
+        <w:t xml:space="preserve"> </w:t>
+      </w:r>
+      <w:r>
+        <w:rPr>
+          <w:rStyle w:val="VerbatimChar"/>
+        </w:rPr>
+        <w:t xml:space="preserve">⚡ Run now…</w:t>
+      </w:r>
+      <w:r>
+        <w:t xml:space="preserve">, green</w:t>
+      </w:r>
+      <w:r>
+        <w:t xml:space="preserve"> </w:t>
+      </w:r>
+      <w:r>
+        <w:rPr>
+          <w:rStyle w:val="VerbatimChar"/>
+        </w:rPr>
+        <w:t xml:space="preserve">+ New task</w:t>
+      </w:r>
+      <w:r>
+        <w:t xml:space="preserve">.</w:t>
+      </w:r>
+    </w:p>
+    <w:bookmarkStart w:id="73" w:name="jobs-table-left-main"/>
+    <w:p>
+      <w:pPr>
+        <w:pStyle w:val="Heading4"/>
+      </w:pPr>
+      <w:r>
+        <w:t xml:space="preserve">Jobs table (left, main)</w:t>
+      </w:r>
+    </w:p>
+    <w:p>
+      <w:pPr>
+        <w:pStyle w:val="FirstParagraph"/>
+      </w:pPr>
+      <w:r>
+        <w:t xml:space="preserve">Columns:</w:t>
+      </w:r>
+      <w:r>
+        <w:t xml:space="preserve"> </w:t>
+      </w:r>
+      <w:r>
+        <w:rPr>
+          <w:rStyle w:val="VerbatimChar"/>
+        </w:rPr>
+        <w:t xml:space="preserve">NAME | SCHEDULE | COMMAND | LAST | NEXT</w:t>
+      </w:r>
+      <w:r>
+        <w:t xml:space="preserve">. Each row has a status dot on the left (green = active, grey = disabled). NEXT run is bold when upcoming.</w:t>
+      </w:r>
+      <w:r>
+        <w:t xml:space="preserve"> </w:t>
+      </w:r>
+      <w:r>
+        <w:t xml:space="preserve">| ● | NAME | SCHEDULE (cron) | COMMAND | LAST | NEXT |</w:t>
+      </w:r>
+      <w:r>
+        <w:t xml:space="preserve"> </w:t>
+      </w:r>
+      <w:r>
+        <w:t xml:space="preserve">|—|——|—————–|———|——|——|</w:t>
+      </w:r>
+      <w:r>
+        <w:t xml:space="preserve"> </w:t>
+      </w:r>
+      <w:r>
+        <w:t xml:space="preserve">| green | Nightly restart |</w:t>
+      </w:r>
+      <w:r>
+        <w:t xml:space="preserve"> </w:t>
+      </w:r>
+      <w:r>
+        <w:rPr>
+          <w:rStyle w:val="VerbatimChar"/>
+        </w:rPr>
+        <w:t xml:space="preserve">0 5 * * *</w:t>
+      </w:r>
+      <w:r>
+        <w:t xml:space="preserve"> </w:t>
+      </w:r>
+      <w:r>
+        <w:t xml:space="preserve">|</w:t>
+      </w:r>
+      <w:r>
+        <w:t xml:space="preserve"> </w:t>
+      </w:r>
+      <w:r>
+        <w:rPr>
+          <w:rStyle w:val="VerbatimChar"/>
+        </w:rPr>
+        <w:t xml:space="preserve">sv_shutdown</w:t>
+      </w:r>
+      <w:r>
+        <w:t xml:space="preserve"> </w:t>
+      </w:r>
+      <w:r>
+        <w:t xml:space="preserve">| 2026-05-21 05:00 |</w:t>
+      </w:r>
+      <w:r>
+        <w:t xml:space="preserve"> </w:t>
+      </w:r>
+      <w:r>
+        <w:rPr>
+          <w:bCs/>
+          <w:b/>
+        </w:rPr>
+        <w:t xml:space="preserve">2026-05-22 05:00</w:t>
+      </w:r>
+      <w:r>
+        <w:t xml:space="preserve"> </w:t>
+      </w:r>
+      <w:r>
+        <w:t xml:space="preserve">|</w:t>
+      </w:r>
+      <w:r>
+        <w:t xml:space="preserve"> </w:t>
+      </w:r>
+      <w:r>
+        <w:t xml:space="preserve">| green | Warmup reset |</w:t>
+      </w:r>
+      <w:r>
+        <w:t xml:space="preserve"> </w:t>
+      </w:r>
+      <w:r>
+        <w:rPr>
+          <w:rStyle w:val="VerbatimChar"/>
+        </w:rPr>
+        <w:t xml:space="preserve">*/30 * * * *</w:t>
+      </w:r>
+      <w:r>
+        <w:t xml:space="preserve"> </w:t>
+      </w:r>
+      <w:r>
+        <w:t xml:space="preserve">|</w:t>
+      </w:r>
+      <w:r>
+        <w:t xml:space="preserve"> </w:t>
+      </w:r>
+      <w:r>
+        <w:rPr>
+          <w:rStyle w:val="VerbatimChar"/>
+        </w:rPr>
+        <w:t xml:space="preserve">mp_warmup_start</w:t>
+      </w:r>
+      <w:r>
+        <w:t xml:space="preserve"> </w:t>
+      </w:r>
+      <w:r>
+        <w:t xml:space="preserve">| 12:30 |</w:t>
+      </w:r>
+      <w:r>
+        <w:t xml:space="preserve"> </w:t>
+      </w:r>
+      <w:r>
+        <w:rPr>
+          <w:bCs/>
+          <w:b/>
+        </w:rPr>
+        <w:t xml:space="preserve">13:00</w:t>
+      </w:r>
+      <w:r>
+        <w:t xml:space="preserve"> </w:t>
+      </w:r>
+      <w:r>
+        <w:t xml:space="preserve">|</w:t>
+      </w:r>
+      <w:r>
+        <w:t xml:space="preserve"> </w:t>
+      </w:r>
+      <w:r>
+        <w:t xml:space="preserve">| green | Workshop sync |</w:t>
+      </w:r>
+      <w:r>
+        <w:t xml:space="preserve"> </w:t>
+      </w:r>
+      <w:r>
+        <w:rPr>
+          <w:rStyle w:val="VerbatimChar"/>
+        </w:rPr>
+        <w:t xml:space="preserve">0 4 * * 0</w:t>
+      </w:r>
+      <w:r>
+        <w:t xml:space="preserve"> </w:t>
+      </w:r>
+      <w:r>
+        <w:t xml:space="preserve">|</w:t>
+      </w:r>
+      <w:r>
+        <w:t xml:space="preserve"> </w:t>
+      </w:r>
+      <w:r>
+        <w:rPr>
+          <w:rStyle w:val="VerbatimChar"/>
+        </w:rPr>
+        <w:t xml:space="preserve">ds_workshop_sync</w:t>
+      </w:r>
+      <w:r>
+        <w:t xml:space="preserve"> </w:t>
+      </w:r>
+      <w:r>
+        <w:t xml:space="preserve">| 2026-05-18 04:00 |</w:t>
+      </w:r>
+      <w:r>
+        <w:t xml:space="preserve"> </w:t>
+      </w:r>
+      <w:r>
+        <w:rPr>
+          <w:bCs/>
+          <w:b/>
+        </w:rPr>
+        <w:t xml:space="preserve">2026-05-25 04:00</w:t>
+      </w:r>
+      <w:r>
+        <w:t xml:space="preserve"> </w:t>
+      </w:r>
+      <w:r>
+        <w:t xml:space="preserve">|</w:t>
+      </w:r>
+      <w:r>
+        <w:t xml:space="preserve"> </w:t>
+      </w:r>
+      <w:r>
+        <w:t xml:space="preserve">| green | Daily backup |</w:t>
+      </w:r>
+      <w:r>
+        <w:t xml:space="preserve"> </w:t>
+      </w:r>
+      <w:r>
+        <w:rPr>
+          <w:rStyle w:val="VerbatimChar"/>
+        </w:rPr>
+        <w:t xml:space="preserve">0 3 * * *</w:t>
+      </w:r>
+      <w:r>
+        <w:t xml:space="preserve"> </w:t>
+      </w:r>
+      <w:r>
+        <w:t xml:space="preserve">|</w:t>
+      </w:r>
+      <w:r>
+        <w:t xml:space="preserve"> </w:t>
+      </w:r>
+      <w:r>
+        <w:rPr>
+          <w:rStyle w:val="VerbatimChar"/>
+        </w:rPr>
+        <w:t xml:space="preserve">exec ./backups/snap.sh</w:t>
+      </w:r>
+      <w:r>
+        <w:t xml:space="preserve"> </w:t>
+      </w:r>
+      <w:r>
+        <w:t xml:space="preserve">| 2026-05-21 03:00 |</w:t>
+      </w:r>
+      <w:r>
+        <w:t xml:space="preserve"> </w:t>
+      </w:r>
+      <w:r>
+        <w:rPr>
+          <w:bCs/>
+          <w:b/>
+        </w:rPr>
+        <w:t xml:space="preserve">2026-05-22 03:00</w:t>
+      </w:r>
+      <w:r>
+        <w:t xml:space="preserve"> </w:t>
+      </w:r>
+      <w:r>
+        <w:t xml:space="preserve">|</w:t>
+      </w:r>
+      <w:r>
+        <w:t xml:space="preserve"> </w:t>
+      </w:r>
+      <w:r>
+        <w:t xml:space="preserve">| grey | Pug auto-shuffle |</w:t>
+      </w:r>
+      <w:r>
+        <w:t xml:space="preserve"> </w:t>
+      </w:r>
+      <w:r>
+        <w:rPr>
+          <w:rStyle w:val="VerbatimChar"/>
+        </w:rPr>
+        <w:t xml:space="preserve">0 19 * * 5</w:t>
+      </w:r>
+      <w:r>
+        <w:t xml:space="preserve"> </w:t>
+      </w:r>
+      <w:r>
+        <w:t xml:space="preserve">|</w:t>
+      </w:r>
+      <w:r>
+        <w:t xml:space="preserve"> </w:t>
+      </w:r>
+      <w:r>
+        <w:rPr>
+          <w:rStyle w:val="VerbatimChar"/>
+        </w:rPr>
+        <w:t xml:space="preserve">mz_shuffle</w:t>
+      </w:r>
+      <w:r>
+        <w:t xml:space="preserve"> </w:t>
+      </w:r>
+      <w:r>
+        <w:t xml:space="preserve">| 2026-05-16 19:00 | 2026-05-23 19:00 (disabled) |</w:t>
+      </w:r>
+    </w:p>
+    <w:bookmarkEnd w:id="73"/>
+    <w:bookmarkStart w:id="74" w:name="recent-runs-table-below-jobs"/>
+    <w:p>
+      <w:pPr>
+        <w:pStyle w:val="Heading4"/>
+      </w:pPr>
+      <w:r>
+        <w:t xml:space="preserve">RECENT RUNS table (below jobs)</w:t>
+      </w:r>
+    </w:p>
+    <w:p>
+      <w:pPr>
+        <w:pStyle w:val="FirstParagraph"/>
+      </w:pPr>
+      <w:r>
+        <w:t xml:space="preserve">Columns:</w:t>
+      </w:r>
+      <w:r>
+        <w:t xml:space="preserve"> </w:t>
+      </w:r>
+      <w:r>
+        <w:rPr>
+          <w:rStyle w:val="VerbatimChar"/>
+        </w:rPr>
+        <w:t xml:space="preserve">WHEN | TASK | DURATION | RESULT</w:t>
+      </w:r>
+      <w:r>
+        <w:t xml:space="preserve">. RESULT is a colored pill: green</w:t>
+      </w:r>
+      <w:r>
+        <w:t xml:space="preserve"> </w:t>
+      </w:r>
+      <w:r>
+        <w:rPr>
+          <w:rStyle w:val="VerbatimChar"/>
+        </w:rPr>
+        <w:t xml:space="preserve">ok</w:t>
+      </w:r>
+      <w:r>
+        <w:t xml:space="preserve">, amber</w:t>
+      </w:r>
+      <w:r>
+        <w:t xml:space="preserve"> </w:t>
+      </w:r>
+      <w:r>
+        <w:rPr>
+          <w:rStyle w:val="VerbatimChar"/>
+        </w:rPr>
+        <w:t xml:space="preserve">N retries</w:t>
+      </w:r>
+      <w:r>
+        <w:t xml:space="preserve">, grey</w:t>
+      </w:r>
+      <w:r>
+        <w:t xml:space="preserve"> </w:t>
+      </w:r>
+      <w:r>
+        <w:rPr>
+          <w:rStyle w:val="VerbatimChar"/>
+        </w:rPr>
+        <w:t xml:space="preserve">disabled</w:t>
+      </w:r>
+      <w:r>
+        <w:t xml:space="preserve">.</w:t>
+      </w:r>
+      <w:r>
+        <w:t xml:space="preserve"> </w:t>
+      </w:r>
+      <w:r>
+        <w:t xml:space="preserve">| WHEN | TASK | DURATION | RESULT |</w:t>
+      </w:r>
+      <w:r>
+        <w:t xml:space="preserve"> </w:t>
+      </w:r>
+      <w:r>
+        <w:t xml:space="preserve">|——|——|———-|——–|</w:t>
+      </w:r>
+      <w:r>
+        <w:t xml:space="preserve"> </w:t>
+      </w:r>
+      <w:r>
+        <w:t xml:space="preserve">| 12:30:00 | Warmup reset | 0.08s | ok |</w:t>
+      </w:r>
+      <w:r>
+        <w:t xml:space="preserve"> </w:t>
+      </w:r>
+      <w:r>
+        <w:t xml:space="preserve">| 12:00:00 | Warmup reset | 0.07s | ok |</w:t>
+      </w:r>
+      <w:r>
+        <w:t xml:space="preserve"> </w:t>
+      </w:r>
+      <w:r>
+        <w:t xml:space="preserve">| 05:00:00 | Nightly restart | 14.2s | ok |</w:t>
+      </w:r>
+      <w:r>
+        <w:t xml:space="preserve"> </w:t>
+      </w:r>
+      <w:r>
+        <w:t xml:space="preserve">| 03:00:00 | Daily backup | 2m 04s | ok |</w:t>
+      </w:r>
+      <w:r>
+        <w:t xml:space="preserve"> </w:t>
+      </w:r>
+      <w:r>
+        <w:t xml:space="preserve">| 04:00 (Sun) | Workshop sync | 8m 41s | 3 retries (amber) |</w:t>
+      </w:r>
+      <w:r>
+        <w:t xml:space="preserve"> </w:t>
+      </w:r>
+      <w:r>
+        <w:t xml:space="preserve">| 19:00 (Fri) | Pug auto-shuffle | — | disabled (grey) |</w:t>
+      </w:r>
+    </w:p>
+    <w:bookmarkEnd w:id="74"/>
+    <w:bookmarkStart w:id="75" w:name="presets-panel-right"/>
+    <w:p>
+      <w:pPr>
+        <w:pStyle w:val="Heading4"/>
+      </w:pPr>
+      <w:r>
+        <w:t xml:space="preserve">Presets panel (right)</w:t>
+      </w:r>
+    </w:p>
+    <w:p>
+      <w:pPr>
+        <w:pStyle w:val="FirstParagraph"/>
+      </w:pPr>
+      <w:r>
+        <w:t xml:space="preserve">Header:</w:t>
+      </w:r>
+      <w:r>
+        <w:t xml:space="preserve"> </w:t>
+      </w:r>
+      <w:r>
+        <w:rPr>
+          <w:bCs/>
+          <w:b/>
+        </w:rPr>
+        <w:t xml:space="preserve">✧ Presets</w:t>
+      </w:r>
+      <w:r>
+        <w:t xml:space="preserve">. Clickable preset cards (name + cron/trigger + command, monospace grey):</w:t>
+      </w:r>
+      <w:r>
+        <w:t xml:space="preserve"> </w:t>
+      </w:r>
+      <w:r>
+        <w:t xml:space="preserve">- Nightly restart —</w:t>
+      </w:r>
+      <w:r>
+        <w:t xml:space="preserve"> </w:t>
+      </w:r>
+      <w:r>
+        <w:rPr>
+          <w:rStyle w:val="VerbatimChar"/>
+        </w:rPr>
+        <w:t xml:space="preserve">0 5 * * * → sv_shutdown</w:t>
+      </w:r>
+      <w:r>
+        <w:t xml:space="preserve"> </w:t>
+      </w:r>
+      <w:r>
+        <w:t xml:space="preserve">- Warmup reset every 30m —</w:t>
+      </w:r>
+      <w:r>
+        <w:t xml:space="preserve"> </w:t>
+      </w:r>
+      <w:r>
+        <w:rPr>
+          <w:rStyle w:val="VerbatimChar"/>
+        </w:rPr>
+        <w:t xml:space="preserve">*/30 * * * * → mp_warmup_start</w:t>
+      </w:r>
+      <w:r>
+        <w:t xml:space="preserve"> </w:t>
+      </w:r>
+      <w:r>
+        <w:t xml:space="preserve">- Pre-match script —</w:t>
+      </w:r>
+      <w:r>
+        <w:t xml:space="preserve"> </w:t>
+      </w:r>
+      <w:r>
+        <w:rPr>
+          <w:rStyle w:val="VerbatimChar"/>
+        </w:rPr>
+        <w:t xml:space="preserve">on-event match → matchzy_load mr12</w:t>
+      </w:r>
+      <w:r>
+        <w:t xml:space="preserve"> </w:t>
+      </w:r>
+      <w:r>
+        <w:t xml:space="preserve">- GOTV demo cleanup —</w:t>
+      </w:r>
+      <w:r>
+        <w:t xml:space="preserve"> </w:t>
+      </w:r>
+      <w:r>
+        <w:rPr>
+          <w:rStyle w:val="VerbatimChar"/>
+        </w:rPr>
+        <w:t xml:space="preserve">0 6 * * 0 → find demos -mtime +30 -delete</w:t>
+      </w:r>
+      <w:r>
+        <w:t xml:space="preserve"> </w:t>
+      </w:r>
+      <w:r>
+        <w:t xml:space="preserve">- Discord ping if down —</w:t>
+      </w:r>
+      <w:r>
+        <w:t xml:space="preserve"> </w:t>
+      </w:r>
+      <w:r>
+        <w:rPr>
+          <w:rStyle w:val="VerbatimChar"/>
+        </w:rPr>
+        <w:t xml:space="preserve">on-event down → webhook discord_alerts</w:t>
+      </w:r>
+    </w:p>
+    <w:bookmarkEnd w:id="75"/>
+    <w:bookmarkStart w:id="76" w:name="next-24h-panel-right-below-presets"/>
+    <w:p>
+      <w:pPr>
+        <w:pStyle w:val="Heading4"/>
+      </w:pPr>
+      <w:r>
+        <w:t xml:space="preserve">Next 24h panel (right, below presets)</w:t>
+      </w:r>
+    </w:p>
+    <w:p>
+      <w:pPr>
+        <w:pStyle w:val="FirstParagraph"/>
+      </w:pPr>
+      <w:r>
+        <w:t xml:space="preserve">Header:</w:t>
+      </w:r>
+      <w:r>
+        <w:t xml:space="preserve"> </w:t>
+      </w:r>
+      <w:r>
+        <w:rPr>
+          <w:bCs/>
+          <w:b/>
+        </w:rPr>
+        <w:t xml:space="preserve">↧ Next 24h</w:t>
+      </w:r>
+      <w:r>
+        <w:t xml:space="preserve">. Timeline list of upcoming runs (time + task):</w:t>
+      </w:r>
+      <w:r>
+        <w:t xml:space="preserve"> </w:t>
+      </w:r>
+      <w:r>
+        <w:t xml:space="preserve">- 13:00 Warmup reset</w:t>
+      </w:r>
+      <w:r>
+        <w:t xml:space="preserve"> </w:t>
+      </w:r>
+      <w:r>
+        <w:t xml:space="preserve">- 13:30 Warmup reset</w:t>
+      </w:r>
+      <w:r>
+        <w:t xml:space="preserve"> </w:t>
+      </w:r>
+      <w:r>
+        <w:t xml:space="preserve">- 14:00 Warmup reset</w:t>
+      </w:r>
+      <w:r>
+        <w:t xml:space="preserve"> </w:t>
+      </w:r>
+      <w:r>
+        <w:t xml:space="preserve">-</w:t>
+      </w:r>
+      <w:r>
+        <w:t xml:space="preserve"> </w:t>
+      </w:r>
+      <w:r>
+        <w:rPr>
+          <w:rStyle w:val="VerbatimChar"/>
+        </w:rPr>
+        <w:t xml:space="preserve">— hourly until 04:30 —</w:t>
+      </w:r>
+      <w:r>
+        <w:t xml:space="preserve"> </w:t>
+      </w:r>
+      <w:r>
+        <w:t xml:space="preserve">(collapsed range indicator)</w:t>
+      </w:r>
+      <w:r>
+        <w:t xml:space="preserve"> </w:t>
+      </w:r>
+      <w:r>
+        <w:t xml:space="preserve">- 05:00 Nightly restart</w:t>
+      </w:r>
+      <w:r>
+        <w:t xml:space="preserve"> </w:t>
+      </w:r>
+      <w:r>
+        <w:t xml:space="preserve">- 03:00 Daily backup</w:t>
+      </w:r>
+    </w:p>
+    <w:p>
+      <w:pPr>
+        <w:pStyle w:val="BlockText"/>
+      </w:pPr>
+      <w:r>
+        <w:rPr>
+          <w:bCs/>
+          <w:b/>
+        </w:rPr>
+        <w:t xml:space="preserve">Implementation notes:</w:t>
+      </w:r>
+      <w:r>
+        <w:t xml:space="preserve"> </w:t>
+      </w:r>
+      <w:r>
+        <w:t xml:space="preserve">cron scheduling runs via nokit-relay. Jobs support both cron expressions and</w:t>
+      </w:r>
+      <w:r>
+        <w:t xml:space="preserve"> </w:t>
+      </w:r>
+      <w:r>
+        <w:rPr>
+          <w:rStyle w:val="VerbatimChar"/>
+        </w:rPr>
+        <w:t xml:space="preserve">on-event</w:t>
+      </w:r>
+      <w:r>
+        <w:t xml:space="preserve"> </w:t>
+      </w:r>
+      <w:r>
+        <w:t xml:space="preserve">triggers (match, down). System timezone shown: Europe/Berlin.</w:t>
+      </w:r>
+    </w:p>
+    <w:p>
+      <w:r>
+        <w:pict>
+          <v:rect style="width:0;height:1.5pt" o:hralign="center" o:hrstd="t" o:hr="t"/>
+        </w:pict>
+      </w:r>
+    </w:p>
+    <w:bookmarkEnd w:id="76"/>
+    <w:bookmarkEnd w:id="77"/>
+    <w:bookmarkStart w:id="83" w:name="admin"/>
+    <w:p>
+      <w:pPr>
+        <w:pStyle w:val="Heading3"/>
+      </w:pPr>
+      <w:r>
+        <w:t xml:space="preserve">10. Admin</w:t>
+      </w:r>
+    </w:p>
+    <w:p>
+      <w:pPr>
+        <w:pStyle w:val="FirstParagraph"/>
+      </w:pPr>
+      <w:r>
+        <w:t xml:space="preserve">Page title:</w:t>
+      </w:r>
+      <w:r>
+        <w:t xml:space="preserve"> </w:t>
+      </w:r>
+      <w:r>
+        <w:rPr>
+          <w:bCs/>
+          <w:b/>
+        </w:rPr>
+        <w:t xml:space="preserve">Admin</w:t>
+      </w:r>
+      <w:r>
+        <w:t xml:space="preserve">. Subtitle:</w:t>
+      </w:r>
+      <w:r>
+        <w:t xml:space="preserve"> </w:t>
+      </w:r>
+      <w:r>
+        <w:rPr>
+          <w:rStyle w:val="VerbatimChar"/>
+        </w:rPr>
+        <w:t xml:space="preserve">4 users · audit retention 90d · Discord webhook configured · GOTV port 27020</w:t>
+      </w:r>
+      <w:r>
+        <w:t xml:space="preserve">.</w:t>
+      </w:r>
+      <w:r>
+        <w:t xml:space="preserve"> </w:t>
+      </w:r>
+      <w:r>
+        <w:t xml:space="preserve">Top-right buttons:</w:t>
+      </w:r>
+      <w:r>
+        <w:t xml:space="preserve"> </w:t>
+      </w:r>
+      <w:r>
+        <w:rPr>
+          <w:rStyle w:val="VerbatimChar"/>
+        </w:rPr>
+        <w:t xml:space="preserve">⤓ Export audit log</w:t>
+      </w:r>
+      <w:r>
+        <w:t xml:space="preserve">, green</w:t>
+      </w:r>
+      <w:r>
+        <w:t xml:space="preserve"> </w:t>
+      </w:r>
+      <w:r>
+        <w:rPr>
+          <w:rStyle w:val="VerbatimChar"/>
+        </w:rPr>
+        <w:t xml:space="preserve">+ Invite admin</w:t>
+      </w:r>
+      <w:r>
+        <w:t xml:space="preserve">.</w:t>
+      </w:r>
+    </w:p>
+    <w:bookmarkStart w:id="78" w:name="tabs"/>
+    <w:p>
+      <w:pPr>
+        <w:pStyle w:val="Heading4"/>
+      </w:pPr>
+      <w:r>
+        <w:t xml:space="preserve">Tabs</w:t>
+      </w:r>
+    </w:p>
+    <w:p>
+      <w:pPr>
+        <w:pStyle w:val="FirstParagraph"/>
+      </w:pPr>
+      <w:r>
+        <w:rPr>
+          <w:rStyle w:val="VerbatimChar"/>
+        </w:rPr>
+        <w:t xml:space="preserve">Users &amp; roles 4</w:t>
+      </w:r>
+      <w:r>
+        <w:t xml:space="preserve"> </w:t>
+      </w:r>
+      <w:r>
+        <w:t xml:space="preserve">·</w:t>
+      </w:r>
+      <w:r>
+        <w:t xml:space="preserve"> </w:t>
+      </w:r>
+      <w:r>
+        <w:rPr>
+          <w:rStyle w:val="VerbatimChar"/>
+        </w:rPr>
+        <w:t xml:space="preserve">Audit log 10</w:t>
+      </w:r>
+      <w:r>
+        <w:t xml:space="preserve"> </w:t>
+      </w:r>
+      <w:r>
+        <w:t xml:space="preserve">·</w:t>
+      </w:r>
+      <w:r>
+        <w:t xml:space="preserve"> </w:t>
+      </w:r>
+      <w:r>
+        <w:rPr>
+          <w:rStyle w:val="VerbatimChar"/>
+        </w:rPr>
+        <w:t xml:space="preserve">Integrations</w:t>
+      </w:r>
+      <w:r>
+        <w:t xml:space="preserve"> </w:t>
+      </w:r>
+      <w:r>
+        <w:t xml:space="preserve">·</w:t>
+      </w:r>
+      <w:r>
+        <w:t xml:space="preserve"> </w:t>
+      </w:r>
+      <w:r>
+        <w:rPr>
+          <w:rStyle w:val="VerbatimChar"/>
+        </w:rPr>
+        <w:t xml:space="preserve">GOTV &amp; demos</w:t>
+      </w:r>
+      <w:r>
+        <w:t xml:space="preserve">.</w:t>
+      </w:r>
+    </w:p>
+    <w:bookmarkEnd w:id="78"/>
+    <w:bookmarkStart w:id="79" w:name="users-roles-tab"/>
+    <w:p>
+      <w:pPr>
+        <w:pStyle w:val="Heading4"/>
+      </w:pPr>
+      <w:r>
+        <w:t xml:space="preserve">Users &amp; roles tab</w:t>
+      </w:r>
+    </w:p>
+    <w:p>
+      <w:pPr>
+        <w:pStyle w:val="FirstParagraph"/>
+      </w:pPr>
+      <w:r>
+        <w:t xml:space="preserve">Users table columns:</w:t>
+      </w:r>
+      <w:r>
+        <w:t xml:space="preserve"> </w:t>
+      </w:r>
+      <w:r>
+        <w:rPr>
+          <w:rStyle w:val="VerbatimChar"/>
+        </w:rPr>
+        <w:t xml:space="preserve">USER | EMAIL | ROLE | MFA | LAST SEEN</w:t>
+      </w:r>
+      <w:r>
+        <w:t xml:space="preserve">. ROLE is a colored pill; MFA is green</w:t>
+      </w:r>
+      <w:r>
+        <w:t xml:space="preserve"> </w:t>
+      </w:r>
+      <w:r>
+        <w:rPr>
+          <w:rStyle w:val="VerbatimChar"/>
+        </w:rPr>
+        <w:t xml:space="preserve">on</w:t>
+      </w:r>
+      <w:r>
+        <w:t xml:space="preserve"> </w:t>
+      </w:r>
+      <w:r>
+        <w:t xml:space="preserve">/ amber</w:t>
+      </w:r>
+      <w:r>
+        <w:t xml:space="preserve"> </w:t>
+      </w:r>
+      <w:r>
+        <w:rPr>
+          <w:rStyle w:val="VerbatimChar"/>
+        </w:rPr>
+        <w:t xml:space="preserve">off</w:t>
+      </w:r>
+      <w:r>
+        <w:t xml:space="preserve"> </w:t>
+      </w:r>
+      <w:r>
+        <w:t xml:space="preserve">pill.</w:t>
+      </w:r>
+      <w:r>
+        <w:t xml:space="preserve"> </w:t>
+      </w:r>
+      <w:r>
+        <w:t xml:space="preserve">| USER | EMAIL | ROLE | MFA | LAST SEEN |</w:t>
+      </w:r>
+      <w:r>
+        <w:t xml:space="preserve"> </w:t>
+      </w:r>
+      <w:r>
+        <w:t xml:space="preserve">|——|——-|——|—–|———–|</w:t>
+      </w:r>
+      <w:r>
+        <w:t xml:space="preserve"> </w:t>
+      </w:r>
+      <w:r>
+        <w:t xml:space="preserve">| m0use@ | m@m0use.dev | owner (green) | on | 12:51 — now |</w:t>
+      </w:r>
+      <w:r>
+        <w:t xml:space="preserve"> </w:t>
+      </w:r>
+      <w:r>
+        <w:t xml:space="preserve">| jaeger | p.j@axum.io | admin (blue) | on | 2h ago |</w:t>
+      </w:r>
+      <w:r>
+        <w:t xml:space="preserve"> </w:t>
+      </w:r>
+      <w:r>
+        <w:t xml:space="preserve">| kira | kira@scrim.gg | admin (blue) | off (amber) | 1d ago |</w:t>
+      </w:r>
+      <w:r>
+        <w:t xml:space="preserve"> </w:t>
+      </w:r>
+      <w:r>
+        <w:t xml:space="preserve">| ref-bot | discord://ref | moderator (grey) | on | 4d ago |</w:t>
+      </w:r>
+    </w:p>
+    <w:p>
+      <w:pPr>
+        <w:pStyle w:val="BodyText"/>
+      </w:pPr>
+      <w:r>
+        <w:rPr>
+          <w:bCs/>
+          <w:b/>
+        </w:rPr>
+        <w:t xml:space="preserve">Role matrix panel (right)</w:t>
+      </w:r>
+      <w:r>
+        <w:t xml:space="preserve"> </w:t>
+      </w:r>
+      <w:r>
+        <w:t xml:space="preserve">— Header</w:t>
+      </w:r>
+      <w:r>
+        <w:t xml:space="preserve"> </w:t>
+      </w:r>
+      <w:r>
+        <w:rPr>
+          <w:bCs/>
+          <w:b/>
+        </w:rPr>
+        <w:t xml:space="preserve">Role matrix</w:t>
+      </w:r>
+      <w:r>
+        <w:t xml:space="preserve">. Columns:</w:t>
+      </w:r>
+      <w:r>
+        <w:t xml:space="preserve"> </w:t>
+      </w:r>
+      <w:r>
+        <w:rPr>
+          <w:rStyle w:val="VerbatimChar"/>
+        </w:rPr>
+        <w:t xml:space="preserve">CAPABILITY | OWNER | ADMIN | MOD</w:t>
+      </w:r>
+      <w:r>
+        <w:t xml:space="preserve"> </w:t>
+      </w:r>
+      <w:r>
+        <w:t xml:space="preserve">(✓ = granted, · = not):</w:t>
+      </w:r>
+      <w:r>
+        <w:t xml:space="preserve"> </w:t>
+      </w:r>
+      <w:r>
+        <w:t xml:space="preserve">| CAPABILITY | OWNER | ADMIN | MOD |</w:t>
+      </w:r>
+      <w:r>
+        <w:t xml:space="preserve"> </w:t>
+      </w:r>
+      <w:r>
+        <w:t xml:space="preserve">|————|:—–:|:—–:|:—:|</w:t>
+      </w:r>
+      <w:r>
+        <w:t xml:space="preserve"> </w:t>
+      </w:r>
+      <w:r>
+        <w:t xml:space="preserve">| rcon console | ✓ | ✓ | · |</w:t>
+      </w:r>
+      <w:r>
+        <w:t xml:space="preserve"> </w:t>
+      </w:r>
+      <w:r>
+        <w:t xml:space="preserve">| kick / ban | ✓ | ✓ | ✓ |</w:t>
+      </w:r>
+      <w:r>
+        <w:t xml:space="preserve"> </w:t>
+      </w:r>
+      <w:r>
+        <w:t xml:space="preserve">| edit configs | ✓ | ✓ | · |</w:t>
+      </w:r>
+      <w:r>
+        <w:t xml:space="preserve"> </w:t>
+      </w:r>
+      <w:r>
+        <w:t xml:space="preserve">| install plugins | ✓ | ✓ | · |</w:t>
+      </w:r>
+      <w:r>
+        <w:t xml:space="preserve"> </w:t>
+      </w:r>
+      <w:r>
+        <w:t xml:space="preserve">| manage admins | ✓ | · | · |</w:t>
+      </w:r>
+      <w:r>
+        <w:t xml:space="preserve"> </w:t>
+      </w:r>
+      <w:r>
+        <w:t xml:space="preserve">| manage servers | ✓ | · | · |</w:t>
+      </w:r>
+    </w:p>
+    <w:bookmarkEnd w:id="79"/>
+    <w:bookmarkStart w:id="80" w:name="audit-log-tab"/>
+    <w:p>
+      <w:pPr>
+        <w:pStyle w:val="Heading4"/>
+      </w:pPr>
+      <w:r>
+        <w:t xml:space="preserve">Audit log tab</w:t>
+      </w:r>
+    </w:p>
+    <w:p>
+      <w:pPr>
+        <w:pStyle w:val="FirstParagraph"/>
+      </w:pPr>
+      <w:r>
+        <w:t xml:space="preserve">Controls: search</w:t>
+      </w:r>
+      <w:r>
+        <w:t xml:space="preserve"> </w:t>
+      </w:r>
+      <w:r>
+        <w:rPr>
+          <w:rStyle w:val="VerbatimChar"/>
+        </w:rPr>
+        <w:t xml:space="preserve">search by user, action, target, time</w:t>
+      </w:r>
+      <w:r>
+        <w:t xml:space="preserve">; time-range segmented filter</w:t>
+      </w:r>
+      <w:r>
+        <w:t xml:space="preserve"> </w:t>
+      </w:r>
+      <w:r>
+        <w:rPr>
+          <w:rStyle w:val="VerbatimChar"/>
+        </w:rPr>
+        <w:t xml:space="preserve">[ today | 7d | 30d | all ]</w:t>
+      </w:r>
+      <w:r>
+        <w:t xml:space="preserve"> </w:t>
+      </w:r>
+      <w:r>
+        <w:t xml:space="preserve">(today selected); type filter</w:t>
+      </w:r>
+      <w:r>
+        <w:t xml:space="preserve"> </w:t>
+      </w:r>
+      <w:r>
+        <w:rPr>
+          <w:rStyle w:val="VerbatimChar"/>
+        </w:rPr>
+        <w:t xml:space="preserve">[ all | writes | signin ]</w:t>
+      </w:r>
+      <w:r>
+        <w:t xml:space="preserve"> </w:t>
+      </w:r>
+      <w:r>
+        <w:t xml:space="preserve">(writes selected).</w:t>
+      </w:r>
+      <w:r>
+        <w:t xml:space="preserve"> </w:t>
+      </w:r>
+      <w:r>
+        <w:t xml:space="preserve">Columns:</w:t>
+      </w:r>
+      <w:r>
+        <w:t xml:space="preserve"> </w:t>
+      </w:r>
+      <w:r>
+        <w:rPr>
+          <w:rStyle w:val="VerbatimChar"/>
+        </w:rPr>
+        <w:t xml:space="preserve">WHEN | WHO | ACTION | TARGET</w:t>
+      </w:r>
+      <w:r>
+        <w:t xml:space="preserve"> </w:t>
+      </w:r>
+      <w:r>
+        <w:t xml:space="preserve">+ a status check (✓ ok / ⚠ warning icon at far right). ACTION is a colored keyword pill (</w:t>
+      </w:r>
+      <w:r>
+        <w:rPr>
+          <w:rStyle w:val="VerbatimChar"/>
+        </w:rPr>
+        <w:t xml:space="preserve">cmd</w:t>
+      </w:r>
+      <w:r>
+        <w:t xml:space="preserve">,</w:t>
+      </w:r>
+      <w:r>
+        <w:t xml:space="preserve"> </w:t>
+      </w:r>
+      <w:r>
+        <w:rPr>
+          <w:rStyle w:val="VerbatimChar"/>
+        </w:rPr>
+        <w:t xml:space="preserve">kick</w:t>
+      </w:r>
+      <w:r>
+        <w:t xml:space="preserve">,</w:t>
+      </w:r>
+      <w:r>
+        <w:t xml:space="preserve"> </w:t>
+      </w:r>
+      <w:r>
+        <w:rPr>
+          <w:rStyle w:val="VerbatimChar"/>
+        </w:rPr>
+        <w:t xml:space="preserve">plugin</w:t>
+      </w:r>
+      <w:r>
+        <w:t xml:space="preserve">,</w:t>
+      </w:r>
+      <w:r>
+        <w:t xml:space="preserve"> </w:t>
+      </w:r>
+      <w:r>
+        <w:rPr>
+          <w:rStyle w:val="VerbatimChar"/>
+        </w:rPr>
+        <w:t xml:space="preserve">map</w:t>
+      </w:r>
+      <w:r>
+        <w:t xml:space="preserve">,</w:t>
+      </w:r>
+      <w:r>
+        <w:t xml:space="preserve"> </w:t>
+      </w:r>
+      <w:r>
+        <w:rPr>
+          <w:rStyle w:val="VerbatimChar"/>
+        </w:rPr>
+        <w:t xml:space="preserve">preset</w:t>
+      </w:r>
+      <w:r>
+        <w:t xml:space="preserve">,</w:t>
+      </w:r>
+      <w:r>
+        <w:t xml:space="preserve"> </w:t>
+      </w:r>
+      <w:r>
+        <w:rPr>
+          <w:rStyle w:val="VerbatimChar"/>
+        </w:rPr>
+        <w:t xml:space="preserve">config</w:t>
+      </w:r>
+      <w:r>
+        <w:t xml:space="preserve">,</w:t>
+      </w:r>
+      <w:r>
+        <w:t xml:space="preserve"> </w:t>
+      </w:r>
+      <w:r>
+        <w:rPr>
+          <w:rStyle w:val="VerbatimChar"/>
+        </w:rPr>
+        <w:t xml:space="preserve">ban</w:t>
+      </w:r>
+      <w:r>
+        <w:t xml:space="preserve">,</w:t>
+      </w:r>
+      <w:r>
+        <w:t xml:space="preserve"> </w:t>
+      </w:r>
+      <w:r>
+        <w:rPr>
+          <w:rStyle w:val="VerbatimChar"/>
+        </w:rPr>
+        <w:t xml:space="preserve">signin</w:t>
+      </w:r>
+      <w:r>
+        <w:t xml:space="preserve">).</w:t>
+      </w:r>
+      <w:r>
+        <w:t xml:space="preserve"> </w:t>
+      </w:r>
+      <w:r>
+        <w:t xml:space="preserve">| WHEN | WHO | ACTION | TARGET | |</w:t>
+      </w:r>
+      <w:r>
+        <w:t xml:space="preserve"> </w:t>
+      </w:r>
+      <w:r>
+        <w:t xml:space="preserve">|——|—–|——–|——–|—|</w:t>
+      </w:r>
+      <w:r>
+        <w:t xml:space="preserve"> </w:t>
+      </w:r>
+      <w:r>
+        <w:t xml:space="preserve">| 12:51:08 | m0use@ | cmd | mp_warmup_end | ✓ |</w:t>
+      </w:r>
+      <w:r>
+        <w:t xml:space="preserve"> </w:t>
+      </w:r>
+      <w:r>
+        <w:t xml:space="preserve">| 12:49:51 | jaeger | kick | h4rdy_woods (STEAM_1:1:77124930) — afk | ✓ |</w:t>
+      </w:r>
+      <w:r>
+        <w:t xml:space="preserve"> </w:t>
+      </w:r>
+      <w:r>
+        <w:t xml:space="preserve">| 12:48:02 | system | plugin | WeaponPaints warn: fetch timeout | ⚠ |</w:t>
+      </w:r>
+      <w:r>
+        <w:t xml:space="preserve"> </w:t>
+      </w:r>
+      <w:r>
+        <w:t xml:space="preserve">| 12:40:11 | m0use@ | map | de_mirage (was de_inferno) | ✓ |</w:t>
+      </w:r>
+      <w:r>
+        <w:t xml:space="preserve"> </w:t>
+      </w:r>
+      <w:r>
+        <w:t xml:space="preserve">| 12:38:00 | jaeger | preset | apply: MR12 (24+OT) | ✓ |</w:t>
+      </w:r>
+      <w:r>
+        <w:t xml:space="preserve"> </w:t>
+      </w:r>
+      <w:r>
+        <w:t xml:space="preserve">| 12:35:12 | m0use@ | config | edit gamemode_competitive.cfg (+4 -2) | ✓ |</w:t>
+      </w:r>
+      <w:r>
+        <w:t xml:space="preserve"> </w:t>
+      </w:r>
+      <w:r>
+        <w:t xml:space="preserve">| 12:30:00 | cron | cmd | mp_warmup_start | ✓ |</w:t>
+      </w:r>
+      <w:r>
+        <w:t xml:space="preserve"> </w:t>
+      </w:r>
+      <w:r>
+        <w:t xml:space="preserve">| 12:18:54 | system | plugin | GotvFix bind failure | ⚠ |</w:t>
+      </w:r>
+      <w:r>
+        <w:t xml:space="preserve"> </w:t>
+      </w:r>
+      <w:r>
+        <w:t xml:space="preserve">| 12:14:33 | kira | ban | lobotomy — wallhack — 21d | ✓ |</w:t>
+      </w:r>
+      <w:r>
+        <w:t xml:space="preserve"> </w:t>
+      </w:r>
+      <w:r>
+        <w:t xml:space="preserve">| 12:02:11 | m0use@ | signin | from 84.124.221.9 — chrome/macOS | ✓ |</w:t>
+      </w:r>
+    </w:p>
+    <w:bookmarkEnd w:id="80"/>
+    <w:bookmarkStart w:id="81" w:name="integrations-tab-4-cards"/>
+    <w:p>
+      <w:pPr>
+        <w:pStyle w:val="Heading4"/>
+      </w:pPr>
+      <w:r>
+        <w:t xml:space="preserve">Integrations tab (4 cards)</w:t>
+      </w:r>
+    </w:p>
+    <w:p>
+      <w:pPr>
+        <w:pStyle w:val="FirstParagraph"/>
+      </w:pPr>
+      <w:r>
+        <w:rPr>
+          <w:bCs/>
+          <w:b/>
+        </w:rPr>
+        <w:t xml:space="preserve">Discord webhook</w:t>
+      </w:r>
+      <w:r>
+        <w:t xml:space="preserve"> </w:t>
+      </w:r>
+      <w:r>
+        <w:t xml:space="preserve">— status</w:t>
+      </w:r>
+      <w:r>
+        <w:t xml:space="preserve"> </w:t>
+      </w:r>
+      <w:r>
+        <w:rPr>
+          <w:rStyle w:val="VerbatimChar"/>
+        </w:rPr>
+        <w:t xml:space="preserve">● connected</w:t>
+      </w:r>
+      <w:r>
+        <w:t xml:space="preserve"> </w:t>
+      </w:r>
+      <w:r>
+        <w:t xml:space="preserve">(green):</w:t>
+      </w:r>
+      <w:r>
+        <w:t xml:space="preserve"> </w:t>
+      </w:r>
+      <w:r>
+        <w:t xml:space="preserve">- url</w:t>
+      </w:r>
+      <w:r>
+        <w:t xml:space="preserve"> </w:t>
+      </w:r>
+      <w:r>
+        <w:rPr>
+          <w:rStyle w:val="VerbatimChar"/>
+        </w:rPr>
+        <w:t xml:space="preserve">https://discord.com/api/webhooks/123•••••/k83a1••••••••</w:t>
+      </w:r>
+      <w:r>
+        <w:t xml:space="preserve"> </w:t>
+      </w:r>
+      <w:r>
+        <w:t xml:space="preserve">- channel</w:t>
+      </w:r>
+      <w:r>
+        <w:t xml:space="preserve"> </w:t>
+      </w:r>
+      <w:r>
+        <w:rPr>
+          <w:rStyle w:val="VerbatimChar"/>
+        </w:rPr>
+        <w:t xml:space="preserve">#nokit-fra1</w:t>
+      </w:r>
+      <w:r>
+        <w:t xml:space="preserve"> </w:t>
+      </w:r>
+      <w:r>
+        <w:t xml:space="preserve">- events</w:t>
+      </w:r>
+      <w:r>
+        <w:t xml:space="preserve"> </w:t>
+      </w:r>
+      <w:r>
+        <w:rPr>
+          <w:rStyle w:val="VerbatimChar"/>
+        </w:rPr>
+        <w:t xml:space="preserve">match start · match end · server down · plugin error · ban</w:t>
+      </w:r>
+      <w:r>
+        <w:t xml:space="preserve"> </w:t>
+      </w:r>
+      <w:r>
+        <w:t xml:space="preserve">- last</w:t>
+      </w:r>
+      <w:r>
+        <w:t xml:space="preserve"> </w:t>
+      </w:r>
+      <w:r>
+        <w:rPr>
+          <w:rStyle w:val="VerbatimChar"/>
+        </w:rPr>
+        <w:t xml:space="preserve">12:51 — match started</w:t>
+      </w:r>
+      <w:r>
+        <w:t xml:space="preserve"> </w:t>
+      </w:r>
+      <w:r>
+        <w:t xml:space="preserve">- Buttons:</w:t>
+      </w:r>
+      <w:r>
+        <w:t xml:space="preserve"> </w:t>
+      </w:r>
+      <w:r>
+        <w:rPr>
+          <w:rStyle w:val="VerbatimChar"/>
+        </w:rPr>
+        <w:t xml:space="preserve">test message</w:t>
+      </w:r>
+      <w:r>
+        <w:t xml:space="preserve">,</w:t>
+      </w:r>
+      <w:r>
+        <w:t xml:space="preserve"> </w:t>
+      </w:r>
+      <w:r>
+        <w:rPr>
+          <w:rStyle w:val="VerbatimChar"/>
+        </w:rPr>
+        <w:t xml:space="preserve">edit</w:t>
+      </w:r>
+      <w:r>
+        <w:t xml:space="preserve">, red</w:t>
+      </w:r>
+      <w:r>
+        <w:t xml:space="preserve"> </w:t>
+      </w:r>
+      <w:r>
+        <w:rPr>
+          <w:rStyle w:val="VerbatimChar"/>
+        </w:rPr>
+        <w:t xml:space="preserve">disconnect</w:t>
+      </w:r>
+      <w:r>
+        <w:t xml:space="preserve">.</w:t>
+      </w:r>
+    </w:p>
+    <w:p>
+      <w:pPr>
+        <w:pStyle w:val="BodyText"/>
+      </w:pPr>
+      <w:r>
+        <w:rPr>
+          <w:bCs/>
+          <w:b/>
+        </w:rPr>
+        <w:t xml:space="preserve">Steam workshop API</w:t>
+      </w:r>
+      <w:r>
+        <w:t xml:space="preserve"> </w:t>
+      </w:r>
+      <w:r>
+        <w:t xml:space="preserve">— status</w:t>
+      </w:r>
+      <w:r>
+        <w:t xml:space="preserve"> </w:t>
+      </w:r>
+      <w:r>
+        <w:rPr>
+          <w:rStyle w:val="VerbatimChar"/>
+        </w:rPr>
+        <w:t xml:space="preserve">● key valid</w:t>
+      </w:r>
+      <w:r>
+        <w:t xml:space="preserve"> </w:t>
+      </w:r>
+      <w:r>
+        <w:t xml:space="preserve">(green):</w:t>
+      </w:r>
+      <w:r>
+        <w:t xml:space="preserve"> </w:t>
+      </w:r>
+      <w:r>
+        <w:t xml:space="preserve">- key</w:t>
+      </w:r>
+      <w:r>
+        <w:t xml:space="preserve"> </w:t>
+      </w:r>
+      <w:r>
+        <w:rPr>
+          <w:rStyle w:val="VerbatimChar"/>
+        </w:rPr>
+        <w:t xml:space="preserve">A1F8••••••••••••••••E0</w:t>
+      </w:r>
+      <w:r>
+        <w:t xml:space="preserve"> </w:t>
+      </w:r>
+      <w:r>
+        <w:t xml:space="preserve">- quota</w:t>
+      </w:r>
+      <w:r>
+        <w:t xml:space="preserve"> </w:t>
+      </w:r>
+      <w:r>
+        <w:rPr>
+          <w:rStyle w:val="VerbatimChar"/>
+        </w:rPr>
+        <w:t xml:space="preserve">4,221 / 100,000 calls (24h)</w:t>
+      </w:r>
+      <w:r>
+        <w:t xml:space="preserve"> </w:t>
+      </w:r>
+      <w:r>
+        <w:t xml:space="preserve">- collection</w:t>
+      </w:r>
+      <w:r>
+        <w:t xml:space="preserve"> </w:t>
+      </w:r>
+      <w:r>
+        <w:rPr>
+          <w:rStyle w:val="VerbatimChar"/>
+        </w:rPr>
+        <w:t xml:space="preserve">ws://3142099912 — 16 maps</w:t>
+      </w:r>
+      <w:r>
+        <w:t xml:space="preserve"> </w:t>
+      </w:r>
+      <w:r>
+        <w:t xml:space="preserve">- last sync</w:t>
+      </w:r>
+      <w:r>
+        <w:t xml:space="preserve"> </w:t>
+      </w:r>
+      <w:r>
+        <w:rPr>
+          <w:rStyle w:val="VerbatimChar"/>
+        </w:rPr>
+        <w:t xml:space="preserve">2026-05-18 04:08 · 8m 41s · 0 errors</w:t>
+      </w:r>
+      <w:r>
+        <w:t xml:space="preserve"> </w:t>
+      </w:r>
+      <w:r>
+        <w:t xml:space="preserve">- Buttons:</w:t>
+      </w:r>
+      <w:r>
+        <w:t xml:space="preserve"> </w:t>
+      </w:r>
+      <w:r>
+        <w:rPr>
+          <w:rStyle w:val="VerbatimChar"/>
+        </w:rPr>
+        <w:t xml:space="preserve">rotate key</w:t>
+      </w:r>
+      <w:r>
+        <w:t xml:space="preserve">, green</w:t>
+      </w:r>
+      <w:r>
+        <w:t xml:space="preserve"> </w:t>
+      </w:r>
+      <w:r>
+        <w:rPr>
+          <w:rStyle w:val="VerbatimChar"/>
+        </w:rPr>
+        <w:t xml:space="preserve">sync now</w:t>
+      </w:r>
+      <w:r>
+        <w:t xml:space="preserve">.</w:t>
+      </w:r>
+    </w:p>
+    <w:p>
+      <w:pPr>
+        <w:pStyle w:val="BodyText"/>
+      </w:pPr>
+      <w:r>
+        <w:rPr>
+          <w:bCs/>
+          <w:b/>
+        </w:rPr>
+        <w:t xml:space="preserve">Steam game-server login token</w:t>
+      </w:r>
+      <w:r>
+        <w:t xml:space="preserve"> </w:t>
+      </w:r>
+      <w:r>
+        <w:t xml:space="preserve">— status</w:t>
+      </w:r>
+      <w:r>
+        <w:t xml:space="preserve"> </w:t>
+      </w:r>
+      <w:r>
+        <w:rPr>
+          <w:rStyle w:val="VerbatimChar"/>
+        </w:rPr>
+        <w:t xml:space="preserve">● active</w:t>
+      </w:r>
+      <w:r>
+        <w:t xml:space="preserve"> </w:t>
+      </w:r>
+      <w:r>
+        <w:t xml:space="preserve">(green):</w:t>
+      </w:r>
+      <w:r>
+        <w:t xml:space="preserve"> </w:t>
+      </w:r>
+      <w:r>
+        <w:t xml:space="preserve">- app</w:t>
+      </w:r>
+      <w:r>
+        <w:t xml:space="preserve"> </w:t>
+      </w:r>
+      <w:r>
+        <w:rPr>
+          <w:rStyle w:val="VerbatimChar"/>
+        </w:rPr>
+        <w:t xml:space="preserve">730 (cs2)</w:t>
+      </w:r>
+      <w:r>
+        <w:t xml:space="preserve"> </w:t>
+      </w:r>
+      <w:r>
+        <w:t xml:space="preserve">- token</w:t>
+      </w:r>
+      <w:r>
+        <w:t xml:space="preserve"> </w:t>
+      </w:r>
+      <w:r>
+        <w:rPr>
+          <w:rStyle w:val="VerbatimChar"/>
+        </w:rPr>
+        <w:t xml:space="preserve">F38C1B••••••••••••••••••••</w:t>
+      </w:r>
+      <w:r>
+        <w:t xml:space="preserve"> </w:t>
+      </w:r>
+      <w:r>
+        <w:t xml:space="preserve">- label</w:t>
+      </w:r>
+      <w:r>
+        <w:t xml:space="preserve"> </w:t>
+      </w:r>
+      <w:r>
+        <w:rPr>
+          <w:rStyle w:val="VerbatimChar"/>
+        </w:rPr>
+        <w:t xml:space="preserve">nokit-fra1</w:t>
+      </w:r>
+      <w:r>
+        <w:t xml:space="preserve"> </w:t>
+      </w:r>
+      <w:r>
+        <w:t xml:space="preserve">- added</w:t>
+      </w:r>
+      <w:r>
+        <w:t xml:space="preserve"> </w:t>
+      </w:r>
+      <w:r>
+        <w:rPr>
+          <w:rStyle w:val="VerbatimChar"/>
+        </w:rPr>
+        <w:t xml:space="preserve">2026-04-11</w:t>
+      </w:r>
+    </w:p>
+    <w:p>
+      <w:pPr>
+        <w:pStyle w:val="BodyText"/>
+      </w:pPr>
+      <w:r>
+        <w:rPr>
+          <w:bCs/>
+          <w:b/>
+        </w:rPr>
+        <w:t xml:space="preserve">Backup target</w:t>
+      </w:r>
+      <w:r>
+        <w:t xml:space="preserve"> </w:t>
+      </w:r>
+      <w:r>
+        <w:t xml:space="preserve">— status</w:t>
+      </w:r>
+      <w:r>
+        <w:t xml:space="preserve"> </w:t>
+      </w:r>
+      <w:r>
+        <w:rPr>
+          <w:rStyle w:val="VerbatimChar"/>
+        </w:rPr>
+        <w:t xml:space="preserve">● S3</w:t>
+      </w:r>
+      <w:r>
+        <w:t xml:space="preserve">:</w:t>
+      </w:r>
+      <w:r>
+        <w:t xml:space="preserve"> </w:t>
+      </w:r>
+      <w:r>
+        <w:t xml:space="preserve">- bucket</w:t>
+      </w:r>
+      <w:r>
+        <w:t xml:space="preserve"> </w:t>
+      </w:r>
+      <w:r>
+        <w:rPr>
+          <w:rStyle w:val="VerbatimChar"/>
+        </w:rPr>
+        <w:t xml:space="preserve">s3://nokit-backups</w:t>
+      </w:r>
+      <w:r>
+        <w:t xml:space="preserve"> </w:t>
+      </w:r>
+      <w:r>
+        <w:t xml:space="preserve">- prefix</w:t>
+      </w:r>
+      <w:r>
+        <w:t xml:space="preserve"> </w:t>
+      </w:r>
+      <w:r>
+        <w:rPr>
+          <w:rStyle w:val="VerbatimChar"/>
+        </w:rPr>
+        <w:t xml:space="preserve">fra1.mm/</w:t>
+      </w:r>
+      <w:r>
+        <w:t xml:space="preserve"> </w:t>
+      </w:r>
+      <w:r>
+        <w:t xml:space="preserve">- retention</w:t>
+      </w:r>
+      <w:r>
+        <w:t xml:space="preserve"> </w:t>
+      </w:r>
+      <w:r>
+        <w:rPr>
+          <w:rStyle w:val="VerbatimChar"/>
+        </w:rPr>
+        <w:t xml:space="preserve">30d (cfg) · 14d (demos)</w:t>
+      </w:r>
+      <w:r>
+        <w:t xml:space="preserve"> </w:t>
+      </w:r>
+      <w:r>
+        <w:t xml:space="preserve">- last</w:t>
+      </w:r>
+      <w:r>
+        <w:t xml:space="preserve"> </w:t>
+      </w:r>
+      <w:r>
+        <w:rPr>
+          <w:rStyle w:val="VerbatimChar"/>
+        </w:rPr>
+        <w:t xml:space="preserve">03:00 · 412 MB · ok</w:t>
+      </w:r>
+    </w:p>
+    <w:bookmarkEnd w:id="81"/>
+    <w:bookmarkStart w:id="82" w:name="gotv-demos-tab"/>
+    <w:p>
+      <w:pPr>
+        <w:pStyle w:val="Heading4"/>
+      </w:pPr>
+      <w:r>
+        <w:t xml:space="preserve">GOTV &amp; demos tab</w:t>
+      </w:r>
+    </w:p>
+    <w:p>
+      <w:pPr>
+        <w:pStyle w:val="FirstParagraph"/>
+      </w:pPr>
+      <w:r>
+        <w:t xml:space="preserve">Demo files table columns:</w:t>
+      </w:r>
+      <w:r>
+        <w:t xml:space="preserve"> </w:t>
+      </w:r>
+      <w:r>
+        <w:rPr>
+          <w:rStyle w:val="VerbatimChar"/>
+        </w:rPr>
+        <w:t xml:space="preserve">FILE | SIZE | DURATION | DLS</w:t>
+      </w:r>
+      <w:r>
+        <w:t xml:space="preserve"> </w:t>
+      </w:r>
+      <w:r>
+        <w:t xml:space="preserve">(downloads):</w:t>
+      </w:r>
+      <w:r>
+        <w:t xml:space="preserve"> </w:t>
+      </w:r>
+      <w:r>
+        <w:t xml:space="preserve">| FILE | SIZE | DURATION | DLS |</w:t>
+      </w:r>
+      <w:r>
+        <w:t xml:space="preserve"> </w:t>
+      </w:r>
+      <w:r>
+        <w:t xml:space="preserve">|——|——|———-|—–|</w:t>
+      </w:r>
+      <w:r>
+        <w:t xml:space="preserve"> </w:t>
+      </w:r>
+      <w:r>
+        <w:t xml:space="preserve">| 2026-05-21_de_mirage_mr12_team-0_vs_team-B.dem | 94.2 MB | 46m | 2 |</w:t>
+      </w:r>
+      <w:r>
+        <w:t xml:space="preserve"> </w:t>
+      </w:r>
+      <w:r>
+        <w:t xml:space="preserve">| 2026-05-20_de_inferno_scrim_axum_vs_nbk.dem | 102.8 MB | 52m | 0 |</w:t>
+      </w:r>
+      <w:r>
+        <w:t xml:space="preserve"> </w:t>
+      </w:r>
+      <w:r>
+        <w:t xml:space="preserve">| 2026-05-20_de_nuke_pug.dem | 78.4 MB | 38m | 1 |</w:t>
+      </w:r>
+      <w:r>
+        <w:t xml:space="preserve"> </w:t>
+      </w:r>
+      <w:r>
+        <w:t xml:space="preserve">| 2026-05-19_de_anubis_eu-quals.dem | 121.0 MB | 1h 04m | 8 |</w:t>
+      </w:r>
+    </w:p>
+    <w:p>
+      <w:pPr>
+        <w:pStyle w:val="BodyText"/>
+      </w:pPr>
+      <w:r>
+        <w:rPr>
+          <w:bCs/>
+          <w:b/>
+        </w:rPr>
+        <w:t xml:space="preserve">GOTV settings panel (right)</w:t>
+      </w:r>
+      <w:r>
+        <w:t xml:space="preserve"> </w:t>
+      </w:r>
+      <w:r>
+        <w:t xml:space="preserve">— Header</w:t>
+      </w:r>
+      <w:r>
+        <w:t xml:space="preserve"> </w:t>
+      </w:r>
+      <w:r>
+        <w:rPr>
+          <w:bCs/>
+          <w:b/>
+        </w:rPr>
+        <w:t xml:space="preserve">GOTV settings</w:t>
+      </w:r>
+      <w:r>
+        <w:t xml:space="preserve"> </w:t>
+      </w:r>
+      <w:r>
+        <w:t xml:space="preserve">(cvar → value):</w:t>
+      </w:r>
+      <w:r>
+        <w:t xml:space="preserve"> </w:t>
+      </w:r>
+      <w:r>
+        <w:t xml:space="preserve">-</w:t>
+      </w:r>
+      <w:r>
+        <w:t xml:space="preserve"> </w:t>
+      </w:r>
+      <w:r>
+        <w:rPr>
+          <w:rStyle w:val="VerbatimChar"/>
+        </w:rPr>
+        <w:t xml:space="preserve">tv_enable 1</w:t>
+      </w:r>
+      <w:r>
+        <w:t xml:space="preserve"> </w:t>
+      </w:r>
+      <w:r>
+        <w:t xml:space="preserve">-</w:t>
+      </w:r>
+      <w:r>
+        <w:t xml:space="preserve"> </w:t>
+      </w:r>
+      <w:r>
+        <w:rPr>
+          <w:rStyle w:val="VerbatimChar"/>
+        </w:rPr>
+        <w:t xml:space="preserve">tv_port 27020</w:t>
+      </w:r>
+      <w:r>
+        <w:t xml:space="preserve"> </w:t>
+      </w:r>
+      <w:r>
+        <w:t xml:space="preserve">-</w:t>
+      </w:r>
+      <w:r>
+        <w:t xml:space="preserve"> </w:t>
+      </w:r>
+      <w:r>
+        <w:rPr>
+          <w:rStyle w:val="VerbatimChar"/>
+        </w:rPr>
+        <w:t xml:space="preserve">tv_maxclients 32</w:t>
+      </w:r>
+      <w:r>
+        <w:t xml:space="preserve"> </w:t>
+      </w:r>
+      <w:r>
+        <w:t xml:space="preserve">-</w:t>
+      </w:r>
+      <w:r>
+        <w:t xml:space="preserve"> </w:t>
+      </w:r>
+      <w:r>
+        <w:rPr>
+          <w:rStyle w:val="VerbatimChar"/>
+        </w:rPr>
+        <w:t xml:space="preserve">tv_delay 90s</w:t>
+      </w:r>
+      <w:r>
+        <w:t xml:space="preserve"> </w:t>
+      </w:r>
+      <w:r>
+        <w:t xml:space="preserve">-</w:t>
+      </w:r>
+      <w:r>
+        <w:t xml:space="preserve"> </w:t>
+      </w:r>
+      <w:r>
+        <w:rPr>
+          <w:rStyle w:val="VerbatimChar"/>
+        </w:rPr>
+        <w:t xml:space="preserve">tv_autorecord 1</w:t>
+      </w:r>
+      <w:r>
+        <w:t xml:space="preserve"> </w:t>
+      </w:r>
+      <w:r>
+        <w:t xml:space="preserve">-</w:t>
+      </w:r>
+      <w:r>
+        <w:t xml:space="preserve"> </w:t>
+      </w:r>
+      <w:r>
+        <w:rPr>
+          <w:rStyle w:val="VerbatimChar"/>
+        </w:rPr>
+        <w:t xml:space="preserve">tv_chatgroup "nokit-gotv"</w:t>
+      </w:r>
+      <w:r>
+        <w:t xml:space="preserve"> </w:t>
+      </w:r>
+      <w:r>
+        <w:t xml:space="preserve">-</w:t>
+      </w:r>
+      <w:r>
+        <w:t xml:space="preserve"> </w:t>
+      </w:r>
+      <w:r>
+        <w:rPr>
+          <w:rStyle w:val="VerbatimChar"/>
+        </w:rPr>
+        <w:t xml:space="preserve">status ● 1 spectator · 0.4 mbps</w:t>
+      </w:r>
+      <w:r>
+        <w:t xml:space="preserve"> </w:t>
+      </w:r>
+      <w:r>
+        <w:t xml:space="preserve">(green)</w:t>
+      </w:r>
+      <w:r>
+        <w:t xml:space="preserve"> </w:t>
+      </w:r>
+      <w:r>
+        <w:t xml:space="preserve">-</w:t>
+      </w:r>
+      <w:r>
+        <w:t xml:space="preserve"> </w:t>
+      </w:r>
+      <w:r>
+        <w:rPr>
+          <w:bCs/>
+          <w:b/>
+        </w:rPr>
+        <w:t xml:space="preserve">DEMO RETENTION</w:t>
+      </w:r>
+      <w:r>
+        <w:t xml:space="preserve">:</w:t>
+      </w:r>
+      <w:r>
+        <w:t xml:space="preserve"> </w:t>
+      </w:r>
+      <w:r>
+        <w:rPr>
+          <w:rStyle w:val="VerbatimChar"/>
+        </w:rPr>
+        <w:t xml:space="preserve">keep [ 14 days ] then [ upload to S3 ]</w:t>
+      </w:r>
+      <w:r>
+        <w:t xml:space="preserve"> </w:t>
+      </w:r>
+      <w:r>
+        <w:t xml:space="preserve">(editable pills).</w:t>
+      </w:r>
+    </w:p>
+    <w:p>
+      <w:r>
+        <w:pict>
+          <v:rect style="width:0;height:1.5pt" o:hralign="center" o:hrstd="t" o:hr="t"/>
+        </w:pict>
+      </w:r>
+    </w:p>
+    <w:bookmarkEnd w:id="82"/>
+    <w:bookmarkEnd w:id="83"/>
+    <w:bookmarkStart w:id="84" w:name="multi-server-switcher"/>
+    <w:p>
+      <w:pPr>
+        <w:pStyle w:val="Heading3"/>
+      </w:pPr>
+      <w:r>
+        <w:t xml:space="preserve">11. Multi-server switcher</w:t>
+      </w:r>
+    </w:p>
+    <w:p>
+      <w:pPr>
+        <w:pStyle w:val="FirstParagraph"/>
+      </w:pPr>
+      <w:r>
+        <w:t xml:space="preserve">Opened from the top-left server dropdown (</w:t>
+      </w:r>
+      <w:r>
+        <w:rPr>
+          <w:rStyle w:val="VerbatimChar"/>
+        </w:rPr>
+        <w:t xml:space="preserve">fra1.mm · 5.39.42.118:27015</w:t>
+      </w:r>
+      <w:r>
+        <w:t xml:space="preserve">).</w:t>
+      </w:r>
+      <w:r>
+        <w:t xml:space="preserve"> </w:t>
+      </w:r>
+      <w:r>
+        <w:t xml:space="preserve">Dropdown panel:</w:t>
+      </w:r>
+      <w:r>
+        <w:t xml:space="preserve"> </w:t>
+      </w:r>
+      <w:r>
+        <w:t xml:space="preserve">- Section label</w:t>
+      </w:r>
+      <w:r>
+        <w:t xml:space="preserve"> </w:t>
+      </w:r>
+      <w:r>
+        <w:rPr>
+          <w:bCs/>
+          <w:b/>
+        </w:rPr>
+        <w:t xml:space="preserve">SERVERS</w:t>
+      </w:r>
+      <w:r>
+        <w:t xml:space="preserve">. Each row: online status dot + name +</w:t>
+      </w:r>
+      <w:r>
+        <w:t xml:space="preserve"> </w:t>
+      </w:r>
+      <w:r>
+        <w:rPr>
+          <w:rStyle w:val="VerbatimChar"/>
+        </w:rPr>
+        <w:t xml:space="preserve">ip:port · region</w:t>
+      </w:r>
+      <w:r>
+        <w:t xml:space="preserve"> </w:t>
+      </w:r>
+      <w:r>
+        <w:t xml:space="preserve">+ player-count badge +</w:t>
+      </w:r>
+      <w:r>
+        <w:t xml:space="preserve"> </w:t>
+      </w:r>
+      <w:r>
+        <w:rPr>
+          <w:rStyle w:val="VerbatimChar"/>
+        </w:rPr>
+        <w:t xml:space="preserve">×</w:t>
+      </w:r>
+      <w:r>
+        <w:t xml:space="preserve"> </w:t>
+      </w:r>
+      <w:r>
+        <w:t xml:space="preserve">remove button.</w:t>
+      </w:r>
+      <w:r>
+        <w:t xml:space="preserve"> </w:t>
+      </w:r>
+      <w:r>
+        <w:t xml:space="preserve">| Name | Address | Region | Players |</w:t>
+      </w:r>
+      <w:r>
+        <w:t xml:space="preserve"> </w:t>
+      </w:r>
+      <w:r>
+        <w:t xml:space="preserve">|——|———|——–|———|</w:t>
+      </w:r>
+      <w:r>
+        <w:t xml:space="preserve"> </w:t>
+      </w:r>
+      <w:r>
+        <w:t xml:space="preserve">| fra1.mm (active) | 5.39.42.118:27015 | Frankfurt | 9/12 |</w:t>
+      </w:r>
+      <w:r>
+        <w:t xml:space="preserve"> </w:t>
+      </w:r>
+      <w:r>
+        <w:t xml:space="preserve">| seal.scrim | 10.0.1.22:27015 | Seattle | 10/10 |</w:t>
+      </w:r>
+      <w:r>
+        <w:t xml:space="preserve"> </w:t>
+      </w:r>
+      <w:r>
+        <w:t xml:space="preserve">| home.lan | 192.168.1.40:27015 | Local | 3/10 |</w:t>
+      </w:r>
+      <w:r>
+        <w:t xml:space="preserve"> </w:t>
+      </w:r>
+      <w:r>
+        <w:t xml:space="preserve">| practice-aws | 54.218.7.92:27015 | us-west-2 | 0/8 |</w:t>
+      </w:r>
+      <w:r>
+        <w:t xml:space="preserve"> </w:t>
+      </w:r>
+      <w:r>
+        <w:t xml:space="preserve">| retake-old | 88.99.10.4:27015 | Hetzner | — (offline, grey dot) |</w:t>
+      </w:r>
+      <w:r>
+        <w:t xml:space="preserve"> </w:t>
+      </w:r>
+      <w:r>
+        <w:t xml:space="preserve">- Section label</w:t>
+      </w:r>
+      <w:r>
+        <w:t xml:space="preserve"> </w:t>
+      </w:r>
+      <w:r>
+        <w:rPr>
+          <w:bCs/>
+          <w:b/>
+        </w:rPr>
+        <w:t xml:space="preserve">ADD SERVER</w:t>
+      </w:r>
+      <w:r>
+        <w:t xml:space="preserve"> </w:t>
+      </w:r>
+      <w:r>
+        <w:t xml:space="preserve">— inline form:</w:t>
+      </w:r>
+      <w:r>
+        <w:t xml:space="preserve"> </w:t>
+      </w:r>
+      <w:r>
+        <w:rPr>
+          <w:rStyle w:val="VerbatimChar"/>
+        </w:rPr>
+        <w:t xml:space="preserve">name</w:t>
+      </w:r>
+      <w:r>
+        <w:t xml:space="preserve"> </w:t>
+      </w:r>
+      <w:r>
+        <w:t xml:space="preserve">text input,</w:t>
+      </w:r>
+      <w:r>
+        <w:t xml:space="preserve"> </w:t>
+      </w:r>
+      <w:r>
+        <w:rPr>
+          <w:rStyle w:val="VerbatimChar"/>
+        </w:rPr>
+        <w:t xml:space="preserve">ip:port</w:t>
+      </w:r>
+      <w:r>
+        <w:t xml:space="preserve"> </w:t>
+      </w:r>
+      <w:r>
+        <w:t xml:space="preserve">text input, green</w:t>
+      </w:r>
+      <w:r>
+        <w:t xml:space="preserve"> </w:t>
+      </w:r>
+      <w:r>
+        <w:rPr>
+          <w:bCs/>
+          <w:b/>
+        </w:rPr>
+        <w:t xml:space="preserve">Add</w:t>
+      </w:r>
+      <w:r>
+        <w:t xml:space="preserve"> </w:t>
+      </w:r>
+      <w:r>
+        <w:t xml:space="preserve">button, and a</w:t>
+      </w:r>
+      <w:r>
+        <w:t xml:space="preserve"> </w:t>
+      </w:r>
+      <w:r>
+        <w:rPr>
+          <w:rStyle w:val="VerbatimChar"/>
+        </w:rPr>
+        <w:t xml:space="preserve">rcon password</w:t>
+      </w:r>
+      <w:r>
+        <w:t xml:space="preserve"> </w:t>
+      </w:r>
+      <w:r>
+        <w:t xml:space="preserve">input below (full-width).</w:t>
+      </w:r>
+      <w:r>
+        <w:t xml:space="preserve"> </w:t>
+      </w:r>
+      <w:r>
+        <w:t xml:space="preserve">- Clicking a server row switches the active server (updates top-bar tickrate/players/map and all pages). Corresponds to CLI</w:t>
+      </w:r>
+      <w:r>
+        <w:t xml:space="preserve"> </w:t>
+      </w:r>
+      <w:r>
+        <w:rPr>
+          <w:rStyle w:val="VerbatimChar"/>
+        </w:rPr>
+        <w:t xml:space="preserve">srv ❯ add [hostname] [IP:PORT]</w:t>
+      </w:r>
+      <w:r>
+        <w:t xml:space="preserve">.</w:t>
+      </w:r>
+    </w:p>
+    <w:p>
+      <w:r>
+        <w:pict>
+          <v:rect style="width:0;height:1.5pt" o:hralign="center" o:hrstd="t" o:hr="t"/>
+        </w:pict>
+      </w:r>
+    </w:p>
+    <w:bookmarkEnd w:id="84"/>
+    <w:bookmarkStart w:id="85" w:name="login-auth-session"/>
+    <w:p>
+      <w:pPr>
+        <w:pStyle w:val="Heading3"/>
+      </w:pPr>
+      <w:r>
+        <w:t xml:space="preserve">12. Login / Auth &amp; Session</w:t>
+      </w:r>
+    </w:p>
+    <w:p>
+      <w:pPr>
+        <w:pStyle w:val="FirstParagraph"/>
+      </w:pPr>
+      <w:r>
+        <w:t xml:space="preserve">The public demo (</w:t>
+      </w:r>
+      <w:r>
+        <w:rPr>
+          <w:rStyle w:val="VerbatimChar"/>
+        </w:rPr>
+        <w:t xml:space="preserve">nokit.app/demo</w:t>
+      </w:r>
+      <w:r>
+        <w:t xml:space="preserve">) is a pre-authenticated single-page mock — there is</w:t>
+      </w:r>
+      <w:r>
+        <w:t xml:space="preserve"> </w:t>
+      </w:r>
+      <w:r>
+        <w:rPr>
+          <w:bCs/>
+          <w:b/>
+        </w:rPr>
+        <w:t xml:space="preserve">no separate</w:t>
+      </w:r>
+      <w:r>
+        <w:rPr>
+          <w:bCs/>
+          <w:b/>
+        </w:rPr>
+        <w:t xml:space="preserve"> </w:t>
+      </w:r>
+      <w:r>
+        <w:rPr>
+          <w:rStyle w:val="VerbatimChar"/>
+          <w:bCs/>
+          <w:b/>
+        </w:rPr>
+        <w:t xml:space="preserve">/login</w:t>
+      </w:r>
+      <w:r>
+        <w:rPr>
+          <w:bCs/>
+          <w:b/>
+        </w:rPr>
+        <w:t xml:space="preserve"> </w:t>
+      </w:r>
+      <w:r>
+        <w:rPr>
+          <w:bCs/>
+          <w:b/>
+        </w:rPr>
+        <w:t xml:space="preserve">route</w:t>
+      </w:r>
+      <w:r>
+        <w:t xml:space="preserve"> </w:t>
+      </w:r>
+      <w:r>
+        <w:t xml:space="preserve">(visiting</w:t>
+      </w:r>
+      <w:r>
+        <w:t xml:space="preserve"> </w:t>
+      </w:r>
+      <w:r>
+        <w:rPr>
+          <w:rStyle w:val="VerbatimChar"/>
+        </w:rPr>
+        <w:t xml:space="preserve">/login</w:t>
+      </w:r>
+      <w:r>
+        <w:t xml:space="preserve"> </w:t>
+      </w:r>
+      <w:r>
+        <w:t xml:space="preserve">returns 404). Auth is documented rather than shown as a live form:</w:t>
+      </w:r>
+      <w:r>
+        <w:t xml:space="preserve"> </w:t>
+      </w:r>
+      <w:r>
+        <w:t xml:space="preserve">-</w:t>
+      </w:r>
+      <w:r>
+        <w:t xml:space="preserve"> </w:t>
+      </w:r>
+      <w:r>
+        <w:rPr>
+          <w:bCs/>
+          <w:b/>
+        </w:rPr>
+        <w:t xml:space="preserve">No SaaS accounts / no telemetry.</w:t>
+      </w:r>
+      <w:r>
+        <w:t xml:space="preserve"> </w:t>
+      </w:r>
+      <w:r>
+        <w:t xml:space="preserve">Self-hosted only.</w:t>
+      </w:r>
+      <w:r>
+        <w:t xml:space="preserve"> </w:t>
+      </w:r>
+      <w:r>
+        <w:t xml:space="preserve">- Initial admin set via env var in docker-compose:</w:t>
+      </w:r>
+      <w:r>
+        <w:t xml:space="preserve"> </w:t>
+      </w:r>
+      <w:r>
+        <w:rPr>
+          <w:rStyle w:val="VerbatimChar"/>
+        </w:rPr>
+        <w:t xml:space="preserve">NOKIT_ADMIN: m0use@local</w:t>
+      </w:r>
+      <w:r>
+        <w:t xml:space="preserve">.</w:t>
+      </w:r>
+      <w:r>
+        <w:t xml:space="preserve"> </w:t>
+      </w:r>
+      <w:r>
+        <w:t xml:space="preserve">- Authentication is via</w:t>
+      </w:r>
+      <w:r>
+        <w:t xml:space="preserve"> </w:t>
+      </w:r>
+      <w:r>
+        <w:rPr>
+          <w:bCs/>
+          <w:b/>
+        </w:rPr>
+        <w:t xml:space="preserve">SteamID or email</w:t>
+      </w:r>
+      <w:r>
+        <w:t xml:space="preserve">, with</w:t>
+      </w:r>
+      <w:r>
+        <w:t xml:space="preserve"> </w:t>
+      </w:r>
+      <w:r>
+        <w:rPr>
+          <w:bCs/>
+          <w:b/>
+        </w:rPr>
+        <w:t xml:space="preserve">MFA support</w:t>
+      </w:r>
+      <w:r>
+        <w:t xml:space="preserve"> </w:t>
+      </w:r>
+      <w:r>
+        <w:t xml:space="preserve">(see Admin → Users &amp; roles: MFA</w:t>
+      </w:r>
+      <w:r>
+        <w:t xml:space="preserve"> </w:t>
+      </w:r>
+      <w:r>
+        <w:rPr>
+          <w:rStyle w:val="VerbatimChar"/>
+        </w:rPr>
+        <w:t xml:space="preserve">on</w:t>
+      </w:r>
+      <w:r>
+        <w:t xml:space="preserve">/</w:t>
+      </w:r>
+      <w:r>
+        <w:rPr>
+          <w:rStyle w:val="VerbatimChar"/>
+        </w:rPr>
+        <w:t xml:space="preserve">off</w:t>
+      </w:r>
+      <w:r>
+        <w:t xml:space="preserve"> </w:t>
+      </w:r>
+      <w:r>
+        <w:t xml:space="preserve">per user).</w:t>
+      </w:r>
+      <w:r>
+        <w:t xml:space="preserve"> </w:t>
+      </w:r>
+      <w:r>
+        <w:t xml:space="preserve">-</w:t>
+      </w:r>
+      <w:r>
+        <w:t xml:space="preserve"> </w:t>
+      </w:r>
+      <w:r>
+        <w:rPr>
+          <w:bCs/>
+          <w:b/>
+        </w:rPr>
+        <w:t xml:space="preserve">Role-based access control</w:t>
+      </w:r>
+      <w:r>
+        <w:t xml:space="preserve">: Owner / Admin / Moderator, enforced by the per-capability role matrix (see Admin).</w:t>
+      </w:r>
+      <w:r>
+        <w:t xml:space="preserve"> </w:t>
+      </w:r>
+      <w:r>
+        <w:t xml:space="preserve">- Sign-in events are recorded in the Audit log (e.g. </w:t>
+      </w:r>
+      <w:r>
+        <w:rPr>
+          <w:rStyle w:val="VerbatimChar"/>
+        </w:rPr>
+        <w:t xml:space="preserve">signin — from 84.124.221.9 — chrome/macOS</w:t>
+      </w:r>
+      <w:r>
+        <w:t xml:space="preserve">).</w:t>
+      </w:r>
+      <w:r>
+        <w:t xml:space="preserve"> </w:t>
+      </w:r>
+      <w:r>
+        <w:t xml:space="preserve">- Current session identity is shown in the top bar as</w:t>
+      </w:r>
+      <w:r>
+        <w:t xml:space="preserve"> </w:t>
+      </w:r>
+      <w:r>
+        <w:rPr>
+          <w:rStyle w:val="VerbatimChar"/>
+        </w:rPr>
+        <w:t xml:space="preserve">m0use@</w:t>
+      </w:r>
+      <w:r>
+        <w:t xml:space="preserve"> </w:t>
+      </w:r>
+      <w:r>
+        <w:t xml:space="preserve">with an avatar; a</w:t>
+      </w:r>
+      <w:r>
+        <w:t xml:space="preserve"> </w:t>
+      </w:r>
+      <w:r>
+        <w:rPr>
+          <w:bCs/>
+          <w:b/>
+        </w:rPr>
+        <w:t xml:space="preserve">power/logout icon</w:t>
+      </w:r>
+      <w:r>
+        <w:t xml:space="preserve"> </w:t>
+      </w:r>
+      <w:r>
+        <w:t xml:space="preserve">sits at the far right of the top bar. (In the demo these are static — the user menu does not open a dropdown.)</w:t>
+      </w:r>
+      <w:r>
+        <w:t xml:space="preserve"> </w:t>
+      </w:r>
+      <w:r>
+        <w:t xml:space="preserve">- Session/connection state surfaced globally: sidebar footer</w:t>
+      </w:r>
+      <w:r>
+        <w:t xml:space="preserve"> </w:t>
+      </w:r>
+      <w:r>
+        <w:rPr>
+          <w:rStyle w:val="VerbatimChar"/>
+        </w:rPr>
+        <w:t xml:space="preserve">● WS</w:t>
+      </w:r>
+      <w:r>
+        <w:t xml:space="preserve"> </w:t>
+      </w:r>
+      <w:r>
+        <w:t xml:space="preserve">indicator (note: docs describe live log transport as</w:t>
+      </w:r>
+      <w:r>
+        <w:t xml:space="preserve"> </w:t>
+      </w:r>
+      <w:r>
+        <w:rPr>
+          <w:bCs/>
+          <w:b/>
+        </w:rPr>
+        <w:t xml:space="preserve">SSE</w:t>
+      </w:r>
+      <w:r>
+        <w:t xml:space="preserve">, and RCON over loopback; the UI also shows a WS status pill) and footer</w:t>
+      </w:r>
+      <w:r>
+        <w:t xml:space="preserve"> </w:t>
+      </w:r>
+      <w:r>
+        <w:rPr>
+          <w:rStyle w:val="VerbatimChar"/>
+        </w:rPr>
+        <w:t xml:space="preserve">● srcds OK · ● relay OK</w:t>
+      </w:r>
+      <w:r>
+        <w:t xml:space="preserve">.</w:t>
+      </w:r>
+    </w:p>
+    <w:p>
+      <w:pPr>
+        <w:pStyle w:val="BlockText"/>
+      </w:pPr>
+      <w:r>
+        <w:rPr>
+          <w:bCs/>
+          <w:b/>
+        </w:rPr>
+        <w:t xml:space="preserve">This fork’s implementation note:</w:t>
+      </w:r>
+      <w:r>
+        <w:t xml:space="preserve"> </w:t>
+      </w:r>
+      <w:r>
+        <w:t xml:space="preserve">Auth is currently password-based login with</w:t>
+      </w:r>
+      <w:r>
+        <w:t xml:space="preserve"> </w:t>
+      </w:r>
+      <w:r>
+        <w:rPr>
+          <w:bCs/>
+          <w:b/>
+        </w:rPr>
+        <w:t xml:space="preserve">session tokens persisted in SQLite</w:t>
+      </w:r>
+      <w:r>
+        <w:t xml:space="preserve"> </w:t>
+      </w:r>
+      <w:r>
+        <w:t xml:space="preserve">(see Feature Status Table §1).</w:t>
+      </w:r>
+    </w:p>
+    <w:p>
+      <w:r>
+        <w:pict>
+          <v:rect style="width:0;height:1.5pt" o:hralign="center" o:hrstd="t" o:hr="t"/>
+        </w:pict>
+      </w:r>
+    </w:p>
     <w:bookmarkEnd w:id="85"/>
-    <w:bookmarkEnd w:id="86"/>
-    <w:bookmarkStart w:id="87" w:name="Xb3dc79d59a5ce2f8117aa7a57871f6dd7183cb9"/>
-    <w:p>
-      <w:pPr>
-        <w:pStyle w:val="Heading2"/>
-      </w:pPr>
-      <w:r>
-        <w:t xml:space="preserve">Cross-cutting UI / Design notes (for re-implementation)</w:t>
+    <w:bookmarkStart w:id="86" w:name="global-search-command-palette"/>
+    <w:p>
+      <w:pPr>
+        <w:pStyle w:val="Heading3"/>
+      </w:pPr>
+      <w:r>
+        <w:t xml:space="preserve">13. Global search / Command palette</w:t>
       </w:r>
     </w:p>
     <w:p>
@@ -17577,29 +17769,37 @@
         <w:pStyle w:val="Compact"/>
       </w:pPr>
       <w:r>
-        <w:rPr>
-          <w:bCs/>
-          <w:b/>
-        </w:rPr>
-        <w:t xml:space="preserve">Theme:</w:t>
-      </w:r>
-      <w:r>
-        <w:t xml:space="preserve"> </w:t>
-      </w:r>
-      <w:r>
-        <w:t xml:space="preserve">dark UI (near-black background</w:t>
-      </w:r>
-      <w:r>
-        <w:t xml:space="preserve"> </w:t>
-      </w:r>
-      <w:r>
-        <w:rPr>
-          <w:rStyle w:val="VerbatimChar"/>
-        </w:rPr>
-        <w:t xml:space="preserve">#0d0d0f</w:t>
-      </w:r>
-      <w:r>
-        <w:t xml:space="preserve">-ish), green primary accent (buttons, active nav, online dots), monospace fonts for logs/console/cvars, sans-serif for chrome.</w:t>
+        <w:t xml:space="preserve">Top-bar search field placeholder</w:t>
+      </w:r>
+      <w:r>
+        <w:t xml:space="preserve"> </w:t>
+      </w:r>
+      <w:r>
+        <w:rPr>
+          <w:rStyle w:val="VerbatimChar"/>
+        </w:rPr>
+        <w:t xml:space="preserve">cvars, players…</w:t>
+      </w:r>
+      <w:r>
+        <w:t xml:space="preserve"> </w:t>
+      </w:r>
+      <w:r>
+        <w:t xml:space="preserve">with a</w:t>
+      </w:r>
+      <w:r>
+        <w:t xml:space="preserve"> </w:t>
+      </w:r>
+      <w:r>
+        <w:rPr>
+          <w:rStyle w:val="VerbatimChar"/>
+        </w:rPr>
+        <w:t xml:space="preserve">⌘K</w:t>
+      </w:r>
+      <w:r>
+        <w:t xml:space="preserve"> </w:t>
+      </w:r>
+      <w:r>
+        <w:t xml:space="preserve">keyboard shortcut badge.</w:t>
       </w:r>
     </w:p>
     <w:p>
@@ -17611,17 +17811,77 @@
         <w:pStyle w:val="Compact"/>
       </w:pPr>
       <w:r>
-        <w:rPr>
-          <w:bCs/>
-          <w:b/>
-        </w:rPr>
-        <w:t xml:space="preserve">Status color language:</w:t>
+        <w:t xml:space="preserve">Intended as a command palette to jump to cvars/players/pages. In the demo, activating it routes to the</w:t>
+      </w:r>
+      <w:r>
+        <w:t xml:space="preserve"> </w:t>
+      </w:r>
+      <w:r>
+        <w:rPr>
+          <w:bCs/>
+          <w:b/>
+        </w:rPr>
+        <w:t xml:space="preserve">RCON Console</w:t>
+      </w:r>
+      <w:r>
+        <w:t xml:space="preserve"> </w:t>
+      </w:r>
+      <w:r>
+        <w:t xml:space="preserve">(the</w:t>
+      </w:r>
+      <w:r>
+        <w:t xml:space="preserve"> </w:t>
+      </w:r>
+      <w:r>
+        <w:rPr>
+          <w:rStyle w:val="VerbatimChar"/>
+        </w:rPr>
+        <w:t xml:space="preserve">⌘K</w:t>
+      </w:r>
+      <w:r>
+        <w:t xml:space="preserve"> </w:t>
+      </w:r>
+      <w:r>
+        <w:t xml:space="preserve">shortcut and the sidebar RCON</w:t>
+      </w:r>
+      <w:r>
+        <w:t xml:space="preserve"> </w:t>
+      </w:r>
+      <w:r>
+        <w:rPr>
+          <w:rStyle w:val="VerbatimChar"/>
+        </w:rPr>
+        <w:t xml:space="preserve">⌘K</w:t>
+      </w:r>
+      <w:r>
+        <w:t xml:space="preserve"> </w:t>
+      </w:r>
+      <w:r>
+        <w:t xml:space="preserve">badge are linked). No floating overlay palette renders in the static demo.</w:t>
+      </w:r>
+    </w:p>
+    <w:p>
+      <w:r>
+        <w:pict>
+          <v:rect style="width:0;height:1.5pt" o:hralign="center" o:hrstd="t" o:hr="t"/>
+        </w:pict>
+      </w:r>
+    </w:p>
+    <w:bookmarkEnd w:id="86"/>
+    <w:bookmarkEnd w:id="87"/>
+    <w:bookmarkStart w:id="88" w:name="Xb3dc79d59a5ce2f8117aa7a57871f6dd7183cb9"/>
+    <w:p>
+      <w:pPr>
+        <w:pStyle w:val="Heading2"/>
+      </w:pPr>
+      <w:r>
+        <w:t xml:space="preserve">Cross-cutting UI / Design notes (for re-implementation)</w:t>
       </w:r>
     </w:p>
     <w:p>
       <w:pPr>
         <w:numPr>
-          <w:ilvl w:val="1"/>
+          <w:ilvl w:val="0"/>
           <w:numId w:val="1018"/>
         </w:numPr>
         <w:pStyle w:val="Compact"/>
@@ -17631,19 +17891,31 @@
           <w:bCs/>
           <w:b/>
         </w:rPr>
-        <w:t xml:space="preserve">green</w:t>
-      </w:r>
-      <w:r>
-        <w:t xml:space="preserve"> </w:t>
-      </w:r>
-      <w:r>
-        <w:t xml:space="preserve">= ok / online / enabled / active</w:t>
+        <w:t xml:space="preserve">Theme:</w:t>
+      </w:r>
+      <w:r>
+        <w:t xml:space="preserve"> </w:t>
+      </w:r>
+      <w:r>
+        <w:t xml:space="preserve">dark UI (near-black background</w:t>
+      </w:r>
+      <w:r>
+        <w:t xml:space="preserve"> </w:t>
+      </w:r>
+      <w:r>
+        <w:rPr>
+          <w:rStyle w:val="VerbatimChar"/>
+        </w:rPr>
+        <w:t xml:space="preserve">#0d0d0f</w:t>
+      </w:r>
+      <w:r>
+        <w:t xml:space="preserve">-ish), green primary accent (buttons, active nav, online dots), monospace fonts for logs/console/cvars, sans-serif for chrome.</w:t>
       </w:r>
     </w:p>
     <w:p>
       <w:pPr>
         <w:numPr>
-          <w:ilvl w:val="1"/>
+          <w:ilvl w:val="0"/>
           <w:numId w:val="1018"/>
         </w:numPr>
         <w:pStyle w:val="Compact"/>
@@ -17653,19 +17925,123 @@
           <w:bCs/>
           <w:b/>
         </w:rPr>
-        <w:t xml:space="preserve">amber/orange</w:t>
-      </w:r>
-      <w:r>
-        <w:t xml:space="preserve"> </w:t>
-      </w:r>
-      <w:r>
-        <w:t xml:space="preserve">= warning / T-side / update-available / temporary</w:t>
+        <w:t xml:space="preserve">Status color language:</w:t>
       </w:r>
     </w:p>
     <w:p>
       <w:pPr>
         <w:numPr>
           <w:ilvl w:val="1"/>
+          <w:numId w:val="1019"/>
+        </w:numPr>
+        <w:pStyle w:val="Compact"/>
+      </w:pPr>
+      <w:r>
+        <w:rPr>
+          <w:bCs/>
+          <w:b/>
+        </w:rPr>
+        <w:t xml:space="preserve">green</w:t>
+      </w:r>
+      <w:r>
+        <w:t xml:space="preserve"> </w:t>
+      </w:r>
+      <w:r>
+        <w:t xml:space="preserve">= ok / online / enabled / active</w:t>
+      </w:r>
+    </w:p>
+    <w:p>
+      <w:pPr>
+        <w:numPr>
+          <w:ilvl w:val="1"/>
+          <w:numId w:val="1019"/>
+        </w:numPr>
+        <w:pStyle w:val="Compact"/>
+      </w:pPr>
+      <w:r>
+        <w:rPr>
+          <w:bCs/>
+          <w:b/>
+        </w:rPr>
+        <w:t xml:space="preserve">amber/orange</w:t>
+      </w:r>
+      <w:r>
+        <w:t xml:space="preserve"> </w:t>
+      </w:r>
+      <w:r>
+        <w:t xml:space="preserve">= warning / T-side / update-available / temporary</w:t>
+      </w:r>
+    </w:p>
+    <w:p>
+      <w:pPr>
+        <w:numPr>
+          <w:ilvl w:val="1"/>
+          <w:numId w:val="1019"/>
+        </w:numPr>
+        <w:pStyle w:val="Compact"/>
+      </w:pPr>
+      <w:r>
+        <w:rPr>
+          <w:bCs/>
+          <w:b/>
+        </w:rPr>
+        <w:t xml:space="preserve">red</w:t>
+      </w:r>
+      <w:r>
+        <w:t xml:space="preserve"> </w:t>
+      </w:r>
+      <w:r>
+        <w:t xml:space="preserve">= error / failed / ban / danger / permanent</w:t>
+      </w:r>
+    </w:p>
+    <w:p>
+      <w:pPr>
+        <w:numPr>
+          <w:ilvl w:val="1"/>
+          <w:numId w:val="1019"/>
+        </w:numPr>
+        <w:pStyle w:val="Compact"/>
+      </w:pPr>
+      <w:r>
+        <w:rPr>
+          <w:bCs/>
+          <w:b/>
+        </w:rPr>
+        <w:t xml:space="preserve">grey</w:t>
+      </w:r>
+      <w:r>
+        <w:t xml:space="preserve"> </w:t>
+      </w:r>
+      <w:r>
+        <w:t xml:space="preserve">= disabled / offline</w:t>
+      </w:r>
+    </w:p>
+    <w:p>
+      <w:pPr>
+        <w:numPr>
+          <w:ilvl w:val="1"/>
+          <w:numId w:val="1019"/>
+        </w:numPr>
+        <w:pStyle w:val="Compact"/>
+      </w:pPr>
+      <w:r>
+        <w:rPr>
+          <w:bCs/>
+          <w:b/>
+        </w:rPr>
+        <w:t xml:space="preserve">blue</w:t>
+      </w:r>
+      <w:r>
+        <w:t xml:space="preserve"> </w:t>
+      </w:r>
+      <w:r>
+        <w:t xml:space="preserve">= CT-side / admin-role / core-plugin / info</w:t>
+      </w:r>
+    </w:p>
+    <w:p>
+      <w:pPr>
+        <w:numPr>
+          <w:ilvl w:val="0"/>
           <w:numId w:val="1018"/>
         </w:numPr>
         <w:pStyle w:val="Compact"/>
@@ -17675,19 +18051,19 @@
           <w:bCs/>
           <w:b/>
         </w:rPr>
-        <w:t xml:space="preserve">red</w:t>
-      </w:r>
-      <w:r>
-        <w:t xml:space="preserve"> </w:t>
-      </w:r>
-      <w:r>
-        <w:t xml:space="preserve">= error / failed / ban / danger / permanent</w:t>
+        <w:t xml:space="preserve">Common layout pattern:</w:t>
+      </w:r>
+      <w:r>
+        <w:t xml:space="preserve"> </w:t>
+      </w:r>
+      <w:r>
+        <w:t xml:space="preserve">page header (title + descriptive subtitle on the left, action buttons on the right) → optional tab bar with count badges → main content (often a left main panel + right sidebar of secondary panels).</w:t>
       </w:r>
     </w:p>
     <w:p>
       <w:pPr>
         <w:numPr>
-          <w:ilvl w:val="1"/>
+          <w:ilvl w:val="0"/>
           <w:numId w:val="1018"/>
         </w:numPr>
         <w:pStyle w:val="Compact"/>
@@ -17697,19 +18073,19 @@
           <w:bCs/>
           <w:b/>
         </w:rPr>
-        <w:t xml:space="preserve">grey</w:t>
-      </w:r>
-      <w:r>
-        <w:t xml:space="preserve"> </w:t>
-      </w:r>
-      <w:r>
-        <w:t xml:space="preserve">= disabled / offline</w:t>
+        <w:t xml:space="preserve">Segmented toggles</w:t>
+      </w:r>
+      <w:r>
+        <w:t xml:space="preserve"> </w:t>
+      </w:r>
+      <w:r>
+        <w:t xml:space="preserve">used widely (match/practice/pug, all/CT/T/spec, live/paused, time ranges).</w:t>
       </w:r>
     </w:p>
     <w:p>
       <w:pPr>
         <w:numPr>
-          <w:ilvl w:val="1"/>
+          <w:ilvl w:val="0"/>
           <w:numId w:val="1018"/>
         </w:numPr>
         <w:pStyle w:val="Compact"/>
@@ -17719,20 +18095,20 @@
           <w:bCs/>
           <w:b/>
         </w:rPr>
-        <w:t xml:space="preserve">blue</w:t>
-      </w:r>
-      <w:r>
-        <w:t xml:space="preserve"> </w:t>
-      </w:r>
-      <w:r>
-        <w:t xml:space="preserve">= CT-side / admin-role / core-plugin / info</w:t>
+        <w:t xml:space="preserve">Tables</w:t>
+      </w:r>
+      <w:r>
+        <w:t xml:space="preserve"> </w:t>
+      </w:r>
+      <w:r>
+        <w:t xml:space="preserve">use uppercase small-caps column headers, colored pill badges for status/role/team, and reveal inline row-action buttons on hover/selection.</w:t>
       </w:r>
     </w:p>
     <w:p>
       <w:pPr>
         <w:numPr>
           <w:ilvl w:val="0"/>
-          <w:numId w:val="1017"/>
+          <w:numId w:val="1018"/>
         </w:numPr>
         <w:pStyle w:val="Compact"/>
       </w:pPr>
@@ -17741,20 +18117,20 @@
           <w:bCs/>
           <w:b/>
         </w:rPr>
-        <w:t xml:space="preserve">Common layout pattern:</w:t>
-      </w:r>
-      <w:r>
-        <w:t xml:space="preserve"> </w:t>
-      </w:r>
-      <w:r>
-        <w:t xml:space="preserve">page header (title + descriptive subtitle on the left, action buttons on the right) → optional tab bar with count badges → main content (often a left main panel + right sidebar of secondary panels).</w:t>
+        <w:t xml:space="preserve">Every mutating action</w:t>
+      </w:r>
+      <w:r>
+        <w:t xml:space="preserve"> </w:t>
+      </w:r>
+      <w:r>
+        <w:t xml:space="preserve">is designed to be logged to the Audit log with actor + action + target.</w:t>
       </w:r>
     </w:p>
     <w:p>
       <w:pPr>
         <w:numPr>
           <w:ilvl w:val="0"/>
-          <w:numId w:val="1017"/>
+          <w:numId w:val="1018"/>
         </w:numPr>
         <w:pStyle w:val="Compact"/>
       </w:pPr>
@@ -17763,20 +18139,20 @@
           <w:bCs/>
           <w:b/>
         </w:rPr>
-        <w:t xml:space="preserve">Segmented toggles</w:t>
-      </w:r>
-      <w:r>
-        <w:t xml:space="preserve"> </w:t>
-      </w:r>
-      <w:r>
-        <w:t xml:space="preserve">used widely (match/practice/pug, all/CT/T/spec, live/paused, time ranges).</w:t>
+        <w:t xml:space="preserve">Refresh cadence:</w:t>
+      </w:r>
+      <w:r>
+        <w:t xml:space="preserve"> </w:t>
+      </w:r>
+      <w:r>
+        <w:t xml:space="preserve">dashboard/stats and player list auto-refresh every ~4s; logs stream via SSE.</w:t>
       </w:r>
     </w:p>
     <w:p>
       <w:pPr>
         <w:numPr>
           <w:ilvl w:val="0"/>
-          <w:numId w:val="1017"/>
+          <w:numId w:val="1018"/>
         </w:numPr>
         <w:pStyle w:val="Compact"/>
       </w:pPr>
@@ -17785,20 +18161,32 @@
           <w:bCs/>
           <w:b/>
         </w:rPr>
-        <w:t xml:space="preserve">Tables</w:t>
-      </w:r>
-      <w:r>
-        <w:t xml:space="preserve"> </w:t>
-      </w:r>
-      <w:r>
-        <w:t xml:space="preserve">use uppercase small-caps column headers, colored pill badges for status/role/team, and reveal inline row-action buttons on hover/selection.</w:t>
+        <w:t xml:space="preserve">Update frequency example:</w:t>
+      </w:r>
+      <w:r>
+        <w:t xml:space="preserve"> </w:t>
+      </w:r>
+      <w:r>
+        <w:t xml:space="preserve">page footer clock ticks live (observed 16:16 → 16:30 across the session), timezone</w:t>
+      </w:r>
+      <w:r>
+        <w:t xml:space="preserve"> </w:t>
+      </w:r>
+      <w:r>
+        <w:rPr>
+          <w:rStyle w:val="VerbatimChar"/>
+        </w:rPr>
+        <w:t xml:space="preserve">Europe/Berlin (UTC+2)</w:t>
+      </w:r>
+      <w:r>
+        <w:t xml:space="preserve">.</w:t>
       </w:r>
     </w:p>
     <w:p>
       <w:pPr>
         <w:numPr>
           <w:ilvl w:val="0"/>
-          <w:numId w:val="1017"/>
+          <w:numId w:val="1018"/>
         </w:numPr>
         <w:pStyle w:val="Compact"/>
       </w:pPr>
@@ -17807,161 +18195,83 @@
           <w:bCs/>
           <w:b/>
         </w:rPr>
-        <w:t xml:space="preserve">Every mutating action</w:t>
-      </w:r>
-      <w:r>
-        <w:t xml:space="preserve"> </w:t>
-      </w:r>
-      <w:r>
-        <w:t xml:space="preserve">is designed to be logged to the Audit log with actor + action + target.</w:t>
+        <w:t xml:space="preserve">Version strings:</w:t>
+      </w:r>
+      <w:r>
+        <w:t xml:space="preserve"> </w:t>
+      </w:r>
+      <w:r>
+        <w:t xml:space="preserve">app</w:t>
+      </w:r>
+      <w:r>
+        <w:t xml:space="preserve"> </w:t>
+      </w:r>
+      <w:r>
+        <w:rPr>
+          <w:rStyle w:val="VerbatimChar"/>
+        </w:rPr>
+        <w:t xml:space="preserve">nokit v0.1.0-rc.1</w:t>
+      </w:r>
+      <w:r>
+        <w:t xml:space="preserve">, relay</w:t>
+      </w:r>
+      <w:r>
+        <w:t xml:space="preserve"> </w:t>
+      </w:r>
+      <w:r>
+        <w:rPr>
+          <w:rStyle w:val="VerbatimChar"/>
+        </w:rPr>
+        <w:t xml:space="preserve">v0.4.2</w:t>
+      </w:r>
+      <w:r>
+        <w:t xml:space="preserve">, CS#</w:t>
+      </w:r>
+      <w:r>
+        <w:t xml:space="preserve"> </w:t>
+      </w:r>
+      <w:r>
+        <w:rPr>
+          <w:rStyle w:val="VerbatimChar"/>
+        </w:rPr>
+        <w:t xml:space="preserve">1.0.305</w:t>
+      </w:r>
+      <w:r>
+        <w:t xml:space="preserve">, Metamod</w:t>
+      </w:r>
+      <w:r>
+        <w:t xml:space="preserve"> </w:t>
+      </w:r>
+      <w:r>
+        <w:rPr>
+          <w:rStyle w:val="VerbatimChar"/>
+        </w:rPr>
+        <w:t xml:space="preserve">2.0.0-12</w:t>
+      </w:r>
+      <w:r>
+        <w:t xml:space="preserve">, CS2 build</w:t>
+      </w:r>
+      <w:r>
+        <w:t xml:space="preserve"> </w:t>
+      </w:r>
+      <w:r>
+        <w:rPr>
+          <w:rStyle w:val="VerbatimChar"/>
+        </w:rPr>
+        <w:t xml:space="preserve">1.40.6.3</w:t>
+      </w:r>
+      <w:r>
+        <w:t xml:space="preserve"> </w:t>
+      </w:r>
+      <w:r>
+        <w:t xml:space="preserve">/ protocol v15 build 9462.</w:t>
       </w:r>
     </w:p>
     <w:p>
       <w:pPr>
         <w:numPr>
           <w:ilvl w:val="0"/>
-          <w:numId w:val="1017"/>
-        </w:numPr>
-        <w:pStyle w:val="Compact"/>
-      </w:pPr>
-      <w:r>
-        <w:rPr>
-          <w:bCs/>
-          <w:b/>
-        </w:rPr>
-        <w:t xml:space="preserve">Refresh cadence:</w:t>
-      </w:r>
-      <w:r>
-        <w:t xml:space="preserve"> </w:t>
-      </w:r>
-      <w:r>
-        <w:t xml:space="preserve">dashboard/stats and player list auto-refresh every ~4s; logs stream via SSE.</w:t>
-      </w:r>
-    </w:p>
-    <w:p>
-      <w:pPr>
-        <w:numPr>
-          <w:ilvl w:val="0"/>
-          <w:numId w:val="1017"/>
-        </w:numPr>
-        <w:pStyle w:val="Compact"/>
-      </w:pPr>
-      <w:r>
-        <w:rPr>
-          <w:bCs/>
-          <w:b/>
-        </w:rPr>
-        <w:t xml:space="preserve">Update frequency example:</w:t>
-      </w:r>
-      <w:r>
-        <w:t xml:space="preserve"> </w:t>
-      </w:r>
-      <w:r>
-        <w:t xml:space="preserve">page footer clock ticks live (observed 16:16 → 16:30 across the session), timezone</w:t>
-      </w:r>
-      <w:r>
-        <w:t xml:space="preserve"> </w:t>
-      </w:r>
-      <w:r>
-        <w:rPr>
-          <w:rStyle w:val="VerbatimChar"/>
-        </w:rPr>
-        <w:t xml:space="preserve">Europe/Berlin (UTC+2)</w:t>
-      </w:r>
-      <w:r>
-        <w:t xml:space="preserve">.</w:t>
-      </w:r>
-    </w:p>
-    <w:p>
-      <w:pPr>
-        <w:numPr>
-          <w:ilvl w:val="0"/>
-          <w:numId w:val="1017"/>
-        </w:numPr>
-        <w:pStyle w:val="Compact"/>
-      </w:pPr>
-      <w:r>
-        <w:rPr>
-          <w:bCs/>
-          <w:b/>
-        </w:rPr>
-        <w:t xml:space="preserve">Version strings:</w:t>
-      </w:r>
-      <w:r>
-        <w:t xml:space="preserve"> </w:t>
-      </w:r>
-      <w:r>
-        <w:t xml:space="preserve">app</w:t>
-      </w:r>
-      <w:r>
-        <w:t xml:space="preserve"> </w:t>
-      </w:r>
-      <w:r>
-        <w:rPr>
-          <w:rStyle w:val="VerbatimChar"/>
-        </w:rPr>
-        <w:t xml:space="preserve">nokit v0.1.0-rc.1</w:t>
-      </w:r>
-      <w:r>
-        <w:t xml:space="preserve">, relay</w:t>
-      </w:r>
-      <w:r>
-        <w:t xml:space="preserve"> </w:t>
-      </w:r>
-      <w:r>
-        <w:rPr>
-          <w:rStyle w:val="VerbatimChar"/>
-        </w:rPr>
-        <w:t xml:space="preserve">v0.4.2</w:t>
-      </w:r>
-      <w:r>
-        <w:t xml:space="preserve">, CS#</w:t>
-      </w:r>
-      <w:r>
-        <w:t xml:space="preserve"> </w:t>
-      </w:r>
-      <w:r>
-        <w:rPr>
-          <w:rStyle w:val="VerbatimChar"/>
-        </w:rPr>
-        <w:t xml:space="preserve">1.0.305</w:t>
-      </w:r>
-      <w:r>
-        <w:t xml:space="preserve">, Metamod</w:t>
-      </w:r>
-      <w:r>
-        <w:t xml:space="preserve"> </w:t>
-      </w:r>
-      <w:r>
-        <w:rPr>
-          <w:rStyle w:val="VerbatimChar"/>
-        </w:rPr>
-        <w:t xml:space="preserve">2.0.0-12</w:t>
-      </w:r>
-      <w:r>
-        <w:t xml:space="preserve">, CS2 build</w:t>
-      </w:r>
-      <w:r>
-        <w:t xml:space="preserve"> </w:t>
-      </w:r>
-      <w:r>
-        <w:rPr>
-          <w:rStyle w:val="VerbatimChar"/>
-        </w:rPr>
-        <w:t xml:space="preserve">1.40.6.3</w:t>
-      </w:r>
-      <w:r>
-        <w:t xml:space="preserve"> </w:t>
-      </w:r>
-      <w:r>
-        <w:t xml:space="preserve">/ protocol v15 build 9462.</w:t>
-      </w:r>
-    </w:p>
-    <w:p>
-      <w:pPr>
-        <w:numPr>
-          <w:ilvl w:val="0"/>
-          <w:numId w:val="1017"/>
+          <w:numId w:val="1018"/>
         </w:numPr>
         <w:pStyle w:val="Compact"/>
       </w:pPr>
@@ -18037,8 +18347,8 @@
         </w:pict>
       </w:r>
     </w:p>
-    <w:bookmarkEnd w:id="87"/>
-    <w:bookmarkStart w:id="89" w:name="bug-fixes-stability-improvements"/>
+    <w:bookmarkEnd w:id="88"/>
+    <w:bookmarkStart w:id="90" w:name="bug-fixes-stability-improvements"/>
     <w:p>
       <w:pPr>
         <w:pStyle w:val="Heading2"/>
@@ -18047,7 +18357,7 @@
         <w:t xml:space="preserve">Bug Fixes &amp; Stability Improvements</w:t>
       </w:r>
     </w:p>
-    <w:bookmarkStart w:id="88" w:name="rcon-connection-stability-2026-07-11"/>
+    <w:bookmarkStart w:id="89" w:name="rcon-connection-stability-2026-07-11"/>
     <w:p>
       <w:pPr>
         <w:pStyle w:val="Heading3"/>
@@ -18444,9 +18754,9 @@
         <w:t xml:space="preserve">This document was compiled from observations of the nokit demo. Keep it updated as features move from ❌ (demo/planned) to ✅ (implemented).</w:t>
       </w:r>
     </w:p>
-    <w:bookmarkEnd w:id="88"/>
     <w:bookmarkEnd w:id="89"/>
     <w:bookmarkEnd w:id="90"/>
+    <w:bookmarkEnd w:id="91"/>
     <w:sectPr/>
   </w:body>
 </w:document>
@@ -18796,6 +19106,9 @@
     <w:abstractNumId w:val="991"/>
   </w:num>
   <w:num w:numId="1018">
+    <w:abstractNumId w:val="991"/>
+  </w:num>
+  <w:num w:numId="1019">
     <w:abstractNumId w:val="991"/>
   </w:num>
 </w:numbering>
